--- a/2026A/心理学実験2/1420048141松山和弘_心理学実験2.docx
+++ b/2026A/心理学実験2/1420048141松山和弘_心理学実験2.docx
@@ -3,94 +3,338 @@
 <w:document xmlns:wpc="http://schemas.microsoft.com/office/word/2010/wordprocessingCanvas" xmlns:cx="http://schemas.microsoft.com/office/drawing/2014/chartex" xmlns:cx1="http://schemas.microsoft.com/office/drawing/2015/9/8/chartex" xmlns:cx2="http://schemas.microsoft.com/office/drawing/2015/10/21/chartex" xmlns:cx3="http://schemas.microsoft.com/office/drawing/2016/5/9/chartex" xmlns:cx4="http://schemas.microsoft.com/office/drawing/2016/5/10/chartex" xmlns:cx5="http://schemas.microsoft.com/office/drawing/2016/5/11/chartex" xmlns:cx6="http://schemas.microsoft.com/office/drawing/2016/5/12/chartex" xmlns:cx7="http://schemas.microsoft.com/office/drawing/2016/5/13/chartex" xmlns:cx8="http://schemas.microsoft.com/office/drawing/2016/5/14/chartex" xmlns:mc="http://schemas.openxmlformats.org/markup-compatibility/2006" xmlns:aink="http://schemas.microsoft.com/office/drawing/2016/ink" xmlns:am3d="http://schemas.microsoft.com/office/drawing/2017/model3d" xmlns:o="urn:schemas-microsoft-com:office:office" xmlns:oel="http://schemas.microsoft.com/office/2019/extlst" xmlns:r="http://schemas.openxmlformats.org/officeDocument/2006/relationships" xmlns:m="http://schemas.openxmlformats.org/officeDocument/2006/math" xmlns:v="urn:schemas-microsoft-com:vml" xmlns:wp14="http://schemas.microsoft.com/office/word/2010/wordprocessingDrawing" xmlns:wp="http://schemas.openxmlformats.org/drawingml/2006/wordprocessingDrawing" xmlns:w10="urn:schemas-microsoft-com:office:word" xmlns:w="http://schemas.openxmlformats.org/wordprocessingml/2006/main" xmlns:w14="http://schemas.microsoft.com/office/word/2010/wordml" xmlns:w15="http://schemas.microsoft.com/office/word/2012/wordml" xmlns:w16cex="http://schemas.microsoft.com/office/word/2018/wordml/cex" xmlns:w16cid="http://schemas.microsoft.com/office/word/2016/wordml/cid" xmlns:w16="http://schemas.microsoft.com/office/word/2018/wordml" xmlns:w16du="http://schemas.microsoft.com/office/word/2023/wordml/word16du" xmlns:w16sdtdh="http://schemas.microsoft.com/office/word/2020/wordml/sdtdatahash" xmlns:w16sdtfl="http://schemas.microsoft.com/office/word/2024/wordml/sdtformatlock" xmlns:w16se="http://schemas.microsoft.com/office/word/2015/wordml/symex" xmlns:wpg="http://schemas.microsoft.com/office/word/2010/wordprocessingGroup" xmlns:wpi="http://schemas.microsoft.com/office/word/2010/wordprocessingInk" xmlns:wne="http://schemas.microsoft.com/office/word/2006/wordml" xmlns:wps="http://schemas.microsoft.com/office/word/2010/wordprocessingShape" mc:Ignorable="w14 w15 w16se w16cid w16 w16cex w16sdtdh w16sdtfl w16du wp14">
   <w:body>
     <w:p>
-      <w:r>
-        <w:rPr>
-          <w:rFonts w:hint="eastAsia"/>
+      <w:pPr>
+        <w:rPr>
+          <w:b/>
+          <w:bCs/>
+        </w:rPr>
+      </w:pPr>
+      <w:r>
+        <w:rPr>
+          <w:rFonts w:hint="eastAsia"/>
+          <w:b/>
+          <w:bCs/>
         </w:rPr>
         <w:t>心理学実験2</w:t>
       </w:r>
     </w:p>
     <w:p>
-      <w:r>
-        <w:rPr>
-          <w:rFonts w:hint="eastAsia"/>
+      <w:pPr>
+        <w:rPr>
+          <w:b/>
+          <w:bCs/>
+        </w:rPr>
+      </w:pPr>
+      <w:r>
+        <w:rPr>
+          <w:rFonts w:hint="eastAsia"/>
+          <w:b/>
+          <w:bCs/>
         </w:rPr>
         <w:t>東京文教学習センター Xクラス</w:t>
       </w:r>
     </w:p>
     <w:p>
-      <w:r>
-        <w:rPr>
-          <w:rFonts w:hint="eastAsia"/>
+      <w:pPr>
+        <w:rPr>
+          <w:b/>
+          <w:bCs/>
+        </w:rPr>
+      </w:pPr>
+      <w:r>
+        <w:rPr>
+          <w:rFonts w:hint="eastAsia"/>
+          <w:b/>
+          <w:bCs/>
         </w:rPr>
         <w:t>受講日 2026年6月13～14日</w:t>
       </w:r>
     </w:p>
     <w:p>
-      <w:r>
-        <w:rPr>
-          <w:rFonts w:hint="eastAsia"/>
+      <w:pPr>
+        <w:rPr>
+          <w:b/>
+          <w:bCs/>
+        </w:rPr>
+      </w:pPr>
+      <w:r>
+        <w:rPr>
+          <w:rFonts w:hint="eastAsia"/>
+          <w:b/>
+          <w:bCs/>
         </w:rPr>
         <w:t>提出日 2026年7月1日</w:t>
       </w:r>
     </w:p>
-    <w:p/>
-    <w:p>
-      <w:r>
-        <w:rPr>
-          <w:rFonts w:hint="eastAsia"/>
+    <w:p>
+      <w:pPr>
+        <w:rPr>
+          <w:b/>
+          <w:bCs/>
+        </w:rPr>
+      </w:pPr>
+    </w:p>
+    <w:p>
+      <w:pPr>
+        <w:rPr>
+          <w:b/>
+          <w:bCs/>
+        </w:rPr>
+      </w:pPr>
+      <w:r>
+        <w:rPr>
+          <w:rFonts w:hint="eastAsia"/>
+          <w:b/>
+          <w:bCs/>
         </w:rPr>
         <w:t>印象形成(中心特性の働き)</w:t>
       </w:r>
     </w:p>
     <w:p>
-      <w:r>
-        <w:rPr>
-          <w:rFonts w:hint="eastAsia"/>
+      <w:pPr>
+        <w:rPr>
+          <w:b/>
+          <w:bCs/>
+        </w:rPr>
+      </w:pPr>
+      <w:r>
+        <w:rPr>
+          <w:rFonts w:hint="eastAsia"/>
+          <w:b/>
+          <w:bCs/>
         </w:rPr>
         <w:t>自由再生による記憶の系列位置効果</w:t>
       </w:r>
     </w:p>
     <w:p>
-      <w:r>
-        <w:rPr>
-          <w:rFonts w:hint="eastAsia"/>
+      <w:pPr>
+        <w:rPr>
+          <w:b/>
+          <w:bCs/>
+        </w:rPr>
+      </w:pPr>
+      <w:r>
+        <w:rPr>
+          <w:rFonts w:hint="eastAsia"/>
+          <w:b/>
+          <w:bCs/>
         </w:rPr>
         <w:t>運動技能学習におけるフィードバック効果</w:t>
       </w:r>
     </w:p>
-    <w:p/>
-    <w:p/>
-    <w:p/>
-    <w:p/>
-    <w:p/>
-    <w:p/>
-    <w:p/>
-    <w:p/>
-    <w:p/>
-    <w:p/>
-    <w:p/>
-    <w:p/>
-    <w:p/>
-    <w:p/>
-    <w:p/>
-    <w:p/>
-    <w:p/>
-    <w:p/>
-    <w:p/>
-    <w:p/>
-    <w:p/>
-    <w:p/>
-    <w:p/>
-    <w:p/>
-    <w:p/>
+    <w:p>
+      <w:pPr>
+        <w:rPr>
+          <w:b/>
+          <w:bCs/>
+        </w:rPr>
+      </w:pPr>
+    </w:p>
+    <w:p>
+      <w:pPr>
+        <w:rPr>
+          <w:b/>
+          <w:bCs/>
+        </w:rPr>
+      </w:pPr>
+    </w:p>
+    <w:p>
+      <w:pPr>
+        <w:rPr>
+          <w:b/>
+          <w:bCs/>
+        </w:rPr>
+      </w:pPr>
+    </w:p>
+    <w:p>
+      <w:pPr>
+        <w:rPr>
+          <w:b/>
+          <w:bCs/>
+        </w:rPr>
+      </w:pPr>
+    </w:p>
+    <w:p>
+      <w:pPr>
+        <w:rPr>
+          <w:b/>
+          <w:bCs/>
+        </w:rPr>
+      </w:pPr>
+    </w:p>
+    <w:p>
+      <w:pPr>
+        <w:rPr>
+          <w:b/>
+          <w:bCs/>
+        </w:rPr>
+      </w:pPr>
+    </w:p>
+    <w:p>
+      <w:pPr>
+        <w:rPr>
+          <w:b/>
+          <w:bCs/>
+        </w:rPr>
+      </w:pPr>
+    </w:p>
+    <w:p>
+      <w:pPr>
+        <w:rPr>
+          <w:b/>
+          <w:bCs/>
+        </w:rPr>
+      </w:pPr>
+    </w:p>
+    <w:p>
+      <w:pPr>
+        <w:rPr>
+          <w:b/>
+          <w:bCs/>
+        </w:rPr>
+      </w:pPr>
+    </w:p>
+    <w:p>
+      <w:pPr>
+        <w:rPr>
+          <w:b/>
+          <w:bCs/>
+        </w:rPr>
+      </w:pPr>
+    </w:p>
+    <w:p>
+      <w:pPr>
+        <w:rPr>
+          <w:b/>
+          <w:bCs/>
+        </w:rPr>
+      </w:pPr>
+    </w:p>
+    <w:p>
+      <w:pPr>
+        <w:rPr>
+          <w:b/>
+          <w:bCs/>
+        </w:rPr>
+      </w:pPr>
+    </w:p>
+    <w:p>
+      <w:pPr>
+        <w:rPr>
+          <w:b/>
+          <w:bCs/>
+        </w:rPr>
+      </w:pPr>
+    </w:p>
+    <w:p>
+      <w:pPr>
+        <w:rPr>
+          <w:b/>
+          <w:bCs/>
+        </w:rPr>
+      </w:pPr>
+    </w:p>
+    <w:p>
+      <w:pPr>
+        <w:rPr>
+          <w:b/>
+          <w:bCs/>
+        </w:rPr>
+      </w:pPr>
+    </w:p>
+    <w:p>
+      <w:pPr>
+        <w:rPr>
+          <w:b/>
+          <w:bCs/>
+        </w:rPr>
+      </w:pPr>
+    </w:p>
+    <w:p>
+      <w:pPr>
+        <w:rPr>
+          <w:b/>
+          <w:bCs/>
+        </w:rPr>
+      </w:pPr>
+    </w:p>
+    <w:p>
+      <w:pPr>
+        <w:rPr>
+          <w:b/>
+          <w:bCs/>
+        </w:rPr>
+      </w:pPr>
+    </w:p>
+    <w:p>
+      <w:pPr>
+        <w:rPr>
+          <w:b/>
+          <w:bCs/>
+        </w:rPr>
+      </w:pPr>
+    </w:p>
+    <w:p>
+      <w:pPr>
+        <w:rPr>
+          <w:b/>
+          <w:bCs/>
+        </w:rPr>
+      </w:pPr>
+    </w:p>
+    <w:p>
+      <w:pPr>
+        <w:rPr>
+          <w:b/>
+          <w:bCs/>
+        </w:rPr>
+      </w:pPr>
+    </w:p>
+    <w:p>
+      <w:pPr>
+        <w:rPr>
+          <w:b/>
+          <w:bCs/>
+        </w:rPr>
+      </w:pPr>
+    </w:p>
+    <w:p>
+      <w:pPr>
+        <w:rPr>
+          <w:b/>
+          <w:bCs/>
+        </w:rPr>
+      </w:pPr>
+    </w:p>
+    <w:p>
+      <w:pPr>
+        <w:rPr>
+          <w:b/>
+          <w:bCs/>
+        </w:rPr>
+      </w:pPr>
+    </w:p>
+    <w:p>
+      <w:pPr>
+        <w:rPr>
+          <w:b/>
+          <w:bCs/>
+        </w:rPr>
+      </w:pPr>
+    </w:p>
     <w:p>
       <w:pPr>
         <w:jc w:val="right"/>
-      </w:pPr>
-      <w:r>
-        <w:rPr>
-          <w:rFonts w:hint="eastAsia"/>
+        <w:rPr>
+          <w:b/>
+          <w:bCs/>
+        </w:rPr>
+      </w:pPr>
+      <w:r>
+        <w:rPr>
+          <w:rFonts w:hint="eastAsia"/>
+          <w:b/>
+          <w:bCs/>
         </w:rPr>
         <w:t>142-004814-1松山和弘</w:t>
       </w:r>
@@ -105,26 +349,28 @@
         <w:br w:type="page"/>
       </w:r>
     </w:p>
-    <w:p>
-      <w:pPr>
-        <w:rPr>
-          <w:rFonts w:hint="eastAsia"/>
-        </w:rPr>
-      </w:pPr>
-    </w:p>
+    <w:p/>
     <w:p>
       <w:pPr>
         <w:jc w:val="center"/>
-      </w:pPr>
-      <w:r>
-        <w:rPr>
-          <w:rFonts w:hint="eastAsia"/>
+        <w:rPr>
+          <w:b/>
+          <w:bCs/>
+        </w:rPr>
+      </w:pPr>
+      <w:r>
+        <w:rPr>
+          <w:rFonts w:hint="eastAsia"/>
+          <w:b/>
+          <w:bCs/>
         </w:rPr>
         <w:t>印象形成</w:t>
       </w:r>
       <w:r>
         <w:rPr>
           <w:rFonts w:hint="eastAsia"/>
+          <w:b/>
+          <w:bCs/>
         </w:rPr>
         <w:t>(中心特性の働き)</w:t>
       </w:r>
@@ -133,8 +379,16 @@
     <w:p>
       <w:pPr>
         <w:jc w:val="center"/>
-      </w:pPr>
-      <w:r>
+        <w:rPr>
+          <w:b/>
+          <w:bCs/>
+        </w:rPr>
+      </w:pPr>
+      <w:r>
+        <w:rPr>
+          <w:b/>
+          <w:bCs/>
+        </w:rPr>
         <w:t>問題</w:t>
       </w:r>
     </w:p>
@@ -223,23 +477,126 @@
     <w:p>
       <w:pPr>
         <w:jc w:val="center"/>
-      </w:pPr>
-      <w:r>
+        <w:rPr>
+          <w:b/>
+          <w:bCs/>
+        </w:rPr>
+      </w:pPr>
+      <w:r>
+        <w:rPr>
+          <w:b/>
+          <w:bCs/>
+        </w:rPr>
         <w:t>方法</w:t>
       </w:r>
     </w:p>
+    <w:p/>
+    <w:p>
+      <w:pPr>
+        <w:rPr>
+          <w:b/>
+          <w:bCs/>
+        </w:rPr>
+      </w:pPr>
+      <w:r>
+        <w:rPr>
+          <w:rFonts w:hint="eastAsia"/>
+          <w:b/>
+          <w:bCs/>
+        </w:rPr>
+        <w:t>実験参加者</w:t>
+      </w:r>
+    </w:p>
+    <w:p>
+      <w:r>
+        <w:rPr>
+          <w:rFonts w:hint="eastAsia"/>
+        </w:rPr>
+        <w:t xml:space="preserve"> </w:t>
+      </w:r>
+      <w:r>
+        <w:t xml:space="preserve"> 放送大学で「心理学実験</w:t>
+      </w:r>
+      <w:r>
+        <w:rPr>
+          <w:rFonts w:hint="eastAsia"/>
+        </w:rPr>
+        <w:t>2</w:t>
+      </w:r>
+      <w:r>
+        <w:t>」</w:t>
+      </w:r>
+      <w:r>
+        <w:rPr>
+          <w:rFonts w:hint="eastAsia"/>
+        </w:rPr>
+        <w:t>を受講中の学生1</w:t>
+      </w:r>
+      <w:r>
+        <w:t>9</w:t>
+      </w:r>
+      <w:r>
+        <w:rPr>
+          <w:rFonts w:hint="eastAsia"/>
+        </w:rPr>
+        <w:t>名(男性8名、女性1</w:t>
+      </w:r>
+      <w:r>
+        <w:t>1</w:t>
+      </w:r>
+      <w:r>
+        <w:rPr>
+          <w:rFonts w:hint="eastAsia"/>
+        </w:rPr>
+        <w:t>名、そのほか0</w:t>
+      </w:r>
+      <w:r>
+        <w:t>名、</w:t>
+      </w:r>
+      <w:r>
+        <w:rPr>
+          <w:rFonts w:hint="eastAsia"/>
+        </w:rPr>
+        <w:t>平均年齢4</w:t>
+      </w:r>
+      <w:r>
+        <w:t>9.53</w:t>
+      </w:r>
+      <w:r>
+        <w:rPr>
+          <w:rFonts w:hint="eastAsia"/>
+        </w:rPr>
+        <w:t>歳、標準偏差1</w:t>
+      </w:r>
+      <w:r>
+        <w:t>1.39</w:t>
+      </w:r>
+      <w:r>
+        <w:rPr>
+          <w:rFonts w:hint="eastAsia"/>
+        </w:rPr>
+        <w:t>)が、授業の課題として実験に参加した。</w:t>
+      </w:r>
+    </w:p>
     <w:p>
       <w:pPr>
         <w:jc w:val="left"/>
       </w:pPr>
+      <w:bookmarkStart w:id="0" w:name="_Hlk233471038"/>
     </w:p>
     <w:p>
       <w:pPr>
         <w:jc w:val="left"/>
-      </w:pPr>
-      <w:r>
-        <w:rPr>
-          <w:rFonts w:hint="eastAsia"/>
+        <w:rPr>
+          <w:b/>
+          <w:bCs/>
+        </w:rPr>
+      </w:pPr>
+      <w:r>
+        <w:rPr>
+          <w:rFonts w:hint="eastAsia"/>
+          <w:b/>
+          <w:bCs/>
         </w:rPr>
         <w:t>実験計画</w:t>
       </w:r>
@@ -252,148 +609,190 @@
         <w:rPr>
           <w:rFonts w:hint="eastAsia"/>
         </w:rPr>
-        <w:t>特性語のリストに「暖かい」という語が含まれる条件と、「冷たい」という語が含まれる</w:t>
-      </w:r>
-      <w:r>
-        <w:rPr>
-          <w:rFonts w:hint="eastAsia"/>
-        </w:rPr>
-        <w:t>2条件を設定した、1要因2水準の参加者間計画て゜あった。</w:t>
-      </w:r>
-    </w:p>
-    <w:p/>
-    <w:p>
-      <w:r>
-        <w:rPr>
-          <w:rFonts w:hint="eastAsia"/>
-        </w:rPr>
-        <w:t>実験参加者</w:t>
-      </w:r>
-    </w:p>
-    <w:p>
-      <w:r>
-        <w:rPr>
-          <w:rFonts w:hint="eastAsia"/>
-        </w:rPr>
-        <w:t xml:space="preserve"> </w:t>
-      </w:r>
-      <w:r>
-        <w:t xml:space="preserve"> 放送大学で「心理学実験</w:t>
-      </w:r>
-      <w:r>
-        <w:rPr>
-          <w:rFonts w:hint="eastAsia"/>
-        </w:rPr>
-        <w:t>2</w:t>
-      </w:r>
-      <w:r>
-        <w:t>」</w:t>
-      </w:r>
-      <w:r>
-        <w:rPr>
-          <w:rFonts w:hint="eastAsia"/>
-        </w:rPr>
-        <w:t>を受講中の学生1</w:t>
-      </w:r>
-      <w:r>
-        <w:t>9</w:t>
-      </w:r>
-      <w:r>
-        <w:rPr>
-          <w:rFonts w:hint="eastAsia"/>
-        </w:rPr>
-        <w:t>名(男性8名、女性1</w:t>
-      </w:r>
-      <w:r>
-        <w:t>1</w:t>
-      </w:r>
-      <w:r>
-        <w:rPr>
-          <w:rFonts w:hint="eastAsia"/>
-        </w:rPr>
-        <w:t>名、そのほか0</w:t>
-      </w:r>
-      <w:r>
-        <w:t>名、</w:t>
-      </w:r>
-      <w:r>
-        <w:rPr>
-          <w:rFonts w:hint="eastAsia"/>
-        </w:rPr>
-        <w:t>平均年齢4</w:t>
-      </w:r>
-      <w:r>
-        <w:t>9.53</w:t>
-      </w:r>
-      <w:r>
-        <w:rPr>
-          <w:rFonts w:hint="eastAsia"/>
-        </w:rPr>
-        <w:t>歳、標準偏差1</w:t>
-      </w:r>
-      <w:r>
-        <w:t>1.39</w:t>
-      </w:r>
-      <w:r>
-        <w:rPr>
-          <w:rFonts w:hint="eastAsia"/>
-        </w:rPr>
-        <w:t>)が、授業の課題として実験に参加した。</w:t>
-      </w:r>
-    </w:p>
-    <w:p/>
-    <w:p>
-      <w:r>
+        <w:t>特性語のリストに「暖かい」という語が含まれる条件と、</w:t>
+      </w:r>
+      <w:r>
+        <w:rPr>
+          <w:rFonts w:hint="eastAsia"/>
+        </w:rPr>
+        <w:t>その代わりに</w:t>
+      </w:r>
+      <w:r>
+        <w:rPr>
+          <w:rFonts w:hint="eastAsia"/>
+        </w:rPr>
+        <w:t>「冷たい」という語が含まれる</w:t>
+      </w:r>
+      <w:r>
+        <w:rPr>
+          <w:rFonts w:hint="eastAsia"/>
+        </w:rPr>
+        <w:t>2条件を設定した、1要因2水準の参加者間計画</w:t>
+      </w:r>
+      <w:r>
+        <w:rPr>
+          <w:rFonts w:hint="eastAsia"/>
+        </w:rPr>
+        <w:t>で</w:t>
+      </w:r>
+      <w:r>
+        <w:rPr>
+          <w:rFonts w:hint="eastAsia"/>
+        </w:rPr>
+        <w:t>あった。</w:t>
+      </w:r>
+    </w:p>
+    <w:bookmarkEnd w:id="0"/>
+    <w:p/>
+    <w:p>
+      <w:pPr>
+        <w:rPr>
+          <w:b/>
+          <w:bCs/>
+        </w:rPr>
+      </w:pPr>
+      <w:r>
+        <w:rPr>
+          <w:b/>
+          <w:bCs/>
+        </w:rPr>
         <w:t>実験材料</w:t>
       </w:r>
     </w:p>
-    <w:p/>
-    <w:p>
-      <w:r>
-        <w:rPr>
-          <w:rFonts w:hint="eastAsia"/>
+    <w:p>
+      <w:pPr>
+        <w:ind w:firstLineChars="100" w:firstLine="210"/>
+      </w:pPr>
+      <w:r>
+        <w:rPr>
+          <w:rFonts w:hint="eastAsia"/>
+          <w:b/>
+          <w:bCs/>
         </w:rPr>
         <w:t>特性語リスト</w:t>
       </w:r>
-    </w:p>
-    <w:p/>
-    <w:p>
+      <w:r>
+        <w:rPr>
+          <w:rFonts w:hint="eastAsia"/>
+        </w:rPr>
+        <w:t xml:space="preserve">　暖かい条件は、「知的な」「器用な」「勤勉な」「暖かい」「決断力のある」「実際的な」「注意深い」の7つの語を使用した。冷たい条件は、「知的な」「器用な」「勤勉な」「冷たい」「決断力のある」「実際的な」「注意深い」の7つの語を使用した。</w:t>
+      </w:r>
+    </w:p>
+    <w:p/>
+    <w:p>
+      <w:pPr>
+        <w:ind w:firstLineChars="100" w:firstLine="210"/>
+        <w:rPr>
+          <w:b/>
+          <w:bCs/>
+        </w:rPr>
+      </w:pPr>
       <w:r>
         <w:rPr>
           <w:rFonts w:hint="eastAsia"/>
         </w:rPr>
         <w:t>回答用紙</w:t>
       </w:r>
-    </w:p>
-    <w:p/>
-    <w:p/>
-    <w:p>
-      <w:pPr>
-        <w:widowControl/>
+      <w:r>
+        <w:rPr>
+          <w:rFonts w:hint="eastAsia"/>
+          <w:b/>
+          <w:bCs/>
+        </w:rPr>
+        <w:t xml:space="preserve">　次の2つの質問からなる回答用紙を使用した。質問1では</w:t>
+      </w:r>
+      <w:r>
+        <w:rPr>
+          <w:rFonts w:hint="eastAsia"/>
+          <w:b/>
+          <w:bCs/>
+        </w:rPr>
+        <w:t>、刺激人物についての印象を短い文章で説明するように求めた。質問2では、表に示す10個の形容詞対のうち、あてはまる方を選ぶように求めた。</w:t>
+      </w:r>
+    </w:p>
+    <w:p/>
+    <w:p/>
+    <w:p/>
+    <w:p>
+      <w:r>
+        <w:rPr>
+          <w:rFonts w:hint="eastAsia"/>
+        </w:rPr>
+        <w:t>手続き</w:t>
+      </w:r>
+    </w:p>
+    <w:p>
+      <w:r>
+        <w:rPr>
+          <w:rFonts w:hint="eastAsia"/>
+        </w:rPr>
+        <w:t xml:space="preserve">　実験参加者は、2つの条件(暖かい条件と冷たい条件)にランダムに分けられた。その後、次のような教示が与えられた。</w:t>
+      </w:r>
+      <w:r>
+        <w:rPr>
+          <w:rFonts w:hint="eastAsia"/>
+        </w:rPr>
+        <w:t>その後、次のような教示が与えられた。「これからある人物についての特徴が画面に提示されます。それを注意深く読んで下さい。そしてその人についての印象を作り上げて下さい。あとでその人について、数行の文章で答えていただきますそれでは、はじめます。」</w:t>
+      </w:r>
+    </w:p>
+    <w:p>
+      <w:r>
+        <w:rPr>
+          <w:rFonts w:hint="eastAsia"/>
+        </w:rPr>
+        <w:t xml:space="preserve">　教示後、パソコンの画面に、各条件に応じた特性語のリストが一語につき3秒ずつ提示された。その後、実験の本来の目的が説明され、実験を行っている際に、何か不審に思ったことがなかった</w:t>
+      </w:r>
+      <w:r>
+        <w:rPr>
+          <w:rFonts w:hint="eastAsia"/>
+        </w:rPr>
+        <w:t>か</w:t>
+      </w:r>
+      <w:r>
+        <w:rPr>
+          <w:rFonts w:hint="eastAsia"/>
+        </w:rPr>
+        <w:t>が確認された。</w:t>
+      </w:r>
+    </w:p>
+    <w:p/>
+    <w:p/>
+    <w:p>
+      <w:pPr>
+        <w:jc w:val="center"/>
+      </w:pPr>
+      <w:r>
+        <w:t>結果</w:t>
+      </w:r>
+    </w:p>
+    <w:p>
+      <w:pPr>
         <w:jc w:val="left"/>
       </w:pPr>
       <w:r>
-        <w:br w:type="page"/>
-      </w:r>
-    </w:p>
-    <w:p/>
-    <w:p/>
-    <w:p/>
+        <w:rPr>
+          <w:rFonts w:hint="eastAsia"/>
+        </w:rPr>
+        <w:t xml:space="preserve">  本実験では、暖かい条件に9名(男性3名、女性6名、そのほか0名)、冷たい条件に10名(男性5名、女性5名、そのほか0名)参加した。</w:t>
+      </w:r>
+    </w:p>
+    <w:p>
+      <w:pPr>
+        <w:jc w:val="left"/>
+      </w:pPr>
+      <w:r>
+        <w:rPr>
+          <w:rFonts w:hint="eastAsia"/>
+        </w:rPr>
+        <w:t xml:space="preserve">　各条件で記述された刺激人物についての印象を表1と表2に示す。</w:t>
+      </w:r>
+    </w:p>
     <w:p/>
     <w:p>
       <w:pPr>
         <w:jc w:val="center"/>
       </w:pPr>
-      <w:r>
-        <w:t>結果</w:t>
-      </w:r>
-    </w:p>
-    <w:p/>
-    <w:p>
-      <w:pPr>
-        <w:jc w:val="center"/>
-      </w:pPr>
-      <w:bookmarkStart w:id="0" w:name="_Hlk232257444"/>
+      <w:bookmarkStart w:id="1" w:name="_Hlk232257444"/>
       <w:r>
         <w:rPr>
           <w:rFonts w:hint="eastAsia"/>
@@ -438,7 +837,7 @@
             <w:noWrap/>
             <w:hideMark/>
           </w:tcPr>
-          <w:bookmarkEnd w:id="0"/>
+          <w:bookmarkEnd w:id="1"/>
           <w:p>
             <w:pPr>
               <w:pStyle w:val="a8"/>
@@ -1138,6 +1537,14 @@
       </w:tr>
     </w:tbl>
     <w:p/>
+    <w:p>
+      <w:r>
+        <w:rPr>
+          <w:rFonts w:hint="eastAsia"/>
+        </w:rPr>
+        <w:t>表1より、表2より　であった。</w:t>
+      </w:r>
+    </w:p>
     <w:p/>
     <w:p/>
     <w:p>
@@ -1147,6 +1554,27 @@
       </w:pPr>
       <w:r>
         <w:br w:type="page"/>
+      </w:r>
+    </w:p>
+    <w:p/>
+    <w:p>
+      <w:r>
+        <w:rPr>
+          <w:rFonts w:hint="eastAsia"/>
+        </w:rPr>
+        <w:t xml:space="preserve">  条件ごとに、各形容詞に</w:t>
+      </w:r>
+      <w:r>
+        <w:rPr>
+          <w:rFonts w:hint="eastAsia"/>
+        </w:rPr>
+        <w:t>あてはまると回答した人数</w:t>
+      </w:r>
+      <w:r>
+        <w:rPr>
+          <w:rFonts w:hint="eastAsia"/>
+        </w:rPr>
+        <w:t>を表3に示す。また、各形容詞にあてはまると回答した人数の割合を図1に示す。</w:t>
       </w:r>
     </w:p>
     <w:p/>
@@ -2843,29 +3271,6 @@
       </w:tr>
     </w:tbl>
     <w:p/>
-    <w:p/>
-    <w:p/>
-    <w:p/>
-    <w:p/>
-    <w:p>
-      <w:pPr>
-        <w:jc w:val="center"/>
-      </w:pPr>
-      <w:r>
-        <w:t>考察</w:t>
-      </w:r>
-    </w:p>
-    <w:p/>
-    <w:p/>
-    <w:p>
-      <w:pPr>
-        <w:jc w:val="center"/>
-      </w:pPr>
-      <w:r>
-        <w:t>引用文献</w:t>
-      </w:r>
-    </w:p>
-    <w:p/>
     <w:p>
       <w:pPr>
         <w:widowControl/>
@@ -2875,22 +3280,35 @@
         <w:br w:type="page"/>
       </w:r>
     </w:p>
-    <w:p>
-      <w:pPr>
-        <w:rPr>
-          <w:rFonts w:hint="eastAsia"/>
-        </w:rPr>
-      </w:pPr>
-    </w:p>
+    <w:p/>
+    <w:p/>
     <w:p>
       <w:pPr>
         <w:jc w:val="center"/>
       </w:pPr>
       <w:r>
         <w:rPr>
-          <w:rFonts w:hint="eastAsia"/>
-        </w:rPr>
-        <w:t>自由再生による記憶の系列位置効果</w:t>
+          <w:noProof/>
+        </w:rPr>
+        <w:drawing>
+          <wp:inline distT="0" distB="0" distL="0" distR="0" wp14:anchorId="577A0AD6" wp14:editId="7FFEA721">
+            <wp:extent cx="4511040" cy="2743200"/>
+            <wp:effectExtent l="0" t="0" r="3810" b="0"/>
+            <wp:docPr id="590967291" name="グラフ 1">
+              <a:extLst xmlns:a="http://schemas.openxmlformats.org/drawingml/2006/main">
+                <a:ext uri="{FF2B5EF4-FFF2-40B4-BE49-F238E27FC236}">
+                  <a16:creationId xmlns:a16="http://schemas.microsoft.com/office/drawing/2014/main" id="{218DF44D-627C-4894-9211-087995CBC3D2}"/>
+                </a:ext>
+              </a:extLst>
+            </wp:docPr>
+            <wp:cNvGraphicFramePr/>
+            <a:graphic xmlns:a="http://schemas.openxmlformats.org/drawingml/2006/main">
+              <a:graphicData uri="http://schemas.openxmlformats.org/drawingml/2006/chart">
+                <c:chart xmlns:c="http://schemas.openxmlformats.org/drawingml/2006/chart" xmlns:r="http://schemas.openxmlformats.org/officeDocument/2006/relationships" r:id="rId7"/>
+              </a:graphicData>
+            </a:graphic>
+          </wp:inline>
+        </w:drawing>
       </w:r>
     </w:p>
     <w:p/>
@@ -2899,34 +3317,23 @@
         <w:jc w:val="center"/>
       </w:pPr>
       <w:r>
-        <w:t>問題</w:t>
-      </w:r>
-    </w:p>
-    <w:p>
-      <w:r>
-        <w:rPr>
-          <w:rFonts w:hint="eastAsia"/>
-        </w:rPr>
-        <w:t xml:space="preserve"> </w:t>
-      </w:r>
-      <w:r>
-        <w:t xml:space="preserve"> </w:t>
-      </w:r>
-      <w:r>
-        <w:rPr>
-          <w:rFonts w:hint="eastAsia"/>
-        </w:rPr>
-        <w:t>自由再生法による課題を行い、直後再生条件と遅延再生条件とで、再生率を比較する。</w:t>
-      </w:r>
-    </w:p>
-    <w:p>
-      <w:r>
-        <w:rPr>
-          <w:rFonts w:hint="eastAsia"/>
-        </w:rPr>
-        <w:t>系列位置による再生率の違いを検討し、その背景を考察する。</w:t>
-      </w:r>
-    </w:p>
+        <w:rPr>
+          <w:rFonts w:hint="eastAsia"/>
+        </w:rPr>
+        <w:t>図1 各形容詞に当てはまると回答した人数の割合</w:t>
+      </w:r>
+    </w:p>
+    <w:p/>
+    <w:p/>
+    <w:p>
+      <w:r>
+        <w:rPr>
+          <w:rFonts w:hint="eastAsia"/>
+        </w:rPr>
+        <w:t>表3や図1より　であった。</w:t>
+      </w:r>
+    </w:p>
+    <w:p/>
     <w:p/>
     <w:p/>
     <w:p/>
@@ -2935,177 +3342,66 @@
         <w:jc w:val="center"/>
       </w:pPr>
       <w:r>
-        <w:t>方法</w:t>
-      </w:r>
-    </w:p>
-    <w:p>
-      <w:pPr>
-        <w:jc w:val="left"/>
-      </w:pPr>
-    </w:p>
-    <w:p>
-      <w:pPr>
-        <w:jc w:val="left"/>
-      </w:pPr>
-      <w:r>
-        <w:rPr>
-          <w:rFonts w:hint="eastAsia"/>
-        </w:rPr>
-        <w:t>実験計画</w:t>
-      </w:r>
-    </w:p>
-    <w:p>
-      <w:pPr>
-        <w:jc w:val="left"/>
-      </w:pPr>
-    </w:p>
-    <w:p>
-      <w:pPr>
-        <w:jc w:val="left"/>
-      </w:pPr>
-      <w:r>
-        <w:rPr>
-          <w:rFonts w:hint="eastAsia"/>
-        </w:rPr>
-        <w:t>記憶の測定法</w:t>
-      </w:r>
-    </w:p>
-    <w:p>
-      <w:pPr>
-        <w:jc w:val="left"/>
-      </w:pPr>
-      <w:r>
-        <w:rPr>
-          <w:rFonts w:hint="eastAsia"/>
-        </w:rPr>
-        <w:t>再生法:</w:t>
-      </w:r>
-      <w:r>
-        <w:t xml:space="preserve"> </w:t>
-      </w:r>
-      <w:r>
-        <w:rPr>
-          <w:rFonts w:hint="eastAsia"/>
-        </w:rPr>
-        <w:t>検索の手がかりかない状態で、記憶している内容を被験者自身に産出させる手続き</w:t>
-      </w:r>
-    </w:p>
-    <w:p>
-      <w:pPr>
-        <w:jc w:val="left"/>
-      </w:pPr>
-    </w:p>
-    <w:p>
-      <w:pPr>
-        <w:jc w:val="left"/>
-      </w:pPr>
-      <w:r>
-        <w:rPr>
-          <w:rFonts w:hint="eastAsia"/>
-        </w:rPr>
-        <w:t>・自由再生法:</w:t>
-      </w:r>
-      <w:r>
-        <w:t xml:space="preserve"> </w:t>
-      </w:r>
-      <w:r>
-        <w:rPr>
-          <w:rFonts w:hint="eastAsia"/>
-        </w:rPr>
-        <w:t>再生法のうち、刺激の提示順序には関係なく、思い出した順に答えさせる方法</w:t>
-      </w:r>
-    </w:p>
-    <w:p>
-      <w:pPr>
-        <w:jc w:val="left"/>
-      </w:pPr>
-    </w:p>
-    <w:p/>
-    <w:p/>
-    <w:p/>
-    <w:p>
-      <w:r>
-        <w:rPr>
-          <w:rFonts w:hint="eastAsia"/>
-        </w:rPr>
-        <w:t>実験参加者</w:t>
-      </w:r>
-    </w:p>
-    <w:p>
-      <w:r>
-        <w:rPr>
-          <w:rFonts w:hint="eastAsia"/>
-        </w:rPr>
-        <w:t xml:space="preserve"> </w:t>
-      </w:r>
-      <w:r>
-        <w:t xml:space="preserve"> 放送大学で「心理学実験</w:t>
-      </w:r>
-      <w:r>
-        <w:rPr>
-          <w:rFonts w:hint="eastAsia"/>
-        </w:rPr>
-        <w:t>2</w:t>
-      </w:r>
-      <w:r>
-        <w:t>」</w:t>
-      </w:r>
-      <w:r>
-        <w:rPr>
-          <w:rFonts w:hint="eastAsia"/>
-        </w:rPr>
-        <w:t>を受講中の学生1</w:t>
-      </w:r>
-      <w:r>
-        <w:t>9</w:t>
-      </w:r>
-      <w:r>
-        <w:rPr>
-          <w:rFonts w:hint="eastAsia"/>
-        </w:rPr>
-        <w:t>名(男性8名、女性1</w:t>
-      </w:r>
-      <w:r>
-        <w:t>1</w:t>
-      </w:r>
-      <w:r>
-        <w:rPr>
-          <w:rFonts w:hint="eastAsia"/>
-        </w:rPr>
-        <w:t>名、そのほか0</w:t>
-      </w:r>
-      <w:r>
-        <w:t>名、</w:t>
-      </w:r>
-      <w:r>
-        <w:rPr>
-          <w:rFonts w:hint="eastAsia"/>
-        </w:rPr>
-        <w:t>平均年齢4</w:t>
-      </w:r>
-      <w:r>
-        <w:t>9.53</w:t>
-      </w:r>
-      <w:r>
-        <w:rPr>
-          <w:rFonts w:hint="eastAsia"/>
-        </w:rPr>
-        <w:t>歳、標準偏差1</w:t>
-      </w:r>
-      <w:r>
-        <w:t>1.39</w:t>
-      </w:r>
-      <w:r>
-        <w:rPr>
-          <w:rFonts w:hint="eastAsia"/>
-        </w:rPr>
-        <w:t>)が、授業の課題として実験に参加した。</w:t>
-      </w:r>
-    </w:p>
-    <w:p/>
-    <w:p>
-      <w:r>
-        <w:t>実験材料</w:t>
+        <w:t>考察</w:t>
+      </w:r>
+    </w:p>
+    <w:p/>
+    <w:p/>
+    <w:p>
+      <w:pPr>
+        <w:jc w:val="center"/>
+      </w:pPr>
+      <w:r>
+        <w:rPr>
+          <w:rFonts w:hint="eastAsia"/>
+        </w:rPr>
+        <w:t>参考</w:t>
+      </w:r>
+      <w:r>
+        <w:t>文献</w:t>
+      </w:r>
+    </w:p>
+    <w:p>
+      <w:pPr>
+        <w:ind w:left="210" w:hangingChars="100" w:hanging="210"/>
+      </w:pPr>
+      <w:r>
+        <w:rPr>
+          <w:rFonts w:hint="eastAsia"/>
+        </w:rPr>
+        <w:t xml:space="preserve">Asch, S.E. (1946). Forming impression of personality. </w:t>
+      </w:r>
+      <w:r>
+        <w:rPr>
+          <w:rFonts w:hint="eastAsia"/>
+          <w:i/>
+          <w:iCs/>
+        </w:rPr>
+        <w:t xml:space="preserve">Journal of Abnormal and Social </w:t>
+      </w:r>
+      <w:proofErr w:type="spellStart"/>
+      <w:r>
+        <w:rPr>
+          <w:rFonts w:hint="eastAsia"/>
+          <w:i/>
+          <w:iCs/>
+        </w:rPr>
+        <w:t>Psychologi</w:t>
+      </w:r>
+      <w:proofErr w:type="spellEnd"/>
+      <w:r>
+        <w:rPr>
+          <w:rFonts w:hint="eastAsia"/>
+          <w:i/>
+          <w:iCs/>
+        </w:rPr>
+        <w:t>,</w:t>
+      </w:r>
+      <w:r>
+        <w:rPr>
+          <w:rFonts w:hint="eastAsia"/>
+        </w:rPr>
+        <w:t xml:space="preserve"> 41, 258-290.</w:t>
       </w:r>
     </w:p>
     <w:p/>
@@ -3120,6 +3416,401 @@
       </w:r>
     </w:p>
     <w:p/>
+    <w:p>
+      <w:pPr>
+        <w:jc w:val="center"/>
+      </w:pPr>
+      <w:r>
+        <w:rPr>
+          <w:rFonts w:hint="eastAsia"/>
+        </w:rPr>
+        <w:t>自由再生による記憶の系列位置効果</w:t>
+      </w:r>
+    </w:p>
+    <w:p/>
+    <w:p>
+      <w:pPr>
+        <w:jc w:val="center"/>
+      </w:pPr>
+      <w:r>
+        <w:t>問題</w:t>
+      </w:r>
+    </w:p>
+    <w:p>
+      <w:r>
+        <w:rPr>
+          <w:rFonts w:hint="eastAsia"/>
+        </w:rPr>
+        <w:t xml:space="preserve"> </w:t>
+      </w:r>
+      <w:r>
+        <w:t xml:space="preserve"> </w:t>
+      </w:r>
+      <w:r>
+        <w:rPr>
+          <w:rFonts w:hint="eastAsia"/>
+        </w:rPr>
+        <w:t>自由再生法による課題を行い、直後再生条件と遅延再生条件とで、再生率を比較する。</w:t>
+      </w:r>
+    </w:p>
+    <w:p>
+      <w:r>
+        <w:rPr>
+          <w:rFonts w:hint="eastAsia"/>
+        </w:rPr>
+        <w:t>系列位置による再生率の違いを検討し、その背景を考察する。</w:t>
+      </w:r>
+    </w:p>
+    <w:p/>
+    <w:p>
+      <w:pPr>
+        <w:jc w:val="center"/>
+      </w:pPr>
+      <w:r>
+        <w:t>方法</w:t>
+      </w:r>
+    </w:p>
+    <w:p>
+      <w:pPr>
+        <w:rPr>
+          <w:b/>
+          <w:bCs/>
+        </w:rPr>
+      </w:pPr>
+    </w:p>
+    <w:p>
+      <w:pPr>
+        <w:rPr>
+          <w:b/>
+          <w:bCs/>
+        </w:rPr>
+      </w:pPr>
+      <w:r>
+        <w:rPr>
+          <w:rFonts w:hint="eastAsia"/>
+          <w:b/>
+          <w:bCs/>
+        </w:rPr>
+        <w:t>実験参加者</w:t>
+      </w:r>
+    </w:p>
+    <w:p>
+      <w:r>
+        <w:rPr>
+          <w:rFonts w:hint="eastAsia"/>
+        </w:rPr>
+        <w:t xml:space="preserve"> </w:t>
+      </w:r>
+      <w:r>
+        <w:t xml:space="preserve"> 放送大学で「心理学実験</w:t>
+      </w:r>
+      <w:r>
+        <w:rPr>
+          <w:rFonts w:hint="eastAsia"/>
+        </w:rPr>
+        <w:t>2</w:t>
+      </w:r>
+      <w:r>
+        <w:t>」</w:t>
+      </w:r>
+      <w:r>
+        <w:rPr>
+          <w:rFonts w:hint="eastAsia"/>
+        </w:rPr>
+        <w:t>を受講中の学生1</w:t>
+      </w:r>
+      <w:r>
+        <w:t>9</w:t>
+      </w:r>
+      <w:r>
+        <w:rPr>
+          <w:rFonts w:hint="eastAsia"/>
+        </w:rPr>
+        <w:t>名(男性8名、女性1</w:t>
+      </w:r>
+      <w:r>
+        <w:t>1</w:t>
+      </w:r>
+      <w:r>
+        <w:rPr>
+          <w:rFonts w:hint="eastAsia"/>
+        </w:rPr>
+        <w:t>名、そのほか0</w:t>
+      </w:r>
+      <w:r>
+        <w:t>名、</w:t>
+      </w:r>
+      <w:r>
+        <w:rPr>
+          <w:rFonts w:hint="eastAsia"/>
+        </w:rPr>
+        <w:t>平均年齢4</w:t>
+      </w:r>
+      <w:r>
+        <w:t>9.53</w:t>
+      </w:r>
+      <w:r>
+        <w:rPr>
+          <w:rFonts w:hint="eastAsia"/>
+        </w:rPr>
+        <w:t>歳、標準偏差1</w:t>
+      </w:r>
+      <w:r>
+        <w:t>1.39</w:t>
+      </w:r>
+      <w:r>
+        <w:rPr>
+          <w:rFonts w:hint="eastAsia"/>
+        </w:rPr>
+        <w:t>)が、授業の課題として実験に参加した。</w:t>
+      </w:r>
+    </w:p>
+    <w:p>
+      <w:pPr>
+        <w:jc w:val="left"/>
+      </w:pPr>
+    </w:p>
+    <w:p>
+      <w:pPr>
+        <w:jc w:val="left"/>
+        <w:rPr>
+          <w:b/>
+          <w:bCs/>
+        </w:rPr>
+      </w:pPr>
+      <w:r>
+        <w:rPr>
+          <w:rFonts w:hint="eastAsia"/>
+          <w:b/>
+          <w:bCs/>
+        </w:rPr>
+        <w:t>装置</w:t>
+      </w:r>
+    </w:p>
+    <w:p>
+      <w:pPr>
+        <w:jc w:val="left"/>
+      </w:pPr>
+      <w:r>
+        <w:rPr>
+          <w:rFonts w:hint="eastAsia"/>
+        </w:rPr>
+        <w:t xml:space="preserve">  </w:t>
+      </w:r>
+      <w:r>
+        <w:rPr>
+          <w:rFonts w:hint="eastAsia"/>
+        </w:rPr>
+        <w:t>実験参加者ごとにPCで</w:t>
+      </w:r>
+      <w:r>
+        <w:rPr>
+          <w:rFonts w:hint="eastAsia"/>
+        </w:rPr>
+        <w:t>実験用ソフトウェアを使用した。</w:t>
+      </w:r>
+    </w:p>
+    <w:p>
+      <w:pPr>
+        <w:jc w:val="left"/>
+        <w:rPr>
+          <w:rFonts w:hint="eastAsia"/>
+        </w:rPr>
+      </w:pPr>
+      <w:r>
+        <w:rPr>
+          <w:rFonts w:hint="eastAsia"/>
+        </w:rPr>
+        <w:t>実験用ソフトウェアは、1試行につき事前に登録済みの単語を、ランダムに順次15個表示する。</w:t>
+      </w:r>
+      <w:r>
+        <w:rPr>
+          <w:rFonts w:hint="eastAsia"/>
+        </w:rPr>
+        <w:t>直後再生条件</w:t>
+      </w:r>
+      <w:r>
+        <w:rPr>
+          <w:rFonts w:hint="eastAsia"/>
+        </w:rPr>
+        <w:t>では直後に、</w:t>
+      </w:r>
+      <w:r>
+        <w:rPr>
+          <w:rFonts w:hint="eastAsia"/>
+        </w:rPr>
+        <w:t>遅延再生条件</w:t>
+      </w:r>
+      <w:r>
+        <w:rPr>
+          <w:rFonts w:hint="eastAsia"/>
+        </w:rPr>
+        <w:t>では計算問題を行った後に、</w:t>
+      </w:r>
+      <w:r>
+        <w:rPr>
+          <w:rFonts w:hint="eastAsia"/>
+        </w:rPr>
+        <w:t>自由再生する(実験参加者は、単語を思いだし、思い出した順に単語をPCのキーボードで入力する)</w:t>
+      </w:r>
+    </w:p>
+    <w:p>
+      <w:pPr>
+        <w:jc w:val="left"/>
+        <w:rPr>
+          <w:rFonts w:hint="eastAsia"/>
+        </w:rPr>
+      </w:pPr>
+    </w:p>
+    <w:p>
+      <w:pPr>
+        <w:jc w:val="left"/>
+        <w:rPr>
+          <w:b/>
+          <w:bCs/>
+        </w:rPr>
+      </w:pPr>
+      <w:r>
+        <w:rPr>
+          <w:rFonts w:hint="eastAsia"/>
+          <w:b/>
+          <w:bCs/>
+        </w:rPr>
+        <w:t>実験計画</w:t>
+      </w:r>
+    </w:p>
+    <w:p>
+      <w:r>
+        <w:t xml:space="preserve">　</w:t>
+      </w:r>
+      <w:r>
+        <w:rPr>
+          <w:rFonts w:hint="eastAsia"/>
+        </w:rPr>
+        <w:t>1要因2水準の参加者間計画であった。</w:t>
+      </w:r>
+    </w:p>
+    <w:p>
+      <w:pPr>
+        <w:jc w:val="left"/>
+      </w:pPr>
+    </w:p>
+    <w:p>
+      <w:pPr>
+        <w:jc w:val="left"/>
+        <w:rPr>
+          <w:b/>
+          <w:bCs/>
+        </w:rPr>
+      </w:pPr>
+      <w:r>
+        <w:rPr>
+          <w:rFonts w:hint="eastAsia"/>
+          <w:b/>
+          <w:bCs/>
+        </w:rPr>
+        <w:t>手続き</w:t>
+      </w:r>
+    </w:p>
+    <w:p>
+      <w:pPr>
+        <w:jc w:val="left"/>
+        <w:rPr>
+          <w:rFonts w:hint="eastAsia"/>
+        </w:rPr>
+      </w:pPr>
+      <w:r>
+        <w:rPr>
+          <w:rFonts w:hint="eastAsia"/>
+        </w:rPr>
+        <w:t xml:space="preserve">　実験参加者をA群(直後再生条件) 10名とB群(遅延再生条件)9名に、ランダムに分け</w:t>
+      </w:r>
+      <w:r>
+        <w:rPr>
+          <w:rFonts w:hint="eastAsia"/>
+        </w:rPr>
+        <w:t>、装置を使用して、4試行実験を行った。</w:t>
+      </w:r>
+    </w:p>
+    <w:p>
+      <w:pPr>
+        <w:rPr>
+          <w:rFonts w:hint="eastAsia"/>
+        </w:rPr>
+      </w:pPr>
+    </w:p>
+    <w:p>
+      <w:pPr>
+        <w:jc w:val="left"/>
+      </w:pPr>
+      <w:r>
+        <w:rPr>
+          <w:rFonts w:hint="eastAsia"/>
+        </w:rPr>
+        <w:t>記憶の測定法</w:t>
+      </w:r>
+    </w:p>
+    <w:p>
+      <w:pPr>
+        <w:jc w:val="left"/>
+      </w:pPr>
+      <w:r>
+        <w:rPr>
+          <w:rFonts w:hint="eastAsia"/>
+        </w:rPr>
+        <w:t>再生法:</w:t>
+      </w:r>
+      <w:r>
+        <w:t xml:space="preserve"> </w:t>
+      </w:r>
+      <w:r>
+        <w:rPr>
+          <w:rFonts w:hint="eastAsia"/>
+        </w:rPr>
+        <w:t>検索の手がかりかない状態で、記憶している内容を被験者自身に産出させる手続き</w:t>
+      </w:r>
+    </w:p>
+    <w:p>
+      <w:pPr>
+        <w:jc w:val="left"/>
+      </w:pPr>
+    </w:p>
+    <w:p>
+      <w:pPr>
+        <w:jc w:val="left"/>
+      </w:pPr>
+      <w:r>
+        <w:rPr>
+          <w:rFonts w:hint="eastAsia"/>
+        </w:rPr>
+        <w:t>・自由再生法:</w:t>
+      </w:r>
+      <w:r>
+        <w:t xml:space="preserve"> </w:t>
+      </w:r>
+      <w:r>
+        <w:rPr>
+          <w:rFonts w:hint="eastAsia"/>
+        </w:rPr>
+        <w:t>再生法のうち、刺激の提示順序には関係なく、思い出した順に答えさせる方法</w:t>
+      </w:r>
+    </w:p>
+    <w:p>
+      <w:pPr>
+        <w:jc w:val="left"/>
+      </w:pPr>
+    </w:p>
+    <w:p/>
+    <w:p/>
+    <w:p/>
+    <w:p/>
+    <w:p>
+      <w:r>
+        <w:t>実験材料</w:t>
+      </w:r>
+    </w:p>
+    <w:p/>
+    <w:p/>
     <w:p/>
     <w:p/>
     <w:p/>
@@ -3137,44 +3828,62 @@
         <w:jc w:val="left"/>
       </w:pPr>
     </w:p>
-    <w:p/>
-    <w:p/>
-    <w:p>
-      <w:pPr>
-        <w:jc w:val="center"/>
-      </w:pPr>
-      <w:r>
-        <w:t>考察</w:t>
-      </w:r>
-    </w:p>
-    <w:p/>
-    <w:p/>
-    <w:p>
-      <w:pPr>
-        <w:jc w:val="center"/>
-      </w:pPr>
-      <w:r>
-        <w:t>引用文献</w:t>
-      </w:r>
-    </w:p>
-    <w:p/>
-    <w:p/>
     <w:p>
       <w:pPr>
         <w:widowControl/>
         <w:jc w:val="left"/>
       </w:pPr>
+    </w:p>
+    <w:p>
+      <w:pPr>
+        <w:widowControl/>
+        <w:jc w:val="left"/>
+        <w:rPr>
+          <w:rFonts w:hint="eastAsia"/>
+        </w:rPr>
+      </w:pPr>
+    </w:p>
+    <w:p>
+      <w:pPr>
+        <w:widowControl/>
+        <w:jc w:val="left"/>
+      </w:pPr>
       <w:r>
         <w:br w:type="page"/>
       </w:r>
     </w:p>
-    <w:p>
-      <w:pPr>
-        <w:rPr>
-          <w:rFonts w:hint="eastAsia"/>
-        </w:rPr>
-      </w:pPr>
-    </w:p>
+    <w:p/>
+    <w:p/>
+    <w:p>
+      <w:pPr>
+        <w:jc w:val="center"/>
+      </w:pPr>
+      <w:r>
+        <w:t>考察</w:t>
+      </w:r>
+    </w:p>
+    <w:p/>
+    <w:p/>
+    <w:p>
+      <w:pPr>
+        <w:jc w:val="center"/>
+      </w:pPr>
+      <w:r>
+        <w:t>引用文献</w:t>
+      </w:r>
+    </w:p>
+    <w:p/>
+    <w:p/>
+    <w:p>
+      <w:pPr>
+        <w:widowControl/>
+        <w:jc w:val="left"/>
+      </w:pPr>
+      <w:r>
+        <w:br w:type="page"/>
+      </w:r>
+    </w:p>
+    <w:p/>
     <w:p>
       <w:pPr>
         <w:jc w:val="center"/>
@@ -3293,6 +4002,113 @@
     </w:p>
     <w:p>
       <w:pPr>
+        <w:rPr>
+          <w:b/>
+          <w:bCs/>
+        </w:rPr>
+      </w:pPr>
+      <w:r>
+        <w:rPr>
+          <w:rFonts w:hint="eastAsia"/>
+          <w:b/>
+          <w:bCs/>
+        </w:rPr>
+        <w:t>実験参加者</w:t>
+      </w:r>
+    </w:p>
+    <w:p>
+      <w:r>
+        <w:rPr>
+          <w:rFonts w:hint="eastAsia"/>
+        </w:rPr>
+        <w:t xml:space="preserve"> </w:t>
+      </w:r>
+      <w:r>
+        <w:t xml:space="preserve"> 放送大学で「心理学実験</w:t>
+      </w:r>
+      <w:r>
+        <w:rPr>
+          <w:rFonts w:hint="eastAsia"/>
+        </w:rPr>
+        <w:t>2</w:t>
+      </w:r>
+      <w:r>
+        <w:t>」</w:t>
+      </w:r>
+      <w:r>
+        <w:rPr>
+          <w:rFonts w:hint="eastAsia"/>
+        </w:rPr>
+        <w:t>を受講中の学生1</w:t>
+      </w:r>
+      <w:r>
+        <w:t>9</w:t>
+      </w:r>
+      <w:r>
+        <w:rPr>
+          <w:rFonts w:hint="eastAsia"/>
+        </w:rPr>
+        <w:t>名(男性8名、女性1</w:t>
+      </w:r>
+      <w:r>
+        <w:t>1</w:t>
+      </w:r>
+      <w:r>
+        <w:rPr>
+          <w:rFonts w:hint="eastAsia"/>
+        </w:rPr>
+        <w:t>名、そのほか0</w:t>
+      </w:r>
+      <w:r>
+        <w:t>名、</w:t>
+      </w:r>
+      <w:r>
+        <w:rPr>
+          <w:rFonts w:hint="eastAsia"/>
+        </w:rPr>
+        <w:t>平均年齢4</w:t>
+      </w:r>
+      <w:r>
+        <w:t>9.53</w:t>
+      </w:r>
+      <w:r>
+        <w:rPr>
+          <w:rFonts w:hint="eastAsia"/>
+        </w:rPr>
+        <w:t>歳、標準偏差1</w:t>
+      </w:r>
+      <w:r>
+        <w:t>1.39</w:t>
+      </w:r>
+      <w:r>
+        <w:rPr>
+          <w:rFonts w:hint="eastAsia"/>
+        </w:rPr>
+        <w:t>)が、授業の課題として実験に参加した。</w:t>
+      </w:r>
+    </w:p>
+    <w:p>
+      <w:pPr>
+        <w:jc w:val="left"/>
+      </w:pPr>
+    </w:p>
+    <w:p>
+      <w:pPr>
+        <w:jc w:val="left"/>
+      </w:pPr>
+    </w:p>
+    <w:p>
+      <w:pPr>
+        <w:jc w:val="left"/>
+      </w:pPr>
+    </w:p>
+    <w:p>
+      <w:pPr>
+        <w:jc w:val="left"/>
+      </w:pPr>
+    </w:p>
+    <w:p>
+      <w:pPr>
         <w:jc w:val="left"/>
       </w:pPr>
       <w:r>
@@ -3710,9 +4526,6 @@
       <w:pPr>
         <w:widowControl/>
         <w:jc w:val="left"/>
-        <w:rPr>
-          <w:rFonts w:hint="eastAsia"/>
-        </w:rPr>
       </w:pPr>
     </w:p>
     <w:p>
@@ -4526,6 +5339,1145 @@
 </w:styles>
 </file>
 
+<file path=word/charts/chart1.xml><?xml version="1.0" encoding="utf-8"?>
+<c:chartSpace xmlns:c="http://schemas.openxmlformats.org/drawingml/2006/chart" xmlns:a="http://schemas.openxmlformats.org/drawingml/2006/main" xmlns:r="http://schemas.openxmlformats.org/officeDocument/2006/relationships" xmlns:c16r2="http://schemas.microsoft.com/office/drawing/2015/06/chart">
+  <c:date1904 val="0"/>
+  <c:lang val="ja-JP"/>
+  <c:roundedCorners val="0"/>
+  <mc:AlternateContent xmlns:mc="http://schemas.openxmlformats.org/markup-compatibility/2006">
+    <mc:Choice xmlns:c14="http://schemas.microsoft.com/office/drawing/2007/8/2/chart" Requires="c14">
+      <c14:style val="102"/>
+    </mc:Choice>
+    <mc:Fallback>
+      <c:style val="2"/>
+    </mc:Fallback>
+  </mc:AlternateContent>
+  <c:chart>
+    <c:autoTitleDeleted val="1"/>
+    <c:plotArea>
+      <c:layout/>
+      <c:barChart>
+        <c:barDir val="col"/>
+        <c:grouping val="clustered"/>
+        <c:varyColors val="0"/>
+        <c:ser>
+          <c:idx val="0"/>
+          <c:order val="0"/>
+          <c:tx>
+            <c:strRef>
+              <c:f>Sheet1!$G$1</c:f>
+              <c:strCache>
+                <c:ptCount val="1"/>
+                <c:pt idx="0">
+                  <c:v>暖かい条件</c:v>
+                </c:pt>
+              </c:strCache>
+            </c:strRef>
+          </c:tx>
+          <c:spPr>
+            <a:solidFill>
+              <a:schemeClr val="accent1"/>
+            </a:solidFill>
+            <a:ln>
+              <a:noFill/>
+            </a:ln>
+            <a:effectLst/>
+          </c:spPr>
+          <c:invertIfNegative val="0"/>
+          <c:cat>
+            <c:strRef>
+              <c:f>Sheet1!$F$2:$F$19</c:f>
+              <c:strCache>
+                <c:ptCount val="18"/>
+                <c:pt idx="0">
+                  <c:v>寛大な</c:v>
+                </c:pt>
+                <c:pt idx="1">
+                  <c:v>賢い</c:v>
+                </c:pt>
+                <c:pt idx="2">
+                  <c:v>幸福な</c:v>
+                </c:pt>
+                <c:pt idx="3">
+                  <c:v>温厚な</c:v>
+                </c:pt>
+                <c:pt idx="4">
+                  <c:v>ユーモアのある</c:v>
+                </c:pt>
+                <c:pt idx="5">
+                  <c:v>社交的な</c:v>
+                </c:pt>
+                <c:pt idx="6">
+                  <c:v>人気のある</c:v>
+                </c:pt>
+                <c:pt idx="7">
+                  <c:v>頼りになる</c:v>
+                </c:pt>
+                <c:pt idx="8">
+                  <c:v>重要な</c:v>
+                </c:pt>
+                <c:pt idx="9">
+                  <c:v>人情のある</c:v>
+                </c:pt>
+                <c:pt idx="10">
+                  <c:v>容姿のよい</c:v>
+                </c:pt>
+                <c:pt idx="11">
+                  <c:v>根気強い</c:v>
+                </c:pt>
+                <c:pt idx="12">
+                  <c:v>まじめな</c:v>
+                </c:pt>
+                <c:pt idx="13">
+                  <c:v>控え目な</c:v>
+                </c:pt>
+                <c:pt idx="14">
+                  <c:v>愛他的な</c:v>
+                </c:pt>
+                <c:pt idx="15">
+                  <c:v>想像力に富む</c:v>
+                </c:pt>
+                <c:pt idx="16">
+                  <c:v>強い</c:v>
+                </c:pt>
+                <c:pt idx="17">
+                  <c:v>正直な</c:v>
+                </c:pt>
+              </c:strCache>
+            </c:strRef>
+          </c:cat>
+          <c:val>
+            <c:numRef>
+              <c:f>Sheet1!$G$2:$G$19</c:f>
+              <c:numCache>
+                <c:formatCode>0.00_ </c:formatCode>
+                <c:ptCount val="18"/>
+                <c:pt idx="0">
+                  <c:v>100</c:v>
+                </c:pt>
+                <c:pt idx="1">
+                  <c:v>100</c:v>
+                </c:pt>
+                <c:pt idx="2">
+                  <c:v>100</c:v>
+                </c:pt>
+                <c:pt idx="3">
+                  <c:v>100</c:v>
+                </c:pt>
+                <c:pt idx="4">
+                  <c:v>88.888888888888886</c:v>
+                </c:pt>
+                <c:pt idx="5">
+                  <c:v>100</c:v>
+                </c:pt>
+                <c:pt idx="6">
+                  <c:v>100</c:v>
+                </c:pt>
+                <c:pt idx="7">
+                  <c:v>100</c:v>
+                </c:pt>
+                <c:pt idx="8">
+                  <c:v>100</c:v>
+                </c:pt>
+                <c:pt idx="9">
+                  <c:v>100</c:v>
+                </c:pt>
+                <c:pt idx="10">
+                  <c:v>100</c:v>
+                </c:pt>
+                <c:pt idx="11">
+                  <c:v>100</c:v>
+                </c:pt>
+                <c:pt idx="12">
+                  <c:v>100</c:v>
+                </c:pt>
+                <c:pt idx="13">
+                  <c:v>55.555555555555557</c:v>
+                </c:pt>
+                <c:pt idx="14">
+                  <c:v>88.888888888888886</c:v>
+                </c:pt>
+                <c:pt idx="15">
+                  <c:v>55.555555555555557</c:v>
+                </c:pt>
+                <c:pt idx="16">
+                  <c:v>100</c:v>
+                </c:pt>
+                <c:pt idx="17">
+                  <c:v>100</c:v>
+                </c:pt>
+              </c:numCache>
+            </c:numRef>
+          </c:val>
+          <c:extLst>
+            <c:ext xmlns:c16="http://schemas.microsoft.com/office/drawing/2014/chart" uri="{C3380CC4-5D6E-409C-BE32-E72D297353CC}">
+              <c16:uniqueId val="{00000000-C4ED-4C8A-89BF-51905843A42F}"/>
+            </c:ext>
+          </c:extLst>
+        </c:ser>
+        <c:ser>
+          <c:idx val="1"/>
+          <c:order val="1"/>
+          <c:tx>
+            <c:strRef>
+              <c:f>Sheet1!$H$1</c:f>
+              <c:strCache>
+                <c:ptCount val="1"/>
+                <c:pt idx="0">
+                  <c:v>冷たい条件</c:v>
+                </c:pt>
+              </c:strCache>
+            </c:strRef>
+          </c:tx>
+          <c:spPr>
+            <a:solidFill>
+              <a:schemeClr val="accent2"/>
+            </a:solidFill>
+            <a:ln>
+              <a:noFill/>
+            </a:ln>
+            <a:effectLst/>
+          </c:spPr>
+          <c:invertIfNegative val="0"/>
+          <c:cat>
+            <c:strRef>
+              <c:f>Sheet1!$F$2:$F$19</c:f>
+              <c:strCache>
+                <c:ptCount val="18"/>
+                <c:pt idx="0">
+                  <c:v>寛大な</c:v>
+                </c:pt>
+                <c:pt idx="1">
+                  <c:v>賢い</c:v>
+                </c:pt>
+                <c:pt idx="2">
+                  <c:v>幸福な</c:v>
+                </c:pt>
+                <c:pt idx="3">
+                  <c:v>温厚な</c:v>
+                </c:pt>
+                <c:pt idx="4">
+                  <c:v>ユーモアのある</c:v>
+                </c:pt>
+                <c:pt idx="5">
+                  <c:v>社交的な</c:v>
+                </c:pt>
+                <c:pt idx="6">
+                  <c:v>人気のある</c:v>
+                </c:pt>
+                <c:pt idx="7">
+                  <c:v>頼りになる</c:v>
+                </c:pt>
+                <c:pt idx="8">
+                  <c:v>重要な</c:v>
+                </c:pt>
+                <c:pt idx="9">
+                  <c:v>人情のある</c:v>
+                </c:pt>
+                <c:pt idx="10">
+                  <c:v>容姿のよい</c:v>
+                </c:pt>
+                <c:pt idx="11">
+                  <c:v>根気強い</c:v>
+                </c:pt>
+                <c:pt idx="12">
+                  <c:v>まじめな</c:v>
+                </c:pt>
+                <c:pt idx="13">
+                  <c:v>控え目な</c:v>
+                </c:pt>
+                <c:pt idx="14">
+                  <c:v>愛他的な</c:v>
+                </c:pt>
+                <c:pt idx="15">
+                  <c:v>想像力に富む</c:v>
+                </c:pt>
+                <c:pt idx="16">
+                  <c:v>強い</c:v>
+                </c:pt>
+                <c:pt idx="17">
+                  <c:v>正直な</c:v>
+                </c:pt>
+              </c:strCache>
+            </c:strRef>
+          </c:cat>
+          <c:val>
+            <c:numRef>
+              <c:f>Sheet1!$H$2:$H$19</c:f>
+              <c:numCache>
+                <c:formatCode>0.00_ </c:formatCode>
+                <c:ptCount val="18"/>
+                <c:pt idx="0">
+                  <c:v>0</c:v>
+                </c:pt>
+                <c:pt idx="1">
+                  <c:v>100</c:v>
+                </c:pt>
+                <c:pt idx="2">
+                  <c:v>30</c:v>
+                </c:pt>
+                <c:pt idx="3">
+                  <c:v>20</c:v>
+                </c:pt>
+                <c:pt idx="4">
+                  <c:v>10</c:v>
+                </c:pt>
+                <c:pt idx="5">
+                  <c:v>20</c:v>
+                </c:pt>
+                <c:pt idx="6">
+                  <c:v>30</c:v>
+                </c:pt>
+                <c:pt idx="7">
+                  <c:v>100</c:v>
+                </c:pt>
+                <c:pt idx="8">
+                  <c:v>100</c:v>
+                </c:pt>
+                <c:pt idx="9">
+                  <c:v>0</c:v>
+                </c:pt>
+                <c:pt idx="10">
+                  <c:v>90</c:v>
+                </c:pt>
+                <c:pt idx="11">
+                  <c:v>100</c:v>
+                </c:pt>
+                <c:pt idx="12">
+                  <c:v>100</c:v>
+                </c:pt>
+                <c:pt idx="13">
+                  <c:v>100</c:v>
+                </c:pt>
+                <c:pt idx="14">
+                  <c:v>20</c:v>
+                </c:pt>
+                <c:pt idx="15">
+                  <c:v>0</c:v>
+                </c:pt>
+                <c:pt idx="16">
+                  <c:v>90</c:v>
+                </c:pt>
+                <c:pt idx="17">
+                  <c:v>90</c:v>
+                </c:pt>
+              </c:numCache>
+            </c:numRef>
+          </c:val>
+          <c:extLst>
+            <c:ext xmlns:c16="http://schemas.microsoft.com/office/drawing/2014/chart" uri="{C3380CC4-5D6E-409C-BE32-E72D297353CC}">
+              <c16:uniqueId val="{00000001-C4ED-4C8A-89BF-51905843A42F}"/>
+            </c:ext>
+          </c:extLst>
+        </c:ser>
+        <c:dLbls>
+          <c:showLegendKey val="0"/>
+          <c:showVal val="0"/>
+          <c:showCatName val="0"/>
+          <c:showSerName val="0"/>
+          <c:showPercent val="0"/>
+          <c:showBubbleSize val="0"/>
+        </c:dLbls>
+        <c:gapWidth val="219"/>
+        <c:overlap val="-27"/>
+        <c:axId val="1500532207"/>
+        <c:axId val="1500532623"/>
+      </c:barChart>
+      <c:catAx>
+        <c:axId val="1500532207"/>
+        <c:scaling>
+          <c:orientation val="minMax"/>
+        </c:scaling>
+        <c:delete val="0"/>
+        <c:axPos val="b"/>
+        <c:numFmt formatCode="General" sourceLinked="1"/>
+        <c:majorTickMark val="none"/>
+        <c:minorTickMark val="none"/>
+        <c:tickLblPos val="nextTo"/>
+        <c:spPr>
+          <a:noFill/>
+          <a:ln w="9525" cap="flat" cmpd="sng" algn="ctr">
+            <a:solidFill>
+              <a:schemeClr val="tx1">
+                <a:lumMod val="15000"/>
+                <a:lumOff val="85000"/>
+              </a:schemeClr>
+            </a:solidFill>
+            <a:round/>
+          </a:ln>
+          <a:effectLst/>
+        </c:spPr>
+        <c:txPr>
+          <a:bodyPr rot="0" spcFirstLastPara="1" vertOverflow="ellipsis" vert="wordArtVertRtl" wrap="square" anchor="ctr" anchorCtr="1"/>
+          <a:lstStyle/>
+          <a:p>
+            <a:pPr>
+              <a:defRPr sz="900" b="0" i="0" u="none" strike="noStrike" kern="1200" baseline="0">
+                <a:solidFill>
+                  <a:schemeClr val="tx1">
+                    <a:lumMod val="65000"/>
+                    <a:lumOff val="35000"/>
+                  </a:schemeClr>
+                </a:solidFill>
+                <a:latin typeface="+mn-lt"/>
+                <a:ea typeface="+mn-ea"/>
+                <a:cs typeface="+mn-cs"/>
+              </a:defRPr>
+            </a:pPr>
+            <a:endParaRPr lang="ja-JP"/>
+          </a:p>
+        </c:txPr>
+        <c:crossAx val="1500532623"/>
+        <c:crosses val="autoZero"/>
+        <c:auto val="1"/>
+        <c:lblAlgn val="ctr"/>
+        <c:lblOffset val="100"/>
+        <c:noMultiLvlLbl val="0"/>
+      </c:catAx>
+      <c:valAx>
+        <c:axId val="1500532623"/>
+        <c:scaling>
+          <c:orientation val="minMax"/>
+          <c:max val="100"/>
+        </c:scaling>
+        <c:delete val="0"/>
+        <c:axPos val="l"/>
+        <c:majorGridlines>
+          <c:spPr>
+            <a:ln w="9525" cap="flat" cmpd="sng" algn="ctr">
+              <a:solidFill>
+                <a:schemeClr val="tx1">
+                  <a:lumMod val="15000"/>
+                  <a:lumOff val="85000"/>
+                </a:schemeClr>
+              </a:solidFill>
+              <a:round/>
+            </a:ln>
+            <a:effectLst/>
+          </c:spPr>
+        </c:majorGridlines>
+        <c:title>
+          <c:tx>
+            <c:rich>
+              <a:bodyPr rot="0" spcFirstLastPara="1" vertOverflow="ellipsis" vert="wordArtVertRtl" wrap="square" anchor="ctr" anchorCtr="1"/>
+              <a:lstStyle/>
+              <a:p>
+                <a:pPr>
+                  <a:defRPr sz="1000" b="0" i="0" u="none" strike="noStrike" kern="1200" baseline="0">
+                    <a:solidFill>
+                      <a:schemeClr val="tx1">
+                        <a:lumMod val="65000"/>
+                        <a:lumOff val="35000"/>
+                      </a:schemeClr>
+                    </a:solidFill>
+                    <a:latin typeface="+mn-lt"/>
+                    <a:ea typeface="+mn-ea"/>
+                    <a:cs typeface="+mn-cs"/>
+                  </a:defRPr>
+                </a:pPr>
+                <a:r>
+                  <a:rPr lang="ja-JP" altLang="en-US"/>
+                  <a:t>割合</a:t>
+                </a:r>
+              </a:p>
+            </c:rich>
+          </c:tx>
+          <c:layout>
+            <c:manualLayout>
+              <c:xMode val="edge"/>
+              <c:yMode val="edge"/>
+              <c:x val="2.7777777777777776E-2"/>
+              <c:y val="0.23822142023913678"/>
+            </c:manualLayout>
+          </c:layout>
+          <c:overlay val="0"/>
+          <c:spPr>
+            <a:noFill/>
+            <a:ln>
+              <a:noFill/>
+            </a:ln>
+            <a:effectLst/>
+          </c:spPr>
+          <c:txPr>
+            <a:bodyPr rot="0" spcFirstLastPara="1" vertOverflow="ellipsis" vert="wordArtVertRtl" wrap="square" anchor="ctr" anchorCtr="1"/>
+            <a:lstStyle/>
+            <a:p>
+              <a:pPr>
+                <a:defRPr sz="1000" b="0" i="0" u="none" strike="noStrike" kern="1200" baseline="0">
+                  <a:solidFill>
+                    <a:schemeClr val="tx1">
+                      <a:lumMod val="65000"/>
+                      <a:lumOff val="35000"/>
+                    </a:schemeClr>
+                  </a:solidFill>
+                  <a:latin typeface="+mn-lt"/>
+                  <a:ea typeface="+mn-ea"/>
+                  <a:cs typeface="+mn-cs"/>
+                </a:defRPr>
+              </a:pPr>
+              <a:endParaRPr lang="ja-JP"/>
+            </a:p>
+          </c:txPr>
+        </c:title>
+        <c:numFmt formatCode="0.00_ " sourceLinked="1"/>
+        <c:majorTickMark val="none"/>
+        <c:minorTickMark val="none"/>
+        <c:tickLblPos val="nextTo"/>
+        <c:spPr>
+          <a:noFill/>
+          <a:ln>
+            <a:noFill/>
+          </a:ln>
+          <a:effectLst/>
+        </c:spPr>
+        <c:txPr>
+          <a:bodyPr rot="-60000000" spcFirstLastPara="1" vertOverflow="ellipsis" vert="horz" wrap="square" anchor="ctr" anchorCtr="1"/>
+          <a:lstStyle/>
+          <a:p>
+            <a:pPr>
+              <a:defRPr sz="900" b="0" i="0" u="none" strike="noStrike" kern="1200" baseline="0">
+                <a:solidFill>
+                  <a:schemeClr val="tx1">
+                    <a:lumMod val="65000"/>
+                    <a:lumOff val="35000"/>
+                  </a:schemeClr>
+                </a:solidFill>
+                <a:latin typeface="+mn-lt"/>
+                <a:ea typeface="+mn-ea"/>
+                <a:cs typeface="+mn-cs"/>
+              </a:defRPr>
+            </a:pPr>
+            <a:endParaRPr lang="ja-JP"/>
+          </a:p>
+        </c:txPr>
+        <c:crossAx val="1500532207"/>
+        <c:crosses val="autoZero"/>
+        <c:crossBetween val="between"/>
+      </c:valAx>
+      <c:spPr>
+        <a:noFill/>
+        <a:ln>
+          <a:noFill/>
+        </a:ln>
+        <a:effectLst/>
+      </c:spPr>
+    </c:plotArea>
+    <c:legend>
+      <c:legendPos val="b"/>
+      <c:overlay val="0"/>
+      <c:spPr>
+        <a:noFill/>
+        <a:ln>
+          <a:noFill/>
+        </a:ln>
+        <a:effectLst/>
+      </c:spPr>
+      <c:txPr>
+        <a:bodyPr rot="0" spcFirstLastPara="1" vertOverflow="ellipsis" vert="horz" wrap="square" anchor="ctr" anchorCtr="1"/>
+        <a:lstStyle/>
+        <a:p>
+          <a:pPr>
+            <a:defRPr sz="900" b="0" i="0" u="none" strike="noStrike" kern="1200" baseline="0">
+              <a:solidFill>
+                <a:schemeClr val="tx1">
+                  <a:lumMod val="65000"/>
+                  <a:lumOff val="35000"/>
+                </a:schemeClr>
+              </a:solidFill>
+              <a:latin typeface="+mn-lt"/>
+              <a:ea typeface="+mn-ea"/>
+              <a:cs typeface="+mn-cs"/>
+            </a:defRPr>
+          </a:pPr>
+          <a:endParaRPr lang="ja-JP"/>
+        </a:p>
+      </c:txPr>
+    </c:legend>
+    <c:plotVisOnly val="1"/>
+    <c:dispBlanksAs val="gap"/>
+    <c:showDLblsOverMax val="0"/>
+    <c:extLst>
+      <c:ext xmlns:c16r3="http://schemas.microsoft.com/office/drawing/2017/03/chart" uri="{56B9EC1D-385E-4148-901F-78D8002777C0}">
+        <c16r3:dataDisplayOptions16>
+          <c16r3:dispNaAsBlank val="1"/>
+        </c16r3:dataDisplayOptions16>
+      </c:ext>
+    </c:extLst>
+  </c:chart>
+  <c:spPr>
+    <a:solidFill>
+      <a:schemeClr val="bg1"/>
+    </a:solidFill>
+    <a:ln w="9525" cap="flat" cmpd="sng" algn="ctr">
+      <a:solidFill>
+        <a:schemeClr val="tx1">
+          <a:lumMod val="15000"/>
+          <a:lumOff val="85000"/>
+        </a:schemeClr>
+      </a:solidFill>
+      <a:round/>
+    </a:ln>
+    <a:effectLst/>
+  </c:spPr>
+  <c:txPr>
+    <a:bodyPr/>
+    <a:lstStyle/>
+    <a:p>
+      <a:pPr>
+        <a:defRPr/>
+      </a:pPr>
+      <a:endParaRPr lang="ja-JP"/>
+    </a:p>
+  </c:txPr>
+  <c:externalData r:id="rId3">
+    <c:autoUpdate val="0"/>
+  </c:externalData>
+</c:chartSpace>
+</file>
+
+<file path=word/charts/colors1.xml><?xml version="1.0" encoding="utf-8"?>
+<cs:colorStyle xmlns:cs="http://schemas.microsoft.com/office/drawing/2012/chartStyle" xmlns:a="http://schemas.openxmlformats.org/drawingml/2006/main" meth="cycle" id="10">
+  <a:schemeClr val="accent1"/>
+  <a:schemeClr val="accent2"/>
+  <a:schemeClr val="accent3"/>
+  <a:schemeClr val="accent4"/>
+  <a:schemeClr val="accent5"/>
+  <a:schemeClr val="accent6"/>
+  <cs:variation/>
+  <cs:variation>
+    <a:lumMod val="60000"/>
+  </cs:variation>
+  <cs:variation>
+    <a:lumMod val="80000"/>
+    <a:lumOff val="20000"/>
+  </cs:variation>
+  <cs:variation>
+    <a:lumMod val="80000"/>
+  </cs:variation>
+  <cs:variation>
+    <a:lumMod val="60000"/>
+    <a:lumOff val="40000"/>
+  </cs:variation>
+  <cs:variation>
+    <a:lumMod val="50000"/>
+  </cs:variation>
+  <cs:variation>
+    <a:lumMod val="70000"/>
+    <a:lumOff val="30000"/>
+  </cs:variation>
+  <cs:variation>
+    <a:lumMod val="70000"/>
+  </cs:variation>
+  <cs:variation>
+    <a:lumMod val="50000"/>
+    <a:lumOff val="50000"/>
+  </cs:variation>
+</cs:colorStyle>
+</file>
+
+<file path=word/charts/style1.xml><?xml version="1.0" encoding="utf-8"?>
+<cs:chartStyle xmlns:cs="http://schemas.microsoft.com/office/drawing/2012/chartStyle" xmlns:a="http://schemas.openxmlformats.org/drawingml/2006/main" id="201">
+  <cs:axisTitle>
+    <cs:lnRef idx="0"/>
+    <cs:fillRef idx="0"/>
+    <cs:effectRef idx="0"/>
+    <cs:fontRef idx="minor">
+      <a:schemeClr val="tx1">
+        <a:lumMod val="65000"/>
+        <a:lumOff val="35000"/>
+      </a:schemeClr>
+    </cs:fontRef>
+    <cs:defRPr sz="1000" kern="1200"/>
+  </cs:axisTitle>
+  <cs:categoryAxis>
+    <cs:lnRef idx="0"/>
+    <cs:fillRef idx="0"/>
+    <cs:effectRef idx="0"/>
+    <cs:fontRef idx="minor">
+      <a:schemeClr val="tx1">
+        <a:lumMod val="65000"/>
+        <a:lumOff val="35000"/>
+      </a:schemeClr>
+    </cs:fontRef>
+    <cs:spPr>
+      <a:ln w="9525" cap="flat" cmpd="sng" algn="ctr">
+        <a:solidFill>
+          <a:schemeClr val="tx1">
+            <a:lumMod val="15000"/>
+            <a:lumOff val="85000"/>
+          </a:schemeClr>
+        </a:solidFill>
+        <a:round/>
+      </a:ln>
+    </cs:spPr>
+    <cs:defRPr sz="900" kern="1200"/>
+  </cs:categoryAxis>
+  <cs:chartArea mods="allowNoFillOverride allowNoLineOverride">
+    <cs:lnRef idx="0"/>
+    <cs:fillRef idx="0"/>
+    <cs:effectRef idx="0"/>
+    <cs:fontRef idx="minor">
+      <a:schemeClr val="tx1"/>
+    </cs:fontRef>
+    <cs:spPr>
+      <a:solidFill>
+        <a:schemeClr val="bg1"/>
+      </a:solidFill>
+      <a:ln w="9525" cap="flat" cmpd="sng" algn="ctr">
+        <a:solidFill>
+          <a:schemeClr val="tx1">
+            <a:lumMod val="15000"/>
+            <a:lumOff val="85000"/>
+          </a:schemeClr>
+        </a:solidFill>
+        <a:round/>
+      </a:ln>
+    </cs:spPr>
+    <cs:defRPr sz="1000" kern="1200"/>
+  </cs:chartArea>
+  <cs:dataLabel>
+    <cs:lnRef idx="0"/>
+    <cs:fillRef idx="0"/>
+    <cs:effectRef idx="0"/>
+    <cs:fontRef idx="minor">
+      <a:schemeClr val="tx1">
+        <a:lumMod val="75000"/>
+        <a:lumOff val="25000"/>
+      </a:schemeClr>
+    </cs:fontRef>
+    <cs:defRPr sz="900" kern="1200"/>
+  </cs:dataLabel>
+  <cs:dataLabelCallout>
+    <cs:lnRef idx="0"/>
+    <cs:fillRef idx="0"/>
+    <cs:effectRef idx="0"/>
+    <cs:fontRef idx="minor">
+      <a:schemeClr val="dk1">
+        <a:lumMod val="65000"/>
+        <a:lumOff val="35000"/>
+      </a:schemeClr>
+    </cs:fontRef>
+    <cs:spPr>
+      <a:solidFill>
+        <a:schemeClr val="lt1"/>
+      </a:solidFill>
+      <a:ln>
+        <a:solidFill>
+          <a:schemeClr val="dk1">
+            <a:lumMod val="25000"/>
+            <a:lumOff val="75000"/>
+          </a:schemeClr>
+        </a:solidFill>
+      </a:ln>
+    </cs:spPr>
+    <cs:defRPr sz="900" kern="1200"/>
+    <cs:bodyPr rot="0" spcFirstLastPara="1" vertOverflow="clip" horzOverflow="clip" vert="horz" wrap="square" lIns="36576" tIns="18288" rIns="36576" bIns="18288" anchor="ctr" anchorCtr="1">
+      <a:spAutoFit/>
+    </cs:bodyPr>
+  </cs:dataLabelCallout>
+  <cs:dataPoint>
+    <cs:lnRef idx="0"/>
+    <cs:fillRef idx="1">
+      <cs:styleClr val="auto"/>
+    </cs:fillRef>
+    <cs:effectRef idx="0"/>
+    <cs:fontRef idx="minor">
+      <a:schemeClr val="tx1"/>
+    </cs:fontRef>
+  </cs:dataPoint>
+  <cs:dataPoint3D>
+    <cs:lnRef idx="0"/>
+    <cs:fillRef idx="1">
+      <cs:styleClr val="auto"/>
+    </cs:fillRef>
+    <cs:effectRef idx="0"/>
+    <cs:fontRef idx="minor">
+      <a:schemeClr val="tx1"/>
+    </cs:fontRef>
+  </cs:dataPoint3D>
+  <cs:dataPointLine>
+    <cs:lnRef idx="0">
+      <cs:styleClr val="auto"/>
+    </cs:lnRef>
+    <cs:fillRef idx="1"/>
+    <cs:effectRef idx="0"/>
+    <cs:fontRef idx="minor">
+      <a:schemeClr val="tx1"/>
+    </cs:fontRef>
+    <cs:spPr>
+      <a:ln w="28575" cap="rnd">
+        <a:solidFill>
+          <a:schemeClr val="phClr"/>
+        </a:solidFill>
+        <a:round/>
+      </a:ln>
+    </cs:spPr>
+  </cs:dataPointLine>
+  <cs:dataPointMarker>
+    <cs:lnRef idx="0">
+      <cs:styleClr val="auto"/>
+    </cs:lnRef>
+    <cs:fillRef idx="1">
+      <cs:styleClr val="auto"/>
+    </cs:fillRef>
+    <cs:effectRef idx="0"/>
+    <cs:fontRef idx="minor">
+      <a:schemeClr val="tx1"/>
+    </cs:fontRef>
+    <cs:spPr>
+      <a:ln w="9525">
+        <a:solidFill>
+          <a:schemeClr val="phClr"/>
+        </a:solidFill>
+      </a:ln>
+    </cs:spPr>
+  </cs:dataPointMarker>
+  <cs:dataPointMarkerLayout symbol="circle" size="5"/>
+  <cs:dataPointWireframe>
+    <cs:lnRef idx="0">
+      <cs:styleClr val="auto"/>
+    </cs:lnRef>
+    <cs:fillRef idx="1"/>
+    <cs:effectRef idx="0"/>
+    <cs:fontRef idx="minor">
+      <a:schemeClr val="tx1"/>
+    </cs:fontRef>
+    <cs:spPr>
+      <a:ln w="9525" cap="rnd">
+        <a:solidFill>
+          <a:schemeClr val="phClr"/>
+        </a:solidFill>
+        <a:round/>
+      </a:ln>
+    </cs:spPr>
+  </cs:dataPointWireframe>
+  <cs:dataTable>
+    <cs:lnRef idx="0"/>
+    <cs:fillRef idx="0"/>
+    <cs:effectRef idx="0"/>
+    <cs:fontRef idx="minor">
+      <a:schemeClr val="tx1">
+        <a:lumMod val="65000"/>
+        <a:lumOff val="35000"/>
+      </a:schemeClr>
+    </cs:fontRef>
+    <cs:spPr>
+      <a:noFill/>
+      <a:ln w="9525" cap="flat" cmpd="sng" algn="ctr">
+        <a:solidFill>
+          <a:schemeClr val="tx1">
+            <a:lumMod val="15000"/>
+            <a:lumOff val="85000"/>
+          </a:schemeClr>
+        </a:solidFill>
+        <a:round/>
+      </a:ln>
+    </cs:spPr>
+    <cs:defRPr sz="900" kern="1200"/>
+  </cs:dataTable>
+  <cs:downBar>
+    <cs:lnRef idx="0"/>
+    <cs:fillRef idx="0"/>
+    <cs:effectRef idx="0"/>
+    <cs:fontRef idx="minor">
+      <a:schemeClr val="dk1"/>
+    </cs:fontRef>
+    <cs:spPr>
+      <a:solidFill>
+        <a:schemeClr val="dk1">
+          <a:lumMod val="65000"/>
+          <a:lumOff val="35000"/>
+        </a:schemeClr>
+      </a:solidFill>
+      <a:ln w="9525">
+        <a:solidFill>
+          <a:schemeClr val="tx1">
+            <a:lumMod val="65000"/>
+            <a:lumOff val="35000"/>
+          </a:schemeClr>
+        </a:solidFill>
+      </a:ln>
+    </cs:spPr>
+  </cs:downBar>
+  <cs:dropLine>
+    <cs:lnRef idx="0"/>
+    <cs:fillRef idx="0"/>
+    <cs:effectRef idx="0"/>
+    <cs:fontRef idx="minor">
+      <a:schemeClr val="tx1"/>
+    </cs:fontRef>
+    <cs:spPr>
+      <a:ln w="9525" cap="flat" cmpd="sng" algn="ctr">
+        <a:solidFill>
+          <a:schemeClr val="tx1">
+            <a:lumMod val="35000"/>
+            <a:lumOff val="65000"/>
+          </a:schemeClr>
+        </a:solidFill>
+        <a:round/>
+      </a:ln>
+    </cs:spPr>
+  </cs:dropLine>
+  <cs:errorBar>
+    <cs:lnRef idx="0"/>
+    <cs:fillRef idx="0"/>
+    <cs:effectRef idx="0"/>
+    <cs:fontRef idx="minor">
+      <a:schemeClr val="tx1"/>
+    </cs:fontRef>
+    <cs:spPr>
+      <a:ln w="9525" cap="flat" cmpd="sng" algn="ctr">
+        <a:solidFill>
+          <a:schemeClr val="tx1">
+            <a:lumMod val="65000"/>
+            <a:lumOff val="35000"/>
+          </a:schemeClr>
+        </a:solidFill>
+        <a:round/>
+      </a:ln>
+    </cs:spPr>
+  </cs:errorBar>
+  <cs:floor>
+    <cs:lnRef idx="0"/>
+    <cs:fillRef idx="0"/>
+    <cs:effectRef idx="0"/>
+    <cs:fontRef idx="minor">
+      <a:schemeClr val="tx1"/>
+    </cs:fontRef>
+    <cs:spPr>
+      <a:noFill/>
+      <a:ln>
+        <a:noFill/>
+      </a:ln>
+    </cs:spPr>
+  </cs:floor>
+  <cs:gridlineMajor>
+    <cs:lnRef idx="0"/>
+    <cs:fillRef idx="0"/>
+    <cs:effectRef idx="0"/>
+    <cs:fontRef idx="minor">
+      <a:schemeClr val="tx1"/>
+    </cs:fontRef>
+    <cs:spPr>
+      <a:ln w="9525" cap="flat" cmpd="sng" algn="ctr">
+        <a:solidFill>
+          <a:schemeClr val="tx1">
+            <a:lumMod val="15000"/>
+            <a:lumOff val="85000"/>
+          </a:schemeClr>
+        </a:solidFill>
+        <a:round/>
+      </a:ln>
+    </cs:spPr>
+  </cs:gridlineMajor>
+  <cs:gridlineMinor>
+    <cs:lnRef idx="0"/>
+    <cs:fillRef idx="0"/>
+    <cs:effectRef idx="0"/>
+    <cs:fontRef idx="minor">
+      <a:schemeClr val="tx1"/>
+    </cs:fontRef>
+    <cs:spPr>
+      <a:ln w="9525" cap="flat" cmpd="sng" algn="ctr">
+        <a:solidFill>
+          <a:schemeClr val="tx1">
+            <a:lumMod val="5000"/>
+            <a:lumOff val="95000"/>
+          </a:schemeClr>
+        </a:solidFill>
+        <a:round/>
+      </a:ln>
+    </cs:spPr>
+  </cs:gridlineMinor>
+  <cs:hiLoLine>
+    <cs:lnRef idx="0"/>
+    <cs:fillRef idx="0"/>
+    <cs:effectRef idx="0"/>
+    <cs:fontRef idx="minor">
+      <a:schemeClr val="tx1"/>
+    </cs:fontRef>
+    <cs:spPr>
+      <a:ln w="9525" cap="flat" cmpd="sng" algn="ctr">
+        <a:solidFill>
+          <a:schemeClr val="tx1">
+            <a:lumMod val="75000"/>
+            <a:lumOff val="25000"/>
+          </a:schemeClr>
+        </a:solidFill>
+        <a:round/>
+      </a:ln>
+    </cs:spPr>
+  </cs:hiLoLine>
+  <cs:leaderLine>
+    <cs:lnRef idx="0"/>
+    <cs:fillRef idx="0"/>
+    <cs:effectRef idx="0"/>
+    <cs:fontRef idx="minor">
+      <a:schemeClr val="tx1"/>
+    </cs:fontRef>
+    <cs:spPr>
+      <a:ln w="9525" cap="flat" cmpd="sng" algn="ctr">
+        <a:solidFill>
+          <a:schemeClr val="tx1">
+            <a:lumMod val="35000"/>
+            <a:lumOff val="65000"/>
+          </a:schemeClr>
+        </a:solidFill>
+        <a:round/>
+      </a:ln>
+    </cs:spPr>
+  </cs:leaderLine>
+  <cs:legend>
+    <cs:lnRef idx="0"/>
+    <cs:fillRef idx="0"/>
+    <cs:effectRef idx="0"/>
+    <cs:fontRef idx="minor">
+      <a:schemeClr val="tx1">
+        <a:lumMod val="65000"/>
+        <a:lumOff val="35000"/>
+      </a:schemeClr>
+    </cs:fontRef>
+    <cs:defRPr sz="900" kern="1200"/>
+  </cs:legend>
+  <cs:plotArea mods="allowNoFillOverride allowNoLineOverride">
+    <cs:lnRef idx="0"/>
+    <cs:fillRef idx="0"/>
+    <cs:effectRef idx="0"/>
+    <cs:fontRef idx="minor">
+      <a:schemeClr val="tx1"/>
+    </cs:fontRef>
+  </cs:plotArea>
+  <cs:plotArea3D mods="allowNoFillOverride allowNoLineOverride">
+    <cs:lnRef idx="0"/>
+    <cs:fillRef idx="0"/>
+    <cs:effectRef idx="0"/>
+    <cs:fontRef idx="minor">
+      <a:schemeClr val="tx1"/>
+    </cs:fontRef>
+  </cs:plotArea3D>
+  <cs:seriesAxis>
+    <cs:lnRef idx="0"/>
+    <cs:fillRef idx="0"/>
+    <cs:effectRef idx="0"/>
+    <cs:fontRef idx="minor">
+      <a:schemeClr val="tx1">
+        <a:lumMod val="65000"/>
+        <a:lumOff val="35000"/>
+      </a:schemeClr>
+    </cs:fontRef>
+    <cs:defRPr sz="900" kern="1200"/>
+  </cs:seriesAxis>
+  <cs:seriesLine>
+    <cs:lnRef idx="0"/>
+    <cs:fillRef idx="0"/>
+    <cs:effectRef idx="0"/>
+    <cs:fontRef idx="minor">
+      <a:schemeClr val="tx1"/>
+    </cs:fontRef>
+    <cs:spPr>
+      <a:ln w="9525" cap="flat" cmpd="sng" algn="ctr">
+        <a:solidFill>
+          <a:schemeClr val="tx1">
+            <a:lumMod val="35000"/>
+            <a:lumOff val="65000"/>
+          </a:schemeClr>
+        </a:solidFill>
+        <a:round/>
+      </a:ln>
+    </cs:spPr>
+  </cs:seriesLine>
+  <cs:title>
+    <cs:lnRef idx="0"/>
+    <cs:fillRef idx="0"/>
+    <cs:effectRef idx="0"/>
+    <cs:fontRef idx="minor">
+      <a:schemeClr val="tx1">
+        <a:lumMod val="65000"/>
+        <a:lumOff val="35000"/>
+      </a:schemeClr>
+    </cs:fontRef>
+    <cs:defRPr sz="1400" b="0" kern="1200" spc="0" baseline="0"/>
+  </cs:title>
+  <cs:trendline>
+    <cs:lnRef idx="0">
+      <cs:styleClr val="auto"/>
+    </cs:lnRef>
+    <cs:fillRef idx="0"/>
+    <cs:effectRef idx="0"/>
+    <cs:fontRef idx="minor">
+      <a:schemeClr val="tx1"/>
+    </cs:fontRef>
+    <cs:spPr>
+      <a:ln w="19050" cap="rnd">
+        <a:solidFill>
+          <a:schemeClr val="phClr"/>
+        </a:solidFill>
+        <a:prstDash val="sysDot"/>
+      </a:ln>
+    </cs:spPr>
+  </cs:trendline>
+  <cs:trendlineLabel>
+    <cs:lnRef idx="0"/>
+    <cs:fillRef idx="0"/>
+    <cs:effectRef idx="0"/>
+    <cs:fontRef idx="minor">
+      <a:schemeClr val="tx1">
+        <a:lumMod val="65000"/>
+        <a:lumOff val="35000"/>
+      </a:schemeClr>
+    </cs:fontRef>
+    <cs:defRPr sz="900" kern="1200"/>
+  </cs:trendlineLabel>
+  <cs:upBar>
+    <cs:lnRef idx="0"/>
+    <cs:fillRef idx="0"/>
+    <cs:effectRef idx="0"/>
+    <cs:fontRef idx="minor">
+      <a:schemeClr val="dk1"/>
+    </cs:fontRef>
+    <cs:spPr>
+      <a:solidFill>
+        <a:schemeClr val="lt1"/>
+      </a:solidFill>
+      <a:ln w="9525">
+        <a:solidFill>
+          <a:schemeClr val="tx1">
+            <a:lumMod val="15000"/>
+            <a:lumOff val="85000"/>
+          </a:schemeClr>
+        </a:solidFill>
+      </a:ln>
+    </cs:spPr>
+  </cs:upBar>
+  <cs:valueAxis>
+    <cs:lnRef idx="0"/>
+    <cs:fillRef idx="0"/>
+    <cs:effectRef idx="0"/>
+    <cs:fontRef idx="minor">
+      <a:schemeClr val="tx1">
+        <a:lumMod val="65000"/>
+        <a:lumOff val="35000"/>
+      </a:schemeClr>
+    </cs:fontRef>
+    <cs:defRPr sz="900" kern="1200"/>
+  </cs:valueAxis>
+  <cs:wall>
+    <cs:lnRef idx="0"/>
+    <cs:fillRef idx="0"/>
+    <cs:effectRef idx="0"/>
+    <cs:fontRef idx="minor">
+      <a:schemeClr val="tx1"/>
+    </cs:fontRef>
+    <cs:spPr>
+      <a:noFill/>
+      <a:ln>
+        <a:noFill/>
+      </a:ln>
+    </cs:spPr>
+  </cs:wall>
+</cs:chartStyle>
+</file>
+
 <file path=word/theme/theme1.xml><?xml version="1.0" encoding="utf-8"?>
 <a:theme xmlns:a="http://schemas.openxmlformats.org/drawingml/2006/main" name="Office テーマ">
   <a:themeElements>

--- a/2026A/心理学実験2/1420048141松山和弘_心理学実験2.docx
+++ b/2026A/心理学実験2/1420048141松山和弘_心理学実験2.docx
@@ -3355,7 +3355,7 @@
         <w:rPr>
           <w:rFonts w:hint="eastAsia"/>
         </w:rPr>
-        <w:t>参考</w:t>
+        <w:t>引用</w:t>
       </w:r>
       <w:r>
         <w:t>文献</w:t>
@@ -3463,6 +3463,24 @@
     </w:p>
     <w:p/>
     <w:p>
+      <w:r>
+        <w:rPr>
+          <w:rFonts w:hint="eastAsia"/>
+        </w:rPr>
+        <w:t>自由再生法:</w:t>
+      </w:r>
+      <w:r>
+        <w:t xml:space="preserve"> </w:t>
+      </w:r>
+      <w:r>
+        <w:rPr>
+          <w:rFonts w:hint="eastAsia"/>
+        </w:rPr>
+        <w:t>再生法のうち、刺激の提示順序には関係なく、思い出した順に答えさせる方法</w:t>
+      </w:r>
+    </w:p>
+    <w:p/>
+    <w:p>
       <w:pPr>
         <w:jc w:val="center"/>
       </w:pPr>
@@ -3526,7 +3544,14 @@
         <w:rPr>
           <w:rFonts w:hint="eastAsia"/>
         </w:rPr>
-        <w:t>名(男性8名、女性1</w:t>
+        <w:t>名(</w:t>
+      </w:r>
+      <w:bookmarkStart w:id="2" w:name="_Hlk233476542"/>
+      <w:r>
+        <w:rPr>
+          <w:rFonts w:hint="eastAsia"/>
+        </w:rPr>
+        <w:t>男性8名、女性1</w:t>
       </w:r>
       <w:r>
         <w:t>1</w:t>
@@ -3562,13 +3587,21 @@
         <w:rPr>
           <w:rFonts w:hint="eastAsia"/>
         </w:rPr>
-        <w:t>)が、授業の課題として実験に参加した。</w:t>
+        <w:t>)</w:t>
+      </w:r>
+      <w:bookmarkEnd w:id="2"/>
+      <w:r>
+        <w:rPr>
+          <w:rFonts w:hint="eastAsia"/>
+        </w:rPr>
+        <w:t>が、授業の課題として実験に参加した。</w:t>
       </w:r>
     </w:p>
     <w:p>
       <w:pPr>
         <w:jc w:val="left"/>
       </w:pPr>
+      <w:bookmarkStart w:id="3" w:name="_Hlk233477571"/>
     </w:p>
     <w:p>
       <w:pPr>
@@ -3613,53 +3646,72 @@
     <w:p>
       <w:pPr>
         <w:jc w:val="left"/>
-        <w:rPr>
-          <w:rFonts w:hint="eastAsia"/>
-        </w:rPr>
-      </w:pPr>
-      <w:r>
-        <w:rPr>
-          <w:rFonts w:hint="eastAsia"/>
-        </w:rPr>
-        <w:t>実験用ソフトウェアは、1試行につき事前に登録済みの単語を、ランダムに順次15個表示する。</w:t>
-      </w:r>
-      <w:r>
-        <w:rPr>
-          <w:rFonts w:hint="eastAsia"/>
-        </w:rPr>
-        <w:t>直後再生条件</w:t>
-      </w:r>
-      <w:r>
-        <w:rPr>
-          <w:rFonts w:hint="eastAsia"/>
-        </w:rPr>
-        <w:t>では直後に、</w:t>
-      </w:r>
-      <w:r>
-        <w:rPr>
-          <w:rFonts w:hint="eastAsia"/>
-        </w:rPr>
-        <w:t>遅延再生条件</w:t>
-      </w:r>
-      <w:r>
-        <w:rPr>
-          <w:rFonts w:hint="eastAsia"/>
-        </w:rPr>
-        <w:t>では計算問題を行った後に、</w:t>
-      </w:r>
-      <w:r>
-        <w:rPr>
-          <w:rFonts w:hint="eastAsia"/>
-        </w:rPr>
-        <w:t>自由再生する(実験参加者は、単語を思いだし、思い出した順に単語をPCのキーボードで入力する)</w:t>
-      </w:r>
-    </w:p>
+      </w:pPr>
+      <w:r>
+        <w:rPr>
+          <w:rFonts w:hint="eastAsia"/>
+        </w:rPr>
+        <w:t>実験用ソフトウェアは、1試行につき事前に登録済みの</w:t>
+      </w:r>
+      <w:r>
+        <w:rPr>
+          <w:rFonts w:hint="eastAsia"/>
+        </w:rPr>
+        <w:t>漢字2文字からなる</w:t>
+      </w:r>
+      <w:r>
+        <w:rPr>
+          <w:rFonts w:hint="eastAsia"/>
+        </w:rPr>
+        <w:t>単語</w:t>
+      </w:r>
+      <w:r>
+        <w:rPr>
+          <w:rFonts w:hint="eastAsia"/>
+        </w:rPr>
+        <w:t>(熟語)</w:t>
+      </w:r>
+      <w:r>
+        <w:rPr>
+          <w:rFonts w:hint="eastAsia"/>
+        </w:rPr>
+        <w:t>を、ランダムに順次15個表示する。直後再生条件では直後に、遅延再生条件では計算問題を行った後に、</w:t>
+      </w:r>
+      <w:r>
+        <w:rPr>
+          <w:rFonts w:hint="eastAsia"/>
+        </w:rPr>
+        <w:t>自由再生</w:t>
+      </w:r>
+      <w:r>
+        <w:rPr>
+          <w:rFonts w:hint="eastAsia"/>
+        </w:rPr>
+        <w:t>した</w:t>
+      </w:r>
+      <w:r>
+        <w:rPr>
+          <w:rFonts w:hint="eastAsia"/>
+        </w:rPr>
+        <w:t>(実験参加者は、単語を思いだし、思い出した順に単語をPCのキーボードで入力</w:t>
+      </w:r>
+      <w:r>
+        <w:rPr>
+          <w:rFonts w:hint="eastAsia"/>
+        </w:rPr>
+        <w:t>した</w:t>
+      </w:r>
+      <w:r>
+        <w:rPr>
+          <w:rFonts w:hint="eastAsia"/>
+        </w:rPr>
+        <w:t>)</w:t>
+      </w:r>
+    </w:p>
+    <w:bookmarkEnd w:id="3"/>
     <w:p>
       <w:pPr>
         <w:jc w:val="left"/>
-        <w:rPr>
-          <w:rFonts w:hint="eastAsia"/>
-        </w:rPr>
       </w:pPr>
     </w:p>
     <w:p>
@@ -3715,15 +3767,84 @@
     <w:p>
       <w:pPr>
         <w:jc w:val="left"/>
-        <w:rPr>
-          <w:rFonts w:hint="eastAsia"/>
-        </w:rPr>
-      </w:pPr>
-      <w:r>
-        <w:rPr>
-          <w:rFonts w:hint="eastAsia"/>
-        </w:rPr>
-        <w:t xml:space="preserve">　実験参加者をA群(直後再生条件) 10名とB群(遅延再生条件)9名に、ランダムに分け</w:t>
+      </w:pPr>
+      <w:r>
+        <w:rPr>
+          <w:rFonts w:hint="eastAsia"/>
+        </w:rPr>
+        <w:t xml:space="preserve">　実験参加者を</w:t>
+      </w:r>
+      <w:r>
+        <w:rPr>
+          <w:rFonts w:hint="eastAsia"/>
+        </w:rPr>
+        <w:t>ランダムに</w:t>
+      </w:r>
+      <w:r>
+        <w:rPr>
+          <w:rFonts w:hint="eastAsia"/>
+        </w:rPr>
+        <w:t>A群(直後再生条件) 10名</w:t>
+      </w:r>
+      <w:r>
+        <w:rPr>
+          <w:rFonts w:hint="eastAsia"/>
+        </w:rPr>
+        <w:t>(男性5名、女性5名、そのほか0</w:t>
+      </w:r>
+      <w:r>
+        <w:t>名、</w:t>
+      </w:r>
+      <w:r>
+        <w:rPr>
+          <w:rFonts w:hint="eastAsia"/>
+        </w:rPr>
+        <w:t>平均年齢48.60歳、標準偏差13</w:t>
+      </w:r>
+      <w:r>
+        <w:t>.</w:t>
+      </w:r>
+      <w:r>
+        <w:rPr>
+          <w:rFonts w:hint="eastAsia"/>
+        </w:rPr>
+        <w:t>5</w:t>
+      </w:r>
+      <w:r>
+        <w:t>9</w:t>
+      </w:r>
+      <w:r>
+        <w:rPr>
+          <w:rFonts w:hint="eastAsia"/>
+        </w:rPr>
+        <w:t>)</w:t>
+      </w:r>
+      <w:r>
+        <w:rPr>
+          <w:rFonts w:hint="eastAsia"/>
+        </w:rPr>
+        <w:t>とB群(遅延再生条件)9名</w:t>
+      </w:r>
+      <w:r>
+        <w:rPr>
+          <w:rFonts w:hint="eastAsia"/>
+        </w:rPr>
+        <w:t>(男性3名、女性6名、そのほか0</w:t>
+      </w:r>
+      <w:r>
+        <w:t>名、</w:t>
+      </w:r>
+      <w:r>
+        <w:rPr>
+          <w:rFonts w:hint="eastAsia"/>
+        </w:rPr>
+        <w:t>平均年齢50.56歳、標準偏差9.04)</w:t>
+      </w:r>
+      <w:r>
+        <w:rPr>
+          <w:rFonts w:hint="eastAsia"/>
+        </w:rPr>
+        <w:t>に分け</w:t>
       </w:r>
       <w:r>
         <w:rPr>
@@ -3731,851 +3852,1294 @@
         </w:rPr>
         <w:t>、装置を使用して、4試行実験を行った。</w:t>
       </w:r>
-    </w:p>
-    <w:p>
-      <w:pPr>
-        <w:rPr>
-          <w:rFonts w:hint="eastAsia"/>
-        </w:rPr>
-      </w:pPr>
-    </w:p>
-    <w:p>
-      <w:pPr>
-        <w:jc w:val="left"/>
-      </w:pPr>
-      <w:r>
-        <w:rPr>
-          <w:rFonts w:hint="eastAsia"/>
-        </w:rPr>
-        <w:t>記憶の測定法</w:t>
-      </w:r>
-    </w:p>
-    <w:p>
-      <w:pPr>
-        <w:jc w:val="left"/>
-      </w:pPr>
-      <w:r>
-        <w:rPr>
-          <w:rFonts w:hint="eastAsia"/>
-        </w:rPr>
-        <w:t>再生法:</w:t>
-      </w:r>
-      <w:r>
-        <w:t xml:space="preserve"> </w:t>
-      </w:r>
-      <w:r>
-        <w:rPr>
-          <w:rFonts w:hint="eastAsia"/>
-        </w:rPr>
-        <w:t>検索の手がかりかない状態で、記憶している内容を被験者自身に産出させる手続き</w:t>
-      </w:r>
-    </w:p>
-    <w:p>
-      <w:pPr>
-        <w:jc w:val="left"/>
-      </w:pPr>
-    </w:p>
-    <w:p>
-      <w:pPr>
-        <w:jc w:val="left"/>
-      </w:pPr>
-      <w:r>
-        <w:rPr>
-          <w:rFonts w:hint="eastAsia"/>
-        </w:rPr>
-        <w:t>・自由再生法:</w:t>
-      </w:r>
-      <w:r>
-        <w:t xml:space="preserve"> </w:t>
-      </w:r>
-      <w:r>
-        <w:rPr>
-          <w:rFonts w:hint="eastAsia"/>
-        </w:rPr>
-        <w:t>再生法のうち、刺激の提示順序には関係なく、思い出した順に答えさせる方法</w:t>
-      </w:r>
-    </w:p>
-    <w:p>
-      <w:pPr>
-        <w:jc w:val="left"/>
-      </w:pPr>
     </w:p>
     <w:p/>
     <w:p/>
+    <w:p>
+      <w:pPr>
+        <w:widowControl/>
+        <w:jc w:val="left"/>
+      </w:pPr>
+      <w:r>
+        <w:br w:type="page"/>
+      </w:r>
+    </w:p>
+    <w:p/>
+    <w:p>
+      <w:pPr>
+        <w:jc w:val="center"/>
+      </w:pPr>
+      <w:r>
+        <w:t>結果</w:t>
+      </w:r>
+    </w:p>
+    <w:p>
+      <w:pPr>
+        <w:widowControl/>
+        <w:jc w:val="left"/>
+      </w:pPr>
+    </w:p>
+    <w:p>
+      <w:pPr>
+        <w:pStyle w:val="a8"/>
+        <w:widowControl/>
+        <w:numPr>
+          <w:ilvl w:val="0"/>
+          <w:numId w:val="3"/>
+        </w:numPr>
+        <w:ind w:leftChars="0"/>
+        <w:jc w:val="left"/>
+      </w:pPr>
+      <w:r>
+        <w:rPr>
+          <w:rFonts w:hint="eastAsia"/>
+        </w:rPr>
+        <w:t>各試行で再生された単語に対し、再生順に1,2,3,</w:t>
+      </w:r>
+      <w:r>
+        <w:t>…</w:t>
+      </w:r>
+      <w:r>
+        <w:rPr>
+          <w:rFonts w:hint="eastAsia"/>
+        </w:rPr>
+        <w:t>と番号をつけ</w:t>
+      </w:r>
+      <w:r>
+        <w:rPr>
+          <w:rFonts w:hint="eastAsia"/>
+        </w:rPr>
+        <w:t>た</w:t>
+      </w:r>
+      <w:r>
+        <w:rPr>
+          <w:rFonts w:hint="eastAsia"/>
+        </w:rPr>
+        <w:t>(正誤にかかわらず)。</w:t>
+      </w:r>
+    </w:p>
+    <w:p>
+      <w:pPr>
+        <w:pStyle w:val="a8"/>
+        <w:widowControl/>
+        <w:numPr>
+          <w:ilvl w:val="0"/>
+          <w:numId w:val="3"/>
+        </w:numPr>
+        <w:ind w:leftChars="0"/>
+        <w:jc w:val="left"/>
+      </w:pPr>
+      <w:r>
+        <w:rPr>
+          <w:rFonts w:hint="eastAsia"/>
+        </w:rPr>
+        <w:t>試行別に、各単語の系列位置(露呈順)に対応する再生順を書き込</w:t>
+      </w:r>
+      <w:r>
+        <w:rPr>
+          <w:rFonts w:hint="eastAsia"/>
+        </w:rPr>
+        <w:t>んだ</w:t>
+      </w:r>
+      <w:r>
+        <w:rPr>
+          <w:rFonts w:hint="eastAsia"/>
+        </w:rPr>
+        <w:t>(再生されなかったものは</w:t>
+      </w:r>
+      <w:r>
+        <w:rPr>
+          <w:rFonts w:hint="eastAsia"/>
+        </w:rPr>
+        <w:t>除外</w:t>
+      </w:r>
+      <w:r>
+        <w:rPr>
+          <w:rFonts w:hint="eastAsia"/>
+        </w:rPr>
+        <w:t>)。</w:t>
+      </w:r>
+    </w:p>
+    <w:p>
+      <w:pPr>
+        <w:pStyle w:val="a8"/>
+        <w:widowControl/>
+        <w:numPr>
+          <w:ilvl w:val="0"/>
+          <w:numId w:val="3"/>
+        </w:numPr>
+        <w:ind w:leftChars="0"/>
+        <w:jc w:val="left"/>
+      </w:pPr>
+      <w:r>
+        <w:rPr>
+          <w:rFonts w:hint="eastAsia"/>
+        </w:rPr>
+        <w:t>系列位置別に、再生順の中央値を出す</w:t>
+      </w:r>
+      <w:r>
+        <w:rPr>
+          <w:rFonts w:hint="eastAsia"/>
+        </w:rPr>
+        <w:t>した</w:t>
+      </w:r>
+      <w:r>
+        <w:rPr>
+          <w:rFonts w:hint="eastAsia"/>
+        </w:rPr>
+        <w:t>。</w:t>
+      </w:r>
+    </w:p>
+    <w:p>
+      <w:pPr>
+        <w:pStyle w:val="a8"/>
+        <w:widowControl/>
+        <w:ind w:leftChars="0" w:left="360"/>
+        <w:jc w:val="left"/>
+      </w:pPr>
+      <w:r>
+        <w:rPr>
+          <w:rFonts w:hint="eastAsia"/>
+        </w:rPr>
+        <w:t>正再生数が0個の場合は</w:t>
+      </w:r>
+      <w:r>
+        <w:t>”</w:t>
+      </w:r>
+      <w:r>
+        <w:rPr>
+          <w:rFonts w:hint="eastAsia"/>
+        </w:rPr>
+        <w:t>欠損</w:t>
+      </w:r>
+      <w:r>
+        <w:t>”</w:t>
+      </w:r>
+      <w:r>
+        <w:rPr>
+          <w:rFonts w:hint="eastAsia"/>
+        </w:rPr>
+        <w:t>、1個の場合は</w:t>
+      </w:r>
+      <w:r>
+        <w:t>”</w:t>
+      </w:r>
+      <w:r>
+        <w:rPr>
+          <w:rFonts w:hint="eastAsia"/>
+        </w:rPr>
+        <w:t>その再生順</w:t>
+      </w:r>
+      <w:r>
+        <w:t>”</w:t>
+      </w:r>
+      <w:r>
+        <w:rPr>
+          <w:rFonts w:hint="eastAsia"/>
+        </w:rPr>
+        <w:t>、2個の場合は</w:t>
+      </w:r>
+      <w:r>
+        <w:t>”</w:t>
+      </w:r>
+      <w:r>
+        <w:rPr>
+          <w:rFonts w:hint="eastAsia"/>
+        </w:rPr>
+        <w:t>2つの平均</w:t>
+      </w:r>
+      <w:r>
+        <w:t>”</w:t>
+      </w:r>
+      <w:r>
+        <w:rPr>
+          <w:rFonts w:hint="eastAsia"/>
+        </w:rPr>
+        <w:t>、3個の場合は</w:t>
+      </w:r>
+      <w:r>
+        <w:t>”</w:t>
+      </w:r>
+      <w:r>
+        <w:rPr>
+          <w:rFonts w:hint="eastAsia"/>
+        </w:rPr>
+        <w:t>(数が小さい順に並べて)2つ目の再生順</w:t>
+      </w:r>
+      <w:r>
+        <w:t>”</w:t>
+      </w:r>
+      <w:r>
+        <w:rPr>
+          <w:rFonts w:hint="eastAsia"/>
+        </w:rPr>
+        <w:t>、4個の場合は</w:t>
+      </w:r>
+      <w:r>
+        <w:t>”</w:t>
+      </w:r>
+      <w:r>
+        <w:rPr>
+          <w:rFonts w:hint="eastAsia"/>
+        </w:rPr>
+        <w:t xml:space="preserve"> </w:t>
+      </w:r>
+      <w:r>
+        <w:rPr>
+          <w:rFonts w:hint="eastAsia"/>
+        </w:rPr>
+        <w:t>(数が小さい順に並べて)2つ目と3つ目の再生順の平均</w:t>
+      </w:r>
+      <w:r>
+        <w:t>”</w:t>
+      </w:r>
+    </w:p>
+    <w:p>
+      <w:pPr>
+        <w:pStyle w:val="a8"/>
+        <w:widowControl/>
+        <w:numPr>
+          <w:ilvl w:val="0"/>
+          <w:numId w:val="3"/>
+        </w:numPr>
+        <w:ind w:leftChars="0"/>
+        <w:jc w:val="left"/>
+      </w:pPr>
+      <w:r>
+        <w:rPr>
+          <w:rFonts w:hint="eastAsia"/>
+        </w:rPr>
+        <w:t>系列位置別に正再生数を数え</w:t>
+      </w:r>
+      <w:r>
+        <w:rPr>
+          <w:rFonts w:hint="eastAsia"/>
+        </w:rPr>
+        <w:t>た</w:t>
+      </w:r>
+      <w:r>
+        <w:rPr>
+          <w:rFonts w:hint="eastAsia"/>
+        </w:rPr>
+        <w:t>。</w:t>
+      </w:r>
+    </w:p>
+    <w:p>
+      <w:pPr>
+        <w:pStyle w:val="a8"/>
+        <w:widowControl/>
+        <w:numPr>
+          <w:ilvl w:val="0"/>
+          <w:numId w:val="3"/>
+        </w:numPr>
+        <w:ind w:leftChars="0"/>
+        <w:jc w:val="left"/>
+      </w:pPr>
+      <w:r>
+        <w:rPr>
+          <w:rFonts w:hint="eastAsia"/>
+        </w:rPr>
+        <w:t>条件</w:t>
+      </w:r>
+      <w:r>
+        <w:rPr>
+          <w:rFonts w:hint="eastAsia"/>
+        </w:rPr>
+        <w:t>別に、系列位置ごとの正再生数、正再生率、再生順の平均値を算出した。</w:t>
+      </w:r>
+    </w:p>
+    <w:p>
+      <w:pPr>
+        <w:pStyle w:val="a8"/>
+        <w:widowControl/>
+        <w:numPr>
+          <w:ilvl w:val="0"/>
+          <w:numId w:val="3"/>
+        </w:numPr>
+        <w:ind w:leftChars="0"/>
+        <w:jc w:val="left"/>
+      </w:pPr>
+      <w:r>
+        <w:rPr>
+          <w:rFonts w:hint="eastAsia"/>
+        </w:rPr>
+        <w:t>横軸を系列位置、縦軸を正再生率とする折れ線グラフ(系列位置曲線)を作成した(図1)。</w:t>
+      </w:r>
+    </w:p>
+    <w:p>
+      <w:pPr>
+        <w:pStyle w:val="a8"/>
+        <w:widowControl/>
+        <w:numPr>
+          <w:ilvl w:val="0"/>
+          <w:numId w:val="3"/>
+        </w:numPr>
+        <w:ind w:leftChars="0"/>
+        <w:jc w:val="left"/>
+      </w:pPr>
+      <w:r>
+        <w:rPr>
+          <w:rFonts w:hint="eastAsia"/>
+        </w:rPr>
+        <w:t>横軸を系列位置、縦軸を再生順とする、条件ごとの折れ線グラフを作成した(図2)。</w:t>
+      </w:r>
+    </w:p>
+    <w:p>
+      <w:pPr>
+        <w:widowControl/>
+        <w:jc w:val="left"/>
+      </w:pPr>
+    </w:p>
+    <w:p>
+      <w:pPr>
+        <w:widowControl/>
+        <w:jc w:val="center"/>
+      </w:pPr>
+      <w:r>
+        <w:rPr>
+          <w:noProof/>
+        </w:rPr>
+        <w:drawing>
+          <wp:inline distT="0" distB="0" distL="0" distR="0" wp14:anchorId="704607FD" wp14:editId="1B29A5E4">
+            <wp:extent cx="4572000" cy="2743200"/>
+            <wp:effectExtent l="0" t="0" r="0" b="0"/>
+            <wp:docPr id="1002379708" name="グラフ 1">
+              <a:extLst xmlns:a="http://schemas.openxmlformats.org/drawingml/2006/main">
+                <a:ext uri="{FF2B5EF4-FFF2-40B4-BE49-F238E27FC236}">
+                  <a16:creationId xmlns:a16="http://schemas.microsoft.com/office/drawing/2014/main" id="{183A496B-26D3-7162-F568-9E8E1051293F}"/>
+                </a:ext>
+              </a:extLst>
+            </wp:docPr>
+            <wp:cNvGraphicFramePr/>
+            <a:graphic xmlns:a="http://schemas.openxmlformats.org/drawingml/2006/main">
+              <a:graphicData uri="http://schemas.openxmlformats.org/drawingml/2006/chart">
+                <c:chart xmlns:c="http://schemas.openxmlformats.org/drawingml/2006/chart" xmlns:r="http://schemas.openxmlformats.org/officeDocument/2006/relationships" r:id="rId8"/>
+              </a:graphicData>
+            </a:graphic>
+          </wp:inline>
+        </w:drawing>
+      </w:r>
+    </w:p>
+    <w:p>
+      <w:pPr>
+        <w:widowControl/>
+        <w:jc w:val="center"/>
+      </w:pPr>
+      <w:r>
+        <w:rPr>
+          <w:rFonts w:hint="eastAsia"/>
+        </w:rPr>
+        <w:t xml:space="preserve">図1　</w:t>
+      </w:r>
+      <w:r>
+        <w:rPr>
+          <w:rFonts w:hint="eastAsia"/>
+        </w:rPr>
+        <w:t>系列位置別の正再生率</w:t>
+      </w:r>
+      <w:r>
+        <w:rPr>
+          <w:rFonts w:hint="eastAsia"/>
+        </w:rPr>
+        <w:t>(</w:t>
+      </w:r>
+      <w:r>
+        <w:rPr>
+          <w:rFonts w:hint="eastAsia"/>
+        </w:rPr>
+        <w:t>系列位置曲線</w:t>
+      </w:r>
+      <w:r>
+        <w:rPr>
+          <w:rFonts w:hint="eastAsia"/>
+        </w:rPr>
+        <w:t>)</w:t>
+      </w:r>
+    </w:p>
+    <w:p>
+      <w:pPr>
+        <w:widowControl/>
+        <w:jc w:val="left"/>
+      </w:pPr>
+    </w:p>
+    <w:p>
+      <w:pPr>
+        <w:widowControl/>
+        <w:jc w:val="left"/>
+      </w:pPr>
+      <w:r>
+        <w:br w:type="page"/>
+      </w:r>
+    </w:p>
+    <w:p>
+      <w:pPr>
+        <w:widowControl/>
+        <w:jc w:val="left"/>
+      </w:pPr>
+    </w:p>
+    <w:p>
+      <w:pPr>
+        <w:widowControl/>
+        <w:jc w:val="center"/>
+      </w:pPr>
+      <w:r>
+        <w:rPr>
+          <w:noProof/>
+        </w:rPr>
+        <w:drawing>
+          <wp:inline distT="0" distB="0" distL="0" distR="0" wp14:anchorId="3C3BBB99" wp14:editId="5A98BEA9">
+            <wp:extent cx="4572000" cy="2743200"/>
+            <wp:effectExtent l="0" t="0" r="0" b="0"/>
+            <wp:docPr id="1408794633" name="グラフ 1">
+              <a:extLst xmlns:a="http://schemas.openxmlformats.org/drawingml/2006/main">
+                <a:ext uri="{FF2B5EF4-FFF2-40B4-BE49-F238E27FC236}">
+                  <a16:creationId xmlns:a16="http://schemas.microsoft.com/office/drawing/2014/main" id="{DCA5C6FD-DCE2-92CC-364F-05A7157A4EC0}"/>
+                </a:ext>
+              </a:extLst>
+            </wp:docPr>
+            <wp:cNvGraphicFramePr/>
+            <a:graphic xmlns:a="http://schemas.openxmlformats.org/drawingml/2006/main">
+              <a:graphicData uri="http://schemas.openxmlformats.org/drawingml/2006/chart">
+                <c:chart xmlns:c="http://schemas.openxmlformats.org/drawingml/2006/chart" xmlns:r="http://schemas.openxmlformats.org/officeDocument/2006/relationships" r:id="rId9"/>
+              </a:graphicData>
+            </a:graphic>
+          </wp:inline>
+        </w:drawing>
+      </w:r>
+    </w:p>
+    <w:p>
+      <w:pPr>
+        <w:widowControl/>
+        <w:jc w:val="center"/>
+      </w:pPr>
+      <w:r>
+        <w:rPr>
+          <w:rFonts w:hint="eastAsia"/>
+        </w:rPr>
+        <w:t xml:space="preserve">図2: </w:t>
+      </w:r>
+      <w:r>
+        <w:rPr>
+          <w:rFonts w:hint="eastAsia"/>
+        </w:rPr>
+        <w:t>系列位置別の再生順（平均値）</w:t>
+      </w:r>
+    </w:p>
+    <w:p>
+      <w:pPr>
+        <w:widowControl/>
+        <w:jc w:val="left"/>
+      </w:pPr>
+    </w:p>
+    <w:p>
+      <w:pPr>
+        <w:widowControl/>
+        <w:jc w:val="left"/>
+      </w:pPr>
+      <w:r>
+        <w:rPr>
+          <w:rFonts w:hint="eastAsia"/>
+        </w:rPr>
+        <w:t>図1より、</w:t>
+      </w:r>
+    </w:p>
+    <w:p>
+      <w:pPr>
+        <w:widowControl/>
+        <w:jc w:val="left"/>
+      </w:pPr>
+      <w:r>
+        <w:rPr>
+          <w:rFonts w:hint="eastAsia"/>
+        </w:rPr>
+        <w:t>図2より、</w:t>
+      </w:r>
+    </w:p>
+    <w:p>
+      <w:pPr>
+        <w:widowControl/>
+        <w:jc w:val="left"/>
+      </w:pPr>
+    </w:p>
+    <w:p>
+      <w:pPr>
+        <w:widowControl/>
+        <w:jc w:val="left"/>
+      </w:pPr>
+    </w:p>
+    <w:p>
+      <w:pPr>
+        <w:widowControl/>
+        <w:jc w:val="left"/>
+      </w:pPr>
+      <w:r>
+        <w:br w:type="page"/>
+      </w:r>
+    </w:p>
+    <w:p>
+      <w:pPr>
+        <w:widowControl/>
+        <w:jc w:val="left"/>
+      </w:pPr>
+    </w:p>
+    <w:p>
+      <w:pPr>
+        <w:widowControl/>
+        <w:jc w:val="left"/>
+      </w:pPr>
+    </w:p>
     <w:p/>
     <w:p/>
     <w:p>
-      <w:r>
-        <w:t>実験材料</w:t>
+      <w:pPr>
+        <w:jc w:val="center"/>
+      </w:pPr>
+      <w:r>
+        <w:t>考察</w:t>
       </w:r>
     </w:p>
     <w:p/>
     <w:p/>
+    <w:p>
+      <w:pPr>
+        <w:jc w:val="center"/>
+      </w:pPr>
+      <w:r>
+        <w:t>引用文献</w:t>
+      </w:r>
+    </w:p>
+    <w:p>
+      <w:proofErr w:type="spellStart"/>
+      <w:r>
+        <w:rPr>
+          <w:rFonts w:hint="eastAsia"/>
+        </w:rPr>
+        <w:t>Glanzer,M</w:t>
+      </w:r>
+      <w:proofErr w:type="spellEnd"/>
+      <w:r>
+        <w:rPr>
+          <w:rFonts w:hint="eastAsia"/>
+        </w:rPr>
+        <w:t xml:space="preserve">. &amp; Cunitz, A. R.(1966). Two storage mechanisms in free recall. </w:t>
+      </w:r>
+      <w:proofErr w:type="spellStart"/>
+      <w:r>
+        <w:rPr>
+          <w:rFonts w:hint="eastAsia"/>
+        </w:rPr>
+        <w:t>Jiurnal</w:t>
+      </w:r>
+      <w:proofErr w:type="spellEnd"/>
+      <w:r>
+        <w:rPr>
+          <w:rFonts w:hint="eastAsia"/>
+        </w:rPr>
+        <w:t xml:space="preserve"> of Verbal Learning and Verbal Behavior,5(4),351-360.</w:t>
+      </w:r>
+    </w:p>
+    <w:p>
+      <w:pPr>
+        <w:rPr>
+          <w:rFonts w:hint="eastAsia"/>
+        </w:rPr>
+      </w:pPr>
+    </w:p>
+    <w:p/>
+    <w:p>
+      <w:pPr>
+        <w:widowControl/>
+        <w:jc w:val="left"/>
+      </w:pPr>
+      <w:r>
+        <w:br w:type="page"/>
+      </w:r>
+    </w:p>
+    <w:p/>
+    <w:p>
+      <w:pPr>
+        <w:jc w:val="center"/>
+      </w:pPr>
+      <w:r>
+        <w:rPr>
+          <w:rFonts w:hint="eastAsia"/>
+        </w:rPr>
+        <w:t>運動技能学習におけるフィードバック効果</w:t>
+      </w:r>
+    </w:p>
+    <w:p/>
+    <w:p>
+      <w:pPr>
+        <w:jc w:val="center"/>
+      </w:pPr>
+      <w:r>
+        <w:t>問題</w:t>
+      </w:r>
+    </w:p>
+    <w:p>
+      <w:r>
+        <w:rPr>
+          <w:rFonts w:hint="eastAsia"/>
+        </w:rPr>
+        <w:t xml:space="preserve"> </w:t>
+      </w:r>
+      <w:r>
+        <w:t xml:space="preserve"> </w:t>
+      </w:r>
+      <w:r>
+        <w:rPr>
+          <w:rFonts w:hint="eastAsia"/>
+        </w:rPr>
+        <w:t>運動技能の習得において、精密度の高い量的なフィードバック(</w:t>
+      </w:r>
+      <w:r>
+        <w:t>FB)</w:t>
+      </w:r>
+      <w:r>
+        <w:rPr>
+          <w:rFonts w:hint="eastAsia"/>
+        </w:rPr>
+        <w:t>は、あまり正確でない質的なフィードバックよりも有効であることを実験的に検証する。</w:t>
+      </w:r>
+    </w:p>
     <w:p/>
     <w:p/>
-    <w:p/>
     <w:p>
       <w:pPr>
         <w:jc w:val="center"/>
       </w:pPr>
       <w:r>
-        <w:t>結果</w:t>
-      </w:r>
+        <w:t>方法</w:t>
+      </w:r>
+    </w:p>
+    <w:p>
+      <w:pPr>
+        <w:jc w:val="left"/>
+      </w:pPr>
+    </w:p>
+    <w:p>
+      <w:pPr>
+        <w:rPr>
+          <w:b/>
+          <w:bCs/>
+        </w:rPr>
+      </w:pPr>
+      <w:r>
+        <w:rPr>
+          <w:rFonts w:hint="eastAsia"/>
+          <w:b/>
+          <w:bCs/>
+        </w:rPr>
+        <w:t>実験参加者</w:t>
+      </w:r>
+    </w:p>
+    <w:p>
+      <w:r>
+        <w:rPr>
+          <w:rFonts w:hint="eastAsia"/>
+        </w:rPr>
+        <w:t xml:space="preserve"> </w:t>
+      </w:r>
+      <w:r>
+        <w:t xml:space="preserve"> 放送大学で「心理学実験</w:t>
+      </w:r>
+      <w:r>
+        <w:rPr>
+          <w:rFonts w:hint="eastAsia"/>
+        </w:rPr>
+        <w:t>2</w:t>
+      </w:r>
+      <w:r>
+        <w:t>」</w:t>
+      </w:r>
+      <w:r>
+        <w:rPr>
+          <w:rFonts w:hint="eastAsia"/>
+        </w:rPr>
+        <w:t>を受講中の学生1</w:t>
+      </w:r>
+      <w:r>
+        <w:t>9</w:t>
+      </w:r>
+      <w:r>
+        <w:rPr>
+          <w:rFonts w:hint="eastAsia"/>
+        </w:rPr>
+        <w:t>名(男性8名、女性1</w:t>
+      </w:r>
+      <w:r>
+        <w:t>1</w:t>
+      </w:r>
+      <w:r>
+        <w:rPr>
+          <w:rFonts w:hint="eastAsia"/>
+        </w:rPr>
+        <w:t>名、そのほか0</w:t>
+      </w:r>
+      <w:r>
+        <w:t>名、</w:t>
+      </w:r>
+      <w:r>
+        <w:rPr>
+          <w:rFonts w:hint="eastAsia"/>
+        </w:rPr>
+        <w:t>平均年齢4</w:t>
+      </w:r>
+      <w:r>
+        <w:t>9.53</w:t>
+      </w:r>
+      <w:r>
+        <w:rPr>
+          <w:rFonts w:hint="eastAsia"/>
+        </w:rPr>
+        <w:t>歳、標準偏差1</w:t>
+      </w:r>
+      <w:r>
+        <w:t>1.39</w:t>
+      </w:r>
+      <w:r>
+        <w:rPr>
+          <w:rFonts w:hint="eastAsia"/>
+        </w:rPr>
+        <w:t>)が、授業の課題として実験に参加した。</w:t>
+      </w:r>
+    </w:p>
+    <w:p>
+      <w:pPr>
+        <w:jc w:val="left"/>
+        <w:rPr>
+          <w:rFonts w:hint="eastAsia"/>
+        </w:rPr>
+      </w:pPr>
+    </w:p>
+    <w:p>
+      <w:pPr>
+        <w:jc w:val="left"/>
+        <w:rPr>
+          <w:b/>
+          <w:bCs/>
+        </w:rPr>
+      </w:pPr>
+      <w:r>
+        <w:rPr>
+          <w:rFonts w:hint="eastAsia"/>
+          <w:b/>
+          <w:bCs/>
+        </w:rPr>
+        <w:t>装置</w:t>
+      </w:r>
+    </w:p>
+    <w:p>
+      <w:pPr>
+        <w:jc w:val="left"/>
+      </w:pPr>
+      <w:r>
+        <w:rPr>
+          <w:rFonts w:hint="eastAsia"/>
+        </w:rPr>
+        <w:t xml:space="preserve">  実験参加者ごとにPCで実験用ソフトウェアを使用した。</w:t>
+      </w:r>
+    </w:p>
+    <w:p>
+      <w:pPr>
+        <w:jc w:val="left"/>
+        <w:rPr>
+          <w:rFonts w:hint="eastAsia"/>
+        </w:rPr>
+      </w:pPr>
+      <w:r>
+        <w:rPr>
+          <w:rFonts w:hint="eastAsia"/>
+        </w:rPr>
+        <w:t>実験用ソフトウェアは、</w:t>
+      </w:r>
+      <w:bookmarkStart w:id="4" w:name="_Hlk233478057"/>
+      <w:r>
+        <w:rPr>
+          <w:rFonts w:hint="eastAsia"/>
+        </w:rPr>
+        <w:t>「統制条件」、「質的FB条件」、「量的FB条件」</w:t>
+      </w:r>
+      <w:bookmarkEnd w:id="4"/>
+      <w:r>
+        <w:rPr>
+          <w:rFonts w:hint="eastAsia"/>
+        </w:rPr>
+        <w:t>を選択して使用する。</w:t>
+      </w:r>
+      <w:r>
+        <w:rPr>
+          <w:rFonts w:hint="eastAsia"/>
+        </w:rPr>
+        <w:t>実験用ソフトウェアは、</w:t>
+      </w:r>
+      <w:r>
+        <w:rPr>
+          <w:rFonts w:hint="eastAsia"/>
+        </w:rPr>
+        <w:t>PCの画面で、開始位置からマウスを左クリックして、右に動かして線を引き、左クリックを外して「判定」をクリックしたとき、線の長を記録する。</w:t>
+      </w:r>
+      <w:r>
+        <w:rPr>
+          <w:rFonts w:hint="eastAsia"/>
+        </w:rPr>
+        <w:t>「統制条件」</w:t>
+      </w:r>
+      <w:r>
+        <w:rPr>
+          <w:rFonts w:hint="eastAsia"/>
+        </w:rPr>
+        <w:t>は実験者にFB無し</w:t>
+      </w:r>
+      <w:r>
+        <w:rPr>
+          <w:rFonts w:hint="eastAsia"/>
+        </w:rPr>
+        <w:t>、「質的FB条件」</w:t>
+      </w:r>
+      <w:r>
+        <w:rPr>
+          <w:rFonts w:hint="eastAsia"/>
+        </w:rPr>
+        <w:t>は±0.5cmの合否判定でFB</w:t>
+      </w:r>
+      <w:r>
+        <w:rPr>
+          <w:rFonts w:hint="eastAsia"/>
+        </w:rPr>
+        <w:t>、「量的FB条件」</w:t>
+      </w:r>
+      <w:r>
+        <w:rPr>
+          <w:rFonts w:hint="eastAsia"/>
+        </w:rPr>
+        <w:t>は差分を±の数値でFBする。</w:t>
+      </w:r>
+    </w:p>
+    <w:p>
+      <w:pPr>
+        <w:jc w:val="left"/>
+        <w:rPr>
+          <w:rFonts w:hint="eastAsia"/>
+        </w:rPr>
+      </w:pPr>
+      <w:r>
+        <w:rPr>
+          <w:rFonts w:hint="eastAsia"/>
+        </w:rPr>
+        <w:t>実験用ソフトウェアは、</w:t>
+      </w:r>
+      <w:r>
+        <w:rPr>
+          <w:rFonts w:hint="eastAsia"/>
+        </w:rPr>
+        <w:t>10回フィードバック無し(ベースライン)で動作し、続いて30回介入試行を行う。</w:t>
+      </w:r>
+    </w:p>
+    <w:p>
+      <w:pPr>
+        <w:jc w:val="left"/>
+        <w:rPr>
+          <w:rFonts w:hint="eastAsia"/>
+        </w:rPr>
+      </w:pPr>
+    </w:p>
+    <w:p>
+      <w:pPr>
+        <w:jc w:val="left"/>
+        <w:rPr>
+          <w:rFonts w:hint="eastAsia"/>
+        </w:rPr>
+      </w:pPr>
+      <w:r>
+        <w:rPr>
+          <w:rFonts w:hint="eastAsia"/>
+        </w:rPr>
+        <w:t>手続き</w:t>
+      </w:r>
+    </w:p>
+    <w:p>
+      <w:pPr>
+        <w:ind w:firstLineChars="100" w:firstLine="210"/>
+        <w:jc w:val="left"/>
+      </w:pPr>
+      <w:r>
+        <w:rPr>
+          <w:rFonts w:hint="eastAsia"/>
+        </w:rPr>
+        <w:t>実験参加者をランダムに「統制条件」</w:t>
+      </w:r>
+      <w:r>
+        <w:rPr>
+          <w:rFonts w:hint="eastAsia"/>
+        </w:rPr>
+        <w:t>7</w:t>
+      </w:r>
+      <w:r>
+        <w:rPr>
+          <w:rFonts w:hint="eastAsia"/>
+        </w:rPr>
+        <w:t>名(男性</w:t>
+      </w:r>
+      <w:r>
+        <w:rPr>
+          <w:rFonts w:hint="eastAsia"/>
+        </w:rPr>
+        <w:t>2</w:t>
+      </w:r>
+      <w:r>
+        <w:rPr>
+          <w:rFonts w:hint="eastAsia"/>
+        </w:rPr>
+        <w:t>名、</w:t>
+      </w:r>
+      <w:r>
+        <w:rPr>
+          <w:rFonts w:hint="eastAsia"/>
+        </w:rPr>
+        <w:t>女性</w:t>
+      </w:r>
+      <w:r>
+        <w:rPr>
+          <w:rFonts w:hint="eastAsia"/>
+        </w:rPr>
+        <w:t>5名、そのほか0</w:t>
+      </w:r>
+      <w:r>
+        <w:t>名、</w:t>
+      </w:r>
+      <w:r>
+        <w:rPr>
+          <w:rFonts w:hint="eastAsia"/>
+        </w:rPr>
+        <w:t>平均年齢</w:t>
+      </w:r>
+      <w:r>
+        <w:rPr>
+          <w:rFonts w:hint="eastAsia"/>
+        </w:rPr>
+        <w:t>45.29</w:t>
+      </w:r>
+      <w:r>
+        <w:rPr>
+          <w:rFonts w:hint="eastAsia"/>
+        </w:rPr>
+        <w:t>歳、標準偏差</w:t>
+      </w:r>
+      <w:r>
+        <w:rPr>
+          <w:rFonts w:hint="eastAsia"/>
+        </w:rPr>
+        <w:t>10.83</w:t>
+      </w:r>
+      <w:r>
+        <w:rPr>
+          <w:rFonts w:hint="eastAsia"/>
+        </w:rPr>
+        <w:t>)、「質的FB条件</w:t>
+      </w:r>
+      <w:r>
+        <w:rPr>
+          <w:rFonts w:hint="eastAsia"/>
+        </w:rPr>
+        <w:t>5</w:t>
+      </w:r>
+      <w:r>
+        <w:rPr>
+          <w:rFonts w:hint="eastAsia"/>
+        </w:rPr>
+        <w:t>名(男性</w:t>
+      </w:r>
+      <w:r>
+        <w:rPr>
+          <w:rFonts w:hint="eastAsia"/>
+        </w:rPr>
+        <w:t>1</w:t>
+      </w:r>
+      <w:r>
+        <w:rPr>
+          <w:rFonts w:hint="eastAsia"/>
+        </w:rPr>
+        <w:t>名、</w:t>
+      </w:r>
+      <w:r>
+        <w:rPr>
+          <w:rFonts w:hint="eastAsia"/>
+        </w:rPr>
+        <w:t>女性4</w:t>
+      </w:r>
+      <w:r>
+        <w:rPr>
+          <w:rFonts w:hint="eastAsia"/>
+        </w:rPr>
+        <w:t>名、そのほか0</w:t>
+      </w:r>
+      <w:r>
+        <w:t>名、</w:t>
+      </w:r>
+      <w:r>
+        <w:rPr>
+          <w:rFonts w:hint="eastAsia"/>
+        </w:rPr>
+        <w:t>平均年齢</w:t>
+      </w:r>
+      <w:r>
+        <w:rPr>
+          <w:rFonts w:hint="eastAsia"/>
+        </w:rPr>
+        <w:t>48.80</w:t>
+      </w:r>
+      <w:r>
+        <w:rPr>
+          <w:rFonts w:hint="eastAsia"/>
+        </w:rPr>
+        <w:t>歳、標準偏差1</w:t>
+      </w:r>
+      <w:r>
+        <w:rPr>
+          <w:rFonts w:hint="eastAsia"/>
+        </w:rPr>
+        <w:t>5.09</w:t>
+      </w:r>
+      <w:r>
+        <w:rPr>
+          <w:rFonts w:hint="eastAsia"/>
+        </w:rPr>
+        <w:t>)、「量的FB条件」</w:t>
+      </w:r>
+      <w:r>
+        <w:rPr>
+          <w:rFonts w:hint="eastAsia"/>
+        </w:rPr>
+        <w:t>6</w:t>
+      </w:r>
+      <w:r>
+        <w:rPr>
+          <w:rFonts w:hint="eastAsia"/>
+        </w:rPr>
+        <w:t>名(男性</w:t>
+      </w:r>
+      <w:r>
+        <w:rPr>
+          <w:rFonts w:hint="eastAsia"/>
+        </w:rPr>
+        <w:t>5</w:t>
+      </w:r>
+      <w:r>
+        <w:rPr>
+          <w:rFonts w:hint="eastAsia"/>
+        </w:rPr>
+        <w:t>名、</w:t>
+      </w:r>
+      <w:r>
+        <w:rPr>
+          <w:rFonts w:hint="eastAsia"/>
+        </w:rPr>
+        <w:t>女性1</w:t>
+      </w:r>
+      <w:r>
+        <w:rPr>
+          <w:rFonts w:hint="eastAsia"/>
+        </w:rPr>
+        <w:t>名、そのほか0</w:t>
+      </w:r>
+      <w:r>
+        <w:t>名、</w:t>
+      </w:r>
+      <w:r>
+        <w:rPr>
+          <w:rFonts w:hint="eastAsia"/>
+        </w:rPr>
+        <w:t>平均年齢</w:t>
+      </w:r>
+      <w:r>
+        <w:rPr>
+          <w:rFonts w:hint="eastAsia"/>
+        </w:rPr>
+        <w:t>52.17</w:t>
+      </w:r>
+      <w:r>
+        <w:rPr>
+          <w:rFonts w:hint="eastAsia"/>
+        </w:rPr>
+        <w:t>歳、標準偏差</w:t>
+      </w:r>
+      <w:r>
+        <w:rPr>
+          <w:rFonts w:hint="eastAsia"/>
+        </w:rPr>
+        <w:t>5.88</w:t>
+      </w:r>
+      <w:r>
+        <w:rPr>
+          <w:rFonts w:hint="eastAsia"/>
+        </w:rPr>
+        <w:t>)に分け、装置を使用して実験を行った。</w:t>
+      </w:r>
+      <w:r>
+        <w:rPr>
+          <w:rFonts w:hint="eastAsia"/>
+        </w:rPr>
+        <w:t>最後に、実験の本来の目的が説明される(デブリーフィング</w:t>
+      </w:r>
+      <w:r>
+        <w:t>)</w:t>
+      </w:r>
+      <w:r>
+        <w:rPr>
+          <w:rFonts w:hint="eastAsia"/>
+        </w:rPr>
+        <w:t>。</w:t>
+      </w:r>
+    </w:p>
+    <w:p>
+      <w:pPr>
+        <w:jc w:val="left"/>
+        <w:rPr>
+          <w:rFonts w:hint="eastAsia"/>
+        </w:rPr>
+      </w:pPr>
+    </w:p>
+    <w:p>
+      <w:pPr>
+        <w:jc w:val="left"/>
+      </w:pPr>
+      <w:r>
+        <w:rPr>
+          <w:rFonts w:hint="eastAsia"/>
+        </w:rPr>
+        <w:t>実験計画</w:t>
+      </w:r>
+    </w:p>
+    <w:p>
+      <w:pPr>
+        <w:jc w:val="left"/>
+      </w:pPr>
+      <w:r>
+        <w:rPr>
+          <w:rFonts w:hint="eastAsia"/>
+        </w:rPr>
+        <w:t xml:space="preserve">　1要因3水準(統制条件,質的F</w:t>
+      </w:r>
+      <w:r>
+        <w:t>B</w:t>
+      </w:r>
+      <w:r>
+        <w:rPr>
+          <w:rFonts w:hint="eastAsia"/>
+        </w:rPr>
+        <w:t>条件,量的F</w:t>
+      </w:r>
+      <w:r>
+        <w:t>B</w:t>
+      </w:r>
+      <w:r>
+        <w:rPr>
+          <w:rFonts w:hint="eastAsia"/>
+        </w:rPr>
+        <w:t>条件</w:t>
+      </w:r>
+      <w:r>
+        <w:t>)</w:t>
+      </w:r>
+      <w:r>
+        <w:rPr>
+          <w:rFonts w:hint="eastAsia"/>
+        </w:rPr>
+        <w:t>の参加者間計画</w:t>
+      </w:r>
+    </w:p>
+    <w:p>
+      <w:pPr>
+        <w:jc w:val="left"/>
+      </w:pPr>
     </w:p>
     <w:p>
       <w:pPr>
         <w:widowControl/>
         <w:jc w:val="left"/>
       </w:pPr>
-    </w:p>
+      <w:r>
+        <w:br w:type="page"/>
+      </w:r>
+    </w:p>
+    <w:p>
+      <w:pPr>
+        <w:jc w:val="left"/>
+      </w:pPr>
+    </w:p>
+    <w:p>
+      <w:pPr>
+        <w:jc w:val="left"/>
+        <w:rPr>
+          <w:rFonts w:hint="eastAsia"/>
+        </w:rPr>
+      </w:pPr>
+      <w:r>
+        <w:rPr>
+          <w:rFonts w:hint="eastAsia"/>
+        </w:rPr>
+        <w:t>結果</w:t>
+      </w:r>
+    </w:p>
+    <w:p>
+      <w:pPr>
+        <w:jc w:val="left"/>
+      </w:pPr>
+    </w:p>
+    <w:p>
+      <w:pPr>
+        <w:jc w:val="left"/>
+        <w:rPr>
+          <w:rFonts w:hint="eastAsia"/>
+        </w:rPr>
+      </w:pPr>
+    </w:p>
+    <w:p>
+      <w:pPr>
+        <w:jc w:val="left"/>
+      </w:pPr>
+    </w:p>
+    <w:p>
+      <w:pPr>
+        <w:jc w:val="left"/>
+      </w:pPr>
+    </w:p>
+    <w:p>
+      <w:pPr>
+        <w:jc w:val="left"/>
+        <w:rPr>
+          <w:rFonts w:hint="eastAsia"/>
+        </w:rPr>
+      </w:pPr>
+    </w:p>
+    <w:p/>
     <w:p>
       <w:pPr>
         <w:widowControl/>
         <w:jc w:val="left"/>
       </w:pPr>
-    </w:p>
-    <w:p>
-      <w:pPr>
-        <w:widowControl/>
-        <w:jc w:val="left"/>
-        <w:rPr>
-          <w:rFonts w:hint="eastAsia"/>
-        </w:rPr>
-      </w:pPr>
-    </w:p>
-    <w:p>
-      <w:pPr>
-        <w:widowControl/>
-        <w:jc w:val="left"/>
-      </w:pPr>
       <w:r>
         <w:br w:type="page"/>
       </w:r>
     </w:p>
     <w:p/>
+    <w:p>
+      <w:pPr>
+        <w:rPr>
+          <w:rFonts w:hint="eastAsia"/>
+        </w:rPr>
+      </w:pPr>
+    </w:p>
     <w:p/>
     <w:p>
       <w:pPr>
         <w:jc w:val="center"/>
       </w:pPr>
       <w:r>
-        <w:t>考察</w:t>
-      </w:r>
-    </w:p>
-    <w:p/>
-    <w:p/>
-    <w:p>
-      <w:pPr>
-        <w:jc w:val="center"/>
-      </w:pPr>
-      <w:r>
-        <w:t>引用文献</w:t>
-      </w:r>
-    </w:p>
-    <w:p/>
-    <w:p/>
-    <w:p>
-      <w:pPr>
-        <w:widowControl/>
-        <w:jc w:val="left"/>
-      </w:pPr>
-      <w:r>
-        <w:br w:type="page"/>
-      </w:r>
-    </w:p>
-    <w:p/>
-    <w:p>
-      <w:pPr>
-        <w:jc w:val="center"/>
-      </w:pPr>
-      <w:r>
-        <w:rPr>
-          <w:rFonts w:hint="eastAsia"/>
-        </w:rPr>
-        <w:t>運動技能学習におけるフィードバック効果</w:t>
-      </w:r>
-    </w:p>
-    <w:p/>
-    <w:p>
-      <w:pPr>
-        <w:jc w:val="center"/>
-      </w:pPr>
-      <w:r>
-        <w:t>問題</w:t>
-      </w:r>
-    </w:p>
-    <w:p>
-      <w:r>
-        <w:rPr>
-          <w:rFonts w:hint="eastAsia"/>
-        </w:rPr>
-        <w:t xml:space="preserve"> </w:t>
-      </w:r>
-      <w:r>
-        <w:t xml:space="preserve"> </w:t>
-      </w:r>
-      <w:r>
-        <w:rPr>
-          <w:rFonts w:hint="eastAsia"/>
-        </w:rPr>
-        <w:t>運動技能の習得において、精密度の高い量的なフィードバック(</w:t>
-      </w:r>
-      <w:r>
-        <w:t>FB)</w:t>
-      </w:r>
-      <w:r>
-        <w:rPr>
-          <w:rFonts w:hint="eastAsia"/>
-        </w:rPr>
-        <w:t>は、あまり正確でない質的なフィードバックよりも有効であることを実験的に検証する。</w:t>
-      </w:r>
-    </w:p>
-    <w:p/>
-    <w:p/>
-    <w:p>
-      <w:pPr>
-        <w:jc w:val="center"/>
-      </w:pPr>
-      <w:r>
-        <w:t>方法</w:t>
-      </w:r>
-    </w:p>
-    <w:p>
-      <w:pPr>
-        <w:jc w:val="left"/>
-      </w:pPr>
-    </w:p>
-    <w:p>
-      <w:pPr>
-        <w:jc w:val="left"/>
-      </w:pPr>
-      <w:r>
-        <w:rPr>
-          <w:rFonts w:hint="eastAsia"/>
-        </w:rPr>
-        <w:t>手続き</w:t>
-      </w:r>
-    </w:p>
-    <w:p>
-      <w:pPr>
-        <w:ind w:firstLineChars="100" w:firstLine="210"/>
-        <w:jc w:val="left"/>
-      </w:pPr>
-      <w:r>
-        <w:rPr>
-          <w:rFonts w:hint="eastAsia"/>
-        </w:rPr>
-        <w:t>はじめにベースラインとして1</w:t>
-      </w:r>
-      <w:r>
-        <w:t>0</w:t>
-      </w:r>
-      <w:r>
-        <w:rPr>
-          <w:rFonts w:hint="eastAsia"/>
-        </w:rPr>
-        <w:t>試験行う。このとき、どの参加者もフィードバックを受けずに線引きの課題を行う。続いて介入試験を3</w:t>
-      </w:r>
-      <w:r>
-        <w:t>0</w:t>
-      </w:r>
-      <w:r>
-        <w:rPr>
-          <w:rFonts w:hint="eastAsia"/>
-        </w:rPr>
-        <w:t>試行行う。最後に、実験の本来の目的が説明される(デブリーフィング</w:t>
-      </w:r>
-      <w:r>
-        <w:t>)</w:t>
-      </w:r>
-      <w:r>
-        <w:rPr>
-          <w:rFonts w:hint="eastAsia"/>
-        </w:rPr>
-        <w:t>。</w:t>
-      </w:r>
-    </w:p>
-    <w:p>
-      <w:pPr>
-        <w:jc w:val="left"/>
-      </w:pPr>
-    </w:p>
-    <w:p>
-      <w:pPr>
-        <w:rPr>
-          <w:b/>
-          <w:bCs/>
-        </w:rPr>
-      </w:pPr>
-      <w:r>
-        <w:rPr>
-          <w:rFonts w:hint="eastAsia"/>
-          <w:b/>
-          <w:bCs/>
-        </w:rPr>
-        <w:t>実験参加者</w:t>
-      </w:r>
-    </w:p>
-    <w:p>
-      <w:r>
-        <w:rPr>
-          <w:rFonts w:hint="eastAsia"/>
-        </w:rPr>
-        <w:t xml:space="preserve"> </w:t>
-      </w:r>
-      <w:r>
-        <w:t xml:space="preserve"> 放送大学で「心理学実験</w:t>
-      </w:r>
-      <w:r>
-        <w:rPr>
-          <w:rFonts w:hint="eastAsia"/>
-        </w:rPr>
-        <w:t>2</w:t>
-      </w:r>
-      <w:r>
-        <w:t>」</w:t>
-      </w:r>
-      <w:r>
-        <w:rPr>
-          <w:rFonts w:hint="eastAsia"/>
-        </w:rPr>
-        <w:t>を受講中の学生1</w:t>
-      </w:r>
-      <w:r>
-        <w:t>9</w:t>
-      </w:r>
-      <w:r>
-        <w:rPr>
-          <w:rFonts w:hint="eastAsia"/>
-        </w:rPr>
-        <w:t>名(男性8名、女性1</w:t>
-      </w:r>
-      <w:r>
-        <w:t>1</w:t>
-      </w:r>
-      <w:r>
-        <w:rPr>
-          <w:rFonts w:hint="eastAsia"/>
-        </w:rPr>
-        <w:t>名、そのほか0</w:t>
-      </w:r>
-      <w:r>
-        <w:t>名、</w:t>
-      </w:r>
-      <w:r>
-        <w:rPr>
-          <w:rFonts w:hint="eastAsia"/>
-        </w:rPr>
-        <w:t>平均年齢4</w:t>
-      </w:r>
-      <w:r>
-        <w:t>9.53</w:t>
-      </w:r>
-      <w:r>
-        <w:rPr>
-          <w:rFonts w:hint="eastAsia"/>
-        </w:rPr>
-        <w:t>歳、標準偏差1</w:t>
-      </w:r>
-      <w:r>
-        <w:t>1.39</w:t>
-      </w:r>
-      <w:r>
-        <w:rPr>
-          <w:rFonts w:hint="eastAsia"/>
-        </w:rPr>
-        <w:t>)が、授業の課題として実験に参加した。</w:t>
-      </w:r>
-    </w:p>
-    <w:p>
-      <w:pPr>
-        <w:jc w:val="left"/>
-      </w:pPr>
-    </w:p>
-    <w:p>
-      <w:pPr>
-        <w:jc w:val="left"/>
-      </w:pPr>
-    </w:p>
-    <w:p>
-      <w:pPr>
-        <w:jc w:val="left"/>
-      </w:pPr>
-    </w:p>
-    <w:p>
-      <w:pPr>
-        <w:jc w:val="left"/>
-      </w:pPr>
-    </w:p>
-    <w:p>
-      <w:pPr>
-        <w:jc w:val="left"/>
-      </w:pPr>
-      <w:r>
-        <w:rPr>
-          <w:rFonts w:hint="eastAsia"/>
-        </w:rPr>
-        <w:t>実験計画</w:t>
-      </w:r>
-    </w:p>
-    <w:p>
-      <w:pPr>
-        <w:jc w:val="left"/>
-      </w:pPr>
-      <w:r>
-        <w:rPr>
-          <w:rFonts w:hint="eastAsia"/>
-        </w:rPr>
-        <w:t xml:space="preserve">　1要因3水準(統制条件,質的F</w:t>
-      </w:r>
-      <w:r>
-        <w:t>B</w:t>
-      </w:r>
-      <w:r>
-        <w:rPr>
-          <w:rFonts w:hint="eastAsia"/>
-        </w:rPr>
-        <w:t>条件,量的F</w:t>
-      </w:r>
-      <w:r>
-        <w:t>B</w:t>
-      </w:r>
-      <w:r>
-        <w:rPr>
-          <w:rFonts w:hint="eastAsia"/>
-        </w:rPr>
-        <w:t>条件</w:t>
-      </w:r>
-      <w:r>
-        <w:t>)</w:t>
-      </w:r>
-      <w:r>
-        <w:rPr>
-          <w:rFonts w:hint="eastAsia"/>
-        </w:rPr>
-        <w:t>の参加者間計画</w:t>
-      </w:r>
-    </w:p>
-    <w:p>
-      <w:pPr>
-        <w:jc w:val="left"/>
-      </w:pPr>
-    </w:p>
-    <w:p>
-      <w:pPr>
-        <w:jc w:val="left"/>
-      </w:pPr>
-      <w:r>
-        <w:rPr>
-          <w:rFonts w:hint="eastAsia"/>
-        </w:rPr>
-        <w:t>実験条件</w:t>
-      </w:r>
-    </w:p>
-    <w:p>
-      <w:pPr>
-        <w:jc w:val="left"/>
-      </w:pPr>
-    </w:p>
-    <w:p>
-      <w:pPr>
-        <w:jc w:val="left"/>
-      </w:pPr>
-      <w:r>
-        <w:rPr>
-          <w:rFonts w:hint="eastAsia"/>
-        </w:rPr>
-        <w:t>統制条件</w:t>
-      </w:r>
-    </w:p>
-    <w:p>
-      <w:pPr>
-        <w:jc w:val="left"/>
-      </w:pPr>
-      <w:r>
-        <w:rPr>
-          <w:rFonts w:hint="eastAsia"/>
-        </w:rPr>
-        <w:t>何もF</w:t>
-      </w:r>
-      <w:r>
-        <w:t>B</w:t>
-      </w:r>
-      <w:r>
-        <w:rPr>
-          <w:rFonts w:hint="eastAsia"/>
-        </w:rPr>
-        <w:t>を受けずに1</w:t>
-      </w:r>
-      <w:r>
-        <w:t>0cm</w:t>
-      </w:r>
-      <w:r>
-        <w:rPr>
-          <w:rFonts w:hint="eastAsia"/>
-        </w:rPr>
-        <w:t>と思われる長さを目指して線を引く。</w:t>
-      </w:r>
-    </w:p>
-    <w:p>
-      <w:pPr>
-        <w:jc w:val="left"/>
-      </w:pPr>
-    </w:p>
-    <w:p>
-      <w:pPr>
-        <w:jc w:val="left"/>
-      </w:pPr>
-      <w:r>
-        <w:rPr>
-          <w:rFonts w:hint="eastAsia"/>
-        </w:rPr>
-        <w:t>質的F</w:t>
-      </w:r>
-      <w:r>
-        <w:t>B</w:t>
-      </w:r>
-      <w:r>
-        <w:rPr>
-          <w:rFonts w:hint="eastAsia"/>
-        </w:rPr>
-        <w:t>条件</w:t>
-      </w:r>
-    </w:p>
-    <w:p>
-      <w:pPr>
-        <w:jc w:val="left"/>
-      </w:pPr>
-      <w:r>
-        <w:rPr>
-          <w:rFonts w:hint="eastAsia"/>
-        </w:rPr>
-        <w:t>線を引くたびにF</w:t>
-      </w:r>
-      <w:r>
-        <w:t>B</w:t>
-      </w:r>
-      <w:r>
-        <w:rPr>
-          <w:rFonts w:hint="eastAsia"/>
-        </w:rPr>
-        <w:t>を受ける。目標値(</w:t>
-      </w:r>
-      <w:r>
-        <w:t>10cm)</w:t>
-      </w:r>
-    </w:p>
-    <w:p>
-      <w:pPr>
-        <w:jc w:val="left"/>
-      </w:pPr>
-    </w:p>
-    <w:p>
-      <w:pPr>
-        <w:jc w:val="left"/>
-      </w:pPr>
-      <w:r>
-        <w:rPr>
-          <w:rFonts w:hint="eastAsia"/>
-        </w:rPr>
-        <w:t>量的F</w:t>
-      </w:r>
-      <w:r>
-        <w:t>B</w:t>
-      </w:r>
-      <w:r>
-        <w:rPr>
-          <w:rFonts w:hint="eastAsia"/>
-        </w:rPr>
-        <w:t>条件</w:t>
-      </w:r>
-    </w:p>
-    <w:p>
-      <w:pPr>
-        <w:jc w:val="left"/>
-      </w:pPr>
-    </w:p>
-    <w:p>
-      <w:pPr>
-        <w:jc w:val="left"/>
-      </w:pPr>
-    </w:p>
-    <w:p>
-      <w:pPr>
-        <w:jc w:val="left"/>
-      </w:pPr>
-    </w:p>
-    <w:p>
-      <w:pPr>
-        <w:jc w:val="left"/>
-      </w:pPr>
-      <w:r>
-        <w:rPr>
-          <w:rFonts w:hint="eastAsia"/>
-        </w:rPr>
-        <w:t>記憶の測定法</w:t>
-      </w:r>
-    </w:p>
-    <w:p>
-      <w:pPr>
-        <w:jc w:val="left"/>
-      </w:pPr>
-      <w:r>
-        <w:rPr>
-          <w:rFonts w:hint="eastAsia"/>
-        </w:rPr>
-        <w:t>再生法:</w:t>
-      </w:r>
-      <w:r>
-        <w:t xml:space="preserve"> </w:t>
-      </w:r>
-      <w:r>
-        <w:rPr>
-          <w:rFonts w:hint="eastAsia"/>
-        </w:rPr>
-        <w:t>検索の手がかりかない状態で、記憶している内容を被験者自身に産出そさせる手続き</w:t>
-      </w:r>
-    </w:p>
-    <w:p>
-      <w:pPr>
-        <w:jc w:val="left"/>
-      </w:pPr>
-    </w:p>
-    <w:p>
-      <w:pPr>
-        <w:jc w:val="left"/>
-      </w:pPr>
-      <w:r>
-        <w:rPr>
-          <w:rFonts w:hint="eastAsia"/>
-        </w:rPr>
-        <w:t>・自由再生法:</w:t>
-      </w:r>
-      <w:r>
-        <w:t xml:space="preserve"> </w:t>
-      </w:r>
-      <w:r>
-        <w:rPr>
-          <w:rFonts w:hint="eastAsia"/>
-        </w:rPr>
-        <w:t>再生法のうち、刺激の提示順序には関係なく、思い出した順に答えさせる方法</w:t>
-      </w:r>
-    </w:p>
-    <w:p>
-      <w:pPr>
-        <w:jc w:val="left"/>
-      </w:pPr>
-    </w:p>
-    <w:p/>
-    <w:p/>
-    <w:p/>
-    <w:p>
-      <w:r>
-        <w:rPr>
-          <w:rFonts w:hint="eastAsia"/>
-        </w:rPr>
-        <w:t>実験参加者</w:t>
-      </w:r>
-    </w:p>
-    <w:p>
-      <w:r>
-        <w:rPr>
-          <w:rFonts w:hint="eastAsia"/>
-        </w:rPr>
-        <w:t xml:space="preserve"> </w:t>
-      </w:r>
-      <w:r>
-        <w:t xml:space="preserve"> 放送大学で「心理学実験</w:t>
-      </w:r>
-      <w:r>
-        <w:rPr>
-          <w:rFonts w:hint="eastAsia"/>
-        </w:rPr>
-        <w:t>2</w:t>
-      </w:r>
-      <w:r>
-        <w:t>」</w:t>
-      </w:r>
-      <w:r>
-        <w:rPr>
-          <w:rFonts w:hint="eastAsia"/>
-        </w:rPr>
-        <w:t>を受講中の学生1</w:t>
-      </w:r>
-      <w:r>
-        <w:t>9</w:t>
-      </w:r>
-      <w:r>
-        <w:rPr>
-          <w:rFonts w:hint="eastAsia"/>
-        </w:rPr>
-        <w:t>名(男性8名、女性1</w:t>
-      </w:r>
-      <w:r>
-        <w:t>1</w:t>
-      </w:r>
-      <w:r>
-        <w:rPr>
-          <w:rFonts w:hint="eastAsia"/>
-        </w:rPr>
-        <w:t>名、そのほか0</w:t>
-      </w:r>
-      <w:r>
-        <w:t>名、</w:t>
-      </w:r>
-      <w:r>
-        <w:rPr>
-          <w:rFonts w:hint="eastAsia"/>
-        </w:rPr>
-        <w:t>平均年齢4</w:t>
-      </w:r>
-      <w:r>
-        <w:t>9.53</w:t>
-      </w:r>
-      <w:r>
-        <w:rPr>
-          <w:rFonts w:hint="eastAsia"/>
-        </w:rPr>
-        <w:t>歳、標準偏差1</w:t>
-      </w:r>
-      <w:r>
-        <w:t>1.39</w:t>
-      </w:r>
-      <w:r>
-        <w:rPr>
-          <w:rFonts w:hint="eastAsia"/>
-        </w:rPr>
-        <w:t>)が、授業の課題として実験に参加した。</w:t>
-      </w:r>
-    </w:p>
-    <w:p/>
-    <w:p>
-      <w:r>
-        <w:t>実験材料</w:t>
-      </w:r>
-    </w:p>
-    <w:p/>
-    <w:p>
-      <w:r>
-        <w:rPr>
-          <w:rFonts w:hint="eastAsia"/>
-        </w:rPr>
-        <w:t>特性語リスト</w:t>
-      </w:r>
-    </w:p>
-    <w:p/>
-    <w:p>
-      <w:r>
-        <w:rPr>
-          <w:rFonts w:hint="eastAsia"/>
-        </w:rPr>
-        <w:t>回答用紙</w:t>
-      </w:r>
-    </w:p>
-    <w:p/>
-    <w:p/>
-    <w:p>
-      <w:pPr>
-        <w:widowControl/>
-        <w:jc w:val="left"/>
-      </w:pPr>
-      <w:r>
-        <w:br w:type="page"/>
-      </w:r>
-    </w:p>
-    <w:p/>
-    <w:p/>
-    <w:p/>
-    <w:p/>
-    <w:p>
-      <w:pPr>
-        <w:jc w:val="center"/>
-      </w:pPr>
-      <w:r>
         <w:t>結果</w:t>
       </w:r>
     </w:p>
-    <w:p/>
-    <w:p>
-      <w:pPr>
-        <w:jc w:val="center"/>
-      </w:pPr>
-      <w:r>
-        <w:rPr>
-          <w:rFonts w:hint="eastAsia"/>
-        </w:rPr>
-        <w:t>表1</w:t>
-      </w:r>
-      <w:r>
-        <w:t xml:space="preserve"> </w:t>
-      </w:r>
-      <w:r>
-        <w:rPr>
-          <w:rFonts w:hint="eastAsia"/>
-        </w:rPr>
-        <w:t>暖かい条件での人物の印象記述結果</w:t>
-      </w:r>
-    </w:p>
-    <w:p>
-      <w:pPr>
-        <w:widowControl/>
-        <w:jc w:val="left"/>
-      </w:pPr>
-    </w:p>
-    <w:p>
-      <w:pPr>
-        <w:widowControl/>
-        <w:jc w:val="left"/>
-      </w:pPr>
-    </w:p>
-    <w:p>
-      <w:pPr>
-        <w:jc w:val="center"/>
-      </w:pPr>
-      <w:r>
-        <w:rPr>
-          <w:rFonts w:hint="eastAsia"/>
-        </w:rPr>
-        <w:t>表2</w:t>
-      </w:r>
-      <w:r>
-        <w:t xml:space="preserve"> </w:t>
-      </w:r>
-      <w:r>
-        <w:rPr>
-          <w:rFonts w:hint="eastAsia"/>
-        </w:rPr>
-        <w:t>冷たい条件での人物の印象記述結果</w:t>
-      </w:r>
-    </w:p>
-    <w:p>
-      <w:pPr>
-        <w:jc w:val="center"/>
-      </w:pPr>
-    </w:p>
-    <w:p/>
-    <w:p/>
-    <w:p>
-      <w:pPr>
-        <w:jc w:val="center"/>
-      </w:pPr>
-      <w:r>
-        <w:rPr>
-          <w:rFonts w:hint="eastAsia"/>
-        </w:rPr>
-        <w:t>表3</w:t>
-      </w:r>
-      <w:r>
-        <w:t xml:space="preserve"> </w:t>
-      </w:r>
-      <w:r>
-        <w:rPr>
-          <w:rFonts w:hint="eastAsia"/>
-        </w:rPr>
-        <w:t>各形容詞にあてはまると回答した人数</w:t>
-      </w:r>
-    </w:p>
-    <w:p/>
     <w:p/>
     <w:p/>
     <w:p/>
@@ -4742,10 +5306,10 @@
     </w:lvl>
   </w:abstractNum>
   <w:abstractNum w:abstractNumId="1" w15:restartNumberingAfterBreak="0">
-    <w:nsid w:val="64013A49"/>
+    <w:nsid w:val="5DBE15DF"/>
     <w:multiLevelType w:val="hybridMultilevel"/>
-    <w:tmpl w:val="9B96467C"/>
-    <w:lvl w:ilvl="0" w:tplc="883AA342">
+    <w:tmpl w:val="4B0A17B8"/>
+    <w:lvl w:ilvl="0" w:tplc="A1585AAE">
       <w:start w:val="1"/>
       <w:numFmt w:val="decimal"/>
       <w:lvlText w:val="%1."/>
@@ -4763,7 +5327,7 @@
       <w:lvlText w:val="(%2)"/>
       <w:lvlJc w:val="left"/>
       <w:pPr>
-        <w:ind w:left="840" w:hanging="420"/>
+        <w:ind w:left="880" w:hanging="440"/>
       </w:pPr>
     </w:lvl>
     <w:lvl w:ilvl="2" w:tplc="04090011" w:tentative="1">
@@ -4772,7 +5336,7 @@
       <w:lvlText w:val="%3"/>
       <w:lvlJc w:val="left"/>
       <w:pPr>
-        <w:ind w:left="1260" w:hanging="420"/>
+        <w:ind w:left="1320" w:hanging="440"/>
       </w:pPr>
     </w:lvl>
     <w:lvl w:ilvl="3" w:tplc="0409000F" w:tentative="1">
@@ -4781,7 +5345,7 @@
       <w:lvlText w:val="%4."/>
       <w:lvlJc w:val="left"/>
       <w:pPr>
-        <w:ind w:left="1680" w:hanging="420"/>
+        <w:ind w:left="1760" w:hanging="440"/>
       </w:pPr>
     </w:lvl>
     <w:lvl w:ilvl="4" w:tplc="04090017" w:tentative="1">
@@ -4790,7 +5354,7 @@
       <w:lvlText w:val="(%5)"/>
       <w:lvlJc w:val="left"/>
       <w:pPr>
-        <w:ind w:left="2100" w:hanging="420"/>
+        <w:ind w:left="2200" w:hanging="440"/>
       </w:pPr>
     </w:lvl>
     <w:lvl w:ilvl="5" w:tplc="04090011" w:tentative="1">
@@ -4799,7 +5363,7 @@
       <w:lvlText w:val="%6"/>
       <w:lvlJc w:val="left"/>
       <w:pPr>
-        <w:ind w:left="2520" w:hanging="420"/>
+        <w:ind w:left="2640" w:hanging="440"/>
       </w:pPr>
     </w:lvl>
     <w:lvl w:ilvl="6" w:tplc="0409000F" w:tentative="1">
@@ -4808,7 +5372,7 @@
       <w:lvlText w:val="%7."/>
       <w:lvlJc w:val="left"/>
       <w:pPr>
-        <w:ind w:left="2940" w:hanging="420"/>
+        <w:ind w:left="3080" w:hanging="440"/>
       </w:pPr>
     </w:lvl>
     <w:lvl w:ilvl="7" w:tplc="04090017" w:tentative="1">
@@ -4817,7 +5381,7 @@
       <w:lvlText w:val="(%8)"/>
       <w:lvlJc w:val="left"/>
       <w:pPr>
-        <w:ind w:left="3360" w:hanging="420"/>
+        <w:ind w:left="3520" w:hanging="440"/>
       </w:pPr>
     </w:lvl>
     <w:lvl w:ilvl="8" w:tplc="04090011" w:tentative="1">
@@ -4826,6 +5390,95 @@
       <w:lvlText w:val="%9"/>
       <w:lvlJc w:val="left"/>
       <w:pPr>
+        <w:ind w:left="3960" w:hanging="440"/>
+      </w:pPr>
+    </w:lvl>
+  </w:abstractNum>
+  <w:abstractNum w:abstractNumId="2" w15:restartNumberingAfterBreak="0">
+    <w:nsid w:val="64013A49"/>
+    <w:multiLevelType w:val="hybridMultilevel"/>
+    <w:tmpl w:val="9B96467C"/>
+    <w:lvl w:ilvl="0" w:tplc="883AA342">
+      <w:start w:val="1"/>
+      <w:numFmt w:val="decimal"/>
+      <w:lvlText w:val="%1."/>
+      <w:lvlJc w:val="left"/>
+      <w:pPr>
+        <w:ind w:left="360" w:hanging="360"/>
+      </w:pPr>
+      <w:rPr>
+        <w:rFonts w:hint="default"/>
+      </w:rPr>
+    </w:lvl>
+    <w:lvl w:ilvl="1" w:tplc="04090017" w:tentative="1">
+      <w:start w:val="1"/>
+      <w:numFmt w:val="aiueoFullWidth"/>
+      <w:lvlText w:val="(%2)"/>
+      <w:lvlJc w:val="left"/>
+      <w:pPr>
+        <w:ind w:left="840" w:hanging="420"/>
+      </w:pPr>
+    </w:lvl>
+    <w:lvl w:ilvl="2" w:tplc="04090011" w:tentative="1">
+      <w:start w:val="1"/>
+      <w:numFmt w:val="decimalEnclosedCircle"/>
+      <w:lvlText w:val="%3"/>
+      <w:lvlJc w:val="left"/>
+      <w:pPr>
+        <w:ind w:left="1260" w:hanging="420"/>
+      </w:pPr>
+    </w:lvl>
+    <w:lvl w:ilvl="3" w:tplc="0409000F" w:tentative="1">
+      <w:start w:val="1"/>
+      <w:numFmt w:val="decimal"/>
+      <w:lvlText w:val="%4."/>
+      <w:lvlJc w:val="left"/>
+      <w:pPr>
+        <w:ind w:left="1680" w:hanging="420"/>
+      </w:pPr>
+    </w:lvl>
+    <w:lvl w:ilvl="4" w:tplc="04090017" w:tentative="1">
+      <w:start w:val="1"/>
+      <w:numFmt w:val="aiueoFullWidth"/>
+      <w:lvlText w:val="(%5)"/>
+      <w:lvlJc w:val="left"/>
+      <w:pPr>
+        <w:ind w:left="2100" w:hanging="420"/>
+      </w:pPr>
+    </w:lvl>
+    <w:lvl w:ilvl="5" w:tplc="04090011" w:tentative="1">
+      <w:start w:val="1"/>
+      <w:numFmt w:val="decimalEnclosedCircle"/>
+      <w:lvlText w:val="%6"/>
+      <w:lvlJc w:val="left"/>
+      <w:pPr>
+        <w:ind w:left="2520" w:hanging="420"/>
+      </w:pPr>
+    </w:lvl>
+    <w:lvl w:ilvl="6" w:tplc="0409000F" w:tentative="1">
+      <w:start w:val="1"/>
+      <w:numFmt w:val="decimal"/>
+      <w:lvlText w:val="%7."/>
+      <w:lvlJc w:val="left"/>
+      <w:pPr>
+        <w:ind w:left="2940" w:hanging="420"/>
+      </w:pPr>
+    </w:lvl>
+    <w:lvl w:ilvl="7" w:tplc="04090017" w:tentative="1">
+      <w:start w:val="1"/>
+      <w:numFmt w:val="aiueoFullWidth"/>
+      <w:lvlText w:val="(%8)"/>
+      <w:lvlJc w:val="left"/>
+      <w:pPr>
+        <w:ind w:left="3360" w:hanging="420"/>
+      </w:pPr>
+    </w:lvl>
+    <w:lvl w:ilvl="8" w:tplc="04090011" w:tentative="1">
+      <w:start w:val="1"/>
+      <w:numFmt w:val="decimalEnclosedCircle"/>
+      <w:lvlText w:val="%9"/>
+      <w:lvlJc w:val="left"/>
+      <w:pPr>
         <w:ind w:left="3780" w:hanging="420"/>
       </w:pPr>
     </w:lvl>
@@ -4834,6 +5487,9 @@
     <w:abstractNumId w:val="0"/>
   </w:num>
   <w:num w:numId="2" w16cid:durableId="1039479525">
+    <w:abstractNumId w:val="2"/>
+  </w:num>
+  <w:num w:numId="3" w16cid:durableId="46612115">
     <w:abstractNumId w:val="1"/>
   </w:num>
 </w:numbering>
@@ -5935,7 +6591,1311 @@
 </c:chartSpace>
 </file>
 
+<file path=word/charts/chart2.xml><?xml version="1.0" encoding="utf-8"?>
+<c:chartSpace xmlns:c="http://schemas.openxmlformats.org/drawingml/2006/chart" xmlns:a="http://schemas.openxmlformats.org/drawingml/2006/main" xmlns:r="http://schemas.openxmlformats.org/officeDocument/2006/relationships" xmlns:c16r2="http://schemas.microsoft.com/office/drawing/2015/06/chart">
+  <c:date1904 val="0"/>
+  <c:lang val="ja-JP"/>
+  <c:roundedCorners val="0"/>
+  <mc:AlternateContent xmlns:mc="http://schemas.openxmlformats.org/markup-compatibility/2006">
+    <mc:Choice xmlns:c14="http://schemas.microsoft.com/office/drawing/2007/8/2/chart" Requires="c14">
+      <c14:style val="102"/>
+    </mc:Choice>
+    <mc:Fallback>
+      <c:style val="2"/>
+    </mc:Fallback>
+  </mc:AlternateContent>
+  <c:chart>
+    <c:autoTitleDeleted val="1"/>
+    <c:plotArea>
+      <c:layout/>
+      <c:lineChart>
+        <c:grouping val="standard"/>
+        <c:varyColors val="0"/>
+        <c:ser>
+          <c:idx val="0"/>
+          <c:order val="0"/>
+          <c:tx>
+            <c:strRef>
+              <c:f>'表1、2'!$A$4</c:f>
+              <c:strCache>
+                <c:ptCount val="1"/>
+                <c:pt idx="0">
+                  <c:v>直後再生条件</c:v>
+                </c:pt>
+              </c:strCache>
+            </c:strRef>
+          </c:tx>
+          <c:spPr>
+            <a:ln w="28575" cap="rnd">
+              <a:solidFill>
+                <a:schemeClr val="accent1"/>
+              </a:solidFill>
+              <a:round/>
+            </a:ln>
+            <a:effectLst/>
+          </c:spPr>
+          <c:marker>
+            <c:symbol val="none"/>
+          </c:marker>
+          <c:cat>
+            <c:numRef>
+              <c:f>'表1、2'!$B$3:$P$3</c:f>
+              <c:numCache>
+                <c:formatCode>General</c:formatCode>
+                <c:ptCount val="15"/>
+                <c:pt idx="0">
+                  <c:v>1</c:v>
+                </c:pt>
+                <c:pt idx="1">
+                  <c:v>2</c:v>
+                </c:pt>
+                <c:pt idx="2">
+                  <c:v>3</c:v>
+                </c:pt>
+                <c:pt idx="3">
+                  <c:v>4</c:v>
+                </c:pt>
+                <c:pt idx="4">
+                  <c:v>5</c:v>
+                </c:pt>
+                <c:pt idx="5">
+                  <c:v>6</c:v>
+                </c:pt>
+                <c:pt idx="6">
+                  <c:v>7</c:v>
+                </c:pt>
+                <c:pt idx="7">
+                  <c:v>8</c:v>
+                </c:pt>
+                <c:pt idx="8">
+                  <c:v>9</c:v>
+                </c:pt>
+                <c:pt idx="9">
+                  <c:v>10</c:v>
+                </c:pt>
+                <c:pt idx="10">
+                  <c:v>11</c:v>
+                </c:pt>
+                <c:pt idx="11">
+                  <c:v>12</c:v>
+                </c:pt>
+                <c:pt idx="12">
+                  <c:v>13</c:v>
+                </c:pt>
+                <c:pt idx="13">
+                  <c:v>14</c:v>
+                </c:pt>
+                <c:pt idx="14">
+                  <c:v>15</c:v>
+                </c:pt>
+              </c:numCache>
+            </c:numRef>
+          </c:cat>
+          <c:val>
+            <c:numRef>
+              <c:f>'表1、2'!$B$4:$P$4</c:f>
+              <c:numCache>
+                <c:formatCode>0.00_ </c:formatCode>
+                <c:ptCount val="15"/>
+                <c:pt idx="0">
+                  <c:v>0.65</c:v>
+                </c:pt>
+                <c:pt idx="1">
+                  <c:v>0.45</c:v>
+                </c:pt>
+                <c:pt idx="2">
+                  <c:v>0.35</c:v>
+                </c:pt>
+                <c:pt idx="3">
+                  <c:v>0.27500000000000002</c:v>
+                </c:pt>
+                <c:pt idx="4">
+                  <c:v>0.45</c:v>
+                </c:pt>
+                <c:pt idx="5">
+                  <c:v>0.17499999999999999</c:v>
+                </c:pt>
+                <c:pt idx="6">
+                  <c:v>0.22500000000000001</c:v>
+                </c:pt>
+                <c:pt idx="7">
+                  <c:v>0.17499999999999999</c:v>
+                </c:pt>
+                <c:pt idx="8">
+                  <c:v>0.4</c:v>
+                </c:pt>
+                <c:pt idx="9">
+                  <c:v>0.2</c:v>
+                </c:pt>
+                <c:pt idx="10">
+                  <c:v>0.35</c:v>
+                </c:pt>
+                <c:pt idx="11">
+                  <c:v>0.3</c:v>
+                </c:pt>
+                <c:pt idx="12">
+                  <c:v>0.32500000000000001</c:v>
+                </c:pt>
+                <c:pt idx="13">
+                  <c:v>0.375</c:v>
+                </c:pt>
+                <c:pt idx="14">
+                  <c:v>0.5</c:v>
+                </c:pt>
+              </c:numCache>
+            </c:numRef>
+          </c:val>
+          <c:smooth val="0"/>
+          <c:extLst>
+            <c:ext xmlns:c16="http://schemas.microsoft.com/office/drawing/2014/chart" uri="{C3380CC4-5D6E-409C-BE32-E72D297353CC}">
+              <c16:uniqueId val="{00000000-9E7B-408E-AE45-DF473E48049C}"/>
+            </c:ext>
+          </c:extLst>
+        </c:ser>
+        <c:ser>
+          <c:idx val="1"/>
+          <c:order val="1"/>
+          <c:tx>
+            <c:strRef>
+              <c:f>'表1、2'!$A$5</c:f>
+              <c:strCache>
+                <c:ptCount val="1"/>
+                <c:pt idx="0">
+                  <c:v>遅延再生条件</c:v>
+                </c:pt>
+              </c:strCache>
+            </c:strRef>
+          </c:tx>
+          <c:spPr>
+            <a:ln w="28575" cap="rnd">
+              <a:solidFill>
+                <a:schemeClr val="accent2"/>
+              </a:solidFill>
+              <a:round/>
+            </a:ln>
+            <a:effectLst/>
+          </c:spPr>
+          <c:marker>
+            <c:symbol val="none"/>
+          </c:marker>
+          <c:cat>
+            <c:numRef>
+              <c:f>'表1、2'!$B$3:$P$3</c:f>
+              <c:numCache>
+                <c:formatCode>General</c:formatCode>
+                <c:ptCount val="15"/>
+                <c:pt idx="0">
+                  <c:v>1</c:v>
+                </c:pt>
+                <c:pt idx="1">
+                  <c:v>2</c:v>
+                </c:pt>
+                <c:pt idx="2">
+                  <c:v>3</c:v>
+                </c:pt>
+                <c:pt idx="3">
+                  <c:v>4</c:v>
+                </c:pt>
+                <c:pt idx="4">
+                  <c:v>5</c:v>
+                </c:pt>
+                <c:pt idx="5">
+                  <c:v>6</c:v>
+                </c:pt>
+                <c:pt idx="6">
+                  <c:v>7</c:v>
+                </c:pt>
+                <c:pt idx="7">
+                  <c:v>8</c:v>
+                </c:pt>
+                <c:pt idx="8">
+                  <c:v>9</c:v>
+                </c:pt>
+                <c:pt idx="9">
+                  <c:v>10</c:v>
+                </c:pt>
+                <c:pt idx="10">
+                  <c:v>11</c:v>
+                </c:pt>
+                <c:pt idx="11">
+                  <c:v>12</c:v>
+                </c:pt>
+                <c:pt idx="12">
+                  <c:v>13</c:v>
+                </c:pt>
+                <c:pt idx="13">
+                  <c:v>14</c:v>
+                </c:pt>
+                <c:pt idx="14">
+                  <c:v>15</c:v>
+                </c:pt>
+              </c:numCache>
+            </c:numRef>
+          </c:cat>
+          <c:val>
+            <c:numRef>
+              <c:f>'表1、2'!$B$5:$P$5</c:f>
+              <c:numCache>
+                <c:formatCode>0.00</c:formatCode>
+                <c:ptCount val="15"/>
+                <c:pt idx="0">
+                  <c:v>0.55555555555555558</c:v>
+                </c:pt>
+                <c:pt idx="1">
+                  <c:v>0.30555555555555558</c:v>
+                </c:pt>
+                <c:pt idx="2">
+                  <c:v>0.25</c:v>
+                </c:pt>
+                <c:pt idx="3">
+                  <c:v>0.22222222222222221</c:v>
+                </c:pt>
+                <c:pt idx="4">
+                  <c:v>0.19444444444444445</c:v>
+                </c:pt>
+                <c:pt idx="5">
+                  <c:v>0.3888888888888889</c:v>
+                </c:pt>
+                <c:pt idx="6">
+                  <c:v>0.1388888888888889</c:v>
+                </c:pt>
+                <c:pt idx="7">
+                  <c:v>0.22222222222222221</c:v>
+                </c:pt>
+                <c:pt idx="8">
+                  <c:v>0.3888888888888889</c:v>
+                </c:pt>
+                <c:pt idx="9">
+                  <c:v>0.3888888888888889</c:v>
+                </c:pt>
+                <c:pt idx="10">
+                  <c:v>0.3888888888888889</c:v>
+                </c:pt>
+                <c:pt idx="11">
+                  <c:v>0.30555555555555558</c:v>
+                </c:pt>
+                <c:pt idx="12">
+                  <c:v>0.27777777777777779</c:v>
+                </c:pt>
+                <c:pt idx="13">
+                  <c:v>0.44444444444444442</c:v>
+                </c:pt>
+                <c:pt idx="14">
+                  <c:v>0.33333333333333331</c:v>
+                </c:pt>
+              </c:numCache>
+            </c:numRef>
+          </c:val>
+          <c:smooth val="0"/>
+          <c:extLst>
+            <c:ext xmlns:c16="http://schemas.microsoft.com/office/drawing/2014/chart" uri="{C3380CC4-5D6E-409C-BE32-E72D297353CC}">
+              <c16:uniqueId val="{00000001-9E7B-408E-AE45-DF473E48049C}"/>
+            </c:ext>
+          </c:extLst>
+        </c:ser>
+        <c:dLbls>
+          <c:showLegendKey val="0"/>
+          <c:showVal val="0"/>
+          <c:showCatName val="0"/>
+          <c:showSerName val="0"/>
+          <c:showPercent val="0"/>
+          <c:showBubbleSize val="0"/>
+        </c:dLbls>
+        <c:smooth val="0"/>
+        <c:axId val="1708971664"/>
+        <c:axId val="1708972144"/>
+      </c:lineChart>
+      <c:catAx>
+        <c:axId val="1708971664"/>
+        <c:scaling>
+          <c:orientation val="minMax"/>
+        </c:scaling>
+        <c:delete val="0"/>
+        <c:axPos val="b"/>
+        <c:title>
+          <c:tx>
+            <c:rich>
+              <a:bodyPr rot="0" spcFirstLastPara="1" vertOverflow="ellipsis" vert="horz" wrap="square" anchor="ctr" anchorCtr="1"/>
+              <a:lstStyle/>
+              <a:p>
+                <a:pPr>
+                  <a:defRPr sz="1000" b="0" i="0" u="none" strike="noStrike" kern="1200" baseline="0">
+                    <a:solidFill>
+                      <a:schemeClr val="tx1">
+                        <a:lumMod val="65000"/>
+                        <a:lumOff val="35000"/>
+                      </a:schemeClr>
+                    </a:solidFill>
+                    <a:latin typeface="+mn-lt"/>
+                    <a:ea typeface="+mn-ea"/>
+                    <a:cs typeface="+mn-cs"/>
+                  </a:defRPr>
+                </a:pPr>
+                <a:r>
+                  <a:rPr lang="ja-JP" altLang="en-US"/>
+                  <a:t>系列位置</a:t>
+                </a:r>
+              </a:p>
+            </c:rich>
+          </c:tx>
+          <c:overlay val="0"/>
+          <c:spPr>
+            <a:noFill/>
+            <a:ln>
+              <a:noFill/>
+            </a:ln>
+            <a:effectLst/>
+          </c:spPr>
+          <c:txPr>
+            <a:bodyPr rot="0" spcFirstLastPara="1" vertOverflow="ellipsis" vert="horz" wrap="square" anchor="ctr" anchorCtr="1"/>
+            <a:lstStyle/>
+            <a:p>
+              <a:pPr>
+                <a:defRPr sz="1000" b="0" i="0" u="none" strike="noStrike" kern="1200" baseline="0">
+                  <a:solidFill>
+                    <a:schemeClr val="tx1">
+                      <a:lumMod val="65000"/>
+                      <a:lumOff val="35000"/>
+                    </a:schemeClr>
+                  </a:solidFill>
+                  <a:latin typeface="+mn-lt"/>
+                  <a:ea typeface="+mn-ea"/>
+                  <a:cs typeface="+mn-cs"/>
+                </a:defRPr>
+              </a:pPr>
+              <a:endParaRPr lang="ja-JP"/>
+            </a:p>
+          </c:txPr>
+        </c:title>
+        <c:numFmt formatCode="General" sourceLinked="1"/>
+        <c:majorTickMark val="none"/>
+        <c:minorTickMark val="none"/>
+        <c:tickLblPos val="nextTo"/>
+        <c:spPr>
+          <a:noFill/>
+          <a:ln w="9525" cap="flat" cmpd="sng" algn="ctr">
+            <a:solidFill>
+              <a:schemeClr val="tx1">
+                <a:lumMod val="15000"/>
+                <a:lumOff val="85000"/>
+              </a:schemeClr>
+            </a:solidFill>
+            <a:round/>
+          </a:ln>
+          <a:effectLst/>
+        </c:spPr>
+        <c:txPr>
+          <a:bodyPr rot="-60000000" spcFirstLastPara="1" vertOverflow="ellipsis" vert="horz" wrap="square" anchor="ctr" anchorCtr="1"/>
+          <a:lstStyle/>
+          <a:p>
+            <a:pPr>
+              <a:defRPr sz="900" b="0" i="0" u="none" strike="noStrike" kern="1200" baseline="0">
+                <a:solidFill>
+                  <a:schemeClr val="tx1">
+                    <a:lumMod val="65000"/>
+                    <a:lumOff val="35000"/>
+                  </a:schemeClr>
+                </a:solidFill>
+                <a:latin typeface="+mn-lt"/>
+                <a:ea typeface="+mn-ea"/>
+                <a:cs typeface="+mn-cs"/>
+              </a:defRPr>
+            </a:pPr>
+            <a:endParaRPr lang="ja-JP"/>
+          </a:p>
+        </c:txPr>
+        <c:crossAx val="1708972144"/>
+        <c:crosses val="autoZero"/>
+        <c:auto val="1"/>
+        <c:lblAlgn val="ctr"/>
+        <c:lblOffset val="100"/>
+        <c:noMultiLvlLbl val="0"/>
+      </c:catAx>
+      <c:valAx>
+        <c:axId val="1708972144"/>
+        <c:scaling>
+          <c:orientation val="minMax"/>
+        </c:scaling>
+        <c:delete val="0"/>
+        <c:axPos val="l"/>
+        <c:majorGridlines>
+          <c:spPr>
+            <a:ln w="9525" cap="flat" cmpd="sng" algn="ctr">
+              <a:solidFill>
+                <a:schemeClr val="tx1">
+                  <a:lumMod val="15000"/>
+                  <a:lumOff val="85000"/>
+                </a:schemeClr>
+              </a:solidFill>
+              <a:round/>
+            </a:ln>
+            <a:effectLst/>
+          </c:spPr>
+        </c:majorGridlines>
+        <c:title>
+          <c:tx>
+            <c:rich>
+              <a:bodyPr rot="-5400000" spcFirstLastPara="1" vertOverflow="ellipsis" vert="horz" wrap="square" anchor="ctr" anchorCtr="1"/>
+              <a:lstStyle/>
+              <a:p>
+                <a:pPr>
+                  <a:defRPr sz="1000" b="0" i="0" u="none" strike="noStrike" kern="1200" baseline="0">
+                    <a:solidFill>
+                      <a:schemeClr val="tx1">
+                        <a:lumMod val="65000"/>
+                        <a:lumOff val="35000"/>
+                      </a:schemeClr>
+                    </a:solidFill>
+                    <a:latin typeface="+mn-lt"/>
+                    <a:ea typeface="+mn-ea"/>
+                    <a:cs typeface="+mn-cs"/>
+                  </a:defRPr>
+                </a:pPr>
+                <a:r>
+                  <a:rPr lang="ja-JP" altLang="en-US"/>
+                  <a:t>正再生率</a:t>
+                </a:r>
+              </a:p>
+            </c:rich>
+          </c:tx>
+          <c:overlay val="0"/>
+          <c:spPr>
+            <a:noFill/>
+            <a:ln>
+              <a:noFill/>
+            </a:ln>
+            <a:effectLst/>
+          </c:spPr>
+          <c:txPr>
+            <a:bodyPr rot="-5400000" spcFirstLastPara="1" vertOverflow="ellipsis" vert="horz" wrap="square" anchor="ctr" anchorCtr="1"/>
+            <a:lstStyle/>
+            <a:p>
+              <a:pPr>
+                <a:defRPr sz="1000" b="0" i="0" u="none" strike="noStrike" kern="1200" baseline="0">
+                  <a:solidFill>
+                    <a:schemeClr val="tx1">
+                      <a:lumMod val="65000"/>
+                      <a:lumOff val="35000"/>
+                    </a:schemeClr>
+                  </a:solidFill>
+                  <a:latin typeface="+mn-lt"/>
+                  <a:ea typeface="+mn-ea"/>
+                  <a:cs typeface="+mn-cs"/>
+                </a:defRPr>
+              </a:pPr>
+              <a:endParaRPr lang="ja-JP"/>
+            </a:p>
+          </c:txPr>
+        </c:title>
+        <c:numFmt formatCode="0.00_ " sourceLinked="1"/>
+        <c:majorTickMark val="none"/>
+        <c:minorTickMark val="none"/>
+        <c:tickLblPos val="nextTo"/>
+        <c:spPr>
+          <a:noFill/>
+          <a:ln>
+            <a:noFill/>
+          </a:ln>
+          <a:effectLst/>
+        </c:spPr>
+        <c:txPr>
+          <a:bodyPr rot="-60000000" spcFirstLastPara="1" vertOverflow="ellipsis" vert="horz" wrap="square" anchor="ctr" anchorCtr="1"/>
+          <a:lstStyle/>
+          <a:p>
+            <a:pPr>
+              <a:defRPr sz="900" b="0" i="0" u="none" strike="noStrike" kern="1200" baseline="0">
+                <a:solidFill>
+                  <a:schemeClr val="tx1">
+                    <a:lumMod val="65000"/>
+                    <a:lumOff val="35000"/>
+                  </a:schemeClr>
+                </a:solidFill>
+                <a:latin typeface="+mn-lt"/>
+                <a:ea typeface="+mn-ea"/>
+                <a:cs typeface="+mn-cs"/>
+              </a:defRPr>
+            </a:pPr>
+            <a:endParaRPr lang="ja-JP"/>
+          </a:p>
+        </c:txPr>
+        <c:crossAx val="1708971664"/>
+        <c:crosses val="autoZero"/>
+        <c:crossBetween val="between"/>
+      </c:valAx>
+      <c:spPr>
+        <a:noFill/>
+        <a:ln>
+          <a:noFill/>
+        </a:ln>
+        <a:effectLst/>
+      </c:spPr>
+    </c:plotArea>
+    <c:legend>
+      <c:legendPos val="b"/>
+      <c:overlay val="0"/>
+      <c:spPr>
+        <a:noFill/>
+        <a:ln>
+          <a:noFill/>
+        </a:ln>
+        <a:effectLst/>
+      </c:spPr>
+      <c:txPr>
+        <a:bodyPr rot="0" spcFirstLastPara="1" vertOverflow="ellipsis" vert="horz" wrap="square" anchor="ctr" anchorCtr="1"/>
+        <a:lstStyle/>
+        <a:p>
+          <a:pPr>
+            <a:defRPr sz="900" b="0" i="0" u="none" strike="noStrike" kern="1200" baseline="0">
+              <a:solidFill>
+                <a:schemeClr val="tx1">
+                  <a:lumMod val="65000"/>
+                  <a:lumOff val="35000"/>
+                </a:schemeClr>
+              </a:solidFill>
+              <a:latin typeface="+mn-lt"/>
+              <a:ea typeface="+mn-ea"/>
+              <a:cs typeface="+mn-cs"/>
+            </a:defRPr>
+          </a:pPr>
+          <a:endParaRPr lang="ja-JP"/>
+        </a:p>
+      </c:txPr>
+    </c:legend>
+    <c:plotVisOnly val="1"/>
+    <c:dispBlanksAs val="gap"/>
+    <c:showDLblsOverMax val="0"/>
+    <c:extLst>
+      <c:ext xmlns:c16r3="http://schemas.microsoft.com/office/drawing/2017/03/chart" uri="{56B9EC1D-385E-4148-901F-78D8002777C0}">
+        <c16r3:dataDisplayOptions16>
+          <c16r3:dispNaAsBlank val="1"/>
+        </c16r3:dataDisplayOptions16>
+      </c:ext>
+    </c:extLst>
+  </c:chart>
+  <c:spPr>
+    <a:solidFill>
+      <a:schemeClr val="bg1"/>
+    </a:solidFill>
+    <a:ln w="9525" cap="flat" cmpd="sng" algn="ctr">
+      <a:solidFill>
+        <a:schemeClr val="tx1">
+          <a:lumMod val="15000"/>
+          <a:lumOff val="85000"/>
+        </a:schemeClr>
+      </a:solidFill>
+      <a:round/>
+    </a:ln>
+    <a:effectLst/>
+  </c:spPr>
+  <c:txPr>
+    <a:bodyPr/>
+    <a:lstStyle/>
+    <a:p>
+      <a:pPr>
+        <a:defRPr/>
+      </a:pPr>
+      <a:endParaRPr lang="ja-JP"/>
+    </a:p>
+  </c:txPr>
+  <c:externalData r:id="rId3">
+    <c:autoUpdate val="0"/>
+  </c:externalData>
+</c:chartSpace>
+</file>
+
+<file path=word/charts/chart3.xml><?xml version="1.0" encoding="utf-8"?>
+<c:chartSpace xmlns:c="http://schemas.openxmlformats.org/drawingml/2006/chart" xmlns:a="http://schemas.openxmlformats.org/drawingml/2006/main" xmlns:r="http://schemas.openxmlformats.org/officeDocument/2006/relationships" xmlns:c16r2="http://schemas.microsoft.com/office/drawing/2015/06/chart">
+  <c:date1904 val="0"/>
+  <c:lang val="ja-JP"/>
+  <c:roundedCorners val="0"/>
+  <mc:AlternateContent xmlns:mc="http://schemas.openxmlformats.org/markup-compatibility/2006">
+    <mc:Choice xmlns:c14="http://schemas.microsoft.com/office/drawing/2007/8/2/chart" Requires="c14">
+      <c14:style val="102"/>
+    </mc:Choice>
+    <mc:Fallback>
+      <c:style val="2"/>
+    </mc:Fallback>
+  </mc:AlternateContent>
+  <c:chart>
+    <c:autoTitleDeleted val="1"/>
+    <c:plotArea>
+      <c:layout/>
+      <c:lineChart>
+        <c:grouping val="standard"/>
+        <c:varyColors val="0"/>
+        <c:ser>
+          <c:idx val="0"/>
+          <c:order val="0"/>
+          <c:tx>
+            <c:strRef>
+              <c:f>'表1、2'!$A$9</c:f>
+              <c:strCache>
+                <c:ptCount val="1"/>
+                <c:pt idx="0">
+                  <c:v>直後再生条件</c:v>
+                </c:pt>
+              </c:strCache>
+            </c:strRef>
+          </c:tx>
+          <c:spPr>
+            <a:ln w="28575" cap="rnd">
+              <a:solidFill>
+                <a:schemeClr val="accent1"/>
+              </a:solidFill>
+              <a:round/>
+            </a:ln>
+            <a:effectLst/>
+          </c:spPr>
+          <c:marker>
+            <c:symbol val="none"/>
+          </c:marker>
+          <c:cat>
+            <c:numRef>
+              <c:f>'表1、2'!$B$8:$P$8</c:f>
+              <c:numCache>
+                <c:formatCode>General</c:formatCode>
+                <c:ptCount val="15"/>
+                <c:pt idx="0">
+                  <c:v>1</c:v>
+                </c:pt>
+                <c:pt idx="1">
+                  <c:v>2</c:v>
+                </c:pt>
+                <c:pt idx="2">
+                  <c:v>3</c:v>
+                </c:pt>
+                <c:pt idx="3">
+                  <c:v>4</c:v>
+                </c:pt>
+                <c:pt idx="4">
+                  <c:v>5</c:v>
+                </c:pt>
+                <c:pt idx="5">
+                  <c:v>6</c:v>
+                </c:pt>
+                <c:pt idx="6">
+                  <c:v>7</c:v>
+                </c:pt>
+                <c:pt idx="7">
+                  <c:v>8</c:v>
+                </c:pt>
+                <c:pt idx="8">
+                  <c:v>9</c:v>
+                </c:pt>
+                <c:pt idx="9">
+                  <c:v>10</c:v>
+                </c:pt>
+                <c:pt idx="10">
+                  <c:v>11</c:v>
+                </c:pt>
+                <c:pt idx="11">
+                  <c:v>12</c:v>
+                </c:pt>
+                <c:pt idx="12">
+                  <c:v>13</c:v>
+                </c:pt>
+                <c:pt idx="13">
+                  <c:v>14</c:v>
+                </c:pt>
+                <c:pt idx="14">
+                  <c:v>15</c:v>
+                </c:pt>
+              </c:numCache>
+            </c:numRef>
+          </c:cat>
+          <c:val>
+            <c:numRef>
+              <c:f>'表1、2'!$B$9:$P$9</c:f>
+              <c:numCache>
+                <c:formatCode>0.00_ </c:formatCode>
+                <c:ptCount val="15"/>
+                <c:pt idx="0">
+                  <c:v>2.4</c:v>
+                </c:pt>
+                <c:pt idx="1">
+                  <c:v>2.4375</c:v>
+                </c:pt>
+                <c:pt idx="2">
+                  <c:v>3.8571428571428572</c:v>
+                </c:pt>
+                <c:pt idx="3">
+                  <c:v>5</c:v>
+                </c:pt>
+                <c:pt idx="4">
+                  <c:v>4.375</c:v>
+                </c:pt>
+                <c:pt idx="5">
+                  <c:v>4.375</c:v>
+                </c:pt>
+                <c:pt idx="6">
+                  <c:v>4.3</c:v>
+                </c:pt>
+                <c:pt idx="7">
+                  <c:v>3.3</c:v>
+                </c:pt>
+                <c:pt idx="8">
+                  <c:v>3.9444444444444446</c:v>
+                </c:pt>
+                <c:pt idx="9">
+                  <c:v>4.8571428571428568</c:v>
+                </c:pt>
+                <c:pt idx="10">
+                  <c:v>3.8888888888888888</c:v>
+                </c:pt>
+                <c:pt idx="11">
+                  <c:v>3.6666666666666665</c:v>
+                </c:pt>
+                <c:pt idx="12">
+                  <c:v>4.1428571428571432</c:v>
+                </c:pt>
+                <c:pt idx="13">
+                  <c:v>2.2222222222222223</c:v>
+                </c:pt>
+                <c:pt idx="14">
+                  <c:v>3.3888888888888888</c:v>
+                </c:pt>
+              </c:numCache>
+            </c:numRef>
+          </c:val>
+          <c:smooth val="0"/>
+          <c:extLst>
+            <c:ext xmlns:c16="http://schemas.microsoft.com/office/drawing/2014/chart" uri="{C3380CC4-5D6E-409C-BE32-E72D297353CC}">
+              <c16:uniqueId val="{00000000-DBEB-4CE1-9E4A-6AFA5AFEDA2A}"/>
+            </c:ext>
+          </c:extLst>
+        </c:ser>
+        <c:ser>
+          <c:idx val="1"/>
+          <c:order val="1"/>
+          <c:tx>
+            <c:strRef>
+              <c:f>'表1、2'!$A$10</c:f>
+              <c:strCache>
+                <c:ptCount val="1"/>
+                <c:pt idx="0">
+                  <c:v>遅延再生条件</c:v>
+                </c:pt>
+              </c:strCache>
+            </c:strRef>
+          </c:tx>
+          <c:spPr>
+            <a:ln w="28575" cap="rnd">
+              <a:solidFill>
+                <a:schemeClr val="accent2"/>
+              </a:solidFill>
+              <a:round/>
+            </a:ln>
+            <a:effectLst/>
+          </c:spPr>
+          <c:marker>
+            <c:symbol val="none"/>
+          </c:marker>
+          <c:cat>
+            <c:numRef>
+              <c:f>'表1、2'!$B$8:$P$8</c:f>
+              <c:numCache>
+                <c:formatCode>General</c:formatCode>
+                <c:ptCount val="15"/>
+                <c:pt idx="0">
+                  <c:v>1</c:v>
+                </c:pt>
+                <c:pt idx="1">
+                  <c:v>2</c:v>
+                </c:pt>
+                <c:pt idx="2">
+                  <c:v>3</c:v>
+                </c:pt>
+                <c:pt idx="3">
+                  <c:v>4</c:v>
+                </c:pt>
+                <c:pt idx="4">
+                  <c:v>5</c:v>
+                </c:pt>
+                <c:pt idx="5">
+                  <c:v>6</c:v>
+                </c:pt>
+                <c:pt idx="6">
+                  <c:v>7</c:v>
+                </c:pt>
+                <c:pt idx="7">
+                  <c:v>8</c:v>
+                </c:pt>
+                <c:pt idx="8">
+                  <c:v>9</c:v>
+                </c:pt>
+                <c:pt idx="9">
+                  <c:v>10</c:v>
+                </c:pt>
+                <c:pt idx="10">
+                  <c:v>11</c:v>
+                </c:pt>
+                <c:pt idx="11">
+                  <c:v>12</c:v>
+                </c:pt>
+                <c:pt idx="12">
+                  <c:v>13</c:v>
+                </c:pt>
+                <c:pt idx="13">
+                  <c:v>14</c:v>
+                </c:pt>
+                <c:pt idx="14">
+                  <c:v>15</c:v>
+                </c:pt>
+              </c:numCache>
+            </c:numRef>
+          </c:cat>
+          <c:val>
+            <c:numRef>
+              <c:f>'表1、2'!$B$10:$P$10</c:f>
+              <c:numCache>
+                <c:formatCode>0.00</c:formatCode>
+                <c:ptCount val="15"/>
+                <c:pt idx="0">
+                  <c:v>2</c:v>
+                </c:pt>
+                <c:pt idx="1">
+                  <c:v>2.9375</c:v>
+                </c:pt>
+                <c:pt idx="2">
+                  <c:v>2.1666666666666665</c:v>
+                </c:pt>
+                <c:pt idx="3">
+                  <c:v>3.4285714285714284</c:v>
+                </c:pt>
+                <c:pt idx="4">
+                  <c:v>4.166666666666667</c:v>
+                </c:pt>
+                <c:pt idx="5">
+                  <c:v>3.6111111111111112</c:v>
+                </c:pt>
+                <c:pt idx="6">
+                  <c:v>2.6666666666666665</c:v>
+                </c:pt>
+                <c:pt idx="7">
+                  <c:v>2.7142857142857144</c:v>
+                </c:pt>
+                <c:pt idx="8">
+                  <c:v>3.9285714285714284</c:v>
+                </c:pt>
+                <c:pt idx="9">
+                  <c:v>3.2142857142857144</c:v>
+                </c:pt>
+                <c:pt idx="10">
+                  <c:v>4.75</c:v>
+                </c:pt>
+                <c:pt idx="11">
+                  <c:v>3.4285714285714284</c:v>
+                </c:pt>
+                <c:pt idx="12">
+                  <c:v>4.125</c:v>
+                </c:pt>
+                <c:pt idx="13">
+                  <c:v>3.75</c:v>
+                </c:pt>
+                <c:pt idx="14">
+                  <c:v>2.75</c:v>
+                </c:pt>
+              </c:numCache>
+            </c:numRef>
+          </c:val>
+          <c:smooth val="0"/>
+          <c:extLst>
+            <c:ext xmlns:c16="http://schemas.microsoft.com/office/drawing/2014/chart" uri="{C3380CC4-5D6E-409C-BE32-E72D297353CC}">
+              <c16:uniqueId val="{00000001-DBEB-4CE1-9E4A-6AFA5AFEDA2A}"/>
+            </c:ext>
+          </c:extLst>
+        </c:ser>
+        <c:dLbls>
+          <c:showLegendKey val="0"/>
+          <c:showVal val="0"/>
+          <c:showCatName val="0"/>
+          <c:showSerName val="0"/>
+          <c:showPercent val="0"/>
+          <c:showBubbleSize val="0"/>
+        </c:dLbls>
+        <c:smooth val="0"/>
+        <c:axId val="1451777392"/>
+        <c:axId val="1451778352"/>
+      </c:lineChart>
+      <c:catAx>
+        <c:axId val="1451777392"/>
+        <c:scaling>
+          <c:orientation val="minMax"/>
+        </c:scaling>
+        <c:delete val="0"/>
+        <c:axPos val="b"/>
+        <c:title>
+          <c:tx>
+            <c:rich>
+              <a:bodyPr rot="0" spcFirstLastPara="1" vertOverflow="ellipsis" vert="horz" wrap="square" anchor="ctr" anchorCtr="1"/>
+              <a:lstStyle/>
+              <a:p>
+                <a:pPr>
+                  <a:defRPr sz="1000" b="0" i="0" u="none" strike="noStrike" kern="1200" baseline="0">
+                    <a:solidFill>
+                      <a:schemeClr val="tx1">
+                        <a:lumMod val="65000"/>
+                        <a:lumOff val="35000"/>
+                      </a:schemeClr>
+                    </a:solidFill>
+                    <a:latin typeface="+mn-lt"/>
+                    <a:ea typeface="+mn-ea"/>
+                    <a:cs typeface="+mn-cs"/>
+                  </a:defRPr>
+                </a:pPr>
+                <a:r>
+                  <a:rPr lang="ja-JP" altLang="en-US"/>
+                  <a:t>系列位置</a:t>
+                </a:r>
+              </a:p>
+            </c:rich>
+          </c:tx>
+          <c:overlay val="0"/>
+          <c:spPr>
+            <a:noFill/>
+            <a:ln>
+              <a:noFill/>
+            </a:ln>
+            <a:effectLst/>
+          </c:spPr>
+          <c:txPr>
+            <a:bodyPr rot="0" spcFirstLastPara="1" vertOverflow="ellipsis" vert="horz" wrap="square" anchor="ctr" anchorCtr="1"/>
+            <a:lstStyle/>
+            <a:p>
+              <a:pPr>
+                <a:defRPr sz="1000" b="0" i="0" u="none" strike="noStrike" kern="1200" baseline="0">
+                  <a:solidFill>
+                    <a:schemeClr val="tx1">
+                      <a:lumMod val="65000"/>
+                      <a:lumOff val="35000"/>
+                    </a:schemeClr>
+                  </a:solidFill>
+                  <a:latin typeface="+mn-lt"/>
+                  <a:ea typeface="+mn-ea"/>
+                  <a:cs typeface="+mn-cs"/>
+                </a:defRPr>
+              </a:pPr>
+              <a:endParaRPr lang="ja-JP"/>
+            </a:p>
+          </c:txPr>
+        </c:title>
+        <c:numFmt formatCode="General" sourceLinked="1"/>
+        <c:majorTickMark val="none"/>
+        <c:minorTickMark val="none"/>
+        <c:tickLblPos val="nextTo"/>
+        <c:spPr>
+          <a:noFill/>
+          <a:ln w="9525" cap="flat" cmpd="sng" algn="ctr">
+            <a:solidFill>
+              <a:schemeClr val="tx1">
+                <a:lumMod val="15000"/>
+                <a:lumOff val="85000"/>
+              </a:schemeClr>
+            </a:solidFill>
+            <a:round/>
+          </a:ln>
+          <a:effectLst/>
+        </c:spPr>
+        <c:txPr>
+          <a:bodyPr rot="-60000000" spcFirstLastPara="1" vertOverflow="ellipsis" vert="horz" wrap="square" anchor="ctr" anchorCtr="1"/>
+          <a:lstStyle/>
+          <a:p>
+            <a:pPr>
+              <a:defRPr sz="900" b="0" i="0" u="none" strike="noStrike" kern="1200" baseline="0">
+                <a:solidFill>
+                  <a:schemeClr val="tx1">
+                    <a:lumMod val="65000"/>
+                    <a:lumOff val="35000"/>
+                  </a:schemeClr>
+                </a:solidFill>
+                <a:latin typeface="+mn-lt"/>
+                <a:ea typeface="+mn-ea"/>
+                <a:cs typeface="+mn-cs"/>
+              </a:defRPr>
+            </a:pPr>
+            <a:endParaRPr lang="ja-JP"/>
+          </a:p>
+        </c:txPr>
+        <c:crossAx val="1451778352"/>
+        <c:crosses val="autoZero"/>
+        <c:auto val="1"/>
+        <c:lblAlgn val="ctr"/>
+        <c:lblOffset val="100"/>
+        <c:noMultiLvlLbl val="0"/>
+      </c:catAx>
+      <c:valAx>
+        <c:axId val="1451778352"/>
+        <c:scaling>
+          <c:orientation val="minMax"/>
+        </c:scaling>
+        <c:delete val="0"/>
+        <c:axPos val="l"/>
+        <c:majorGridlines>
+          <c:spPr>
+            <a:ln w="9525" cap="flat" cmpd="sng" algn="ctr">
+              <a:solidFill>
+                <a:schemeClr val="tx1">
+                  <a:lumMod val="15000"/>
+                  <a:lumOff val="85000"/>
+                </a:schemeClr>
+              </a:solidFill>
+              <a:round/>
+            </a:ln>
+            <a:effectLst/>
+          </c:spPr>
+        </c:majorGridlines>
+        <c:title>
+          <c:tx>
+            <c:rich>
+              <a:bodyPr rot="-5400000" spcFirstLastPara="1" vertOverflow="ellipsis" vert="horz" wrap="square" anchor="ctr" anchorCtr="1"/>
+              <a:lstStyle/>
+              <a:p>
+                <a:pPr>
+                  <a:defRPr sz="1000" b="0" i="0" u="none" strike="noStrike" kern="1200" baseline="0">
+                    <a:solidFill>
+                      <a:schemeClr val="tx1">
+                        <a:lumMod val="65000"/>
+                        <a:lumOff val="35000"/>
+                      </a:schemeClr>
+                    </a:solidFill>
+                    <a:latin typeface="+mn-lt"/>
+                    <a:ea typeface="+mn-ea"/>
+                    <a:cs typeface="+mn-cs"/>
+                  </a:defRPr>
+                </a:pPr>
+                <a:r>
+                  <a:rPr lang="ja-JP" altLang="en-US"/>
+                  <a:t>再生順</a:t>
+                </a:r>
+              </a:p>
+            </c:rich>
+          </c:tx>
+          <c:overlay val="0"/>
+          <c:spPr>
+            <a:noFill/>
+            <a:ln>
+              <a:noFill/>
+            </a:ln>
+            <a:effectLst/>
+          </c:spPr>
+          <c:txPr>
+            <a:bodyPr rot="-5400000" spcFirstLastPara="1" vertOverflow="ellipsis" vert="horz" wrap="square" anchor="ctr" anchorCtr="1"/>
+            <a:lstStyle/>
+            <a:p>
+              <a:pPr>
+                <a:defRPr sz="1000" b="0" i="0" u="none" strike="noStrike" kern="1200" baseline="0">
+                  <a:solidFill>
+                    <a:schemeClr val="tx1">
+                      <a:lumMod val="65000"/>
+                      <a:lumOff val="35000"/>
+                    </a:schemeClr>
+                  </a:solidFill>
+                  <a:latin typeface="+mn-lt"/>
+                  <a:ea typeface="+mn-ea"/>
+                  <a:cs typeface="+mn-cs"/>
+                </a:defRPr>
+              </a:pPr>
+              <a:endParaRPr lang="ja-JP"/>
+            </a:p>
+          </c:txPr>
+        </c:title>
+        <c:numFmt formatCode="0.00_ " sourceLinked="1"/>
+        <c:majorTickMark val="none"/>
+        <c:minorTickMark val="none"/>
+        <c:tickLblPos val="nextTo"/>
+        <c:spPr>
+          <a:noFill/>
+          <a:ln>
+            <a:noFill/>
+          </a:ln>
+          <a:effectLst/>
+        </c:spPr>
+        <c:txPr>
+          <a:bodyPr rot="-60000000" spcFirstLastPara="1" vertOverflow="ellipsis" vert="horz" wrap="square" anchor="ctr" anchorCtr="1"/>
+          <a:lstStyle/>
+          <a:p>
+            <a:pPr>
+              <a:defRPr sz="900" b="0" i="0" u="none" strike="noStrike" kern="1200" baseline="0">
+                <a:solidFill>
+                  <a:schemeClr val="tx1">
+                    <a:lumMod val="65000"/>
+                    <a:lumOff val="35000"/>
+                  </a:schemeClr>
+                </a:solidFill>
+                <a:latin typeface="+mn-lt"/>
+                <a:ea typeface="+mn-ea"/>
+                <a:cs typeface="+mn-cs"/>
+              </a:defRPr>
+            </a:pPr>
+            <a:endParaRPr lang="ja-JP"/>
+          </a:p>
+        </c:txPr>
+        <c:crossAx val="1451777392"/>
+        <c:crosses val="autoZero"/>
+        <c:crossBetween val="between"/>
+      </c:valAx>
+      <c:spPr>
+        <a:noFill/>
+        <a:ln>
+          <a:noFill/>
+        </a:ln>
+        <a:effectLst/>
+      </c:spPr>
+    </c:plotArea>
+    <c:legend>
+      <c:legendPos val="b"/>
+      <c:overlay val="0"/>
+      <c:spPr>
+        <a:noFill/>
+        <a:ln>
+          <a:noFill/>
+        </a:ln>
+        <a:effectLst/>
+      </c:spPr>
+      <c:txPr>
+        <a:bodyPr rot="0" spcFirstLastPara="1" vertOverflow="ellipsis" vert="horz" wrap="square" anchor="ctr" anchorCtr="1"/>
+        <a:lstStyle/>
+        <a:p>
+          <a:pPr>
+            <a:defRPr sz="900" b="0" i="0" u="none" strike="noStrike" kern="1200" baseline="0">
+              <a:solidFill>
+                <a:schemeClr val="tx1">
+                  <a:lumMod val="65000"/>
+                  <a:lumOff val="35000"/>
+                </a:schemeClr>
+              </a:solidFill>
+              <a:latin typeface="+mn-lt"/>
+              <a:ea typeface="+mn-ea"/>
+              <a:cs typeface="+mn-cs"/>
+            </a:defRPr>
+          </a:pPr>
+          <a:endParaRPr lang="ja-JP"/>
+        </a:p>
+      </c:txPr>
+    </c:legend>
+    <c:plotVisOnly val="1"/>
+    <c:dispBlanksAs val="gap"/>
+    <c:showDLblsOverMax val="0"/>
+    <c:extLst>
+      <c:ext xmlns:c16r3="http://schemas.microsoft.com/office/drawing/2017/03/chart" uri="{56B9EC1D-385E-4148-901F-78D8002777C0}">
+        <c16r3:dataDisplayOptions16>
+          <c16r3:dispNaAsBlank val="1"/>
+        </c16r3:dataDisplayOptions16>
+      </c:ext>
+    </c:extLst>
+  </c:chart>
+  <c:spPr>
+    <a:solidFill>
+      <a:schemeClr val="bg1"/>
+    </a:solidFill>
+    <a:ln w="9525" cap="flat" cmpd="sng" algn="ctr">
+      <a:solidFill>
+        <a:schemeClr val="tx1">
+          <a:lumMod val="15000"/>
+          <a:lumOff val="85000"/>
+        </a:schemeClr>
+      </a:solidFill>
+      <a:round/>
+    </a:ln>
+    <a:effectLst/>
+  </c:spPr>
+  <c:txPr>
+    <a:bodyPr/>
+    <a:lstStyle/>
+    <a:p>
+      <a:pPr>
+        <a:defRPr/>
+      </a:pPr>
+      <a:endParaRPr lang="ja-JP"/>
+    </a:p>
+  </c:txPr>
+  <c:externalData r:id="rId3">
+    <c:autoUpdate val="0"/>
+  </c:externalData>
+</c:chartSpace>
+</file>
+
 <file path=word/charts/colors1.xml><?xml version="1.0" encoding="utf-8"?>
+<cs:colorStyle xmlns:cs="http://schemas.microsoft.com/office/drawing/2012/chartStyle" xmlns:a="http://schemas.openxmlformats.org/drawingml/2006/main" meth="cycle" id="10">
+  <a:schemeClr val="accent1"/>
+  <a:schemeClr val="accent2"/>
+  <a:schemeClr val="accent3"/>
+  <a:schemeClr val="accent4"/>
+  <a:schemeClr val="accent5"/>
+  <a:schemeClr val="accent6"/>
+  <cs:variation/>
+  <cs:variation>
+    <a:lumMod val="60000"/>
+  </cs:variation>
+  <cs:variation>
+    <a:lumMod val="80000"/>
+    <a:lumOff val="20000"/>
+  </cs:variation>
+  <cs:variation>
+    <a:lumMod val="80000"/>
+  </cs:variation>
+  <cs:variation>
+    <a:lumMod val="60000"/>
+    <a:lumOff val="40000"/>
+  </cs:variation>
+  <cs:variation>
+    <a:lumMod val="50000"/>
+  </cs:variation>
+  <cs:variation>
+    <a:lumMod val="70000"/>
+    <a:lumOff val="30000"/>
+  </cs:variation>
+  <cs:variation>
+    <a:lumMod val="70000"/>
+  </cs:variation>
+  <cs:variation>
+    <a:lumMod val="50000"/>
+    <a:lumOff val="50000"/>
+  </cs:variation>
+</cs:colorStyle>
+</file>
+
+<file path=word/charts/colors2.xml><?xml version="1.0" encoding="utf-8"?>
+<cs:colorStyle xmlns:cs="http://schemas.microsoft.com/office/drawing/2012/chartStyle" xmlns:a="http://schemas.openxmlformats.org/drawingml/2006/main" meth="cycle" id="10">
+  <a:schemeClr val="accent1"/>
+  <a:schemeClr val="accent2"/>
+  <a:schemeClr val="accent3"/>
+  <a:schemeClr val="accent4"/>
+  <a:schemeClr val="accent5"/>
+  <a:schemeClr val="accent6"/>
+  <cs:variation/>
+  <cs:variation>
+    <a:lumMod val="60000"/>
+  </cs:variation>
+  <cs:variation>
+    <a:lumMod val="80000"/>
+    <a:lumOff val="20000"/>
+  </cs:variation>
+  <cs:variation>
+    <a:lumMod val="80000"/>
+  </cs:variation>
+  <cs:variation>
+    <a:lumMod val="60000"/>
+    <a:lumOff val="40000"/>
+  </cs:variation>
+  <cs:variation>
+    <a:lumMod val="50000"/>
+  </cs:variation>
+  <cs:variation>
+    <a:lumMod val="70000"/>
+    <a:lumOff val="30000"/>
+  </cs:variation>
+  <cs:variation>
+    <a:lumMod val="70000"/>
+  </cs:variation>
+  <cs:variation>
+    <a:lumMod val="50000"/>
+    <a:lumOff val="50000"/>
+  </cs:variation>
+</cs:colorStyle>
+</file>
+
+<file path=word/charts/colors3.xml><?xml version="1.0" encoding="utf-8"?>
 <cs:colorStyle xmlns:cs="http://schemas.microsoft.com/office/drawing/2012/chartStyle" xmlns:a="http://schemas.openxmlformats.org/drawingml/2006/main" meth="cycle" id="10">
   <a:schemeClr val="accent1"/>
   <a:schemeClr val="accent2"/>
@@ -6125,6 +8085,1038 @@
       <a:schemeClr val="tx1"/>
     </cs:fontRef>
     <cs:spPr>
+      <a:ln w="9525">
+        <a:solidFill>
+          <a:schemeClr val="phClr"/>
+        </a:solidFill>
+      </a:ln>
+    </cs:spPr>
+  </cs:dataPointMarker>
+  <cs:dataPointMarkerLayout symbol="circle" size="5"/>
+  <cs:dataPointWireframe>
+    <cs:lnRef idx="0">
+      <cs:styleClr val="auto"/>
+    </cs:lnRef>
+    <cs:fillRef idx="1"/>
+    <cs:effectRef idx="0"/>
+    <cs:fontRef idx="minor">
+      <a:schemeClr val="tx1"/>
+    </cs:fontRef>
+    <cs:spPr>
+      <a:ln w="9525" cap="rnd">
+        <a:solidFill>
+          <a:schemeClr val="phClr"/>
+        </a:solidFill>
+        <a:round/>
+      </a:ln>
+    </cs:spPr>
+  </cs:dataPointWireframe>
+  <cs:dataTable>
+    <cs:lnRef idx="0"/>
+    <cs:fillRef idx="0"/>
+    <cs:effectRef idx="0"/>
+    <cs:fontRef idx="minor">
+      <a:schemeClr val="tx1">
+        <a:lumMod val="65000"/>
+        <a:lumOff val="35000"/>
+      </a:schemeClr>
+    </cs:fontRef>
+    <cs:spPr>
+      <a:noFill/>
+      <a:ln w="9525" cap="flat" cmpd="sng" algn="ctr">
+        <a:solidFill>
+          <a:schemeClr val="tx1">
+            <a:lumMod val="15000"/>
+            <a:lumOff val="85000"/>
+          </a:schemeClr>
+        </a:solidFill>
+        <a:round/>
+      </a:ln>
+    </cs:spPr>
+    <cs:defRPr sz="900" kern="1200"/>
+  </cs:dataTable>
+  <cs:downBar>
+    <cs:lnRef idx="0"/>
+    <cs:fillRef idx="0"/>
+    <cs:effectRef idx="0"/>
+    <cs:fontRef idx="minor">
+      <a:schemeClr val="dk1"/>
+    </cs:fontRef>
+    <cs:spPr>
+      <a:solidFill>
+        <a:schemeClr val="dk1">
+          <a:lumMod val="65000"/>
+          <a:lumOff val="35000"/>
+        </a:schemeClr>
+      </a:solidFill>
+      <a:ln w="9525">
+        <a:solidFill>
+          <a:schemeClr val="tx1">
+            <a:lumMod val="65000"/>
+            <a:lumOff val="35000"/>
+          </a:schemeClr>
+        </a:solidFill>
+      </a:ln>
+    </cs:spPr>
+  </cs:downBar>
+  <cs:dropLine>
+    <cs:lnRef idx="0"/>
+    <cs:fillRef idx="0"/>
+    <cs:effectRef idx="0"/>
+    <cs:fontRef idx="minor">
+      <a:schemeClr val="tx1"/>
+    </cs:fontRef>
+    <cs:spPr>
+      <a:ln w="9525" cap="flat" cmpd="sng" algn="ctr">
+        <a:solidFill>
+          <a:schemeClr val="tx1">
+            <a:lumMod val="35000"/>
+            <a:lumOff val="65000"/>
+          </a:schemeClr>
+        </a:solidFill>
+        <a:round/>
+      </a:ln>
+    </cs:spPr>
+  </cs:dropLine>
+  <cs:errorBar>
+    <cs:lnRef idx="0"/>
+    <cs:fillRef idx="0"/>
+    <cs:effectRef idx="0"/>
+    <cs:fontRef idx="minor">
+      <a:schemeClr val="tx1"/>
+    </cs:fontRef>
+    <cs:spPr>
+      <a:ln w="9525" cap="flat" cmpd="sng" algn="ctr">
+        <a:solidFill>
+          <a:schemeClr val="tx1">
+            <a:lumMod val="65000"/>
+            <a:lumOff val="35000"/>
+          </a:schemeClr>
+        </a:solidFill>
+        <a:round/>
+      </a:ln>
+    </cs:spPr>
+  </cs:errorBar>
+  <cs:floor>
+    <cs:lnRef idx="0"/>
+    <cs:fillRef idx="0"/>
+    <cs:effectRef idx="0"/>
+    <cs:fontRef idx="minor">
+      <a:schemeClr val="tx1"/>
+    </cs:fontRef>
+    <cs:spPr>
+      <a:noFill/>
+      <a:ln>
+        <a:noFill/>
+      </a:ln>
+    </cs:spPr>
+  </cs:floor>
+  <cs:gridlineMajor>
+    <cs:lnRef idx="0"/>
+    <cs:fillRef idx="0"/>
+    <cs:effectRef idx="0"/>
+    <cs:fontRef idx="minor">
+      <a:schemeClr val="tx1"/>
+    </cs:fontRef>
+    <cs:spPr>
+      <a:ln w="9525" cap="flat" cmpd="sng" algn="ctr">
+        <a:solidFill>
+          <a:schemeClr val="tx1">
+            <a:lumMod val="15000"/>
+            <a:lumOff val="85000"/>
+          </a:schemeClr>
+        </a:solidFill>
+        <a:round/>
+      </a:ln>
+    </cs:spPr>
+  </cs:gridlineMajor>
+  <cs:gridlineMinor>
+    <cs:lnRef idx="0"/>
+    <cs:fillRef idx="0"/>
+    <cs:effectRef idx="0"/>
+    <cs:fontRef idx="minor">
+      <a:schemeClr val="tx1"/>
+    </cs:fontRef>
+    <cs:spPr>
+      <a:ln w="9525" cap="flat" cmpd="sng" algn="ctr">
+        <a:solidFill>
+          <a:schemeClr val="tx1">
+            <a:lumMod val="5000"/>
+            <a:lumOff val="95000"/>
+          </a:schemeClr>
+        </a:solidFill>
+        <a:round/>
+      </a:ln>
+    </cs:spPr>
+  </cs:gridlineMinor>
+  <cs:hiLoLine>
+    <cs:lnRef idx="0"/>
+    <cs:fillRef idx="0"/>
+    <cs:effectRef idx="0"/>
+    <cs:fontRef idx="minor">
+      <a:schemeClr val="tx1"/>
+    </cs:fontRef>
+    <cs:spPr>
+      <a:ln w="9525" cap="flat" cmpd="sng" algn="ctr">
+        <a:solidFill>
+          <a:schemeClr val="tx1">
+            <a:lumMod val="75000"/>
+            <a:lumOff val="25000"/>
+          </a:schemeClr>
+        </a:solidFill>
+        <a:round/>
+      </a:ln>
+    </cs:spPr>
+  </cs:hiLoLine>
+  <cs:leaderLine>
+    <cs:lnRef idx="0"/>
+    <cs:fillRef idx="0"/>
+    <cs:effectRef idx="0"/>
+    <cs:fontRef idx="minor">
+      <a:schemeClr val="tx1"/>
+    </cs:fontRef>
+    <cs:spPr>
+      <a:ln w="9525" cap="flat" cmpd="sng" algn="ctr">
+        <a:solidFill>
+          <a:schemeClr val="tx1">
+            <a:lumMod val="35000"/>
+            <a:lumOff val="65000"/>
+          </a:schemeClr>
+        </a:solidFill>
+        <a:round/>
+      </a:ln>
+    </cs:spPr>
+  </cs:leaderLine>
+  <cs:legend>
+    <cs:lnRef idx="0"/>
+    <cs:fillRef idx="0"/>
+    <cs:effectRef idx="0"/>
+    <cs:fontRef idx="minor">
+      <a:schemeClr val="tx1">
+        <a:lumMod val="65000"/>
+        <a:lumOff val="35000"/>
+      </a:schemeClr>
+    </cs:fontRef>
+    <cs:defRPr sz="900" kern="1200"/>
+  </cs:legend>
+  <cs:plotArea mods="allowNoFillOverride allowNoLineOverride">
+    <cs:lnRef idx="0"/>
+    <cs:fillRef idx="0"/>
+    <cs:effectRef idx="0"/>
+    <cs:fontRef idx="minor">
+      <a:schemeClr val="tx1"/>
+    </cs:fontRef>
+  </cs:plotArea>
+  <cs:plotArea3D mods="allowNoFillOverride allowNoLineOverride">
+    <cs:lnRef idx="0"/>
+    <cs:fillRef idx="0"/>
+    <cs:effectRef idx="0"/>
+    <cs:fontRef idx="minor">
+      <a:schemeClr val="tx1"/>
+    </cs:fontRef>
+  </cs:plotArea3D>
+  <cs:seriesAxis>
+    <cs:lnRef idx="0"/>
+    <cs:fillRef idx="0"/>
+    <cs:effectRef idx="0"/>
+    <cs:fontRef idx="minor">
+      <a:schemeClr val="tx1">
+        <a:lumMod val="65000"/>
+        <a:lumOff val="35000"/>
+      </a:schemeClr>
+    </cs:fontRef>
+    <cs:defRPr sz="900" kern="1200"/>
+  </cs:seriesAxis>
+  <cs:seriesLine>
+    <cs:lnRef idx="0"/>
+    <cs:fillRef idx="0"/>
+    <cs:effectRef idx="0"/>
+    <cs:fontRef idx="minor">
+      <a:schemeClr val="tx1"/>
+    </cs:fontRef>
+    <cs:spPr>
+      <a:ln w="9525" cap="flat" cmpd="sng" algn="ctr">
+        <a:solidFill>
+          <a:schemeClr val="tx1">
+            <a:lumMod val="35000"/>
+            <a:lumOff val="65000"/>
+          </a:schemeClr>
+        </a:solidFill>
+        <a:round/>
+      </a:ln>
+    </cs:spPr>
+  </cs:seriesLine>
+  <cs:title>
+    <cs:lnRef idx="0"/>
+    <cs:fillRef idx="0"/>
+    <cs:effectRef idx="0"/>
+    <cs:fontRef idx="minor">
+      <a:schemeClr val="tx1">
+        <a:lumMod val="65000"/>
+        <a:lumOff val="35000"/>
+      </a:schemeClr>
+    </cs:fontRef>
+    <cs:defRPr sz="1400" b="0" kern="1200" spc="0" baseline="0"/>
+  </cs:title>
+  <cs:trendline>
+    <cs:lnRef idx="0">
+      <cs:styleClr val="auto"/>
+    </cs:lnRef>
+    <cs:fillRef idx="0"/>
+    <cs:effectRef idx="0"/>
+    <cs:fontRef idx="minor">
+      <a:schemeClr val="tx1"/>
+    </cs:fontRef>
+    <cs:spPr>
+      <a:ln w="19050" cap="rnd">
+        <a:solidFill>
+          <a:schemeClr val="phClr"/>
+        </a:solidFill>
+        <a:prstDash val="sysDot"/>
+      </a:ln>
+    </cs:spPr>
+  </cs:trendline>
+  <cs:trendlineLabel>
+    <cs:lnRef idx="0"/>
+    <cs:fillRef idx="0"/>
+    <cs:effectRef idx="0"/>
+    <cs:fontRef idx="minor">
+      <a:schemeClr val="tx1">
+        <a:lumMod val="65000"/>
+        <a:lumOff val="35000"/>
+      </a:schemeClr>
+    </cs:fontRef>
+    <cs:defRPr sz="900" kern="1200"/>
+  </cs:trendlineLabel>
+  <cs:upBar>
+    <cs:lnRef idx="0"/>
+    <cs:fillRef idx="0"/>
+    <cs:effectRef idx="0"/>
+    <cs:fontRef idx="minor">
+      <a:schemeClr val="dk1"/>
+    </cs:fontRef>
+    <cs:spPr>
+      <a:solidFill>
+        <a:schemeClr val="lt1"/>
+      </a:solidFill>
+      <a:ln w="9525">
+        <a:solidFill>
+          <a:schemeClr val="tx1">
+            <a:lumMod val="15000"/>
+            <a:lumOff val="85000"/>
+          </a:schemeClr>
+        </a:solidFill>
+      </a:ln>
+    </cs:spPr>
+  </cs:upBar>
+  <cs:valueAxis>
+    <cs:lnRef idx="0"/>
+    <cs:fillRef idx="0"/>
+    <cs:effectRef idx="0"/>
+    <cs:fontRef idx="minor">
+      <a:schemeClr val="tx1">
+        <a:lumMod val="65000"/>
+        <a:lumOff val="35000"/>
+      </a:schemeClr>
+    </cs:fontRef>
+    <cs:defRPr sz="900" kern="1200"/>
+  </cs:valueAxis>
+  <cs:wall>
+    <cs:lnRef idx="0"/>
+    <cs:fillRef idx="0"/>
+    <cs:effectRef idx="0"/>
+    <cs:fontRef idx="minor">
+      <a:schemeClr val="tx1"/>
+    </cs:fontRef>
+    <cs:spPr>
+      <a:noFill/>
+      <a:ln>
+        <a:noFill/>
+      </a:ln>
+    </cs:spPr>
+  </cs:wall>
+</cs:chartStyle>
+</file>
+
+<file path=word/charts/style2.xml><?xml version="1.0" encoding="utf-8"?>
+<cs:chartStyle xmlns:cs="http://schemas.microsoft.com/office/drawing/2012/chartStyle" xmlns:a="http://schemas.openxmlformats.org/drawingml/2006/main" id="227">
+  <cs:axisTitle>
+    <cs:lnRef idx="0"/>
+    <cs:fillRef idx="0"/>
+    <cs:effectRef idx="0"/>
+    <cs:fontRef idx="minor">
+      <a:schemeClr val="tx1">
+        <a:lumMod val="65000"/>
+        <a:lumOff val="35000"/>
+      </a:schemeClr>
+    </cs:fontRef>
+    <cs:defRPr sz="1000" kern="1200"/>
+  </cs:axisTitle>
+  <cs:categoryAxis>
+    <cs:lnRef idx="0"/>
+    <cs:fillRef idx="0"/>
+    <cs:effectRef idx="0"/>
+    <cs:fontRef idx="minor">
+      <a:schemeClr val="tx1">
+        <a:lumMod val="65000"/>
+        <a:lumOff val="35000"/>
+      </a:schemeClr>
+    </cs:fontRef>
+    <cs:spPr>
+      <a:ln w="9525" cap="flat" cmpd="sng" algn="ctr">
+        <a:solidFill>
+          <a:schemeClr val="tx1">
+            <a:lumMod val="15000"/>
+            <a:lumOff val="85000"/>
+          </a:schemeClr>
+        </a:solidFill>
+        <a:round/>
+      </a:ln>
+    </cs:spPr>
+    <cs:defRPr sz="900" kern="1200"/>
+  </cs:categoryAxis>
+  <cs:chartArea mods="allowNoFillOverride allowNoLineOverride">
+    <cs:lnRef idx="0"/>
+    <cs:fillRef idx="0"/>
+    <cs:effectRef idx="0"/>
+    <cs:fontRef idx="minor">
+      <a:schemeClr val="tx1"/>
+    </cs:fontRef>
+    <cs:spPr>
+      <a:solidFill>
+        <a:schemeClr val="bg1"/>
+      </a:solidFill>
+      <a:ln w="9525" cap="flat" cmpd="sng" algn="ctr">
+        <a:solidFill>
+          <a:schemeClr val="tx1">
+            <a:lumMod val="15000"/>
+            <a:lumOff val="85000"/>
+          </a:schemeClr>
+        </a:solidFill>
+        <a:round/>
+      </a:ln>
+    </cs:spPr>
+    <cs:defRPr sz="1000" kern="1200"/>
+  </cs:chartArea>
+  <cs:dataLabel>
+    <cs:lnRef idx="0"/>
+    <cs:fillRef idx="0"/>
+    <cs:effectRef idx="0"/>
+    <cs:fontRef idx="minor">
+      <a:schemeClr val="tx1">
+        <a:lumMod val="75000"/>
+        <a:lumOff val="25000"/>
+      </a:schemeClr>
+    </cs:fontRef>
+    <cs:defRPr sz="900" kern="1200"/>
+  </cs:dataLabel>
+  <cs:dataLabelCallout>
+    <cs:lnRef idx="0"/>
+    <cs:fillRef idx="0"/>
+    <cs:effectRef idx="0"/>
+    <cs:fontRef idx="minor">
+      <a:schemeClr val="dk1">
+        <a:lumMod val="65000"/>
+        <a:lumOff val="35000"/>
+      </a:schemeClr>
+    </cs:fontRef>
+    <cs:spPr>
+      <a:solidFill>
+        <a:schemeClr val="lt1"/>
+      </a:solidFill>
+      <a:ln>
+        <a:solidFill>
+          <a:schemeClr val="dk1">
+            <a:lumMod val="25000"/>
+            <a:lumOff val="75000"/>
+          </a:schemeClr>
+        </a:solidFill>
+      </a:ln>
+    </cs:spPr>
+    <cs:defRPr sz="900" kern="1200"/>
+    <cs:bodyPr rot="0" spcFirstLastPara="1" vertOverflow="clip" horzOverflow="clip" vert="horz" wrap="square" lIns="36576" tIns="18288" rIns="36576" bIns="18288" anchor="ctr" anchorCtr="1">
+      <a:spAutoFit/>
+    </cs:bodyPr>
+  </cs:dataLabelCallout>
+  <cs:dataPoint>
+    <cs:lnRef idx="0"/>
+    <cs:fillRef idx="1">
+      <cs:styleClr val="auto"/>
+    </cs:fillRef>
+    <cs:effectRef idx="0"/>
+    <cs:fontRef idx="minor">
+      <a:schemeClr val="tx1"/>
+    </cs:fontRef>
+    <cs:spPr>
+      <a:solidFill>
+        <a:schemeClr val="phClr"/>
+      </a:solidFill>
+    </cs:spPr>
+  </cs:dataPoint>
+  <cs:dataPoint3D>
+    <cs:lnRef idx="0"/>
+    <cs:fillRef idx="1">
+      <cs:styleClr val="auto"/>
+    </cs:fillRef>
+    <cs:effectRef idx="0"/>
+    <cs:fontRef idx="minor">
+      <a:schemeClr val="tx1"/>
+    </cs:fontRef>
+    <cs:spPr>
+      <a:solidFill>
+        <a:schemeClr val="phClr"/>
+      </a:solidFill>
+    </cs:spPr>
+  </cs:dataPoint3D>
+  <cs:dataPointLine>
+    <cs:lnRef idx="0">
+      <cs:styleClr val="auto"/>
+    </cs:lnRef>
+    <cs:fillRef idx="1"/>
+    <cs:effectRef idx="0"/>
+    <cs:fontRef idx="minor">
+      <a:schemeClr val="tx1"/>
+    </cs:fontRef>
+    <cs:spPr>
+      <a:ln w="28575" cap="rnd">
+        <a:solidFill>
+          <a:schemeClr val="phClr"/>
+        </a:solidFill>
+        <a:round/>
+      </a:ln>
+    </cs:spPr>
+  </cs:dataPointLine>
+  <cs:dataPointMarker>
+    <cs:lnRef idx="0">
+      <cs:styleClr val="auto"/>
+    </cs:lnRef>
+    <cs:fillRef idx="1">
+      <cs:styleClr val="auto"/>
+    </cs:fillRef>
+    <cs:effectRef idx="0"/>
+    <cs:fontRef idx="minor">
+      <a:schemeClr val="tx1"/>
+    </cs:fontRef>
+    <cs:spPr>
+      <a:solidFill>
+        <a:schemeClr val="phClr"/>
+      </a:solidFill>
+      <a:ln w="9525">
+        <a:solidFill>
+          <a:schemeClr val="phClr"/>
+        </a:solidFill>
+      </a:ln>
+    </cs:spPr>
+  </cs:dataPointMarker>
+  <cs:dataPointMarkerLayout symbol="circle" size="5"/>
+  <cs:dataPointWireframe>
+    <cs:lnRef idx="0">
+      <cs:styleClr val="auto"/>
+    </cs:lnRef>
+    <cs:fillRef idx="1"/>
+    <cs:effectRef idx="0"/>
+    <cs:fontRef idx="minor">
+      <a:schemeClr val="tx1"/>
+    </cs:fontRef>
+    <cs:spPr>
+      <a:ln w="9525" cap="rnd">
+        <a:solidFill>
+          <a:schemeClr val="phClr"/>
+        </a:solidFill>
+        <a:round/>
+      </a:ln>
+    </cs:spPr>
+  </cs:dataPointWireframe>
+  <cs:dataTable>
+    <cs:lnRef idx="0"/>
+    <cs:fillRef idx="0"/>
+    <cs:effectRef idx="0"/>
+    <cs:fontRef idx="minor">
+      <a:schemeClr val="tx1">
+        <a:lumMod val="65000"/>
+        <a:lumOff val="35000"/>
+      </a:schemeClr>
+    </cs:fontRef>
+    <cs:spPr>
+      <a:noFill/>
+      <a:ln w="9525" cap="flat" cmpd="sng" algn="ctr">
+        <a:solidFill>
+          <a:schemeClr val="tx1">
+            <a:lumMod val="15000"/>
+            <a:lumOff val="85000"/>
+          </a:schemeClr>
+        </a:solidFill>
+        <a:round/>
+      </a:ln>
+    </cs:spPr>
+    <cs:defRPr sz="900" kern="1200"/>
+  </cs:dataTable>
+  <cs:downBar>
+    <cs:lnRef idx="0"/>
+    <cs:fillRef idx="0"/>
+    <cs:effectRef idx="0"/>
+    <cs:fontRef idx="minor">
+      <a:schemeClr val="dk1"/>
+    </cs:fontRef>
+    <cs:spPr>
+      <a:solidFill>
+        <a:schemeClr val="dk1">
+          <a:lumMod val="65000"/>
+          <a:lumOff val="35000"/>
+        </a:schemeClr>
+      </a:solidFill>
+      <a:ln w="9525">
+        <a:solidFill>
+          <a:schemeClr val="tx1">
+            <a:lumMod val="65000"/>
+            <a:lumOff val="35000"/>
+          </a:schemeClr>
+        </a:solidFill>
+      </a:ln>
+    </cs:spPr>
+  </cs:downBar>
+  <cs:dropLine>
+    <cs:lnRef idx="0"/>
+    <cs:fillRef idx="0"/>
+    <cs:effectRef idx="0"/>
+    <cs:fontRef idx="minor">
+      <a:schemeClr val="tx1"/>
+    </cs:fontRef>
+    <cs:spPr>
+      <a:ln w="9525" cap="flat" cmpd="sng" algn="ctr">
+        <a:solidFill>
+          <a:schemeClr val="tx1">
+            <a:lumMod val="35000"/>
+            <a:lumOff val="65000"/>
+          </a:schemeClr>
+        </a:solidFill>
+        <a:round/>
+      </a:ln>
+    </cs:spPr>
+  </cs:dropLine>
+  <cs:errorBar>
+    <cs:lnRef idx="0"/>
+    <cs:fillRef idx="0"/>
+    <cs:effectRef idx="0"/>
+    <cs:fontRef idx="minor">
+      <a:schemeClr val="tx1"/>
+    </cs:fontRef>
+    <cs:spPr>
+      <a:ln w="9525" cap="flat" cmpd="sng" algn="ctr">
+        <a:solidFill>
+          <a:schemeClr val="tx1">
+            <a:lumMod val="65000"/>
+            <a:lumOff val="35000"/>
+          </a:schemeClr>
+        </a:solidFill>
+        <a:round/>
+      </a:ln>
+    </cs:spPr>
+  </cs:errorBar>
+  <cs:floor>
+    <cs:lnRef idx="0"/>
+    <cs:fillRef idx="0"/>
+    <cs:effectRef idx="0"/>
+    <cs:fontRef idx="minor">
+      <a:schemeClr val="tx1"/>
+    </cs:fontRef>
+    <cs:spPr>
+      <a:noFill/>
+      <a:ln>
+        <a:noFill/>
+      </a:ln>
+    </cs:spPr>
+  </cs:floor>
+  <cs:gridlineMajor>
+    <cs:lnRef idx="0"/>
+    <cs:fillRef idx="0"/>
+    <cs:effectRef idx="0"/>
+    <cs:fontRef idx="minor">
+      <a:schemeClr val="tx1"/>
+    </cs:fontRef>
+    <cs:spPr>
+      <a:ln w="9525" cap="flat" cmpd="sng" algn="ctr">
+        <a:solidFill>
+          <a:schemeClr val="tx1">
+            <a:lumMod val="15000"/>
+            <a:lumOff val="85000"/>
+          </a:schemeClr>
+        </a:solidFill>
+        <a:round/>
+      </a:ln>
+    </cs:spPr>
+  </cs:gridlineMajor>
+  <cs:gridlineMinor>
+    <cs:lnRef idx="0"/>
+    <cs:fillRef idx="0"/>
+    <cs:effectRef idx="0"/>
+    <cs:fontRef idx="minor">
+      <a:schemeClr val="tx1"/>
+    </cs:fontRef>
+    <cs:spPr>
+      <a:ln w="9525" cap="flat" cmpd="sng" algn="ctr">
+        <a:solidFill>
+          <a:schemeClr val="tx1">
+            <a:lumMod val="5000"/>
+            <a:lumOff val="95000"/>
+          </a:schemeClr>
+        </a:solidFill>
+        <a:round/>
+      </a:ln>
+    </cs:spPr>
+  </cs:gridlineMinor>
+  <cs:hiLoLine>
+    <cs:lnRef idx="0"/>
+    <cs:fillRef idx="0"/>
+    <cs:effectRef idx="0"/>
+    <cs:fontRef idx="minor">
+      <a:schemeClr val="tx1"/>
+    </cs:fontRef>
+    <cs:spPr>
+      <a:ln w="9525" cap="flat" cmpd="sng" algn="ctr">
+        <a:solidFill>
+          <a:schemeClr val="tx1">
+            <a:lumMod val="75000"/>
+            <a:lumOff val="25000"/>
+          </a:schemeClr>
+        </a:solidFill>
+        <a:round/>
+      </a:ln>
+    </cs:spPr>
+  </cs:hiLoLine>
+  <cs:leaderLine>
+    <cs:lnRef idx="0"/>
+    <cs:fillRef idx="0"/>
+    <cs:effectRef idx="0"/>
+    <cs:fontRef idx="minor">
+      <a:schemeClr val="tx1"/>
+    </cs:fontRef>
+    <cs:spPr>
+      <a:ln w="9525" cap="flat" cmpd="sng" algn="ctr">
+        <a:solidFill>
+          <a:schemeClr val="tx1">
+            <a:lumMod val="35000"/>
+            <a:lumOff val="65000"/>
+          </a:schemeClr>
+        </a:solidFill>
+        <a:round/>
+      </a:ln>
+    </cs:spPr>
+  </cs:leaderLine>
+  <cs:legend>
+    <cs:lnRef idx="0"/>
+    <cs:fillRef idx="0"/>
+    <cs:effectRef idx="0"/>
+    <cs:fontRef idx="minor">
+      <a:schemeClr val="tx1">
+        <a:lumMod val="65000"/>
+        <a:lumOff val="35000"/>
+      </a:schemeClr>
+    </cs:fontRef>
+    <cs:defRPr sz="900" kern="1200"/>
+  </cs:legend>
+  <cs:plotArea mods="allowNoFillOverride allowNoLineOverride">
+    <cs:lnRef idx="0"/>
+    <cs:fillRef idx="0"/>
+    <cs:effectRef idx="0"/>
+    <cs:fontRef idx="minor">
+      <a:schemeClr val="tx1"/>
+    </cs:fontRef>
+  </cs:plotArea>
+  <cs:plotArea3D mods="allowNoFillOverride allowNoLineOverride">
+    <cs:lnRef idx="0"/>
+    <cs:fillRef idx="0"/>
+    <cs:effectRef idx="0"/>
+    <cs:fontRef idx="minor">
+      <a:schemeClr val="tx1"/>
+    </cs:fontRef>
+  </cs:plotArea3D>
+  <cs:seriesAxis>
+    <cs:lnRef idx="0"/>
+    <cs:fillRef idx="0"/>
+    <cs:effectRef idx="0"/>
+    <cs:fontRef idx="minor">
+      <a:schemeClr val="tx1">
+        <a:lumMod val="65000"/>
+        <a:lumOff val="35000"/>
+      </a:schemeClr>
+    </cs:fontRef>
+    <cs:defRPr sz="900" kern="1200"/>
+  </cs:seriesAxis>
+  <cs:seriesLine>
+    <cs:lnRef idx="0"/>
+    <cs:fillRef idx="0"/>
+    <cs:effectRef idx="0"/>
+    <cs:fontRef idx="minor">
+      <a:schemeClr val="tx1"/>
+    </cs:fontRef>
+    <cs:spPr>
+      <a:ln w="9525" cap="flat" cmpd="sng" algn="ctr">
+        <a:solidFill>
+          <a:schemeClr val="tx1">
+            <a:lumMod val="35000"/>
+            <a:lumOff val="65000"/>
+          </a:schemeClr>
+        </a:solidFill>
+        <a:round/>
+      </a:ln>
+    </cs:spPr>
+  </cs:seriesLine>
+  <cs:title>
+    <cs:lnRef idx="0"/>
+    <cs:fillRef idx="0"/>
+    <cs:effectRef idx="0"/>
+    <cs:fontRef idx="minor">
+      <a:schemeClr val="tx1">
+        <a:lumMod val="65000"/>
+        <a:lumOff val="35000"/>
+      </a:schemeClr>
+    </cs:fontRef>
+    <cs:defRPr sz="1400" b="0" kern="1200" spc="0" baseline="0"/>
+  </cs:title>
+  <cs:trendline>
+    <cs:lnRef idx="0">
+      <cs:styleClr val="auto"/>
+    </cs:lnRef>
+    <cs:fillRef idx="0"/>
+    <cs:effectRef idx="0"/>
+    <cs:fontRef idx="minor">
+      <a:schemeClr val="tx1"/>
+    </cs:fontRef>
+    <cs:spPr>
+      <a:ln w="19050" cap="rnd">
+        <a:solidFill>
+          <a:schemeClr val="phClr"/>
+        </a:solidFill>
+        <a:prstDash val="sysDot"/>
+      </a:ln>
+    </cs:spPr>
+  </cs:trendline>
+  <cs:trendlineLabel>
+    <cs:lnRef idx="0"/>
+    <cs:fillRef idx="0"/>
+    <cs:effectRef idx="0"/>
+    <cs:fontRef idx="minor">
+      <a:schemeClr val="tx1">
+        <a:lumMod val="65000"/>
+        <a:lumOff val="35000"/>
+      </a:schemeClr>
+    </cs:fontRef>
+    <cs:defRPr sz="900" kern="1200"/>
+  </cs:trendlineLabel>
+  <cs:upBar>
+    <cs:lnRef idx="0"/>
+    <cs:fillRef idx="0"/>
+    <cs:effectRef idx="0"/>
+    <cs:fontRef idx="minor">
+      <a:schemeClr val="dk1"/>
+    </cs:fontRef>
+    <cs:spPr>
+      <a:solidFill>
+        <a:schemeClr val="lt1"/>
+      </a:solidFill>
+      <a:ln w="9525">
+        <a:solidFill>
+          <a:schemeClr val="tx1">
+            <a:lumMod val="15000"/>
+            <a:lumOff val="85000"/>
+          </a:schemeClr>
+        </a:solidFill>
+      </a:ln>
+    </cs:spPr>
+  </cs:upBar>
+  <cs:valueAxis>
+    <cs:lnRef idx="0"/>
+    <cs:fillRef idx="0"/>
+    <cs:effectRef idx="0"/>
+    <cs:fontRef idx="minor">
+      <a:schemeClr val="tx1">
+        <a:lumMod val="65000"/>
+        <a:lumOff val="35000"/>
+      </a:schemeClr>
+    </cs:fontRef>
+    <cs:defRPr sz="900" kern="1200"/>
+  </cs:valueAxis>
+  <cs:wall>
+    <cs:lnRef idx="0"/>
+    <cs:fillRef idx="0"/>
+    <cs:effectRef idx="0"/>
+    <cs:fontRef idx="minor">
+      <a:schemeClr val="tx1"/>
+    </cs:fontRef>
+    <cs:spPr>
+      <a:noFill/>
+      <a:ln>
+        <a:noFill/>
+      </a:ln>
+    </cs:spPr>
+  </cs:wall>
+</cs:chartStyle>
+</file>
+
+<file path=word/charts/style3.xml><?xml version="1.0" encoding="utf-8"?>
+<cs:chartStyle xmlns:cs="http://schemas.microsoft.com/office/drawing/2012/chartStyle" xmlns:a="http://schemas.openxmlformats.org/drawingml/2006/main" id="227">
+  <cs:axisTitle>
+    <cs:lnRef idx="0"/>
+    <cs:fillRef idx="0"/>
+    <cs:effectRef idx="0"/>
+    <cs:fontRef idx="minor">
+      <a:schemeClr val="tx1">
+        <a:lumMod val="65000"/>
+        <a:lumOff val="35000"/>
+      </a:schemeClr>
+    </cs:fontRef>
+    <cs:defRPr sz="1000" kern="1200"/>
+  </cs:axisTitle>
+  <cs:categoryAxis>
+    <cs:lnRef idx="0"/>
+    <cs:fillRef idx="0"/>
+    <cs:effectRef idx="0"/>
+    <cs:fontRef idx="minor">
+      <a:schemeClr val="tx1">
+        <a:lumMod val="65000"/>
+        <a:lumOff val="35000"/>
+      </a:schemeClr>
+    </cs:fontRef>
+    <cs:spPr>
+      <a:ln w="9525" cap="flat" cmpd="sng" algn="ctr">
+        <a:solidFill>
+          <a:schemeClr val="tx1">
+            <a:lumMod val="15000"/>
+            <a:lumOff val="85000"/>
+          </a:schemeClr>
+        </a:solidFill>
+        <a:round/>
+      </a:ln>
+    </cs:spPr>
+    <cs:defRPr sz="900" kern="1200"/>
+  </cs:categoryAxis>
+  <cs:chartArea mods="allowNoFillOverride allowNoLineOverride">
+    <cs:lnRef idx="0"/>
+    <cs:fillRef idx="0"/>
+    <cs:effectRef idx="0"/>
+    <cs:fontRef idx="minor">
+      <a:schemeClr val="tx1"/>
+    </cs:fontRef>
+    <cs:spPr>
+      <a:solidFill>
+        <a:schemeClr val="bg1"/>
+      </a:solidFill>
+      <a:ln w="9525" cap="flat" cmpd="sng" algn="ctr">
+        <a:solidFill>
+          <a:schemeClr val="tx1">
+            <a:lumMod val="15000"/>
+            <a:lumOff val="85000"/>
+          </a:schemeClr>
+        </a:solidFill>
+        <a:round/>
+      </a:ln>
+    </cs:spPr>
+    <cs:defRPr sz="1000" kern="1200"/>
+  </cs:chartArea>
+  <cs:dataLabel>
+    <cs:lnRef idx="0"/>
+    <cs:fillRef idx="0"/>
+    <cs:effectRef idx="0"/>
+    <cs:fontRef idx="minor">
+      <a:schemeClr val="tx1">
+        <a:lumMod val="75000"/>
+        <a:lumOff val="25000"/>
+      </a:schemeClr>
+    </cs:fontRef>
+    <cs:defRPr sz="900" kern="1200"/>
+  </cs:dataLabel>
+  <cs:dataLabelCallout>
+    <cs:lnRef idx="0"/>
+    <cs:fillRef idx="0"/>
+    <cs:effectRef idx="0"/>
+    <cs:fontRef idx="minor">
+      <a:schemeClr val="dk1">
+        <a:lumMod val="65000"/>
+        <a:lumOff val="35000"/>
+      </a:schemeClr>
+    </cs:fontRef>
+    <cs:spPr>
+      <a:solidFill>
+        <a:schemeClr val="lt1"/>
+      </a:solidFill>
+      <a:ln>
+        <a:solidFill>
+          <a:schemeClr val="dk1">
+            <a:lumMod val="25000"/>
+            <a:lumOff val="75000"/>
+          </a:schemeClr>
+        </a:solidFill>
+      </a:ln>
+    </cs:spPr>
+    <cs:defRPr sz="900" kern="1200"/>
+    <cs:bodyPr rot="0" spcFirstLastPara="1" vertOverflow="clip" horzOverflow="clip" vert="horz" wrap="square" lIns="36576" tIns="18288" rIns="36576" bIns="18288" anchor="ctr" anchorCtr="1">
+      <a:spAutoFit/>
+    </cs:bodyPr>
+  </cs:dataLabelCallout>
+  <cs:dataPoint>
+    <cs:lnRef idx="0"/>
+    <cs:fillRef idx="1">
+      <cs:styleClr val="auto"/>
+    </cs:fillRef>
+    <cs:effectRef idx="0"/>
+    <cs:fontRef idx="minor">
+      <a:schemeClr val="tx1"/>
+    </cs:fontRef>
+    <cs:spPr>
+      <a:solidFill>
+        <a:schemeClr val="phClr"/>
+      </a:solidFill>
+    </cs:spPr>
+  </cs:dataPoint>
+  <cs:dataPoint3D>
+    <cs:lnRef idx="0"/>
+    <cs:fillRef idx="1">
+      <cs:styleClr val="auto"/>
+    </cs:fillRef>
+    <cs:effectRef idx="0"/>
+    <cs:fontRef idx="minor">
+      <a:schemeClr val="tx1"/>
+    </cs:fontRef>
+    <cs:spPr>
+      <a:solidFill>
+        <a:schemeClr val="phClr"/>
+      </a:solidFill>
+    </cs:spPr>
+  </cs:dataPoint3D>
+  <cs:dataPointLine>
+    <cs:lnRef idx="0">
+      <cs:styleClr val="auto"/>
+    </cs:lnRef>
+    <cs:fillRef idx="1"/>
+    <cs:effectRef idx="0"/>
+    <cs:fontRef idx="minor">
+      <a:schemeClr val="tx1"/>
+    </cs:fontRef>
+    <cs:spPr>
+      <a:ln w="28575" cap="rnd">
+        <a:solidFill>
+          <a:schemeClr val="phClr"/>
+        </a:solidFill>
+        <a:round/>
+      </a:ln>
+    </cs:spPr>
+  </cs:dataPointLine>
+  <cs:dataPointMarker>
+    <cs:lnRef idx="0">
+      <cs:styleClr val="auto"/>
+    </cs:lnRef>
+    <cs:fillRef idx="1">
+      <cs:styleClr val="auto"/>
+    </cs:fillRef>
+    <cs:effectRef idx="0"/>
+    <cs:fontRef idx="minor">
+      <a:schemeClr val="tx1"/>
+    </cs:fontRef>
+    <cs:spPr>
+      <a:solidFill>
+        <a:schemeClr val="phClr"/>
+      </a:solidFill>
       <a:ln w="9525">
         <a:solidFill>
           <a:schemeClr val="phClr"/>

--- a/2026A/心理学実験2/1420048141松山和弘_心理学実験2.docx
+++ b/2026A/心理学実験2/1420048141松山和弘_心理学実験2.docx
@@ -470,7 +470,19 @@
         <w:rPr>
           <w:rFonts w:hint="eastAsia"/>
         </w:rPr>
-        <w:t>本研究では、この中心特性の働きを検証することを目的とする。中心特性と指摘されている「暖かい」「冷たい」という特性を使用し、一連の特性情報にこれらの情報のいずれかが入ることによって、刺激人物の全体印象は変化するのす、する場合にはどのような変化があるのかを確認する。</w:t>
+        <w:t>本研究では、この中心特性の働きを検証することを目的とする。中心特性と指摘されている「暖かい」「冷たい」という特性を使用し、一連の特性情報にこれらの情報のいずれかが入ることによって、刺激人物の全体印象は変化する</w:t>
+      </w:r>
+      <w:r>
+        <w:rPr>
+          <w:rFonts w:hint="eastAsia"/>
+        </w:rPr>
+        <w:t>のか</w:t>
+      </w:r>
+      <w:r>
+        <w:rPr>
+          <w:rFonts w:hint="eastAsia"/>
+        </w:rPr>
+        <w:t>、する場合にはどのような変化があるのかを確認する。</w:t>
       </w:r>
     </w:p>
     <w:p/>
@@ -4438,13 +4450,7 @@
         <w:t xml:space="preserve"> of Verbal Learning and Verbal Behavior,5(4),351-360.</w:t>
       </w:r>
     </w:p>
-    <w:p>
-      <w:pPr>
-        <w:rPr>
-          <w:rFonts w:hint="eastAsia"/>
-        </w:rPr>
-      </w:pPr>
-    </w:p>
+    <w:p/>
     <w:p/>
     <w:p>
       <w:pPr>
@@ -4607,9 +4613,6 @@
     <w:p>
       <w:pPr>
         <w:jc w:val="left"/>
-        <w:rPr>
-          <w:rFonts w:hint="eastAsia"/>
-        </w:rPr>
       </w:pPr>
     </w:p>
     <w:p>
@@ -4643,9 +4646,6 @@
     <w:p>
       <w:pPr>
         <w:jc w:val="left"/>
-        <w:rPr>
-          <w:rFonts w:hint="eastAsia"/>
-        </w:rPr>
       </w:pPr>
       <w:r>
         <w:rPr>
@@ -4677,79 +4677,28 @@
         <w:rPr>
           <w:rFonts w:hint="eastAsia"/>
         </w:rPr>
-        <w:t>PCの画面で、開始位置からマウスを左クリックして、右に動かして線を引き、左クリックを外して「判定」をクリックしたとき、線の長を記録する。</w:t>
-      </w:r>
-      <w:r>
-        <w:rPr>
-          <w:rFonts w:hint="eastAsia"/>
-        </w:rPr>
-        <w:t>「統制条件」</w:t>
-      </w:r>
-      <w:r>
-        <w:rPr>
-          <w:rFonts w:hint="eastAsia"/>
-        </w:rPr>
-        <w:t>は実験者にFB無し</w:t>
-      </w:r>
-      <w:r>
-        <w:rPr>
-          <w:rFonts w:hint="eastAsia"/>
-        </w:rPr>
-        <w:t>、「質的FB条件」</w:t>
-      </w:r>
-      <w:r>
-        <w:rPr>
-          <w:rFonts w:hint="eastAsia"/>
-        </w:rPr>
-        <w:t>は±0.5cmの合否判定でFB</w:t>
-      </w:r>
-      <w:r>
-        <w:rPr>
-          <w:rFonts w:hint="eastAsia"/>
-        </w:rPr>
-        <w:t>、「量的FB条件」</w:t>
-      </w:r>
-      <w:r>
-        <w:rPr>
-          <w:rFonts w:hint="eastAsia"/>
-        </w:rPr>
-        <w:t>は差分を±の数値でFBする。</w:t>
+        <w:t>PCの画面で、開始位置からマウスを左クリックして、右に動かして線を引き、左クリックを外して「判定」をクリックしたとき、線の長を記録する。「統制条件」は実験者にFB無し、「質的FB条件」は±0.5cmの合否判定でFB、「量的FB条件」は差分を±の数値でFBする。</w:t>
       </w:r>
     </w:p>
     <w:p>
       <w:pPr>
         <w:jc w:val="left"/>
-        <w:rPr>
-          <w:rFonts w:hint="eastAsia"/>
-        </w:rPr>
-      </w:pPr>
-      <w:r>
-        <w:rPr>
-          <w:rFonts w:hint="eastAsia"/>
-        </w:rPr>
-        <w:t>実験用ソフトウェアは、</w:t>
-      </w:r>
-      <w:r>
-        <w:rPr>
-          <w:rFonts w:hint="eastAsia"/>
-        </w:rPr>
-        <w:t>10回フィードバック無し(ベースライン)で動作し、続いて30回介入試行を行う。</w:t>
+      </w:pPr>
+      <w:r>
+        <w:rPr>
+          <w:rFonts w:hint="eastAsia"/>
+        </w:rPr>
+        <w:t>実験用ソフトウェアは、10回フィードバック無し(ベースライン)で動作し、続いて30回介入試行を行う。</w:t>
       </w:r>
     </w:p>
     <w:p>
       <w:pPr>
         <w:jc w:val="left"/>
-        <w:rPr>
-          <w:rFonts w:hint="eastAsia"/>
-        </w:rPr>
       </w:pPr>
     </w:p>
     <w:p>
       <w:pPr>
         <w:jc w:val="left"/>
-        <w:rPr>
-          <w:rFonts w:hint="eastAsia"/>
-        </w:rPr>
       </w:pPr>
       <w:r>
         <w:rPr>
@@ -4995,9 +4944,6 @@
     <w:p>
       <w:pPr>
         <w:jc w:val="left"/>
-        <w:rPr>
-          <w:rFonts w:hint="eastAsia"/>
-        </w:rPr>
       </w:pPr>
     </w:p>
     <w:p>
@@ -5071,9 +5017,6 @@
     <w:p>
       <w:pPr>
         <w:jc w:val="left"/>
-        <w:rPr>
-          <w:rFonts w:hint="eastAsia"/>
-        </w:rPr>
       </w:pPr>
       <w:r>
         <w:rPr>
@@ -5084,26 +5027,66 @@
     </w:p>
     <w:p>
       <w:pPr>
+        <w:pStyle w:val="a8"/>
+        <w:numPr>
+          <w:ilvl w:val="0"/>
+          <w:numId w:val="4"/>
+        </w:numPr>
+        <w:ind w:leftChars="0"/>
         <w:jc w:val="left"/>
       </w:pPr>
-    </w:p>
-    <w:p>
-      <w:pPr>
+      <w:r>
+        <w:rPr>
+          <w:rFonts w:hint="eastAsia"/>
+        </w:rPr>
+        <w:t>実験参加者ごとの「誤差」「絶対誤差」「平均絶対誤差」を求める</w:t>
+      </w:r>
+    </w:p>
+    <w:p>
+      <w:pPr>
+        <w:pStyle w:val="a8"/>
+        <w:ind w:leftChars="0" w:left="360"/>
         <w:jc w:val="left"/>
-        <w:rPr>
-          <w:rFonts w:hint="eastAsia"/>
-        </w:rPr>
-      </w:pPr>
-    </w:p>
-    <w:p>
-      <w:pPr>
+      </w:pPr>
+      <w:r>
+        <w:rPr>
+          <w:rFonts w:hint="eastAsia"/>
+        </w:rPr>
+        <w:t>・各試行での「長さ」10cmとの差(誤差)の絶対値を求める(絶対誤差)。</w:t>
+      </w:r>
+    </w:p>
+    <w:p>
+      <w:pPr>
+        <w:pStyle w:val="a8"/>
+        <w:ind w:leftChars="0" w:left="360"/>
         <w:jc w:val="left"/>
       </w:pPr>
-    </w:p>
-    <w:p>
-      <w:pPr>
+      <w:r>
+        <w:rPr>
+          <w:rFonts w:hint="eastAsia"/>
+        </w:rPr>
+        <w:t>5試行を1ブロックとしてまとめ、ブロックごとに絶対誤差の平均を求める(平均絶対誤差)。</w:t>
+      </w:r>
+    </w:p>
+    <w:p>
+      <w:pPr>
+        <w:pStyle w:val="a8"/>
+        <w:numPr>
+          <w:ilvl w:val="0"/>
+          <w:numId w:val="4"/>
+        </w:numPr>
+        <w:ind w:leftChars="0"/>
         <w:jc w:val="left"/>
-      </w:pPr>
+        <w:rPr>
+          <w:rFonts w:hint="eastAsia"/>
+        </w:rPr>
+      </w:pPr>
+      <w:r>
+        <w:rPr>
+          <w:rFonts w:hint="eastAsia"/>
+        </w:rPr>
+        <w:t>各条件別に各ブロックでの人数分の平均を求め、3本の学習曲線を描き、その形を比較する(図1)。</w:t>
+      </w:r>
     </w:p>
     <w:p>
       <w:pPr>
@@ -5111,6 +5094,54 @@
         <w:rPr>
           <w:rFonts w:hint="eastAsia"/>
         </w:rPr>
+      </w:pPr>
+    </w:p>
+    <w:p>
+      <w:pPr>
+        <w:jc w:val="left"/>
+      </w:pPr>
+      <w:r>
+        <w:rPr>
+          <w:noProof/>
+        </w:rPr>
+        <w:drawing>
+          <wp:inline distT="0" distB="0" distL="0" distR="0" wp14:anchorId="3C5B5E71" wp14:editId="1842F03E">
+            <wp:extent cx="4644292" cy="2806700"/>
+            <wp:effectExtent l="0" t="0" r="4445" b="12700"/>
+            <wp:docPr id="1355443389" name="グラフ 1">
+              <a:extLst xmlns:a="http://schemas.openxmlformats.org/drawingml/2006/main">
+                <a:ext uri="{FF2B5EF4-FFF2-40B4-BE49-F238E27FC236}">
+                  <a16:creationId xmlns:a16="http://schemas.microsoft.com/office/drawing/2014/main" id="{A047B1F7-98FF-47D1-9418-8D79C683A827}"/>
+                </a:ext>
+              </a:extLst>
+            </wp:docPr>
+            <wp:cNvGraphicFramePr/>
+            <a:graphic xmlns:a="http://schemas.openxmlformats.org/drawingml/2006/main">
+              <a:graphicData uri="http://schemas.openxmlformats.org/drawingml/2006/chart">
+                <c:chart xmlns:c="http://schemas.openxmlformats.org/drawingml/2006/chart" xmlns:r="http://schemas.openxmlformats.org/officeDocument/2006/relationships" r:id="rId10"/>
+              </a:graphicData>
+            </a:graphic>
+          </wp:inline>
+        </w:drawing>
+      </w:r>
+    </w:p>
+    <w:p>
+      <w:pPr>
+        <w:jc w:val="center"/>
+        <w:rPr>
+          <w:rFonts w:hint="eastAsia"/>
+        </w:rPr>
+      </w:pPr>
+      <w:r>
+        <w:rPr>
+          <w:rFonts w:hint="eastAsia"/>
+        </w:rPr>
+        <w:t>図1 介入条件ごとの学習曲線</w:t>
+      </w:r>
+    </w:p>
+    <w:p>
+      <w:pPr>
+        <w:jc w:val="left"/>
       </w:pPr>
     </w:p>
     <w:p/>
@@ -5123,45 +5154,62 @@
         <w:br w:type="page"/>
       </w:r>
     </w:p>
+    <w:p>
+      <w:pPr>
+        <w:rPr>
+          <w:rFonts w:hint="eastAsia"/>
+        </w:rPr>
+      </w:pPr>
+    </w:p>
     <w:p/>
     <w:p>
       <w:pPr>
-        <w:rPr>
-          <w:rFonts w:hint="eastAsia"/>
-        </w:rPr>
-      </w:pPr>
-    </w:p>
-    <w:p/>
-    <w:p>
-      <w:pPr>
         <w:jc w:val="center"/>
       </w:pPr>
       <w:r>
-        <w:t>結果</w:t>
+        <w:t>考察</w:t>
       </w:r>
     </w:p>
     <w:p/>
     <w:p/>
-    <w:p/>
     <w:p>
       <w:pPr>
         <w:jc w:val="center"/>
-      </w:pPr>
-      <w:r>
-        <w:t>考察</w:t>
-      </w:r>
-    </w:p>
-    <w:p/>
-    <w:p/>
-    <w:p>
-      <w:pPr>
-        <w:jc w:val="center"/>
-      </w:pPr>
-      <w:r>
+        <w:rPr>
+          <w:b/>
+          <w:bCs/>
+        </w:rPr>
+      </w:pPr>
+      <w:r>
+        <w:rPr>
+          <w:b/>
+          <w:bCs/>
+        </w:rPr>
         <w:t>引用文献</w:t>
       </w:r>
     </w:p>
-    <w:p/>
+    <w:p>
+      <w:pPr>
+        <w:rPr>
+          <w:rFonts w:hint="eastAsia"/>
+        </w:rPr>
+      </w:pPr>
+      <w:r>
+        <w:rPr>
+          <w:rFonts w:hint="eastAsia"/>
+        </w:rPr>
+        <w:t>Trowbridge, M, H. &amp; Cason, H. (1932) An experimental study of Thorndike</w:t>
+      </w:r>
+      <w:r>
+        <w:t>’</w:t>
+      </w:r>
+      <w:r>
+        <w:rPr>
+          <w:rFonts w:hint="eastAsia"/>
+        </w:rPr>
+        <w:t>s theory of leaning, The Journal of General Psychology,7(2),245-260.</w:t>
+      </w:r>
+    </w:p>
     <w:p/>
     <w:p/>
     <w:p/>
@@ -5395,10 +5443,10 @@
     </w:lvl>
   </w:abstractNum>
   <w:abstractNum w:abstractNumId="2" w15:restartNumberingAfterBreak="0">
-    <w:nsid w:val="64013A49"/>
+    <w:nsid w:val="60F73A0E"/>
     <w:multiLevelType w:val="hybridMultilevel"/>
-    <w:tmpl w:val="9B96467C"/>
-    <w:lvl w:ilvl="0" w:tplc="883AA342">
+    <w:tmpl w:val="A36E384E"/>
+    <w:lvl w:ilvl="0" w:tplc="D20477F0">
       <w:start w:val="1"/>
       <w:numFmt w:val="decimal"/>
       <w:lvlText w:val="%1."/>
@@ -5416,7 +5464,7 @@
       <w:lvlText w:val="(%2)"/>
       <w:lvlJc w:val="left"/>
       <w:pPr>
-        <w:ind w:left="840" w:hanging="420"/>
+        <w:ind w:left="880" w:hanging="440"/>
       </w:pPr>
     </w:lvl>
     <w:lvl w:ilvl="2" w:tplc="04090011" w:tentative="1">
@@ -5425,7 +5473,7 @@
       <w:lvlText w:val="%3"/>
       <w:lvlJc w:val="left"/>
       <w:pPr>
-        <w:ind w:left="1260" w:hanging="420"/>
+        <w:ind w:left="1320" w:hanging="440"/>
       </w:pPr>
     </w:lvl>
     <w:lvl w:ilvl="3" w:tplc="0409000F" w:tentative="1">
@@ -5434,7 +5482,7 @@
       <w:lvlText w:val="%4."/>
       <w:lvlJc w:val="left"/>
       <w:pPr>
-        <w:ind w:left="1680" w:hanging="420"/>
+        <w:ind w:left="1760" w:hanging="440"/>
       </w:pPr>
     </w:lvl>
     <w:lvl w:ilvl="4" w:tplc="04090017" w:tentative="1">
@@ -5443,7 +5491,7 @@
       <w:lvlText w:val="(%5)"/>
       <w:lvlJc w:val="left"/>
       <w:pPr>
-        <w:ind w:left="2100" w:hanging="420"/>
+        <w:ind w:left="2200" w:hanging="440"/>
       </w:pPr>
     </w:lvl>
     <w:lvl w:ilvl="5" w:tplc="04090011" w:tentative="1">
@@ -5452,7 +5500,7 @@
       <w:lvlText w:val="%6"/>
       <w:lvlJc w:val="left"/>
       <w:pPr>
-        <w:ind w:left="2520" w:hanging="420"/>
+        <w:ind w:left="2640" w:hanging="440"/>
       </w:pPr>
     </w:lvl>
     <w:lvl w:ilvl="6" w:tplc="0409000F" w:tentative="1">
@@ -5461,7 +5509,7 @@
       <w:lvlText w:val="%7."/>
       <w:lvlJc w:val="left"/>
       <w:pPr>
-        <w:ind w:left="2940" w:hanging="420"/>
+        <w:ind w:left="3080" w:hanging="440"/>
       </w:pPr>
     </w:lvl>
     <w:lvl w:ilvl="7" w:tplc="04090017" w:tentative="1">
@@ -5470,7 +5518,7 @@
       <w:lvlText w:val="(%8)"/>
       <w:lvlJc w:val="left"/>
       <w:pPr>
-        <w:ind w:left="3360" w:hanging="420"/>
+        <w:ind w:left="3520" w:hanging="440"/>
       </w:pPr>
     </w:lvl>
     <w:lvl w:ilvl="8" w:tplc="04090011" w:tentative="1">
@@ -5479,6 +5527,95 @@
       <w:lvlText w:val="%9"/>
       <w:lvlJc w:val="left"/>
       <w:pPr>
+        <w:ind w:left="3960" w:hanging="440"/>
+      </w:pPr>
+    </w:lvl>
+  </w:abstractNum>
+  <w:abstractNum w:abstractNumId="3" w15:restartNumberingAfterBreak="0">
+    <w:nsid w:val="64013A49"/>
+    <w:multiLevelType w:val="hybridMultilevel"/>
+    <w:tmpl w:val="9B96467C"/>
+    <w:lvl w:ilvl="0" w:tplc="883AA342">
+      <w:start w:val="1"/>
+      <w:numFmt w:val="decimal"/>
+      <w:lvlText w:val="%1."/>
+      <w:lvlJc w:val="left"/>
+      <w:pPr>
+        <w:ind w:left="360" w:hanging="360"/>
+      </w:pPr>
+      <w:rPr>
+        <w:rFonts w:hint="default"/>
+      </w:rPr>
+    </w:lvl>
+    <w:lvl w:ilvl="1" w:tplc="04090017" w:tentative="1">
+      <w:start w:val="1"/>
+      <w:numFmt w:val="aiueoFullWidth"/>
+      <w:lvlText w:val="(%2)"/>
+      <w:lvlJc w:val="left"/>
+      <w:pPr>
+        <w:ind w:left="840" w:hanging="420"/>
+      </w:pPr>
+    </w:lvl>
+    <w:lvl w:ilvl="2" w:tplc="04090011" w:tentative="1">
+      <w:start w:val="1"/>
+      <w:numFmt w:val="decimalEnclosedCircle"/>
+      <w:lvlText w:val="%3"/>
+      <w:lvlJc w:val="left"/>
+      <w:pPr>
+        <w:ind w:left="1260" w:hanging="420"/>
+      </w:pPr>
+    </w:lvl>
+    <w:lvl w:ilvl="3" w:tplc="0409000F" w:tentative="1">
+      <w:start w:val="1"/>
+      <w:numFmt w:val="decimal"/>
+      <w:lvlText w:val="%4."/>
+      <w:lvlJc w:val="left"/>
+      <w:pPr>
+        <w:ind w:left="1680" w:hanging="420"/>
+      </w:pPr>
+    </w:lvl>
+    <w:lvl w:ilvl="4" w:tplc="04090017" w:tentative="1">
+      <w:start w:val="1"/>
+      <w:numFmt w:val="aiueoFullWidth"/>
+      <w:lvlText w:val="(%5)"/>
+      <w:lvlJc w:val="left"/>
+      <w:pPr>
+        <w:ind w:left="2100" w:hanging="420"/>
+      </w:pPr>
+    </w:lvl>
+    <w:lvl w:ilvl="5" w:tplc="04090011" w:tentative="1">
+      <w:start w:val="1"/>
+      <w:numFmt w:val="decimalEnclosedCircle"/>
+      <w:lvlText w:val="%6"/>
+      <w:lvlJc w:val="left"/>
+      <w:pPr>
+        <w:ind w:left="2520" w:hanging="420"/>
+      </w:pPr>
+    </w:lvl>
+    <w:lvl w:ilvl="6" w:tplc="0409000F" w:tentative="1">
+      <w:start w:val="1"/>
+      <w:numFmt w:val="decimal"/>
+      <w:lvlText w:val="%7."/>
+      <w:lvlJc w:val="left"/>
+      <w:pPr>
+        <w:ind w:left="2940" w:hanging="420"/>
+      </w:pPr>
+    </w:lvl>
+    <w:lvl w:ilvl="7" w:tplc="04090017" w:tentative="1">
+      <w:start w:val="1"/>
+      <w:numFmt w:val="aiueoFullWidth"/>
+      <w:lvlText w:val="(%8)"/>
+      <w:lvlJc w:val="left"/>
+      <w:pPr>
+        <w:ind w:left="3360" w:hanging="420"/>
+      </w:pPr>
+    </w:lvl>
+    <w:lvl w:ilvl="8" w:tplc="04090011" w:tentative="1">
+      <w:start w:val="1"/>
+      <w:numFmt w:val="decimalEnclosedCircle"/>
+      <w:lvlText w:val="%9"/>
+      <w:lvlJc w:val="left"/>
+      <w:pPr>
         <w:ind w:left="3780" w:hanging="420"/>
       </w:pPr>
     </w:lvl>
@@ -5487,10 +5624,13 @@
     <w:abstractNumId w:val="0"/>
   </w:num>
   <w:num w:numId="2" w16cid:durableId="1039479525">
-    <w:abstractNumId w:val="2"/>
+    <w:abstractNumId w:val="3"/>
   </w:num>
   <w:num w:numId="3" w16cid:durableId="46612115">
     <w:abstractNumId w:val="1"/>
+  </w:num>
+  <w:num w:numId="4" w16cid:durableId="34351429">
+    <w:abstractNumId w:val="2"/>
   </w:num>
 </w:numbering>
 </file>
@@ -7815,6 +7955,595 @@
 </c:chartSpace>
 </file>
 
+<file path=word/charts/chart4.xml><?xml version="1.0" encoding="utf-8"?>
+<c:chartSpace xmlns:c="http://schemas.openxmlformats.org/drawingml/2006/chart" xmlns:a="http://schemas.openxmlformats.org/drawingml/2006/main" xmlns:r="http://schemas.openxmlformats.org/officeDocument/2006/relationships" xmlns:c16r2="http://schemas.microsoft.com/office/drawing/2015/06/chart">
+  <c:date1904 val="0"/>
+  <c:lang val="ja-JP"/>
+  <c:roundedCorners val="0"/>
+  <mc:AlternateContent xmlns:mc="http://schemas.openxmlformats.org/markup-compatibility/2006">
+    <mc:Choice xmlns:c14="http://schemas.microsoft.com/office/drawing/2007/8/2/chart" Requires="c14">
+      <c14:style val="102"/>
+    </mc:Choice>
+    <mc:Fallback>
+      <c:style val="2"/>
+    </mc:Fallback>
+  </mc:AlternateContent>
+  <c:chart>
+    <c:autoTitleDeleted val="1"/>
+    <c:plotArea>
+      <c:layout/>
+      <c:lineChart>
+        <c:grouping val="standard"/>
+        <c:varyColors val="0"/>
+        <c:ser>
+          <c:idx val="0"/>
+          <c:order val="0"/>
+          <c:tx>
+            <c:strRef>
+              <c:f>表1!$B$3</c:f>
+              <c:strCache>
+                <c:ptCount val="1"/>
+                <c:pt idx="0">
+                  <c:v>統制条件</c:v>
+                </c:pt>
+              </c:strCache>
+            </c:strRef>
+          </c:tx>
+          <c:spPr>
+            <a:ln w="28575" cap="rnd">
+              <a:solidFill>
+                <a:schemeClr val="accent1"/>
+              </a:solidFill>
+              <a:round/>
+            </a:ln>
+            <a:effectLst/>
+          </c:spPr>
+          <c:marker>
+            <c:symbol val="none"/>
+          </c:marker>
+          <c:dPt>
+            <c:idx val="2"/>
+            <c:marker>
+              <c:symbol val="none"/>
+            </c:marker>
+            <c:bubble3D val="0"/>
+            <c:spPr>
+              <a:ln w="28575" cap="rnd">
+                <a:noFill/>
+                <a:round/>
+              </a:ln>
+              <a:effectLst/>
+            </c:spPr>
+            <c:extLst>
+              <c:ext xmlns:c16="http://schemas.microsoft.com/office/drawing/2014/chart" uri="{C3380CC4-5D6E-409C-BE32-E72D297353CC}">
+                <c16:uniqueId val="{00000001-4D60-4764-9F2D-90A52DC69949}"/>
+              </c:ext>
+            </c:extLst>
+          </c:dPt>
+          <c:val>
+            <c:numRef>
+              <c:f>表1!$C$3:$J$3</c:f>
+              <c:numCache>
+                <c:formatCode>0.00</c:formatCode>
+                <c:ptCount val="8"/>
+                <c:pt idx="0">
+                  <c:v>2.4857142857142853</c:v>
+                </c:pt>
+                <c:pt idx="1">
+                  <c:v>1.8428571428571427</c:v>
+                </c:pt>
+                <c:pt idx="2">
+                  <c:v>1.9685714285714284</c:v>
+                </c:pt>
+                <c:pt idx="3">
+                  <c:v>1.76</c:v>
+                </c:pt>
+                <c:pt idx="4">
+                  <c:v>2.1314285714285717</c:v>
+                </c:pt>
+                <c:pt idx="5">
+                  <c:v>1.9714285714285715</c:v>
+                </c:pt>
+                <c:pt idx="6">
+                  <c:v>2.2457142857142856</c:v>
+                </c:pt>
+                <c:pt idx="7">
+                  <c:v>2.0885714285714285</c:v>
+                </c:pt>
+              </c:numCache>
+            </c:numRef>
+          </c:val>
+          <c:smooth val="0"/>
+          <c:extLst>
+            <c:ext xmlns:c16="http://schemas.microsoft.com/office/drawing/2014/chart" uri="{C3380CC4-5D6E-409C-BE32-E72D297353CC}">
+              <c16:uniqueId val="{00000002-4D60-4764-9F2D-90A52DC69949}"/>
+            </c:ext>
+          </c:extLst>
+        </c:ser>
+        <c:ser>
+          <c:idx val="1"/>
+          <c:order val="1"/>
+          <c:tx>
+            <c:strRef>
+              <c:f>表1!$B$4</c:f>
+              <c:strCache>
+                <c:ptCount val="1"/>
+                <c:pt idx="0">
+                  <c:v>質的FB条件</c:v>
+                </c:pt>
+              </c:strCache>
+            </c:strRef>
+          </c:tx>
+          <c:spPr>
+            <a:ln w="28575" cap="rnd">
+              <a:solidFill>
+                <a:schemeClr val="accent2"/>
+              </a:solidFill>
+              <a:round/>
+            </a:ln>
+            <a:effectLst/>
+          </c:spPr>
+          <c:marker>
+            <c:symbol val="none"/>
+          </c:marker>
+          <c:dPt>
+            <c:idx val="2"/>
+            <c:marker>
+              <c:symbol val="none"/>
+            </c:marker>
+            <c:bubble3D val="0"/>
+            <c:spPr>
+              <a:ln w="28575" cap="rnd">
+                <a:noFill/>
+                <a:round/>
+              </a:ln>
+              <a:effectLst/>
+            </c:spPr>
+            <c:extLst>
+              <c:ext xmlns:c16="http://schemas.microsoft.com/office/drawing/2014/chart" uri="{C3380CC4-5D6E-409C-BE32-E72D297353CC}">
+                <c16:uniqueId val="{00000004-4D60-4764-9F2D-90A52DC69949}"/>
+              </c:ext>
+            </c:extLst>
+          </c:dPt>
+          <c:val>
+            <c:numRef>
+              <c:f>表1!$C$4:$J$4</c:f>
+              <c:numCache>
+                <c:formatCode>0.00</c:formatCode>
+                <c:ptCount val="8"/>
+                <c:pt idx="0">
+                  <c:v>4.0760000000000005</c:v>
+                </c:pt>
+                <c:pt idx="1">
+                  <c:v>4.4079999999999995</c:v>
+                </c:pt>
+                <c:pt idx="2">
+                  <c:v>3.9760000000000004</c:v>
+                </c:pt>
+                <c:pt idx="3">
+                  <c:v>3.6</c:v>
+                </c:pt>
+                <c:pt idx="4">
+                  <c:v>3.6560000000000001</c:v>
+                </c:pt>
+                <c:pt idx="5">
+                  <c:v>3.6320000000000001</c:v>
+                </c:pt>
+                <c:pt idx="6">
+                  <c:v>3.8439999999999999</c:v>
+                </c:pt>
+                <c:pt idx="7">
+                  <c:v>3.8240000000000003</c:v>
+                </c:pt>
+              </c:numCache>
+            </c:numRef>
+          </c:val>
+          <c:smooth val="0"/>
+          <c:extLst>
+            <c:ext xmlns:c16="http://schemas.microsoft.com/office/drawing/2014/chart" uri="{C3380CC4-5D6E-409C-BE32-E72D297353CC}">
+              <c16:uniqueId val="{00000005-4D60-4764-9F2D-90A52DC69949}"/>
+            </c:ext>
+          </c:extLst>
+        </c:ser>
+        <c:ser>
+          <c:idx val="2"/>
+          <c:order val="2"/>
+          <c:tx>
+            <c:strRef>
+              <c:f>表1!$B$5</c:f>
+              <c:strCache>
+                <c:ptCount val="1"/>
+                <c:pt idx="0">
+                  <c:v>量的FB条件</c:v>
+                </c:pt>
+              </c:strCache>
+            </c:strRef>
+          </c:tx>
+          <c:spPr>
+            <a:ln w="28575" cap="rnd">
+              <a:solidFill>
+                <a:schemeClr val="accent3"/>
+              </a:solidFill>
+              <a:round/>
+            </a:ln>
+            <a:effectLst/>
+          </c:spPr>
+          <c:marker>
+            <c:symbol val="none"/>
+          </c:marker>
+          <c:dPt>
+            <c:idx val="2"/>
+            <c:marker>
+              <c:symbol val="none"/>
+            </c:marker>
+            <c:bubble3D val="0"/>
+            <c:spPr>
+              <a:ln w="28575" cap="rnd">
+                <a:noFill/>
+                <a:round/>
+              </a:ln>
+              <a:effectLst/>
+            </c:spPr>
+            <c:extLst>
+              <c:ext xmlns:c16="http://schemas.microsoft.com/office/drawing/2014/chart" uri="{C3380CC4-5D6E-409C-BE32-E72D297353CC}">
+                <c16:uniqueId val="{00000007-4D60-4764-9F2D-90A52DC69949}"/>
+              </c:ext>
+            </c:extLst>
+          </c:dPt>
+          <c:val>
+            <c:numRef>
+              <c:f>表1!$C$5:$J$5</c:f>
+              <c:numCache>
+                <c:formatCode>0.00</c:formatCode>
+                <c:ptCount val="8"/>
+                <c:pt idx="0">
+                  <c:v>2</c:v>
+                </c:pt>
+                <c:pt idx="1">
+                  <c:v>2.0133333333333332</c:v>
+                </c:pt>
+                <c:pt idx="2">
+                  <c:v>1.0233333333333334</c:v>
+                </c:pt>
+                <c:pt idx="3">
+                  <c:v>0.42</c:v>
+                </c:pt>
+                <c:pt idx="4">
+                  <c:v>0.41</c:v>
+                </c:pt>
+                <c:pt idx="5">
+                  <c:v>0.35000000000000003</c:v>
+                </c:pt>
+                <c:pt idx="6">
+                  <c:v>0.23</c:v>
+                </c:pt>
+                <c:pt idx="7">
+                  <c:v>0.37666666666666671</c:v>
+                </c:pt>
+              </c:numCache>
+            </c:numRef>
+          </c:val>
+          <c:smooth val="0"/>
+          <c:extLst>
+            <c:ext xmlns:c16="http://schemas.microsoft.com/office/drawing/2014/chart" uri="{C3380CC4-5D6E-409C-BE32-E72D297353CC}">
+              <c16:uniqueId val="{00000008-4D60-4764-9F2D-90A52DC69949}"/>
+            </c:ext>
+          </c:extLst>
+        </c:ser>
+        <c:dLbls>
+          <c:showLegendKey val="0"/>
+          <c:showVal val="0"/>
+          <c:showCatName val="0"/>
+          <c:showSerName val="0"/>
+          <c:showPercent val="0"/>
+          <c:showBubbleSize val="0"/>
+        </c:dLbls>
+        <c:smooth val="0"/>
+        <c:axId val="2122703247"/>
+        <c:axId val="2122703663"/>
+      </c:lineChart>
+      <c:catAx>
+        <c:axId val="2122703247"/>
+        <c:scaling>
+          <c:orientation val="minMax"/>
+        </c:scaling>
+        <c:delete val="0"/>
+        <c:axPos val="b"/>
+        <c:title>
+          <c:tx>
+            <c:rich>
+              <a:bodyPr rot="0" spcFirstLastPara="1" vertOverflow="ellipsis" vert="horz" wrap="square" anchor="ctr" anchorCtr="1"/>
+              <a:lstStyle/>
+              <a:p>
+                <a:pPr>
+                  <a:defRPr sz="1000" b="0" i="0" u="none" strike="noStrike" kern="1200" baseline="0">
+                    <a:solidFill>
+                      <a:schemeClr val="tx1">
+                        <a:lumMod val="65000"/>
+                        <a:lumOff val="35000"/>
+                      </a:schemeClr>
+                    </a:solidFill>
+                    <a:latin typeface="+mn-lt"/>
+                    <a:ea typeface="+mn-ea"/>
+                    <a:cs typeface="+mn-cs"/>
+                  </a:defRPr>
+                </a:pPr>
+                <a:r>
+                  <a:rPr lang="ja-JP" altLang="en-US"/>
+                  <a:t>ブロック</a:t>
+                </a:r>
+              </a:p>
+            </c:rich>
+          </c:tx>
+          <c:overlay val="0"/>
+          <c:spPr>
+            <a:noFill/>
+            <a:ln>
+              <a:noFill/>
+            </a:ln>
+            <a:effectLst/>
+          </c:spPr>
+          <c:txPr>
+            <a:bodyPr rot="0" spcFirstLastPara="1" vertOverflow="ellipsis" vert="horz" wrap="square" anchor="ctr" anchorCtr="1"/>
+            <a:lstStyle/>
+            <a:p>
+              <a:pPr>
+                <a:defRPr sz="1000" b="0" i="0" u="none" strike="noStrike" kern="1200" baseline="0">
+                  <a:solidFill>
+                    <a:schemeClr val="tx1">
+                      <a:lumMod val="65000"/>
+                      <a:lumOff val="35000"/>
+                    </a:schemeClr>
+                  </a:solidFill>
+                  <a:latin typeface="+mn-lt"/>
+                  <a:ea typeface="+mn-ea"/>
+                  <a:cs typeface="+mn-cs"/>
+                </a:defRPr>
+              </a:pPr>
+              <a:endParaRPr lang="ja-JP"/>
+            </a:p>
+          </c:txPr>
+        </c:title>
+        <c:majorTickMark val="none"/>
+        <c:minorTickMark val="none"/>
+        <c:tickLblPos val="nextTo"/>
+        <c:spPr>
+          <a:noFill/>
+          <a:ln w="9525" cap="flat" cmpd="sng" algn="ctr">
+            <a:solidFill>
+              <a:schemeClr val="tx1">
+                <a:lumMod val="15000"/>
+                <a:lumOff val="85000"/>
+              </a:schemeClr>
+            </a:solidFill>
+            <a:round/>
+          </a:ln>
+          <a:effectLst/>
+        </c:spPr>
+        <c:txPr>
+          <a:bodyPr rot="-60000000" spcFirstLastPara="1" vertOverflow="ellipsis" vert="horz" wrap="square" anchor="ctr" anchorCtr="1"/>
+          <a:lstStyle/>
+          <a:p>
+            <a:pPr>
+              <a:defRPr sz="900" b="0" i="0" u="none" strike="noStrike" kern="1200" baseline="0">
+                <a:solidFill>
+                  <a:schemeClr val="tx1">
+                    <a:lumMod val="65000"/>
+                    <a:lumOff val="35000"/>
+                  </a:schemeClr>
+                </a:solidFill>
+                <a:latin typeface="+mn-lt"/>
+                <a:ea typeface="+mn-ea"/>
+                <a:cs typeface="+mn-cs"/>
+              </a:defRPr>
+            </a:pPr>
+            <a:endParaRPr lang="ja-JP"/>
+          </a:p>
+        </c:txPr>
+        <c:crossAx val="2122703663"/>
+        <c:crosses val="autoZero"/>
+        <c:auto val="1"/>
+        <c:lblAlgn val="ctr"/>
+        <c:lblOffset val="100"/>
+        <c:noMultiLvlLbl val="0"/>
+      </c:catAx>
+      <c:valAx>
+        <c:axId val="2122703663"/>
+        <c:scaling>
+          <c:orientation val="minMax"/>
+        </c:scaling>
+        <c:delete val="0"/>
+        <c:axPos val="l"/>
+        <c:majorGridlines>
+          <c:spPr>
+            <a:ln w="9525" cap="flat" cmpd="sng" algn="ctr">
+              <a:solidFill>
+                <a:schemeClr val="tx1">
+                  <a:lumMod val="15000"/>
+                  <a:lumOff val="85000"/>
+                </a:schemeClr>
+              </a:solidFill>
+              <a:round/>
+            </a:ln>
+            <a:effectLst/>
+          </c:spPr>
+        </c:majorGridlines>
+        <c:title>
+          <c:tx>
+            <c:rich>
+              <a:bodyPr rot="-5400000" spcFirstLastPara="1" vertOverflow="ellipsis" vert="horz" wrap="square" anchor="ctr" anchorCtr="1"/>
+              <a:lstStyle/>
+              <a:p>
+                <a:pPr>
+                  <a:defRPr sz="1000" b="0" i="0" u="none" strike="noStrike" kern="1200" baseline="0">
+                    <a:solidFill>
+                      <a:schemeClr val="tx1">
+                        <a:lumMod val="65000"/>
+                        <a:lumOff val="35000"/>
+                      </a:schemeClr>
+                    </a:solidFill>
+                    <a:latin typeface="+mn-lt"/>
+                    <a:ea typeface="+mn-ea"/>
+                    <a:cs typeface="+mn-cs"/>
+                  </a:defRPr>
+                </a:pPr>
+                <a:r>
+                  <a:rPr lang="ja-JP" altLang="en-US"/>
+                  <a:t>平均絶対誤差</a:t>
+                </a:r>
+                <a:r>
+                  <a:rPr lang="en-US" altLang="ja-JP"/>
+                  <a:t>(cm)</a:t>
+                </a:r>
+                <a:endParaRPr lang="ja-JP" altLang="en-US"/>
+              </a:p>
+            </c:rich>
+          </c:tx>
+          <c:overlay val="0"/>
+          <c:spPr>
+            <a:noFill/>
+            <a:ln>
+              <a:noFill/>
+            </a:ln>
+            <a:effectLst/>
+          </c:spPr>
+          <c:txPr>
+            <a:bodyPr rot="-5400000" spcFirstLastPara="1" vertOverflow="ellipsis" vert="horz" wrap="square" anchor="ctr" anchorCtr="1"/>
+            <a:lstStyle/>
+            <a:p>
+              <a:pPr>
+                <a:defRPr sz="1000" b="0" i="0" u="none" strike="noStrike" kern="1200" baseline="0">
+                  <a:solidFill>
+                    <a:schemeClr val="tx1">
+                      <a:lumMod val="65000"/>
+                      <a:lumOff val="35000"/>
+                    </a:schemeClr>
+                  </a:solidFill>
+                  <a:latin typeface="+mn-lt"/>
+                  <a:ea typeface="+mn-ea"/>
+                  <a:cs typeface="+mn-cs"/>
+                </a:defRPr>
+              </a:pPr>
+              <a:endParaRPr lang="ja-JP" altLang="en-US"/>
+            </a:p>
+          </c:txPr>
+        </c:title>
+        <c:numFmt formatCode="0.00" sourceLinked="1"/>
+        <c:majorTickMark val="none"/>
+        <c:minorTickMark val="none"/>
+        <c:tickLblPos val="nextTo"/>
+        <c:spPr>
+          <a:noFill/>
+          <a:ln>
+            <a:noFill/>
+          </a:ln>
+          <a:effectLst/>
+        </c:spPr>
+        <c:txPr>
+          <a:bodyPr rot="-60000000" spcFirstLastPara="1" vertOverflow="ellipsis" vert="horz" wrap="square" anchor="ctr" anchorCtr="1"/>
+          <a:lstStyle/>
+          <a:p>
+            <a:pPr>
+              <a:defRPr sz="900" b="0" i="0" u="none" strike="noStrike" kern="1200" baseline="0">
+                <a:solidFill>
+                  <a:schemeClr val="tx1">
+                    <a:lumMod val="65000"/>
+                    <a:lumOff val="35000"/>
+                  </a:schemeClr>
+                </a:solidFill>
+                <a:latin typeface="+mn-lt"/>
+                <a:ea typeface="+mn-ea"/>
+                <a:cs typeface="+mn-cs"/>
+              </a:defRPr>
+            </a:pPr>
+            <a:endParaRPr lang="ja-JP"/>
+          </a:p>
+        </c:txPr>
+        <c:crossAx val="2122703247"/>
+        <c:crosses val="autoZero"/>
+        <c:crossBetween val="between"/>
+      </c:valAx>
+      <c:spPr>
+        <a:noFill/>
+        <a:ln>
+          <a:noFill/>
+        </a:ln>
+        <a:effectLst/>
+      </c:spPr>
+    </c:plotArea>
+    <c:legend>
+      <c:legendPos val="b"/>
+      <c:overlay val="0"/>
+      <c:spPr>
+        <a:noFill/>
+        <a:ln>
+          <a:noFill/>
+        </a:ln>
+        <a:effectLst/>
+      </c:spPr>
+      <c:txPr>
+        <a:bodyPr rot="0" spcFirstLastPara="1" vertOverflow="ellipsis" vert="horz" wrap="square" anchor="ctr" anchorCtr="1"/>
+        <a:lstStyle/>
+        <a:p>
+          <a:pPr>
+            <a:defRPr sz="900" b="0" i="0" u="none" strike="noStrike" kern="1200" baseline="0">
+              <a:solidFill>
+                <a:schemeClr val="tx1">
+                  <a:lumMod val="65000"/>
+                  <a:lumOff val="35000"/>
+                </a:schemeClr>
+              </a:solidFill>
+              <a:latin typeface="+mn-lt"/>
+              <a:ea typeface="+mn-ea"/>
+              <a:cs typeface="+mn-cs"/>
+            </a:defRPr>
+          </a:pPr>
+          <a:endParaRPr lang="ja-JP"/>
+        </a:p>
+      </c:txPr>
+    </c:legend>
+    <c:plotVisOnly val="1"/>
+    <c:dispBlanksAs val="gap"/>
+    <c:showDLblsOverMax val="0"/>
+    <c:extLst>
+      <c:ext xmlns:c16r3="http://schemas.microsoft.com/office/drawing/2017/03/chart" uri="{56B9EC1D-385E-4148-901F-78D8002777C0}">
+        <c16r3:dataDisplayOptions16>
+          <c16r3:dispNaAsBlank val="1"/>
+        </c16r3:dataDisplayOptions16>
+      </c:ext>
+    </c:extLst>
+  </c:chart>
+  <c:spPr>
+    <a:solidFill>
+      <a:schemeClr val="bg1"/>
+    </a:solidFill>
+    <a:ln w="9525" cap="flat" cmpd="sng" algn="ctr">
+      <a:solidFill>
+        <a:schemeClr val="tx1">
+          <a:lumMod val="15000"/>
+          <a:lumOff val="85000"/>
+        </a:schemeClr>
+      </a:solidFill>
+      <a:round/>
+    </a:ln>
+    <a:effectLst/>
+  </c:spPr>
+  <c:txPr>
+    <a:bodyPr/>
+    <a:lstStyle/>
+    <a:p>
+      <a:pPr>
+        <a:defRPr/>
+      </a:pPr>
+      <a:endParaRPr lang="ja-JP"/>
+    </a:p>
+  </c:txPr>
+  <c:externalData r:id="rId3">
+    <c:autoUpdate val="0"/>
+  </c:externalData>
+</c:chartSpace>
+</file>
+
 <file path=word/charts/colors1.xml><?xml version="1.0" encoding="utf-8"?>
 <cs:colorStyle xmlns:cs="http://schemas.microsoft.com/office/drawing/2012/chartStyle" xmlns:a="http://schemas.openxmlformats.org/drawingml/2006/main" meth="cycle" id="10">
   <a:schemeClr val="accent1"/>
@@ -7935,6 +8664,46 @@
 </cs:colorStyle>
 </file>
 
+<file path=word/charts/colors4.xml><?xml version="1.0" encoding="utf-8"?>
+<cs:colorStyle xmlns:cs="http://schemas.microsoft.com/office/drawing/2012/chartStyle" xmlns:a="http://schemas.openxmlformats.org/drawingml/2006/main" meth="cycle" id="10">
+  <a:schemeClr val="accent1"/>
+  <a:schemeClr val="accent2"/>
+  <a:schemeClr val="accent3"/>
+  <a:schemeClr val="accent4"/>
+  <a:schemeClr val="accent5"/>
+  <a:schemeClr val="accent6"/>
+  <cs:variation/>
+  <cs:variation>
+    <a:lumMod val="60000"/>
+  </cs:variation>
+  <cs:variation>
+    <a:lumMod val="80000"/>
+    <a:lumOff val="20000"/>
+  </cs:variation>
+  <cs:variation>
+    <a:lumMod val="80000"/>
+  </cs:variation>
+  <cs:variation>
+    <a:lumMod val="60000"/>
+    <a:lumOff val="40000"/>
+  </cs:variation>
+  <cs:variation>
+    <a:lumMod val="50000"/>
+  </cs:variation>
+  <cs:variation>
+    <a:lumMod val="70000"/>
+    <a:lumOff val="30000"/>
+  </cs:variation>
+  <cs:variation>
+    <a:lumMod val="70000"/>
+  </cs:variation>
+  <cs:variation>
+    <a:lumMod val="50000"/>
+    <a:lumOff val="50000"/>
+  </cs:variation>
+</cs:colorStyle>
+</file>
+
 <file path=word/charts/style1.xml><?xml version="1.0" encoding="utf-8"?>
 <cs:chartStyle xmlns:cs="http://schemas.microsoft.com/office/drawing/2012/chartStyle" xmlns:a="http://schemas.openxmlformats.org/drawingml/2006/main" id="201">
   <cs:axisTitle>
@@ -8955,6 +9724,522 @@
 </file>
 
 <file path=word/charts/style3.xml><?xml version="1.0" encoding="utf-8"?>
+<cs:chartStyle xmlns:cs="http://schemas.microsoft.com/office/drawing/2012/chartStyle" xmlns:a="http://schemas.openxmlformats.org/drawingml/2006/main" id="227">
+  <cs:axisTitle>
+    <cs:lnRef idx="0"/>
+    <cs:fillRef idx="0"/>
+    <cs:effectRef idx="0"/>
+    <cs:fontRef idx="minor">
+      <a:schemeClr val="tx1">
+        <a:lumMod val="65000"/>
+        <a:lumOff val="35000"/>
+      </a:schemeClr>
+    </cs:fontRef>
+    <cs:defRPr sz="1000" kern="1200"/>
+  </cs:axisTitle>
+  <cs:categoryAxis>
+    <cs:lnRef idx="0"/>
+    <cs:fillRef idx="0"/>
+    <cs:effectRef idx="0"/>
+    <cs:fontRef idx="minor">
+      <a:schemeClr val="tx1">
+        <a:lumMod val="65000"/>
+        <a:lumOff val="35000"/>
+      </a:schemeClr>
+    </cs:fontRef>
+    <cs:spPr>
+      <a:ln w="9525" cap="flat" cmpd="sng" algn="ctr">
+        <a:solidFill>
+          <a:schemeClr val="tx1">
+            <a:lumMod val="15000"/>
+            <a:lumOff val="85000"/>
+          </a:schemeClr>
+        </a:solidFill>
+        <a:round/>
+      </a:ln>
+    </cs:spPr>
+    <cs:defRPr sz="900" kern="1200"/>
+  </cs:categoryAxis>
+  <cs:chartArea mods="allowNoFillOverride allowNoLineOverride">
+    <cs:lnRef idx="0"/>
+    <cs:fillRef idx="0"/>
+    <cs:effectRef idx="0"/>
+    <cs:fontRef idx="minor">
+      <a:schemeClr val="tx1"/>
+    </cs:fontRef>
+    <cs:spPr>
+      <a:solidFill>
+        <a:schemeClr val="bg1"/>
+      </a:solidFill>
+      <a:ln w="9525" cap="flat" cmpd="sng" algn="ctr">
+        <a:solidFill>
+          <a:schemeClr val="tx1">
+            <a:lumMod val="15000"/>
+            <a:lumOff val="85000"/>
+          </a:schemeClr>
+        </a:solidFill>
+        <a:round/>
+      </a:ln>
+    </cs:spPr>
+    <cs:defRPr sz="1000" kern="1200"/>
+  </cs:chartArea>
+  <cs:dataLabel>
+    <cs:lnRef idx="0"/>
+    <cs:fillRef idx="0"/>
+    <cs:effectRef idx="0"/>
+    <cs:fontRef idx="minor">
+      <a:schemeClr val="tx1">
+        <a:lumMod val="75000"/>
+        <a:lumOff val="25000"/>
+      </a:schemeClr>
+    </cs:fontRef>
+    <cs:defRPr sz="900" kern="1200"/>
+  </cs:dataLabel>
+  <cs:dataLabelCallout>
+    <cs:lnRef idx="0"/>
+    <cs:fillRef idx="0"/>
+    <cs:effectRef idx="0"/>
+    <cs:fontRef idx="minor">
+      <a:schemeClr val="dk1">
+        <a:lumMod val="65000"/>
+        <a:lumOff val="35000"/>
+      </a:schemeClr>
+    </cs:fontRef>
+    <cs:spPr>
+      <a:solidFill>
+        <a:schemeClr val="lt1"/>
+      </a:solidFill>
+      <a:ln>
+        <a:solidFill>
+          <a:schemeClr val="dk1">
+            <a:lumMod val="25000"/>
+            <a:lumOff val="75000"/>
+          </a:schemeClr>
+        </a:solidFill>
+      </a:ln>
+    </cs:spPr>
+    <cs:defRPr sz="900" kern="1200"/>
+    <cs:bodyPr rot="0" spcFirstLastPara="1" vertOverflow="clip" horzOverflow="clip" vert="horz" wrap="square" lIns="36576" tIns="18288" rIns="36576" bIns="18288" anchor="ctr" anchorCtr="1">
+      <a:spAutoFit/>
+    </cs:bodyPr>
+  </cs:dataLabelCallout>
+  <cs:dataPoint>
+    <cs:lnRef idx="0"/>
+    <cs:fillRef idx="1">
+      <cs:styleClr val="auto"/>
+    </cs:fillRef>
+    <cs:effectRef idx="0"/>
+    <cs:fontRef idx="minor">
+      <a:schemeClr val="tx1"/>
+    </cs:fontRef>
+    <cs:spPr>
+      <a:solidFill>
+        <a:schemeClr val="phClr"/>
+      </a:solidFill>
+    </cs:spPr>
+  </cs:dataPoint>
+  <cs:dataPoint3D>
+    <cs:lnRef idx="0"/>
+    <cs:fillRef idx="1">
+      <cs:styleClr val="auto"/>
+    </cs:fillRef>
+    <cs:effectRef idx="0"/>
+    <cs:fontRef idx="minor">
+      <a:schemeClr val="tx1"/>
+    </cs:fontRef>
+    <cs:spPr>
+      <a:solidFill>
+        <a:schemeClr val="phClr"/>
+      </a:solidFill>
+    </cs:spPr>
+  </cs:dataPoint3D>
+  <cs:dataPointLine>
+    <cs:lnRef idx="0">
+      <cs:styleClr val="auto"/>
+    </cs:lnRef>
+    <cs:fillRef idx="1"/>
+    <cs:effectRef idx="0"/>
+    <cs:fontRef idx="minor">
+      <a:schemeClr val="tx1"/>
+    </cs:fontRef>
+    <cs:spPr>
+      <a:ln w="28575" cap="rnd">
+        <a:solidFill>
+          <a:schemeClr val="phClr"/>
+        </a:solidFill>
+        <a:round/>
+      </a:ln>
+    </cs:spPr>
+  </cs:dataPointLine>
+  <cs:dataPointMarker>
+    <cs:lnRef idx="0">
+      <cs:styleClr val="auto"/>
+    </cs:lnRef>
+    <cs:fillRef idx="1">
+      <cs:styleClr val="auto"/>
+    </cs:fillRef>
+    <cs:effectRef idx="0"/>
+    <cs:fontRef idx="minor">
+      <a:schemeClr val="tx1"/>
+    </cs:fontRef>
+    <cs:spPr>
+      <a:solidFill>
+        <a:schemeClr val="phClr"/>
+      </a:solidFill>
+      <a:ln w="9525">
+        <a:solidFill>
+          <a:schemeClr val="phClr"/>
+        </a:solidFill>
+      </a:ln>
+    </cs:spPr>
+  </cs:dataPointMarker>
+  <cs:dataPointMarkerLayout symbol="circle" size="5"/>
+  <cs:dataPointWireframe>
+    <cs:lnRef idx="0">
+      <cs:styleClr val="auto"/>
+    </cs:lnRef>
+    <cs:fillRef idx="1"/>
+    <cs:effectRef idx="0"/>
+    <cs:fontRef idx="minor">
+      <a:schemeClr val="tx1"/>
+    </cs:fontRef>
+    <cs:spPr>
+      <a:ln w="9525" cap="rnd">
+        <a:solidFill>
+          <a:schemeClr val="phClr"/>
+        </a:solidFill>
+        <a:round/>
+      </a:ln>
+    </cs:spPr>
+  </cs:dataPointWireframe>
+  <cs:dataTable>
+    <cs:lnRef idx="0"/>
+    <cs:fillRef idx="0"/>
+    <cs:effectRef idx="0"/>
+    <cs:fontRef idx="minor">
+      <a:schemeClr val="tx1">
+        <a:lumMod val="65000"/>
+        <a:lumOff val="35000"/>
+      </a:schemeClr>
+    </cs:fontRef>
+    <cs:spPr>
+      <a:noFill/>
+      <a:ln w="9525" cap="flat" cmpd="sng" algn="ctr">
+        <a:solidFill>
+          <a:schemeClr val="tx1">
+            <a:lumMod val="15000"/>
+            <a:lumOff val="85000"/>
+          </a:schemeClr>
+        </a:solidFill>
+        <a:round/>
+      </a:ln>
+    </cs:spPr>
+    <cs:defRPr sz="900" kern="1200"/>
+  </cs:dataTable>
+  <cs:downBar>
+    <cs:lnRef idx="0"/>
+    <cs:fillRef idx="0"/>
+    <cs:effectRef idx="0"/>
+    <cs:fontRef idx="minor">
+      <a:schemeClr val="dk1"/>
+    </cs:fontRef>
+    <cs:spPr>
+      <a:solidFill>
+        <a:schemeClr val="dk1">
+          <a:lumMod val="65000"/>
+          <a:lumOff val="35000"/>
+        </a:schemeClr>
+      </a:solidFill>
+      <a:ln w="9525">
+        <a:solidFill>
+          <a:schemeClr val="tx1">
+            <a:lumMod val="65000"/>
+            <a:lumOff val="35000"/>
+          </a:schemeClr>
+        </a:solidFill>
+      </a:ln>
+    </cs:spPr>
+  </cs:downBar>
+  <cs:dropLine>
+    <cs:lnRef idx="0"/>
+    <cs:fillRef idx="0"/>
+    <cs:effectRef idx="0"/>
+    <cs:fontRef idx="minor">
+      <a:schemeClr val="tx1"/>
+    </cs:fontRef>
+    <cs:spPr>
+      <a:ln w="9525" cap="flat" cmpd="sng" algn="ctr">
+        <a:solidFill>
+          <a:schemeClr val="tx1">
+            <a:lumMod val="35000"/>
+            <a:lumOff val="65000"/>
+          </a:schemeClr>
+        </a:solidFill>
+        <a:round/>
+      </a:ln>
+    </cs:spPr>
+  </cs:dropLine>
+  <cs:errorBar>
+    <cs:lnRef idx="0"/>
+    <cs:fillRef idx="0"/>
+    <cs:effectRef idx="0"/>
+    <cs:fontRef idx="minor">
+      <a:schemeClr val="tx1"/>
+    </cs:fontRef>
+    <cs:spPr>
+      <a:ln w="9525" cap="flat" cmpd="sng" algn="ctr">
+        <a:solidFill>
+          <a:schemeClr val="tx1">
+            <a:lumMod val="65000"/>
+            <a:lumOff val="35000"/>
+          </a:schemeClr>
+        </a:solidFill>
+        <a:round/>
+      </a:ln>
+    </cs:spPr>
+  </cs:errorBar>
+  <cs:floor>
+    <cs:lnRef idx="0"/>
+    <cs:fillRef idx="0"/>
+    <cs:effectRef idx="0"/>
+    <cs:fontRef idx="minor">
+      <a:schemeClr val="tx1"/>
+    </cs:fontRef>
+    <cs:spPr>
+      <a:noFill/>
+      <a:ln>
+        <a:noFill/>
+      </a:ln>
+    </cs:spPr>
+  </cs:floor>
+  <cs:gridlineMajor>
+    <cs:lnRef idx="0"/>
+    <cs:fillRef idx="0"/>
+    <cs:effectRef idx="0"/>
+    <cs:fontRef idx="minor">
+      <a:schemeClr val="tx1"/>
+    </cs:fontRef>
+    <cs:spPr>
+      <a:ln w="9525" cap="flat" cmpd="sng" algn="ctr">
+        <a:solidFill>
+          <a:schemeClr val="tx1">
+            <a:lumMod val="15000"/>
+            <a:lumOff val="85000"/>
+          </a:schemeClr>
+        </a:solidFill>
+        <a:round/>
+      </a:ln>
+    </cs:spPr>
+  </cs:gridlineMajor>
+  <cs:gridlineMinor>
+    <cs:lnRef idx="0"/>
+    <cs:fillRef idx="0"/>
+    <cs:effectRef idx="0"/>
+    <cs:fontRef idx="minor">
+      <a:schemeClr val="tx1"/>
+    </cs:fontRef>
+    <cs:spPr>
+      <a:ln w="9525" cap="flat" cmpd="sng" algn="ctr">
+        <a:solidFill>
+          <a:schemeClr val="tx1">
+            <a:lumMod val="5000"/>
+            <a:lumOff val="95000"/>
+          </a:schemeClr>
+        </a:solidFill>
+        <a:round/>
+      </a:ln>
+    </cs:spPr>
+  </cs:gridlineMinor>
+  <cs:hiLoLine>
+    <cs:lnRef idx="0"/>
+    <cs:fillRef idx="0"/>
+    <cs:effectRef idx="0"/>
+    <cs:fontRef idx="minor">
+      <a:schemeClr val="tx1"/>
+    </cs:fontRef>
+    <cs:spPr>
+      <a:ln w="9525" cap="flat" cmpd="sng" algn="ctr">
+        <a:solidFill>
+          <a:schemeClr val="tx1">
+            <a:lumMod val="75000"/>
+            <a:lumOff val="25000"/>
+          </a:schemeClr>
+        </a:solidFill>
+        <a:round/>
+      </a:ln>
+    </cs:spPr>
+  </cs:hiLoLine>
+  <cs:leaderLine>
+    <cs:lnRef idx="0"/>
+    <cs:fillRef idx="0"/>
+    <cs:effectRef idx="0"/>
+    <cs:fontRef idx="minor">
+      <a:schemeClr val="tx1"/>
+    </cs:fontRef>
+    <cs:spPr>
+      <a:ln w="9525" cap="flat" cmpd="sng" algn="ctr">
+        <a:solidFill>
+          <a:schemeClr val="tx1">
+            <a:lumMod val="35000"/>
+            <a:lumOff val="65000"/>
+          </a:schemeClr>
+        </a:solidFill>
+        <a:round/>
+      </a:ln>
+    </cs:spPr>
+  </cs:leaderLine>
+  <cs:legend>
+    <cs:lnRef idx="0"/>
+    <cs:fillRef idx="0"/>
+    <cs:effectRef idx="0"/>
+    <cs:fontRef idx="minor">
+      <a:schemeClr val="tx1">
+        <a:lumMod val="65000"/>
+        <a:lumOff val="35000"/>
+      </a:schemeClr>
+    </cs:fontRef>
+    <cs:defRPr sz="900" kern="1200"/>
+  </cs:legend>
+  <cs:plotArea mods="allowNoFillOverride allowNoLineOverride">
+    <cs:lnRef idx="0"/>
+    <cs:fillRef idx="0"/>
+    <cs:effectRef idx="0"/>
+    <cs:fontRef idx="minor">
+      <a:schemeClr val="tx1"/>
+    </cs:fontRef>
+  </cs:plotArea>
+  <cs:plotArea3D mods="allowNoFillOverride allowNoLineOverride">
+    <cs:lnRef idx="0"/>
+    <cs:fillRef idx="0"/>
+    <cs:effectRef idx="0"/>
+    <cs:fontRef idx="minor">
+      <a:schemeClr val="tx1"/>
+    </cs:fontRef>
+  </cs:plotArea3D>
+  <cs:seriesAxis>
+    <cs:lnRef idx="0"/>
+    <cs:fillRef idx="0"/>
+    <cs:effectRef idx="0"/>
+    <cs:fontRef idx="minor">
+      <a:schemeClr val="tx1">
+        <a:lumMod val="65000"/>
+        <a:lumOff val="35000"/>
+      </a:schemeClr>
+    </cs:fontRef>
+    <cs:defRPr sz="900" kern="1200"/>
+  </cs:seriesAxis>
+  <cs:seriesLine>
+    <cs:lnRef idx="0"/>
+    <cs:fillRef idx="0"/>
+    <cs:effectRef idx="0"/>
+    <cs:fontRef idx="minor">
+      <a:schemeClr val="tx1"/>
+    </cs:fontRef>
+    <cs:spPr>
+      <a:ln w="9525" cap="flat" cmpd="sng" algn="ctr">
+        <a:solidFill>
+          <a:schemeClr val="tx1">
+            <a:lumMod val="35000"/>
+            <a:lumOff val="65000"/>
+          </a:schemeClr>
+        </a:solidFill>
+        <a:round/>
+      </a:ln>
+    </cs:spPr>
+  </cs:seriesLine>
+  <cs:title>
+    <cs:lnRef idx="0"/>
+    <cs:fillRef idx="0"/>
+    <cs:effectRef idx="0"/>
+    <cs:fontRef idx="minor">
+      <a:schemeClr val="tx1">
+        <a:lumMod val="65000"/>
+        <a:lumOff val="35000"/>
+      </a:schemeClr>
+    </cs:fontRef>
+    <cs:defRPr sz="1400" b="0" kern="1200" spc="0" baseline="0"/>
+  </cs:title>
+  <cs:trendline>
+    <cs:lnRef idx="0">
+      <cs:styleClr val="auto"/>
+    </cs:lnRef>
+    <cs:fillRef idx="0"/>
+    <cs:effectRef idx="0"/>
+    <cs:fontRef idx="minor">
+      <a:schemeClr val="tx1"/>
+    </cs:fontRef>
+    <cs:spPr>
+      <a:ln w="19050" cap="rnd">
+        <a:solidFill>
+          <a:schemeClr val="phClr"/>
+        </a:solidFill>
+        <a:prstDash val="sysDot"/>
+      </a:ln>
+    </cs:spPr>
+  </cs:trendline>
+  <cs:trendlineLabel>
+    <cs:lnRef idx="0"/>
+    <cs:fillRef idx="0"/>
+    <cs:effectRef idx="0"/>
+    <cs:fontRef idx="minor">
+      <a:schemeClr val="tx1">
+        <a:lumMod val="65000"/>
+        <a:lumOff val="35000"/>
+      </a:schemeClr>
+    </cs:fontRef>
+    <cs:defRPr sz="900" kern="1200"/>
+  </cs:trendlineLabel>
+  <cs:upBar>
+    <cs:lnRef idx="0"/>
+    <cs:fillRef idx="0"/>
+    <cs:effectRef idx="0"/>
+    <cs:fontRef idx="minor">
+      <a:schemeClr val="dk1"/>
+    </cs:fontRef>
+    <cs:spPr>
+      <a:solidFill>
+        <a:schemeClr val="lt1"/>
+      </a:solidFill>
+      <a:ln w="9525">
+        <a:solidFill>
+          <a:schemeClr val="tx1">
+            <a:lumMod val="15000"/>
+            <a:lumOff val="85000"/>
+          </a:schemeClr>
+        </a:solidFill>
+      </a:ln>
+    </cs:spPr>
+  </cs:upBar>
+  <cs:valueAxis>
+    <cs:lnRef idx="0"/>
+    <cs:fillRef idx="0"/>
+    <cs:effectRef idx="0"/>
+    <cs:fontRef idx="minor">
+      <a:schemeClr val="tx1">
+        <a:lumMod val="65000"/>
+        <a:lumOff val="35000"/>
+      </a:schemeClr>
+    </cs:fontRef>
+    <cs:defRPr sz="900" kern="1200"/>
+  </cs:valueAxis>
+  <cs:wall>
+    <cs:lnRef idx="0"/>
+    <cs:fillRef idx="0"/>
+    <cs:effectRef idx="0"/>
+    <cs:fontRef idx="minor">
+      <a:schemeClr val="tx1"/>
+    </cs:fontRef>
+    <cs:spPr>
+      <a:noFill/>
+      <a:ln>
+        <a:noFill/>
+      </a:ln>
+    </cs:spPr>
+  </cs:wall>
+</cs:chartStyle>
+</file>
+
+<file path=word/charts/style4.xml><?xml version="1.0" encoding="utf-8"?>
 <cs:chartStyle xmlns:cs="http://schemas.microsoft.com/office/drawing/2012/chartStyle" xmlns:a="http://schemas.openxmlformats.org/drawingml/2006/main" id="227">
   <cs:axisTitle>
     <cs:lnRef idx="0"/>

--- a/2026A/心理学実験2/1420048141松山和弘_心理学実験2.docx
+++ b/2026A/心理学実験2/1420048141松山和弘_心理学実験2.docx
@@ -490,6 +490,7 @@
       <w:pPr>
         <w:jc w:val="center"/>
         <w:rPr>
+          <w:rFonts w:hint="eastAsia"/>
           <w:b/>
           <w:bCs/>
         </w:rPr>
@@ -502,7 +503,6 @@
         <w:t>方法</w:t>
       </w:r>
     </w:p>
-    <w:p/>
     <w:p>
       <w:pPr>
         <w:rPr>
@@ -694,10 +694,6 @@
     <w:p>
       <w:pPr>
         <w:ind w:firstLineChars="100" w:firstLine="210"/>
-        <w:rPr>
-          <w:b/>
-          <w:bCs/>
-        </w:rPr>
       </w:pPr>
       <w:r>
         <w:rPr>
@@ -708,16 +704,12 @@
       <w:r>
         <w:rPr>
           <w:rFonts w:hint="eastAsia"/>
-          <w:b/>
-          <w:bCs/>
         </w:rPr>
         <w:t xml:space="preserve">　次の2つの質問からなる回答用紙を使用した。質問1では</w:t>
       </w:r>
       <w:r>
         <w:rPr>
           <w:rFonts w:hint="eastAsia"/>
-          <w:b/>
-          <w:bCs/>
         </w:rPr>
         <w:t>、刺激人物についての印象を短い文章で説明するように求めた。質問2では、表に示す10個の形容詞対のうち、あてはまる方を選ぶように求めた。</w:t>
       </w:r>
@@ -730,6 +722,7 @@
         <w:rPr>
           <w:rFonts w:hint="eastAsia"/>
         </w:rPr>
+        <w:lastRenderedPageBreak/>
         <w:t>手続き</w:t>
       </w:r>
     </w:p>
@@ -767,8 +760,13 @@
         <w:t>が確認された。</w:t>
       </w:r>
     </w:p>
-    <w:p/>
-    <w:p/>
+    <w:p>
+      <w:pPr>
+        <w:rPr>
+          <w:rFonts w:hint="eastAsia"/>
+        </w:rPr>
+      </w:pPr>
+    </w:p>
     <w:p>
       <w:pPr>
         <w:jc w:val="center"/>
@@ -787,6 +785,28 @@
         </w:rPr>
         <w:t xml:space="preserve">  本実験では、暖かい条件に9名(男性3名、女性6名、そのほか0名)、冷たい条件に10名(男性5名、女性5名、そのほか0名)参加した。</w:t>
       </w:r>
+    </w:p>
+    <w:p>
+      <w:pPr>
+        <w:jc w:val="left"/>
+      </w:pPr>
+    </w:p>
+    <w:p>
+      <w:pPr>
+        <w:widowControl/>
+        <w:jc w:val="left"/>
+      </w:pPr>
+      <w:r>
+        <w:br w:type="page"/>
+      </w:r>
+    </w:p>
+    <w:p>
+      <w:pPr>
+        <w:jc w:val="left"/>
+        <w:rPr>
+          <w:rFonts w:hint="eastAsia"/>
+        </w:rPr>
+      </w:pPr>
     </w:p>
     <w:p>
       <w:pPr>
@@ -858,6 +878,7 @@
                 <w:numId w:val="1"/>
               </w:numPr>
               <w:ind w:leftChars="0"/>
+              <w:jc w:val="left"/>
               <w:rPr>
                 <w:b/>
                 <w:bCs/>
@@ -892,6 +913,7 @@
                 <w:numId w:val="1"/>
               </w:numPr>
               <w:ind w:leftChars="0"/>
+              <w:jc w:val="left"/>
               <w:rPr>
                 <w:b/>
                 <w:bCs/>
@@ -926,6 +948,7 @@
                 <w:numId w:val="1"/>
               </w:numPr>
               <w:ind w:leftChars="0"/>
+              <w:jc w:val="left"/>
               <w:rPr>
                 <w:b/>
                 <w:bCs/>
@@ -960,6 +983,7 @@
                 <w:numId w:val="1"/>
               </w:numPr>
               <w:ind w:leftChars="0"/>
+              <w:jc w:val="left"/>
               <w:rPr>
                 <w:b/>
                 <w:bCs/>
@@ -994,6 +1018,7 @@
                 <w:numId w:val="1"/>
               </w:numPr>
               <w:ind w:leftChars="0"/>
+              <w:jc w:val="left"/>
               <w:rPr>
                 <w:b/>
                 <w:bCs/>
@@ -1028,6 +1053,7 @@
                 <w:numId w:val="1"/>
               </w:numPr>
               <w:ind w:leftChars="0"/>
+              <w:jc w:val="left"/>
               <w:rPr>
                 <w:b/>
                 <w:bCs/>
@@ -1062,6 +1088,7 @@
                 <w:numId w:val="1"/>
               </w:numPr>
               <w:ind w:leftChars="0"/>
+              <w:jc w:val="left"/>
               <w:rPr>
                 <w:b/>
                 <w:bCs/>
@@ -1096,6 +1123,7 @@
                 <w:numId w:val="1"/>
               </w:numPr>
               <w:ind w:leftChars="0"/>
+              <w:jc w:val="left"/>
               <w:rPr>
                 <w:b/>
                 <w:bCs/>
@@ -1130,6 +1158,7 @@
                 <w:numId w:val="1"/>
               </w:numPr>
               <w:ind w:leftChars="0"/>
+              <w:jc w:val="left"/>
               <w:rPr>
                 <w:b/>
                 <w:bCs/>
@@ -1147,21 +1176,17 @@
         </w:tc>
       </w:tr>
     </w:tbl>
-    <w:p/>
-    <w:p/>
+    <w:p>
+      <w:pPr>
+        <w:rPr>
+          <w:rFonts w:hint="eastAsia"/>
+        </w:rPr>
+      </w:pPr>
+    </w:p>
     <w:p>
       <w:pPr>
         <w:widowControl/>
         <w:jc w:val="left"/>
-      </w:pPr>
-      <w:r>
-        <w:br w:type="page"/>
-      </w:r>
-    </w:p>
-    <w:p/>
-    <w:p>
-      <w:pPr>
-        <w:jc w:val="center"/>
       </w:pPr>
       <w:r>
         <w:rPr>
@@ -1554,7 +1579,13 @@
         <w:rPr>
           <w:rFonts w:hint="eastAsia"/>
         </w:rPr>
-        <w:t>表1より、表2より　であった。</w:t>
+        <w:t>表1、表2より</w:t>
+      </w:r>
+      <w:r>
+        <w:rPr>
+          <w:rFonts w:hint="eastAsia"/>
+        </w:rPr>
+        <w:t>、提示された「特性語」には含まない語彙で、実験者参加者は印象を記述していた。</w:t>
       </w:r>
     </w:p>
     <w:p/>
@@ -3316,7 +3347,7 @@
             <wp:cNvGraphicFramePr/>
             <a:graphic xmlns:a="http://schemas.openxmlformats.org/drawingml/2006/main">
               <a:graphicData uri="http://schemas.openxmlformats.org/drawingml/2006/chart">
-                <c:chart xmlns:c="http://schemas.openxmlformats.org/drawingml/2006/chart" xmlns:r="http://schemas.openxmlformats.org/officeDocument/2006/relationships" r:id="rId7"/>
+                <c:chart xmlns:c="http://schemas.openxmlformats.org/drawingml/2006/chart" xmlns:r="http://schemas.openxmlformats.org/officeDocument/2006/relationships" r:id="rId8"/>
               </a:graphicData>
             </a:graphic>
           </wp:inline>
@@ -3335,90 +3366,1203 @@
         <w:t>図1 各形容詞に当てはまると回答した人数の割合</w:t>
       </w:r>
     </w:p>
+    <w:p>
+      <w:pPr>
+        <w:rPr>
+          <w:rFonts w:hint="eastAsia"/>
+        </w:rPr>
+      </w:pPr>
+    </w:p>
+    <w:p>
+      <w:r>
+        <w:rPr>
+          <w:rFonts w:hint="eastAsia"/>
+        </w:rPr>
+        <w:t>表3や図1より</w:t>
+      </w:r>
+      <w:r>
+        <w:rPr>
+          <w:rFonts w:hint="eastAsia"/>
+        </w:rPr>
+        <w:t>、</w:t>
+      </w:r>
+    </w:p>
+    <w:p>
+      <w:pPr>
+        <w:rPr>
+          <w:rFonts w:hint="eastAsia"/>
+        </w:rPr>
+      </w:pPr>
+      <w:r>
+        <w:rPr>
+          <w:rFonts w:hint="eastAsia"/>
+        </w:rPr>
+        <w:t>「暖かい条件」</w:t>
+      </w:r>
+      <w:r>
+        <w:rPr>
+          <w:rFonts w:hint="eastAsia"/>
+        </w:rPr>
+        <w:t>にあてはまる</w:t>
+      </w:r>
+      <w:r>
+        <w:rPr>
+          <w:rFonts w:hint="eastAsia"/>
+        </w:rPr>
+        <w:t>形容詞の</w:t>
+      </w:r>
+      <w:r>
+        <w:rPr>
+          <w:rFonts w:hint="eastAsia"/>
+        </w:rPr>
+        <w:t>、</w:t>
+      </w:r>
+      <w:r>
+        <w:rPr>
+          <w:rFonts w:hint="eastAsia"/>
+        </w:rPr>
+        <w:t>寛大な</w:t>
+      </w:r>
+      <w:r>
+        <w:rPr>
+          <w:rFonts w:hint="eastAsia"/>
+        </w:rPr>
+        <w:t>,</w:t>
+      </w:r>
+      <w:r>
+        <w:rPr>
+          <w:rFonts w:hint="eastAsia"/>
+        </w:rPr>
+        <w:t>賢い</w:t>
+      </w:r>
+      <w:r>
+        <w:rPr>
+          <w:rFonts w:hint="eastAsia"/>
+        </w:rPr>
+        <w:t>,</w:t>
+      </w:r>
+      <w:r>
+        <w:rPr>
+          <w:rFonts w:hint="eastAsia"/>
+        </w:rPr>
+        <w:t>幸福な</w:t>
+      </w:r>
+      <w:r>
+        <w:rPr>
+          <w:rFonts w:hint="eastAsia"/>
+        </w:rPr>
+        <w:t>,</w:t>
+      </w:r>
+      <w:r>
+        <w:rPr>
+          <w:rFonts w:hint="eastAsia"/>
+        </w:rPr>
+        <w:t>温厚な</w:t>
+      </w:r>
+      <w:r>
+        <w:rPr>
+          <w:rFonts w:hint="eastAsia"/>
+        </w:rPr>
+        <w:t>,</w:t>
+      </w:r>
+      <w:r>
+        <w:rPr>
+          <w:rFonts w:hint="eastAsia"/>
+        </w:rPr>
+        <w:t>社交的な</w:t>
+      </w:r>
+      <w:r>
+        <w:rPr>
+          <w:rFonts w:hint="eastAsia"/>
+        </w:rPr>
+        <w:t>,</w:t>
+      </w:r>
+      <w:r>
+        <w:rPr>
+          <w:rFonts w:hint="eastAsia"/>
+        </w:rPr>
+        <w:t>人気のある</w:t>
+      </w:r>
+      <w:r>
+        <w:rPr>
+          <w:rFonts w:hint="eastAsia"/>
+        </w:rPr>
+        <w:t>,</w:t>
+      </w:r>
+      <w:r>
+        <w:rPr>
+          <w:rFonts w:hint="eastAsia"/>
+        </w:rPr>
+        <w:t>頼りになる</w:t>
+      </w:r>
+      <w:r>
+        <w:rPr>
+          <w:rFonts w:hint="eastAsia"/>
+        </w:rPr>
+        <w:t>,</w:t>
+      </w:r>
+      <w:r>
+        <w:rPr>
+          <w:rFonts w:hint="eastAsia"/>
+        </w:rPr>
+        <w:t>重要な</w:t>
+      </w:r>
+      <w:r>
+        <w:rPr>
+          <w:rFonts w:hint="eastAsia"/>
+        </w:rPr>
+        <w:t>,</w:t>
+      </w:r>
+      <w:r>
+        <w:rPr>
+          <w:rFonts w:hint="eastAsia"/>
+        </w:rPr>
+        <w:t>人情のある</w:t>
+      </w:r>
+      <w:r>
+        <w:rPr>
+          <w:rFonts w:hint="eastAsia"/>
+        </w:rPr>
+        <w:t>,</w:t>
+      </w:r>
+      <w:r>
+        <w:rPr>
+          <w:rFonts w:hint="eastAsia"/>
+        </w:rPr>
+        <w:t>容姿のよい</w:t>
+      </w:r>
+      <w:r>
+        <w:rPr>
+          <w:rFonts w:hint="eastAsia"/>
+        </w:rPr>
+        <w:t>,</w:t>
+      </w:r>
+      <w:r>
+        <w:rPr>
+          <w:rFonts w:hint="eastAsia"/>
+        </w:rPr>
+        <w:t>根気強い</w:t>
+      </w:r>
+      <w:r>
+        <w:rPr>
+          <w:rFonts w:hint="eastAsia"/>
+        </w:rPr>
+        <w:t>,</w:t>
+      </w:r>
+      <w:r>
+        <w:rPr>
+          <w:rFonts w:hint="eastAsia"/>
+        </w:rPr>
+        <w:t>まじめな</w:t>
+      </w:r>
+      <w:r>
+        <w:rPr>
+          <w:rFonts w:hint="eastAsia"/>
+        </w:rPr>
+        <w:t>,</w:t>
+      </w:r>
+      <w:r>
+        <w:rPr>
+          <w:rFonts w:hint="eastAsia"/>
+        </w:rPr>
+        <w:t>強い</w:t>
+      </w:r>
+      <w:r>
+        <w:rPr>
+          <w:rFonts w:hint="eastAsia"/>
+        </w:rPr>
+        <w:t>,</w:t>
+      </w:r>
+      <w:r>
+        <w:rPr>
+          <w:rFonts w:hint="eastAsia"/>
+        </w:rPr>
+        <w:t>正直な</w:t>
+      </w:r>
+      <w:r>
+        <w:rPr>
+          <w:rFonts w:hint="eastAsia"/>
+        </w:rPr>
+        <w:t xml:space="preserve"> は、100%の割合であった。</w:t>
+      </w:r>
+    </w:p>
+    <w:p>
+      <w:pPr>
+        <w:rPr>
+          <w:rFonts w:hint="eastAsia"/>
+        </w:rPr>
+      </w:pPr>
+      <w:r>
+        <w:rPr>
+          <w:rFonts w:hint="eastAsia"/>
+        </w:rPr>
+        <w:t>「冷たい条件」</w:t>
+      </w:r>
+      <w:r>
+        <w:rPr>
+          <w:rFonts w:hint="eastAsia"/>
+        </w:rPr>
+        <w:t>にあてはまる形容詞の、</w:t>
+      </w:r>
+      <w:r>
+        <w:rPr>
+          <w:rFonts w:hint="eastAsia"/>
+        </w:rPr>
+        <w:t>賢い</w:t>
+      </w:r>
+      <w:r>
+        <w:rPr>
+          <w:rFonts w:hint="eastAsia"/>
+        </w:rPr>
+        <w:t>,</w:t>
+      </w:r>
+      <w:r>
+        <w:rPr>
+          <w:rFonts w:hint="eastAsia"/>
+        </w:rPr>
+        <w:t>頼りになる</w:t>
+      </w:r>
+      <w:r>
+        <w:rPr>
+          <w:rFonts w:hint="eastAsia"/>
+        </w:rPr>
+        <w:t>,</w:t>
+      </w:r>
+      <w:r>
+        <w:rPr>
+          <w:rFonts w:hint="eastAsia"/>
+        </w:rPr>
+        <w:t>重要な</w:t>
+      </w:r>
+      <w:r>
+        <w:rPr>
+          <w:rFonts w:hint="eastAsia"/>
+        </w:rPr>
+        <w:t>,</w:t>
+      </w:r>
+      <w:r>
+        <w:rPr>
+          <w:rFonts w:hint="eastAsia"/>
+        </w:rPr>
+        <w:t>根気強い</w:t>
+      </w:r>
+      <w:r>
+        <w:rPr>
+          <w:rFonts w:hint="eastAsia"/>
+        </w:rPr>
+        <w:t>,</w:t>
+      </w:r>
+      <w:r>
+        <w:rPr>
+          <w:rFonts w:hint="eastAsia"/>
+        </w:rPr>
+        <w:t>まじめな</w:t>
+      </w:r>
+      <w:r>
+        <w:rPr>
+          <w:rFonts w:hint="eastAsia"/>
+        </w:rPr>
+        <w:t>,</w:t>
+      </w:r>
+      <w:r>
+        <w:rPr>
+          <w:rFonts w:hint="eastAsia"/>
+        </w:rPr>
+        <w:t>控え目な</w:t>
+      </w:r>
+      <w:r>
+        <w:rPr>
+          <w:rFonts w:hint="eastAsia"/>
+        </w:rPr>
+        <w:t>は、100%の割合であったが、</w:t>
+      </w:r>
+      <w:r>
+        <w:rPr>
+          <w:rFonts w:hint="eastAsia"/>
+        </w:rPr>
+        <w:t>寛大な</w:t>
+      </w:r>
+      <w:r>
+        <w:rPr>
+          <w:rFonts w:hint="eastAsia"/>
+        </w:rPr>
+        <w:t>,</w:t>
+      </w:r>
+      <w:r>
+        <w:rPr>
+          <w:rFonts w:hint="eastAsia"/>
+        </w:rPr>
+        <w:t>幸福な</w:t>
+      </w:r>
+      <w:r>
+        <w:rPr>
+          <w:rFonts w:hint="eastAsia"/>
+        </w:rPr>
+        <w:t>,</w:t>
+      </w:r>
+      <w:r>
+        <w:rPr>
+          <w:rFonts w:hint="eastAsia"/>
+        </w:rPr>
+        <w:t>温厚な</w:t>
+      </w:r>
+      <w:r>
+        <w:rPr>
+          <w:rFonts w:hint="eastAsia"/>
+        </w:rPr>
+        <w:t>,</w:t>
+      </w:r>
+      <w:r>
+        <w:rPr>
+          <w:rFonts w:hint="eastAsia"/>
+        </w:rPr>
+        <w:t>ユーモアのある</w:t>
+      </w:r>
+      <w:r>
+        <w:rPr>
+          <w:rFonts w:hint="eastAsia"/>
+        </w:rPr>
+        <w:t>,</w:t>
+      </w:r>
+      <w:r>
+        <w:rPr>
+          <w:rFonts w:hint="eastAsia"/>
+        </w:rPr>
+        <w:t>社交的な</w:t>
+      </w:r>
+      <w:r>
+        <w:rPr>
+          <w:rFonts w:hint="eastAsia"/>
+        </w:rPr>
+        <w:t>,</w:t>
+      </w:r>
+      <w:r>
+        <w:rPr>
+          <w:rFonts w:hint="eastAsia"/>
+        </w:rPr>
+        <w:t>人気のある</w:t>
+      </w:r>
+      <w:r>
+        <w:rPr>
+          <w:rFonts w:hint="eastAsia"/>
+        </w:rPr>
+        <w:t>,</w:t>
+      </w:r>
+      <w:r>
+        <w:rPr>
+          <w:rFonts w:hint="eastAsia"/>
+        </w:rPr>
+        <w:t>愛他的な</w:t>
+      </w:r>
+      <w:r>
+        <w:rPr>
+          <w:rFonts w:hint="eastAsia"/>
+        </w:rPr>
+        <w:t>,</w:t>
+      </w:r>
+      <w:r>
+        <w:rPr>
+          <w:rFonts w:hint="eastAsia"/>
+        </w:rPr>
+        <w:t>想像力に富む</w:t>
+      </w:r>
+      <w:r>
+        <w:rPr>
+          <w:rFonts w:hint="eastAsia"/>
+        </w:rPr>
+        <w:t>の</w:t>
+      </w:r>
+      <w:r>
+        <w:rPr>
+          <w:rFonts w:hint="eastAsia"/>
+        </w:rPr>
+        <w:t>形容詞</w:t>
+      </w:r>
+      <w:r>
+        <w:rPr>
+          <w:rFonts w:hint="eastAsia"/>
+        </w:rPr>
+        <w:t>は、30%となり低い割合であった。</w:t>
+      </w:r>
+    </w:p>
+    <w:p>
+      <w:pPr>
+        <w:rPr>
+          <w:rFonts w:hint="eastAsia"/>
+        </w:rPr>
+      </w:pPr>
+    </w:p>
+    <w:p>
+      <w:pPr>
+        <w:jc w:val="center"/>
+      </w:pPr>
+      <w:r>
+        <w:t>考察</w:t>
+      </w:r>
+    </w:p>
+    <w:p>
+      <w:pPr>
+        <w:ind w:firstLineChars="100" w:firstLine="210"/>
+      </w:pPr>
+      <w:r>
+        <w:rPr>
+          <w:rFonts w:hint="eastAsia"/>
+        </w:rPr>
+        <w:t>中心性特性</w:t>
+      </w:r>
+      <w:r>
+        <w:rPr>
+          <w:rFonts w:hint="eastAsia"/>
+        </w:rPr>
+        <w:t>「暖かい」</w:t>
+      </w:r>
+      <w:r>
+        <w:rPr>
+          <w:rFonts w:hint="eastAsia"/>
+        </w:rPr>
+        <w:t>と</w:t>
+      </w:r>
+      <w:r>
+        <w:rPr>
+          <w:rFonts w:hint="eastAsia"/>
+        </w:rPr>
+        <w:t>「冷たい」</w:t>
+      </w:r>
+      <w:r>
+        <w:rPr>
+          <w:rFonts w:hint="eastAsia"/>
+        </w:rPr>
+        <w:t>のどちらかの中心性特性の</w:t>
+      </w:r>
+      <w:r>
+        <w:rPr>
+          <w:rFonts w:hint="eastAsia"/>
+        </w:rPr>
+        <w:t>刺激の</w:t>
+      </w:r>
+      <w:r>
+        <w:rPr>
+          <w:rFonts w:hint="eastAsia"/>
+        </w:rPr>
+        <w:t>提示の違いにより</w:t>
+      </w:r>
+      <w:r>
+        <w:rPr>
+          <w:rFonts w:hint="eastAsia"/>
+        </w:rPr>
+        <w:t>、実験対象者の人物に対する全体印象に差異を確認することができた。</w:t>
+      </w:r>
+    </w:p>
+    <w:p>
+      <w:pPr>
+        <w:ind w:firstLineChars="100" w:firstLine="210"/>
+      </w:pPr>
+      <w:r>
+        <w:t>Asch(1946)</w:t>
+      </w:r>
+      <w:r>
+        <w:rPr>
+          <w:rFonts w:hint="eastAsia"/>
+        </w:rPr>
+        <w:t>の</w:t>
+      </w:r>
+      <w:r>
+        <w:rPr>
+          <w:rFonts w:hint="eastAsia"/>
+        </w:rPr>
+        <w:t>、</w:t>
+      </w:r>
+      <w:r>
+        <w:rPr>
+          <w:rFonts w:hint="eastAsia"/>
+        </w:rPr>
+        <w:t>中心的機能を果たす特性(中心特性</w:t>
+      </w:r>
+      <w:r>
+        <w:t>)</w:t>
+      </w:r>
+      <w:r>
+        <w:rPr>
+          <w:rFonts w:hint="eastAsia"/>
+        </w:rPr>
+        <w:t>とそうではない特性(周辺特性</w:t>
+      </w:r>
+      <w:r>
+        <w:t>)</w:t>
+      </w:r>
+      <w:r>
+        <w:rPr>
+          <w:rFonts w:hint="eastAsia"/>
+        </w:rPr>
+        <w:t>が</w:t>
+      </w:r>
+      <w:r>
+        <w:rPr>
+          <w:rFonts w:hint="eastAsia"/>
+        </w:rPr>
+        <w:t>あり、</w:t>
+      </w:r>
+      <w:r>
+        <w:rPr>
+          <w:rFonts w:hint="eastAsia"/>
+        </w:rPr>
+        <w:t>個々の特性を超えた、それらを統合する全体(ゲシュタルト</w:t>
+      </w:r>
+      <w:r>
+        <w:t>)</w:t>
+      </w:r>
+      <w:r>
+        <w:rPr>
+          <w:rFonts w:hint="eastAsia"/>
+        </w:rPr>
+        <w:t>が</w:t>
+      </w:r>
+      <w:r>
+        <w:rPr>
+          <w:rFonts w:hint="eastAsia"/>
+        </w:rPr>
+        <w:t>あるとの主張に</w:t>
+      </w:r>
+      <w:r>
+        <w:rPr>
+          <w:rFonts w:hint="eastAsia"/>
+        </w:rPr>
+        <w:t>沿っ</w:t>
+      </w:r>
+      <w:r>
+        <w:rPr>
+          <w:rFonts w:hint="eastAsia"/>
+        </w:rPr>
+        <w:t>た実験結果となった。</w:t>
+      </w:r>
+    </w:p>
+    <w:p>
+      <w:pPr>
+        <w:rPr>
+          <w:rFonts w:hint="eastAsia"/>
+        </w:rPr>
+      </w:pPr>
+    </w:p>
+    <w:p>
+      <w:pPr>
+        <w:jc w:val="center"/>
+      </w:pPr>
+      <w:r>
+        <w:rPr>
+          <w:rFonts w:hint="eastAsia"/>
+        </w:rPr>
+        <w:t>引用</w:t>
+      </w:r>
+      <w:r>
+        <w:t>文献</w:t>
+      </w:r>
+    </w:p>
+    <w:p>
+      <w:pPr>
+        <w:ind w:left="210" w:hangingChars="100" w:hanging="210"/>
+      </w:pPr>
+      <w:r>
+        <w:rPr>
+          <w:rFonts w:hint="eastAsia"/>
+        </w:rPr>
+        <w:t xml:space="preserve">Asch, S.E. (1946). Forming impression of personality. </w:t>
+      </w:r>
+      <w:r>
+        <w:rPr>
+          <w:rFonts w:hint="eastAsia"/>
+          <w:i/>
+          <w:iCs/>
+        </w:rPr>
+        <w:t>Journal of Abnormal and Social Psychologi,</w:t>
+      </w:r>
+      <w:r>
+        <w:rPr>
+          <w:rFonts w:hint="eastAsia"/>
+        </w:rPr>
+        <w:t xml:space="preserve"> 41, 258-290.</w:t>
+      </w:r>
+    </w:p>
+    <w:p>
+      <w:pPr>
+        <w:widowControl/>
+        <w:jc w:val="left"/>
+      </w:pPr>
+      <w:r>
+        <w:br w:type="page"/>
+      </w:r>
+    </w:p>
+    <w:p/>
+    <w:p>
+      <w:pPr>
+        <w:jc w:val="center"/>
+        <w:rPr>
+          <w:b/>
+          <w:bCs/>
+        </w:rPr>
+      </w:pPr>
+      <w:r>
+        <w:rPr>
+          <w:rFonts w:hint="eastAsia"/>
+          <w:b/>
+          <w:bCs/>
+        </w:rPr>
+        <w:t>自由再生による記憶の系列位置効果</w:t>
+      </w:r>
+    </w:p>
+    <w:p/>
+    <w:p>
+      <w:pPr>
+        <w:jc w:val="center"/>
+        <w:rPr>
+          <w:b/>
+          <w:bCs/>
+        </w:rPr>
+      </w:pPr>
+      <w:r>
+        <w:rPr>
+          <w:b/>
+          <w:bCs/>
+        </w:rPr>
+        <w:t>問題</w:t>
+      </w:r>
+    </w:p>
+    <w:p>
+      <w:pPr>
+        <w:ind w:firstLineChars="100" w:firstLine="210"/>
+      </w:pPr>
+      <w:bookmarkStart w:id="2" w:name="_Hlk233572804"/>
+      <w:r>
+        <w:rPr>
+          <w:rFonts w:hint="eastAsia"/>
+        </w:rPr>
+        <w:t>自由再生法</w:t>
+      </w:r>
+      <w:r>
+        <w:rPr>
+          <w:rFonts w:hint="eastAsia"/>
+        </w:rPr>
+        <w:t>は、</w:t>
+      </w:r>
+      <w:r>
+        <w:rPr>
+          <w:rFonts w:hint="eastAsia"/>
+        </w:rPr>
+        <w:t>刺激の提示順序には関係なく、思い出した順に答えさせる方法</w:t>
+      </w:r>
+      <w:r>
+        <w:rPr>
+          <w:rFonts w:hint="eastAsia"/>
+        </w:rPr>
+        <w:t>である。</w:t>
+      </w:r>
+    </w:p>
+    <w:p>
+      <w:pPr>
+        <w:ind w:firstLineChars="100" w:firstLine="210"/>
+      </w:pPr>
+      <w:r>
+        <w:rPr>
+          <w:rFonts w:hint="eastAsia"/>
+        </w:rPr>
+        <w:t>記憶の</w:t>
+      </w:r>
+      <w:r>
+        <w:rPr>
+          <w:rFonts w:hint="eastAsia"/>
+        </w:rPr>
+        <w:t>系列位置効果は、</w:t>
+      </w:r>
+      <w:r>
+        <w:rPr>
+          <w:rFonts w:hint="eastAsia"/>
+        </w:rPr>
+        <w:t>刺激が提示され</w:t>
+      </w:r>
+      <w:r>
+        <w:rPr>
+          <w:rFonts w:hint="eastAsia"/>
+        </w:rPr>
+        <w:t>る</w:t>
+      </w:r>
+      <w:r>
+        <w:rPr>
+          <w:rFonts w:hint="eastAsia"/>
+        </w:rPr>
+        <w:t>順序(系列位置)によって、記憶パフォーマンスが異なる</w:t>
+      </w:r>
+      <w:r>
+        <w:rPr>
+          <w:rFonts w:hint="eastAsia"/>
+        </w:rPr>
+        <w:t>現象であ</w:t>
+      </w:r>
+      <w:r>
+        <w:rPr>
+          <w:rFonts w:hint="eastAsia"/>
+        </w:rPr>
+        <w:t>る。系列位置効果には、</w:t>
+      </w:r>
+      <w:r>
+        <w:rPr>
+          <w:rFonts w:hint="eastAsia"/>
+        </w:rPr>
+        <w:t>系列のはじめのほうの刺激のパフォーマンスが系列の中央付近の刺激よりも高い現象(初頭効果)と、系列の最後のほうの刺激のパフォーマンスが系列の中央付近の刺激よりも高い現象(新近性効果)がある。</w:t>
+      </w:r>
+    </w:p>
+    <w:bookmarkEnd w:id="2"/>
+    <w:p>
+      <w:pPr>
+        <w:rPr>
+          <w:rFonts w:hint="eastAsia"/>
+        </w:rPr>
+      </w:pPr>
+      <w:r>
+        <w:rPr>
+          <w:rFonts w:hint="eastAsia"/>
+        </w:rPr>
+        <w:t xml:space="preserve">　系列位置効果が生じる理由として、初頭効果は長期記憶、新近性効果は短期記憶を反映するものとする解釈が知られている。</w:t>
+      </w:r>
+    </w:p>
+    <w:p>
+      <w:r>
+        <w:rPr>
+          <w:rFonts w:hint="eastAsia"/>
+        </w:rPr>
+        <w:t xml:space="preserve"> </w:t>
+      </w:r>
+      <w:r>
+        <w:t xml:space="preserve"> </w:t>
+      </w:r>
+      <w:r>
+        <w:rPr>
+          <w:rFonts w:hint="eastAsia"/>
+        </w:rPr>
+        <w:t>Glanzer,M. &amp; Cunitz, A. R.(1966)</w:t>
+      </w:r>
+      <w:r>
+        <w:rPr>
+          <w:rFonts w:hint="eastAsia"/>
+        </w:rPr>
+        <w:t>の実験</w:t>
+      </w:r>
+      <w:r>
+        <w:rPr>
+          <w:rFonts w:hint="eastAsia"/>
+        </w:rPr>
+        <w:t>は、</w:t>
+      </w:r>
+      <w:r>
+        <w:rPr>
+          <w:rFonts w:hint="eastAsia"/>
+        </w:rPr>
+        <w:t>記憶の系列位置効果</w:t>
+      </w:r>
+      <w:r>
+        <w:rPr>
+          <w:rFonts w:hint="eastAsia"/>
+        </w:rPr>
+        <w:t>があることを示した。</w:t>
+      </w:r>
+    </w:p>
+    <w:p>
+      <w:r>
+        <w:rPr>
+          <w:rFonts w:hint="eastAsia"/>
+        </w:rPr>
+        <w:t xml:space="preserve">　本実験では、記憶に系列位置効果があることを確認する。</w:t>
+      </w:r>
+    </w:p>
+    <w:p/>
+    <w:p>
+      <w:pPr>
+        <w:jc w:val="center"/>
+        <w:rPr>
+          <w:rFonts w:hint="eastAsia"/>
+          <w:b/>
+          <w:bCs/>
+        </w:rPr>
+      </w:pPr>
+      <w:r>
+        <w:rPr>
+          <w:b/>
+          <w:bCs/>
+        </w:rPr>
+        <w:t>方法</w:t>
+      </w:r>
+    </w:p>
+    <w:p>
+      <w:pPr>
+        <w:rPr>
+          <w:b/>
+          <w:bCs/>
+        </w:rPr>
+      </w:pPr>
+      <w:r>
+        <w:rPr>
+          <w:rFonts w:hint="eastAsia"/>
+          <w:b/>
+          <w:bCs/>
+        </w:rPr>
+        <w:t>実験参加者</w:t>
+      </w:r>
+    </w:p>
+    <w:p>
+      <w:r>
+        <w:rPr>
+          <w:rFonts w:hint="eastAsia"/>
+        </w:rPr>
+        <w:t xml:space="preserve"> </w:t>
+      </w:r>
+      <w:r>
+        <w:t xml:space="preserve"> 放送大学で「心理学実験</w:t>
+      </w:r>
+      <w:r>
+        <w:rPr>
+          <w:rFonts w:hint="eastAsia"/>
+        </w:rPr>
+        <w:t>2</w:t>
+      </w:r>
+      <w:r>
+        <w:t>」</w:t>
+      </w:r>
+      <w:r>
+        <w:rPr>
+          <w:rFonts w:hint="eastAsia"/>
+        </w:rPr>
+        <w:t>を受講中の学生1</w:t>
+      </w:r>
+      <w:r>
+        <w:t>9</w:t>
+      </w:r>
+      <w:r>
+        <w:rPr>
+          <w:rFonts w:hint="eastAsia"/>
+        </w:rPr>
+        <w:t>名(</w:t>
+      </w:r>
+      <w:bookmarkStart w:id="3" w:name="_Hlk233476542"/>
+      <w:r>
+        <w:rPr>
+          <w:rFonts w:hint="eastAsia"/>
+        </w:rPr>
+        <w:t>男性8名、女性1</w:t>
+      </w:r>
+      <w:r>
+        <w:t>1</w:t>
+      </w:r>
+      <w:r>
+        <w:rPr>
+          <w:rFonts w:hint="eastAsia"/>
+        </w:rPr>
+        <w:t>名、そのほか0</w:t>
+      </w:r>
+      <w:r>
+        <w:t>名、</w:t>
+      </w:r>
+      <w:r>
+        <w:rPr>
+          <w:rFonts w:hint="eastAsia"/>
+        </w:rPr>
+        <w:t>平均年齢4</w:t>
+      </w:r>
+      <w:r>
+        <w:t>9.53</w:t>
+      </w:r>
+      <w:r>
+        <w:rPr>
+          <w:rFonts w:hint="eastAsia"/>
+        </w:rPr>
+        <w:t>歳、標準偏差1</w:t>
+      </w:r>
+      <w:r>
+        <w:t>1.39</w:t>
+      </w:r>
+      <w:r>
+        <w:rPr>
+          <w:rFonts w:hint="eastAsia"/>
+        </w:rPr>
+        <w:t>)</w:t>
+      </w:r>
+      <w:bookmarkEnd w:id="3"/>
+      <w:r>
+        <w:rPr>
+          <w:rFonts w:hint="eastAsia"/>
+        </w:rPr>
+        <w:t>が、授業の課題として実験に参加した。</w:t>
+      </w:r>
+    </w:p>
+    <w:p>
+      <w:pPr>
+        <w:jc w:val="left"/>
+      </w:pPr>
+      <w:bookmarkStart w:id="4" w:name="_Hlk233477571"/>
+    </w:p>
+    <w:p>
+      <w:pPr>
+        <w:jc w:val="left"/>
+        <w:rPr>
+          <w:b/>
+          <w:bCs/>
+        </w:rPr>
+      </w:pPr>
+      <w:r>
+        <w:rPr>
+          <w:rFonts w:hint="eastAsia"/>
+          <w:b/>
+          <w:bCs/>
+        </w:rPr>
+        <w:t>装置</w:t>
+      </w:r>
+    </w:p>
+    <w:p>
+      <w:pPr>
+        <w:jc w:val="left"/>
+      </w:pPr>
+      <w:r>
+        <w:rPr>
+          <w:rFonts w:hint="eastAsia"/>
+        </w:rPr>
+        <w:t xml:space="preserve">  </w:t>
+      </w:r>
+      <w:r>
+        <w:rPr>
+          <w:rFonts w:hint="eastAsia"/>
+        </w:rPr>
+        <w:t>実験参加者ごとにPCで</w:t>
+      </w:r>
+      <w:r>
+        <w:rPr>
+          <w:rFonts w:hint="eastAsia"/>
+        </w:rPr>
+        <w:t>実験用ソフトウェアを使用した。</w:t>
+      </w:r>
+    </w:p>
+    <w:p>
+      <w:pPr>
+        <w:jc w:val="left"/>
+      </w:pPr>
+      <w:r>
+        <w:rPr>
+          <w:rFonts w:hint="eastAsia"/>
+        </w:rPr>
+        <w:t>実験用ソフトウェアは、1試行につき事前に登録済みの</w:t>
+      </w:r>
+      <w:r>
+        <w:rPr>
+          <w:rFonts w:hint="eastAsia"/>
+        </w:rPr>
+        <w:t>漢字2文字からなる</w:t>
+      </w:r>
+      <w:r>
+        <w:rPr>
+          <w:rFonts w:hint="eastAsia"/>
+        </w:rPr>
+        <w:t>単語</w:t>
+      </w:r>
+      <w:r>
+        <w:rPr>
+          <w:rFonts w:hint="eastAsia"/>
+        </w:rPr>
+        <w:t>(熟語)</w:t>
+      </w:r>
+      <w:r>
+        <w:rPr>
+          <w:rFonts w:hint="eastAsia"/>
+        </w:rPr>
+        <w:t>を、ランダムに順次15個表示する。直後再生条件では直後に、遅延再生条件では計算問題を行った後に、</w:t>
+      </w:r>
+      <w:r>
+        <w:rPr>
+          <w:rFonts w:hint="eastAsia"/>
+        </w:rPr>
+        <w:t>自由再生</w:t>
+      </w:r>
+      <w:r>
+        <w:rPr>
+          <w:rFonts w:hint="eastAsia"/>
+        </w:rPr>
+        <w:t>した</w:t>
+      </w:r>
+      <w:r>
+        <w:rPr>
+          <w:rFonts w:hint="eastAsia"/>
+        </w:rPr>
+        <w:t>(実験参加者は、単語を思いだし、思い出した順に単語をPCのキーボードで入力</w:t>
+      </w:r>
+      <w:r>
+        <w:rPr>
+          <w:rFonts w:hint="eastAsia"/>
+        </w:rPr>
+        <w:t>した</w:t>
+      </w:r>
+      <w:r>
+        <w:rPr>
+          <w:rFonts w:hint="eastAsia"/>
+        </w:rPr>
+        <w:t>)</w:t>
+      </w:r>
+    </w:p>
+    <w:bookmarkEnd w:id="4"/>
+    <w:p>
+      <w:pPr>
+        <w:jc w:val="left"/>
+      </w:pPr>
+    </w:p>
+    <w:p>
+      <w:pPr>
+        <w:jc w:val="left"/>
+      </w:pPr>
+      <w:r>
+        <w:rPr>
+          <w:rFonts w:hint="eastAsia"/>
+          <w:b/>
+          <w:bCs/>
+        </w:rPr>
+        <w:t>実験計画</w:t>
+      </w:r>
+    </w:p>
+    <w:p>
+      <w:r>
+        <w:t xml:space="preserve">　</w:t>
+      </w:r>
+      <w:r>
+        <w:rPr>
+          <w:rFonts w:hint="eastAsia"/>
+        </w:rPr>
+        <w:t>1要因2水準の参加者間計画であった。</w:t>
+      </w:r>
+    </w:p>
+    <w:p>
+      <w:pPr>
+        <w:jc w:val="left"/>
+      </w:pPr>
+    </w:p>
+    <w:p>
+      <w:pPr>
+        <w:widowControl/>
+        <w:jc w:val="left"/>
+      </w:pPr>
+      <w:r>
+        <w:br w:type="page"/>
+      </w:r>
+    </w:p>
+    <w:p>
+      <w:pPr>
+        <w:jc w:val="left"/>
+        <w:rPr>
+          <w:rFonts w:hint="eastAsia"/>
+        </w:rPr>
+      </w:pPr>
+    </w:p>
+    <w:p>
+      <w:pPr>
+        <w:jc w:val="left"/>
+        <w:rPr>
+          <w:b/>
+          <w:bCs/>
+        </w:rPr>
+      </w:pPr>
+      <w:r>
+        <w:rPr>
+          <w:rFonts w:hint="eastAsia"/>
+          <w:b/>
+          <w:bCs/>
+        </w:rPr>
+        <w:t>手続き</w:t>
+      </w:r>
+    </w:p>
+    <w:p>
+      <w:pPr>
+        <w:jc w:val="left"/>
+      </w:pPr>
+      <w:r>
+        <w:rPr>
+          <w:rFonts w:hint="eastAsia"/>
+        </w:rPr>
+        <w:t xml:space="preserve">　実験参加者を</w:t>
+      </w:r>
+      <w:r>
+        <w:rPr>
+          <w:rFonts w:hint="eastAsia"/>
+        </w:rPr>
+        <w:t>ランダムに</w:t>
+      </w:r>
+      <w:r>
+        <w:rPr>
+          <w:rFonts w:hint="eastAsia"/>
+        </w:rPr>
+        <w:t>A群(直後再生条件) 10名</w:t>
+      </w:r>
+      <w:r>
+        <w:rPr>
+          <w:rFonts w:hint="eastAsia"/>
+        </w:rPr>
+        <w:t>(男性5名、女性5名、そのほか0</w:t>
+      </w:r>
+      <w:r>
+        <w:t>名、</w:t>
+      </w:r>
+      <w:r>
+        <w:rPr>
+          <w:rFonts w:hint="eastAsia"/>
+        </w:rPr>
+        <w:t>平均年齢48.60歳、標準偏差13</w:t>
+      </w:r>
+      <w:r>
+        <w:t>.</w:t>
+      </w:r>
+      <w:r>
+        <w:rPr>
+          <w:rFonts w:hint="eastAsia"/>
+        </w:rPr>
+        <w:t>5</w:t>
+      </w:r>
+      <w:r>
+        <w:t>9</w:t>
+      </w:r>
+      <w:r>
+        <w:rPr>
+          <w:rFonts w:hint="eastAsia"/>
+        </w:rPr>
+        <w:t>)</w:t>
+      </w:r>
+      <w:r>
+        <w:rPr>
+          <w:rFonts w:hint="eastAsia"/>
+        </w:rPr>
+        <w:t>とB群(遅延再生条件)9名</w:t>
+      </w:r>
+      <w:r>
+        <w:rPr>
+          <w:rFonts w:hint="eastAsia"/>
+        </w:rPr>
+        <w:t>(男性3名、女性6名、そのほか0</w:t>
+      </w:r>
+      <w:r>
+        <w:t>名、</w:t>
+      </w:r>
+      <w:r>
+        <w:rPr>
+          <w:rFonts w:hint="eastAsia"/>
+        </w:rPr>
+        <w:t>平均年齢50.56歳、標準偏差9.04)</w:t>
+      </w:r>
+      <w:r>
+        <w:rPr>
+          <w:rFonts w:hint="eastAsia"/>
+        </w:rPr>
+        <w:t>に分け</w:t>
+      </w:r>
+      <w:r>
+        <w:rPr>
+          <w:rFonts w:hint="eastAsia"/>
+        </w:rPr>
+        <w:t>、装置を使用して、4試行実験を行った。</w:t>
+      </w:r>
+    </w:p>
     <w:p/>
     <w:p/>
     <w:p>
-      <w:r>
-        <w:rPr>
-          <w:rFonts w:hint="eastAsia"/>
-        </w:rPr>
-        <w:t>表3や図1より　であった。</w:t>
-      </w:r>
-    </w:p>
-    <w:p/>
-    <w:p/>
-    <w:p/>
-    <w:p/>
-    <w:p>
-      <w:pPr>
-        <w:jc w:val="center"/>
-      </w:pPr>
-      <w:r>
-        <w:t>考察</w:t>
-      </w:r>
-    </w:p>
-    <w:p/>
-    <w:p/>
-    <w:p>
-      <w:pPr>
-        <w:jc w:val="center"/>
-      </w:pPr>
-      <w:r>
-        <w:rPr>
-          <w:rFonts w:hint="eastAsia"/>
-        </w:rPr>
-        <w:t>引用</w:t>
-      </w:r>
-      <w:r>
-        <w:t>文献</w:t>
-      </w:r>
-    </w:p>
-    <w:p>
-      <w:pPr>
-        <w:ind w:left="210" w:hangingChars="100" w:hanging="210"/>
-      </w:pPr>
-      <w:r>
-        <w:rPr>
-          <w:rFonts w:hint="eastAsia"/>
-        </w:rPr>
-        <w:t xml:space="preserve">Asch, S.E. (1946). Forming impression of personality. </w:t>
-      </w:r>
-      <w:r>
-        <w:rPr>
-          <w:rFonts w:hint="eastAsia"/>
-          <w:i/>
-          <w:iCs/>
-        </w:rPr>
-        <w:t xml:space="preserve">Journal of Abnormal and Social </w:t>
-      </w:r>
-      <w:proofErr w:type="spellStart"/>
-      <w:r>
-        <w:rPr>
-          <w:rFonts w:hint="eastAsia"/>
-          <w:i/>
-          <w:iCs/>
-        </w:rPr>
-        <w:t>Psychologi</w:t>
-      </w:r>
-      <w:proofErr w:type="spellEnd"/>
-      <w:r>
-        <w:rPr>
-          <w:rFonts w:hint="eastAsia"/>
-          <w:i/>
-          <w:iCs/>
-        </w:rPr>
-        <w:t>,</w:t>
-      </w:r>
-      <w:r>
-        <w:rPr>
-          <w:rFonts w:hint="eastAsia"/>
-        </w:rPr>
-        <w:t xml:space="preserve"> 41, 258-290.</w:t>
-      </w:r>
-    </w:p>
-    <w:p/>
-    <w:p/>
-    <w:p>
       <w:pPr>
         <w:widowControl/>
         <w:jc w:val="left"/>
@@ -3431,465 +4575,19 @@
     <w:p>
       <w:pPr>
         <w:jc w:val="center"/>
-      </w:pPr>
-      <w:r>
-        <w:rPr>
-          <w:rFonts w:hint="eastAsia"/>
-        </w:rPr>
-        <w:t>自由再生による記憶の系列位置効果</w:t>
-      </w:r>
-    </w:p>
-    <w:p/>
-    <w:p>
-      <w:pPr>
-        <w:jc w:val="center"/>
-      </w:pPr>
-      <w:r>
-        <w:t>問題</w:t>
-      </w:r>
-    </w:p>
-    <w:p>
-      <w:r>
-        <w:rPr>
-          <w:rFonts w:hint="eastAsia"/>
-        </w:rPr>
-        <w:t xml:space="preserve"> </w:t>
-      </w:r>
-      <w:r>
-        <w:t xml:space="preserve"> </w:t>
-      </w:r>
-      <w:r>
-        <w:rPr>
-          <w:rFonts w:hint="eastAsia"/>
-        </w:rPr>
-        <w:t>自由再生法による課題を行い、直後再生条件と遅延再生条件とで、再生率を比較する。</w:t>
-      </w:r>
-    </w:p>
-    <w:p>
-      <w:r>
-        <w:rPr>
-          <w:rFonts w:hint="eastAsia"/>
-        </w:rPr>
-        <w:t>系列位置による再生率の違いを検討し、その背景を考察する。</w:t>
-      </w:r>
-    </w:p>
-    <w:p/>
-    <w:p>
-      <w:r>
-        <w:rPr>
-          <w:rFonts w:hint="eastAsia"/>
-        </w:rPr>
-        <w:t>自由再生法:</w:t>
-      </w:r>
-      <w:r>
-        <w:t xml:space="preserve"> </w:t>
-      </w:r>
-      <w:r>
-        <w:rPr>
-          <w:rFonts w:hint="eastAsia"/>
-        </w:rPr>
-        <w:t>再生法のうち、刺激の提示順序には関係なく、思い出した順に答えさせる方法</w:t>
-      </w:r>
-    </w:p>
-    <w:p/>
-    <w:p>
-      <w:pPr>
-        <w:jc w:val="center"/>
-      </w:pPr>
-      <w:r>
-        <w:t>方法</w:t>
-      </w:r>
-    </w:p>
-    <w:p>
-      <w:pPr>
-        <w:rPr>
+        <w:rPr>
+          <w:rFonts w:hint="eastAsia"/>
           <w:b/>
           <w:bCs/>
         </w:rPr>
       </w:pPr>
-    </w:p>
-    <w:p>
-      <w:pPr>
+      <w:r>
         <w:rPr>
           <w:b/>
           <w:bCs/>
         </w:rPr>
-      </w:pPr>
-      <w:r>
-        <w:rPr>
-          <w:rFonts w:hint="eastAsia"/>
-          <w:b/>
-          <w:bCs/>
-        </w:rPr>
-        <w:t>実験参加者</w:t>
-      </w:r>
-    </w:p>
-    <w:p>
-      <w:r>
-        <w:rPr>
-          <w:rFonts w:hint="eastAsia"/>
-        </w:rPr>
-        <w:t xml:space="preserve"> </w:t>
-      </w:r>
-      <w:r>
-        <w:t xml:space="preserve"> 放送大学で「心理学実験</w:t>
-      </w:r>
-      <w:r>
-        <w:rPr>
-          <w:rFonts w:hint="eastAsia"/>
-        </w:rPr>
-        <w:t>2</w:t>
-      </w:r>
-      <w:r>
-        <w:t>」</w:t>
-      </w:r>
-      <w:r>
-        <w:rPr>
-          <w:rFonts w:hint="eastAsia"/>
-        </w:rPr>
-        <w:t>を受講中の学生1</w:t>
-      </w:r>
-      <w:r>
-        <w:t>9</w:t>
-      </w:r>
-      <w:r>
-        <w:rPr>
-          <w:rFonts w:hint="eastAsia"/>
-        </w:rPr>
-        <w:t>名(</w:t>
-      </w:r>
-      <w:bookmarkStart w:id="2" w:name="_Hlk233476542"/>
-      <w:r>
-        <w:rPr>
-          <w:rFonts w:hint="eastAsia"/>
-        </w:rPr>
-        <w:t>男性8名、女性1</w:t>
-      </w:r>
-      <w:r>
-        <w:t>1</w:t>
-      </w:r>
-      <w:r>
-        <w:rPr>
-          <w:rFonts w:hint="eastAsia"/>
-        </w:rPr>
-        <w:t>名、そのほか0</w:t>
-      </w:r>
-      <w:r>
-        <w:t>名、</w:t>
-      </w:r>
-      <w:r>
-        <w:rPr>
-          <w:rFonts w:hint="eastAsia"/>
-        </w:rPr>
-        <w:t>平均年齢4</w:t>
-      </w:r>
-      <w:r>
-        <w:t>9.53</w:t>
-      </w:r>
-      <w:r>
-        <w:rPr>
-          <w:rFonts w:hint="eastAsia"/>
-        </w:rPr>
-        <w:t>歳、標準偏差1</w:t>
-      </w:r>
-      <w:r>
-        <w:t>1.39</w:t>
-      </w:r>
-      <w:r>
-        <w:rPr>
-          <w:rFonts w:hint="eastAsia"/>
-        </w:rPr>
-        <w:t>)</w:t>
-      </w:r>
-      <w:bookmarkEnd w:id="2"/>
-      <w:r>
-        <w:rPr>
-          <w:rFonts w:hint="eastAsia"/>
-        </w:rPr>
-        <w:t>が、授業の課題として実験に参加した。</w:t>
-      </w:r>
-    </w:p>
-    <w:p>
-      <w:pPr>
-        <w:jc w:val="left"/>
-      </w:pPr>
-      <w:bookmarkStart w:id="3" w:name="_Hlk233477571"/>
-    </w:p>
-    <w:p>
-      <w:pPr>
-        <w:jc w:val="left"/>
-        <w:rPr>
-          <w:b/>
-          <w:bCs/>
-        </w:rPr>
-      </w:pPr>
-      <w:r>
-        <w:rPr>
-          <w:rFonts w:hint="eastAsia"/>
-          <w:b/>
-          <w:bCs/>
-        </w:rPr>
-        <w:t>装置</w:t>
-      </w:r>
-    </w:p>
-    <w:p>
-      <w:pPr>
-        <w:jc w:val="left"/>
-      </w:pPr>
-      <w:r>
-        <w:rPr>
-          <w:rFonts w:hint="eastAsia"/>
-        </w:rPr>
-        <w:t xml:space="preserve">  </w:t>
-      </w:r>
-      <w:r>
-        <w:rPr>
-          <w:rFonts w:hint="eastAsia"/>
-        </w:rPr>
-        <w:t>実験参加者ごとにPCで</w:t>
-      </w:r>
-      <w:r>
-        <w:rPr>
-          <w:rFonts w:hint="eastAsia"/>
-        </w:rPr>
-        <w:t>実験用ソフトウェアを使用した。</w:t>
-      </w:r>
-    </w:p>
-    <w:p>
-      <w:pPr>
-        <w:jc w:val="left"/>
-      </w:pPr>
-      <w:r>
-        <w:rPr>
-          <w:rFonts w:hint="eastAsia"/>
-        </w:rPr>
-        <w:t>実験用ソフトウェアは、1試行につき事前に登録済みの</w:t>
-      </w:r>
-      <w:r>
-        <w:rPr>
-          <w:rFonts w:hint="eastAsia"/>
-        </w:rPr>
-        <w:t>漢字2文字からなる</w:t>
-      </w:r>
-      <w:r>
-        <w:rPr>
-          <w:rFonts w:hint="eastAsia"/>
-        </w:rPr>
-        <w:t>単語</w:t>
-      </w:r>
-      <w:r>
-        <w:rPr>
-          <w:rFonts w:hint="eastAsia"/>
-        </w:rPr>
-        <w:t>(熟語)</w:t>
-      </w:r>
-      <w:r>
-        <w:rPr>
-          <w:rFonts w:hint="eastAsia"/>
-        </w:rPr>
-        <w:t>を、ランダムに順次15個表示する。直後再生条件では直後に、遅延再生条件では計算問題を行った後に、</w:t>
-      </w:r>
-      <w:r>
-        <w:rPr>
-          <w:rFonts w:hint="eastAsia"/>
-        </w:rPr>
-        <w:t>自由再生</w:t>
-      </w:r>
-      <w:r>
-        <w:rPr>
-          <w:rFonts w:hint="eastAsia"/>
-        </w:rPr>
-        <w:t>した</w:t>
-      </w:r>
-      <w:r>
-        <w:rPr>
-          <w:rFonts w:hint="eastAsia"/>
-        </w:rPr>
-        <w:t>(実験参加者は、単語を思いだし、思い出した順に単語をPCのキーボードで入力</w:t>
-      </w:r>
-      <w:r>
-        <w:rPr>
-          <w:rFonts w:hint="eastAsia"/>
-        </w:rPr>
-        <w:t>した</w:t>
-      </w:r>
-      <w:r>
-        <w:rPr>
-          <w:rFonts w:hint="eastAsia"/>
-        </w:rPr>
-        <w:t>)</w:t>
-      </w:r>
-    </w:p>
-    <w:bookmarkEnd w:id="3"/>
-    <w:p>
-      <w:pPr>
-        <w:jc w:val="left"/>
-      </w:pPr>
-    </w:p>
-    <w:p>
-      <w:pPr>
-        <w:jc w:val="left"/>
-        <w:rPr>
-          <w:b/>
-          <w:bCs/>
-        </w:rPr>
-      </w:pPr>
-      <w:r>
-        <w:rPr>
-          <w:rFonts w:hint="eastAsia"/>
-          <w:b/>
-          <w:bCs/>
-        </w:rPr>
-        <w:t>実験計画</w:t>
-      </w:r>
-    </w:p>
-    <w:p>
-      <w:r>
-        <w:t xml:space="preserve">　</w:t>
-      </w:r>
-      <w:r>
-        <w:rPr>
-          <w:rFonts w:hint="eastAsia"/>
-        </w:rPr>
-        <w:t>1要因2水準の参加者間計画であった。</w:t>
-      </w:r>
-    </w:p>
-    <w:p>
-      <w:pPr>
-        <w:jc w:val="left"/>
-      </w:pPr>
-    </w:p>
-    <w:p>
-      <w:pPr>
-        <w:jc w:val="left"/>
-        <w:rPr>
-          <w:b/>
-          <w:bCs/>
-        </w:rPr>
-      </w:pPr>
-      <w:r>
-        <w:rPr>
-          <w:rFonts w:hint="eastAsia"/>
-          <w:b/>
-          <w:bCs/>
-        </w:rPr>
-        <w:t>手続き</w:t>
-      </w:r>
-    </w:p>
-    <w:p>
-      <w:pPr>
-        <w:jc w:val="left"/>
-      </w:pPr>
-      <w:r>
-        <w:rPr>
-          <w:rFonts w:hint="eastAsia"/>
-        </w:rPr>
-        <w:t xml:space="preserve">　実験参加者を</w:t>
-      </w:r>
-      <w:r>
-        <w:rPr>
-          <w:rFonts w:hint="eastAsia"/>
-        </w:rPr>
-        <w:t>ランダムに</w:t>
-      </w:r>
-      <w:r>
-        <w:rPr>
-          <w:rFonts w:hint="eastAsia"/>
-        </w:rPr>
-        <w:t>A群(直後再生条件) 10名</w:t>
-      </w:r>
-      <w:r>
-        <w:rPr>
-          <w:rFonts w:hint="eastAsia"/>
-        </w:rPr>
-        <w:t>(男性5名、女性5名、そのほか0</w:t>
-      </w:r>
-      <w:r>
-        <w:t>名、</w:t>
-      </w:r>
-      <w:r>
-        <w:rPr>
-          <w:rFonts w:hint="eastAsia"/>
-        </w:rPr>
-        <w:t>平均年齢48.60歳、標準偏差13</w:t>
-      </w:r>
-      <w:r>
-        <w:t>.</w:t>
-      </w:r>
-      <w:r>
-        <w:rPr>
-          <w:rFonts w:hint="eastAsia"/>
-        </w:rPr>
-        <w:t>5</w:t>
-      </w:r>
-      <w:r>
-        <w:t>9</w:t>
-      </w:r>
-      <w:r>
-        <w:rPr>
-          <w:rFonts w:hint="eastAsia"/>
-        </w:rPr>
-        <w:t>)</w:t>
-      </w:r>
-      <w:r>
-        <w:rPr>
-          <w:rFonts w:hint="eastAsia"/>
-        </w:rPr>
-        <w:t>とB群(遅延再生条件)9名</w:t>
-      </w:r>
-      <w:r>
-        <w:rPr>
-          <w:rFonts w:hint="eastAsia"/>
-        </w:rPr>
-        <w:t>(男性3名、女性6名、そのほか0</w:t>
-      </w:r>
-      <w:r>
-        <w:t>名、</w:t>
-      </w:r>
-      <w:r>
-        <w:rPr>
-          <w:rFonts w:hint="eastAsia"/>
-        </w:rPr>
-        <w:t>平均年齢50.56歳、標準偏差9.04)</w:t>
-      </w:r>
-      <w:r>
-        <w:rPr>
-          <w:rFonts w:hint="eastAsia"/>
-        </w:rPr>
-        <w:t>に分け</w:t>
-      </w:r>
-      <w:r>
-        <w:rPr>
-          <w:rFonts w:hint="eastAsia"/>
-        </w:rPr>
-        <w:t>、装置を使用して、4試行実験を行った。</w:t>
-      </w:r>
-    </w:p>
-    <w:p/>
-    <w:p/>
-    <w:p>
-      <w:pPr>
-        <w:widowControl/>
-        <w:jc w:val="left"/>
-      </w:pPr>
-      <w:r>
-        <w:br w:type="page"/>
-      </w:r>
-    </w:p>
-    <w:p/>
-    <w:p>
-      <w:pPr>
-        <w:jc w:val="center"/>
-      </w:pPr>
-      <w:r>
         <w:t>結果</w:t>
       </w:r>
-    </w:p>
-    <w:p>
-      <w:pPr>
-        <w:widowControl/>
-        <w:jc w:val="left"/>
-      </w:pPr>
     </w:p>
     <w:p>
       <w:pPr>
@@ -4225,7 +4923,7 @@
             <wp:cNvGraphicFramePr/>
             <a:graphic xmlns:a="http://schemas.openxmlformats.org/drawingml/2006/main">
               <a:graphicData uri="http://schemas.openxmlformats.org/drawingml/2006/chart">
-                <c:chart xmlns:c="http://schemas.openxmlformats.org/drawingml/2006/chart" xmlns:r="http://schemas.openxmlformats.org/officeDocument/2006/relationships" r:id="rId8"/>
+                <c:chart xmlns:c="http://schemas.openxmlformats.org/drawingml/2006/chart" xmlns:r="http://schemas.openxmlformats.org/officeDocument/2006/relationships" r:id="rId9"/>
               </a:graphicData>
             </a:graphic>
           </wp:inline>
@@ -4312,7 +5010,7 @@
             <wp:cNvGraphicFramePr/>
             <a:graphic xmlns:a="http://schemas.openxmlformats.org/drawingml/2006/main">
               <a:graphicData uri="http://schemas.openxmlformats.org/drawingml/2006/chart">
-                <c:chart xmlns:c="http://schemas.openxmlformats.org/drawingml/2006/chart" xmlns:r="http://schemas.openxmlformats.org/officeDocument/2006/relationships" r:id="rId9"/>
+                <c:chart xmlns:c="http://schemas.openxmlformats.org/drawingml/2006/chart" xmlns:r="http://schemas.openxmlformats.org/officeDocument/2006/relationships" r:id="rId10"/>
               </a:graphicData>
             </a:graphic>
           </wp:inline>
@@ -4347,12 +5045,95 @@
       <w:pPr>
         <w:widowControl/>
         <w:jc w:val="left"/>
+        <w:rPr>
+          <w:rFonts w:hint="eastAsia"/>
+        </w:rPr>
       </w:pPr>
       <w:r>
         <w:rPr>
           <w:rFonts w:hint="eastAsia"/>
         </w:rPr>
         <w:t>図1より、</w:t>
+      </w:r>
+      <w:r>
+        <w:rPr>
+          <w:rFonts w:hint="eastAsia"/>
+        </w:rPr>
+        <w:t>系統位置の最初のほうが</w:t>
+      </w:r>
+      <w:bookmarkStart w:id="5" w:name="_Hlk233572364"/>
+      <w:r>
+        <w:rPr>
+          <w:rFonts w:hint="eastAsia"/>
+        </w:rPr>
+        <w:t>「</w:t>
+      </w:r>
+      <w:r>
+        <w:rPr>
+          <w:rFonts w:hint="eastAsia"/>
+        </w:rPr>
+        <w:t>直後再生条件</w:t>
+      </w:r>
+      <w:r>
+        <w:rPr>
+          <w:rFonts w:hint="eastAsia"/>
+        </w:rPr>
+        <w:t>」</w:t>
+      </w:r>
+      <w:bookmarkEnd w:id="5"/>
+      <w:r>
+        <w:rPr>
+          <w:rFonts w:hint="eastAsia"/>
+        </w:rPr>
+        <w:t>、</w:t>
+      </w:r>
+      <w:r>
+        <w:rPr>
+          <w:rFonts w:hint="eastAsia"/>
+        </w:rPr>
+        <w:t>「</w:t>
+      </w:r>
+      <w:r>
+        <w:rPr>
+          <w:rFonts w:hint="eastAsia"/>
+        </w:rPr>
+        <w:t>遅延再生条件</w:t>
+      </w:r>
+      <w:r>
+        <w:rPr>
+          <w:rFonts w:hint="eastAsia"/>
+        </w:rPr>
+        <w:t>」</w:t>
+      </w:r>
+      <w:r>
+        <w:rPr>
+          <w:rFonts w:hint="eastAsia"/>
+        </w:rPr>
+        <w:t>とも</w:t>
+      </w:r>
+      <w:r>
+        <w:rPr>
+          <w:rFonts w:hint="eastAsia"/>
+        </w:rPr>
+        <w:t>正再生率が高い</w:t>
+      </w:r>
+      <w:r>
+        <w:rPr>
+          <w:rFonts w:hint="eastAsia"/>
+        </w:rPr>
+        <w:t>。系統位置のおわりは、</w:t>
+      </w:r>
+      <w:r>
+        <w:rPr>
+          <w:rFonts w:hint="eastAsia"/>
+        </w:rPr>
+        <w:t>「直後再生条件」</w:t>
+      </w:r>
+      <w:r>
+        <w:rPr>
+          <w:rFonts w:hint="eastAsia"/>
+        </w:rPr>
+        <w:t>&gt;「遅延再生条件」の正再生率となった。</w:t>
       </w:r>
     </w:p>
     <w:p>
@@ -4366,11 +5147,122 @@
         </w:rPr>
         <w:t>図2より、</w:t>
       </w:r>
+      <w:r>
+        <w:rPr>
+          <w:rFonts w:hint="eastAsia"/>
+        </w:rPr>
+        <w:t>系統位置の最初のほうが</w:t>
+      </w:r>
+      <w:r>
+        <w:rPr>
+          <w:rFonts w:hint="eastAsia"/>
+        </w:rPr>
+        <w:t>「直後再生条件」、「遅延再生条件」とも</w:t>
+      </w:r>
+      <w:r>
+        <w:rPr>
+          <w:rFonts w:hint="eastAsia"/>
+        </w:rPr>
+        <w:t>再生順序の最初のほうにあらわれる傾向があった。</w:t>
+      </w:r>
     </w:p>
     <w:p>
       <w:pPr>
         <w:widowControl/>
         <w:jc w:val="left"/>
+        <w:rPr>
+          <w:rFonts w:hint="eastAsia"/>
+        </w:rPr>
+      </w:pPr>
+    </w:p>
+    <w:p>
+      <w:pPr>
+        <w:widowControl/>
+        <w:jc w:val="center"/>
+        <w:rPr>
+          <w:b/>
+          <w:bCs/>
+        </w:rPr>
+      </w:pPr>
+      <w:r>
+        <w:rPr>
+          <w:b/>
+          <w:bCs/>
+        </w:rPr>
+        <w:t>考察</w:t>
+      </w:r>
+    </w:p>
+    <w:p>
+      <w:pPr>
+        <w:ind w:firstLineChars="100" w:firstLine="210"/>
+      </w:pPr>
+      <w:r>
+        <w:rPr>
+          <w:rFonts w:hint="eastAsia"/>
+        </w:rPr>
+        <w:t>本実験により、記憶の</w:t>
+      </w:r>
+      <w:r>
+        <w:rPr>
+          <w:rFonts w:hint="eastAsia"/>
+        </w:rPr>
+        <w:t>自由</w:t>
+      </w:r>
+      <w:r>
+        <w:rPr>
+          <w:rFonts w:hint="eastAsia"/>
+        </w:rPr>
+        <w:t>再生には、系列位置効果(</w:t>
+      </w:r>
+      <w:r>
+        <w:rPr>
+          <w:rFonts w:hint="eastAsia"/>
+        </w:rPr>
+        <w:t>初頭効果、新近性効果</w:t>
+      </w:r>
+      <w:r>
+        <w:rPr>
+          <w:rFonts w:hint="eastAsia"/>
+        </w:rPr>
+        <w:t>)があることが確認できた。</w:t>
+      </w:r>
+    </w:p>
+    <w:p>
+      <w:pPr>
+        <w:rPr>
+          <w:rFonts w:hint="eastAsia"/>
+        </w:rPr>
+      </w:pPr>
+    </w:p>
+    <w:p>
+      <w:pPr>
+        <w:jc w:val="center"/>
+        <w:rPr>
+          <w:b/>
+          <w:bCs/>
+        </w:rPr>
+      </w:pPr>
+      <w:r>
+        <w:rPr>
+          <w:b/>
+          <w:bCs/>
+        </w:rPr>
+        <w:t>引用文献</w:t>
+      </w:r>
+    </w:p>
+    <w:p>
+      <w:r>
+        <w:rPr>
+          <w:rFonts w:hint="eastAsia"/>
+        </w:rPr>
+        <w:t>Glanzer,M. &amp; Cunitz, A. R.(1966). Two storage mechanisms in free recall. Jiurnal of Verbal Learning and Verbal Behavior,5(4),351-360.</w:t>
+      </w:r>
+    </w:p>
+    <w:p>
+      <w:pPr>
+        <w:rPr>
+          <w:rFonts w:hint="eastAsia"/>
+        </w:rPr>
       </w:pPr>
     </w:p>
     <w:p>
@@ -4378,6 +5270,641 @@
         <w:widowControl/>
         <w:jc w:val="left"/>
       </w:pPr>
+      <w:r>
+        <w:br w:type="page"/>
+      </w:r>
+    </w:p>
+    <w:p/>
+    <w:p>
+      <w:pPr>
+        <w:jc w:val="center"/>
+        <w:rPr>
+          <w:b/>
+          <w:bCs/>
+        </w:rPr>
+      </w:pPr>
+      <w:r>
+        <w:rPr>
+          <w:rFonts w:hint="eastAsia"/>
+          <w:b/>
+          <w:bCs/>
+        </w:rPr>
+        <w:t>運動技能学習におけるフィードバック</w:t>
+      </w:r>
+      <w:r>
+        <w:rPr>
+          <w:rFonts w:hint="eastAsia"/>
+          <w:b/>
+          <w:bCs/>
+        </w:rPr>
+        <w:t>(FB)</w:t>
+      </w:r>
+      <w:r>
+        <w:rPr>
+          <w:rFonts w:hint="eastAsia"/>
+          <w:b/>
+          <w:bCs/>
+        </w:rPr>
+        <w:t>効果</w:t>
+      </w:r>
+    </w:p>
+    <w:p/>
+    <w:p>
+      <w:pPr>
+        <w:jc w:val="center"/>
+        <w:rPr>
+          <w:b/>
+          <w:bCs/>
+        </w:rPr>
+      </w:pPr>
+      <w:r>
+        <w:rPr>
+          <w:b/>
+          <w:bCs/>
+        </w:rPr>
+        <w:t>問題</w:t>
+      </w:r>
+    </w:p>
+    <w:p>
+      <w:r>
+        <w:rPr>
+          <w:rFonts w:hint="eastAsia"/>
+        </w:rPr>
+        <w:t xml:space="preserve"> </w:t>
+      </w:r>
+      <w:r>
+        <w:t xml:space="preserve"> </w:t>
+      </w:r>
+      <w:r>
+        <w:rPr>
+          <w:rFonts w:hint="eastAsia"/>
+        </w:rPr>
+        <w:t>Trowbridge, M, H. &amp; Cason, H. (1932)は、</w:t>
+      </w:r>
+      <w:r>
+        <w:rPr>
+          <w:rFonts w:hint="eastAsia"/>
+        </w:rPr>
+        <w:t>運動技能の習得において、精密度の高い量的なフィードバック(</w:t>
+      </w:r>
+      <w:r>
+        <w:t>FB)</w:t>
+      </w:r>
+      <w:r>
+        <w:rPr>
+          <w:rFonts w:hint="eastAsia"/>
+        </w:rPr>
+        <w:t>は、あまり正確でない質的なフィードバック</w:t>
+      </w:r>
+      <w:r>
+        <w:rPr>
+          <w:rFonts w:hint="eastAsia"/>
+        </w:rPr>
+        <w:t>(FB)</w:t>
+      </w:r>
+      <w:r>
+        <w:rPr>
+          <w:rFonts w:hint="eastAsia"/>
+        </w:rPr>
+        <w:t>よりも</w:t>
+      </w:r>
+      <w:r>
+        <w:rPr>
+          <w:rFonts w:hint="eastAsia"/>
+        </w:rPr>
+        <w:t>優れた遂行を生じさせることを示した。</w:t>
+      </w:r>
+      <w:r>
+        <w:rPr>
+          <w:rFonts w:hint="eastAsia"/>
+        </w:rPr>
+        <w:t>実験</w:t>
+      </w:r>
+      <w:r>
+        <w:rPr>
+          <w:rFonts w:hint="eastAsia"/>
+        </w:rPr>
+        <w:t>では、これが実際に生じるかを確認する</w:t>
+      </w:r>
+      <w:r>
+        <w:rPr>
+          <w:rFonts w:hint="eastAsia"/>
+        </w:rPr>
+        <w:t>。</w:t>
+      </w:r>
+    </w:p>
+    <w:p/>
+    <w:p>
+      <w:pPr>
+        <w:jc w:val="center"/>
+        <w:rPr>
+          <w:b/>
+          <w:bCs/>
+        </w:rPr>
+      </w:pPr>
+      <w:r>
+        <w:rPr>
+          <w:b/>
+          <w:bCs/>
+        </w:rPr>
+        <w:t>方法</w:t>
+      </w:r>
+    </w:p>
+    <w:p>
+      <w:pPr>
+        <w:rPr>
+          <w:b/>
+          <w:bCs/>
+        </w:rPr>
+      </w:pPr>
+      <w:r>
+        <w:rPr>
+          <w:rFonts w:hint="eastAsia"/>
+          <w:b/>
+          <w:bCs/>
+        </w:rPr>
+        <w:t>実験参加者</w:t>
+      </w:r>
+    </w:p>
+    <w:p>
+      <w:r>
+        <w:rPr>
+          <w:rFonts w:hint="eastAsia"/>
+        </w:rPr>
+        <w:t xml:space="preserve"> </w:t>
+      </w:r>
+      <w:r>
+        <w:t xml:space="preserve"> 放送大学で「心理学実験</w:t>
+      </w:r>
+      <w:r>
+        <w:rPr>
+          <w:rFonts w:hint="eastAsia"/>
+        </w:rPr>
+        <w:t>2</w:t>
+      </w:r>
+      <w:r>
+        <w:t>」</w:t>
+      </w:r>
+      <w:r>
+        <w:rPr>
+          <w:rFonts w:hint="eastAsia"/>
+        </w:rPr>
+        <w:t>を受講中の学生1</w:t>
+      </w:r>
+      <w:r>
+        <w:t>9</w:t>
+      </w:r>
+      <w:r>
+        <w:rPr>
+          <w:rFonts w:hint="eastAsia"/>
+        </w:rPr>
+        <w:t>名(男性8名、女性1</w:t>
+      </w:r>
+      <w:r>
+        <w:t>1</w:t>
+      </w:r>
+      <w:r>
+        <w:rPr>
+          <w:rFonts w:hint="eastAsia"/>
+        </w:rPr>
+        <w:t>名、そのほか0</w:t>
+      </w:r>
+      <w:r>
+        <w:t>名、</w:t>
+      </w:r>
+      <w:r>
+        <w:rPr>
+          <w:rFonts w:hint="eastAsia"/>
+        </w:rPr>
+        <w:t>平均年齢4</w:t>
+      </w:r>
+      <w:r>
+        <w:t>9.53</w:t>
+      </w:r>
+      <w:r>
+        <w:rPr>
+          <w:rFonts w:hint="eastAsia"/>
+        </w:rPr>
+        <w:t>歳、標準偏差1</w:t>
+      </w:r>
+      <w:r>
+        <w:t>1.39</w:t>
+      </w:r>
+      <w:r>
+        <w:rPr>
+          <w:rFonts w:hint="eastAsia"/>
+        </w:rPr>
+        <w:t>)が、授業の課題として実験に参加した。</w:t>
+      </w:r>
+    </w:p>
+    <w:p>
+      <w:pPr>
+        <w:jc w:val="left"/>
+      </w:pPr>
+    </w:p>
+    <w:p>
+      <w:pPr>
+        <w:jc w:val="left"/>
+        <w:rPr>
+          <w:b/>
+          <w:bCs/>
+        </w:rPr>
+      </w:pPr>
+      <w:r>
+        <w:rPr>
+          <w:rFonts w:hint="eastAsia"/>
+          <w:b/>
+          <w:bCs/>
+        </w:rPr>
+        <w:t>装置</w:t>
+      </w:r>
+    </w:p>
+    <w:p>
+      <w:pPr>
+        <w:jc w:val="left"/>
+      </w:pPr>
+      <w:r>
+        <w:rPr>
+          <w:rFonts w:hint="eastAsia"/>
+        </w:rPr>
+        <w:t xml:space="preserve">  実験参加者ごとにPCで実験用ソフトウェアを使用した。</w:t>
+      </w:r>
+    </w:p>
+    <w:p>
+      <w:pPr>
+        <w:jc w:val="left"/>
+      </w:pPr>
+      <w:r>
+        <w:rPr>
+          <w:rFonts w:hint="eastAsia"/>
+        </w:rPr>
+        <w:t>実験用ソフトウェアは、</w:t>
+      </w:r>
+      <w:bookmarkStart w:id="6" w:name="_Hlk233478057"/>
+      <w:r>
+        <w:rPr>
+          <w:rFonts w:hint="eastAsia"/>
+        </w:rPr>
+        <w:t>「統制条件」、「質的FB条件」、「量的FB条件」</w:t>
+      </w:r>
+      <w:bookmarkEnd w:id="6"/>
+      <w:r>
+        <w:rPr>
+          <w:rFonts w:hint="eastAsia"/>
+        </w:rPr>
+        <w:t>を選択して使用する。</w:t>
+      </w:r>
+      <w:r>
+        <w:rPr>
+          <w:rFonts w:hint="eastAsia"/>
+        </w:rPr>
+        <w:t>実験用ソフトウェアは、</w:t>
+      </w:r>
+      <w:r>
+        <w:rPr>
+          <w:rFonts w:hint="eastAsia"/>
+        </w:rPr>
+        <w:t>PCの画面で、開始位置からマウスを左クリックして、右に動かして線を引き、左クリックを外して「判定」をクリックしたとき、線の長を記録する。「統制条件」は実験者にFB無し、「質的FB条件」は±0.5cmの合否判定でFB、「量的FB条件」は差分を±の数値でFBする。</w:t>
+      </w:r>
+      <w:r>
+        <w:rPr>
+          <w:rFonts w:hint="eastAsia"/>
+        </w:rPr>
+        <w:t>実験用ソフトウェアは、10回フィードバック</w:t>
+      </w:r>
+      <w:r>
+        <w:rPr>
+          <w:rFonts w:hint="eastAsia"/>
+        </w:rPr>
+        <w:t>(FB)</w:t>
+      </w:r>
+      <w:r>
+        <w:rPr>
+          <w:rFonts w:hint="eastAsia"/>
+        </w:rPr>
+        <w:t>無し(ベースライン)で動作し、続いて30回介入試行を行う。</w:t>
+      </w:r>
+    </w:p>
+    <w:p>
+      <w:pPr>
+        <w:jc w:val="left"/>
+      </w:pPr>
+    </w:p>
+    <w:p>
+      <w:pPr>
+        <w:jc w:val="left"/>
+        <w:rPr>
+          <w:b/>
+          <w:bCs/>
+        </w:rPr>
+      </w:pPr>
+      <w:r>
+        <w:rPr>
+          <w:rFonts w:hint="eastAsia"/>
+          <w:b/>
+          <w:bCs/>
+        </w:rPr>
+        <w:t>手続き</w:t>
+      </w:r>
+    </w:p>
+    <w:p>
+      <w:pPr>
+        <w:ind w:firstLineChars="100" w:firstLine="210"/>
+        <w:jc w:val="left"/>
+      </w:pPr>
+      <w:r>
+        <w:rPr>
+          <w:rFonts w:hint="eastAsia"/>
+        </w:rPr>
+        <w:t>実験参加者をランダムに「統制条件」</w:t>
+      </w:r>
+      <w:r>
+        <w:rPr>
+          <w:rFonts w:hint="eastAsia"/>
+        </w:rPr>
+        <w:t>7</w:t>
+      </w:r>
+      <w:r>
+        <w:rPr>
+          <w:rFonts w:hint="eastAsia"/>
+        </w:rPr>
+        <w:t>名(男性</w:t>
+      </w:r>
+      <w:r>
+        <w:rPr>
+          <w:rFonts w:hint="eastAsia"/>
+        </w:rPr>
+        <w:t>2</w:t>
+      </w:r>
+      <w:r>
+        <w:rPr>
+          <w:rFonts w:hint="eastAsia"/>
+        </w:rPr>
+        <w:t>名、</w:t>
+      </w:r>
+      <w:r>
+        <w:rPr>
+          <w:rFonts w:hint="eastAsia"/>
+        </w:rPr>
+        <w:t>女性</w:t>
+      </w:r>
+      <w:r>
+        <w:rPr>
+          <w:rFonts w:hint="eastAsia"/>
+        </w:rPr>
+        <w:t>5名、そのほか0</w:t>
+      </w:r>
+      <w:r>
+        <w:t>名、</w:t>
+      </w:r>
+      <w:r>
+        <w:rPr>
+          <w:rFonts w:hint="eastAsia"/>
+        </w:rPr>
+        <w:t>平均年齢</w:t>
+      </w:r>
+      <w:r>
+        <w:rPr>
+          <w:rFonts w:hint="eastAsia"/>
+        </w:rPr>
+        <w:t>45.29</w:t>
+      </w:r>
+      <w:r>
+        <w:rPr>
+          <w:rFonts w:hint="eastAsia"/>
+        </w:rPr>
+        <w:t>歳、標準偏差</w:t>
+      </w:r>
+      <w:r>
+        <w:rPr>
+          <w:rFonts w:hint="eastAsia"/>
+        </w:rPr>
+        <w:t>10.83</w:t>
+      </w:r>
+      <w:r>
+        <w:rPr>
+          <w:rFonts w:hint="eastAsia"/>
+        </w:rPr>
+        <w:t>)、「質的FB条件</w:t>
+      </w:r>
+      <w:r>
+        <w:rPr>
+          <w:rFonts w:hint="eastAsia"/>
+        </w:rPr>
+        <w:t>5</w:t>
+      </w:r>
+      <w:r>
+        <w:rPr>
+          <w:rFonts w:hint="eastAsia"/>
+        </w:rPr>
+        <w:t>名(男性</w:t>
+      </w:r>
+      <w:r>
+        <w:rPr>
+          <w:rFonts w:hint="eastAsia"/>
+        </w:rPr>
+        <w:t>1</w:t>
+      </w:r>
+      <w:r>
+        <w:rPr>
+          <w:rFonts w:hint="eastAsia"/>
+        </w:rPr>
+        <w:t>名、</w:t>
+      </w:r>
+      <w:r>
+        <w:rPr>
+          <w:rFonts w:hint="eastAsia"/>
+        </w:rPr>
+        <w:t>女性4</w:t>
+      </w:r>
+      <w:r>
+        <w:rPr>
+          <w:rFonts w:hint="eastAsia"/>
+        </w:rPr>
+        <w:t>名、そのほか0</w:t>
+      </w:r>
+      <w:r>
+        <w:t>名、</w:t>
+      </w:r>
+      <w:r>
+        <w:rPr>
+          <w:rFonts w:hint="eastAsia"/>
+        </w:rPr>
+        <w:t>平均年齢</w:t>
+      </w:r>
+      <w:r>
+        <w:rPr>
+          <w:rFonts w:hint="eastAsia"/>
+        </w:rPr>
+        <w:t>48.80</w:t>
+      </w:r>
+      <w:r>
+        <w:rPr>
+          <w:rFonts w:hint="eastAsia"/>
+        </w:rPr>
+        <w:t>歳、標準偏差1</w:t>
+      </w:r>
+      <w:r>
+        <w:rPr>
+          <w:rFonts w:hint="eastAsia"/>
+        </w:rPr>
+        <w:t>5.09</w:t>
+      </w:r>
+      <w:r>
+        <w:rPr>
+          <w:rFonts w:hint="eastAsia"/>
+        </w:rPr>
+        <w:t>)、「量的FB条件」</w:t>
+      </w:r>
+      <w:r>
+        <w:rPr>
+          <w:rFonts w:hint="eastAsia"/>
+        </w:rPr>
+        <w:t>6</w:t>
+      </w:r>
+      <w:r>
+        <w:rPr>
+          <w:rFonts w:hint="eastAsia"/>
+        </w:rPr>
+        <w:t>名(男性</w:t>
+      </w:r>
+      <w:r>
+        <w:rPr>
+          <w:rFonts w:hint="eastAsia"/>
+        </w:rPr>
+        <w:t>5</w:t>
+      </w:r>
+      <w:r>
+        <w:rPr>
+          <w:rFonts w:hint="eastAsia"/>
+        </w:rPr>
+        <w:t>名、</w:t>
+      </w:r>
+      <w:r>
+        <w:rPr>
+          <w:rFonts w:hint="eastAsia"/>
+        </w:rPr>
+        <w:t>女性1</w:t>
+      </w:r>
+      <w:r>
+        <w:rPr>
+          <w:rFonts w:hint="eastAsia"/>
+        </w:rPr>
+        <w:t>名、そのほか0</w:t>
+      </w:r>
+      <w:r>
+        <w:t>名、</w:t>
+      </w:r>
+      <w:r>
+        <w:rPr>
+          <w:rFonts w:hint="eastAsia"/>
+        </w:rPr>
+        <w:t>平均年齢</w:t>
+      </w:r>
+      <w:r>
+        <w:rPr>
+          <w:rFonts w:hint="eastAsia"/>
+        </w:rPr>
+        <w:t>52.17</w:t>
+      </w:r>
+      <w:r>
+        <w:rPr>
+          <w:rFonts w:hint="eastAsia"/>
+        </w:rPr>
+        <w:t>歳、標準偏差</w:t>
+      </w:r>
+      <w:r>
+        <w:rPr>
+          <w:rFonts w:hint="eastAsia"/>
+        </w:rPr>
+        <w:t>5.88</w:t>
+      </w:r>
+      <w:r>
+        <w:rPr>
+          <w:rFonts w:hint="eastAsia"/>
+        </w:rPr>
+        <w:t>)に分け、装置を使用して実験を行った。</w:t>
+      </w:r>
+      <w:r>
+        <w:rPr>
+          <w:rFonts w:hint="eastAsia"/>
+        </w:rPr>
+        <w:t>最後に、実験の本来の目的が説明される(デブリーフィング</w:t>
+      </w:r>
+      <w:r>
+        <w:t>)</w:t>
+      </w:r>
+      <w:r>
+        <w:rPr>
+          <w:rFonts w:hint="eastAsia"/>
+        </w:rPr>
+        <w:t>。</w:t>
+      </w:r>
+    </w:p>
+    <w:p>
+      <w:pPr>
+        <w:jc w:val="left"/>
+      </w:pPr>
+    </w:p>
+    <w:p>
+      <w:pPr>
+        <w:jc w:val="left"/>
+        <w:rPr>
+          <w:b/>
+          <w:bCs/>
+        </w:rPr>
+      </w:pPr>
+      <w:r>
+        <w:rPr>
+          <w:rFonts w:hint="eastAsia"/>
+          <w:b/>
+          <w:bCs/>
+        </w:rPr>
+        <w:t>実験計画</w:t>
+      </w:r>
+    </w:p>
+    <w:p>
+      <w:pPr>
+        <w:jc w:val="left"/>
+      </w:pPr>
+      <w:r>
+        <w:rPr>
+          <w:rFonts w:hint="eastAsia"/>
+        </w:rPr>
+        <w:t xml:space="preserve">　1要因3水準(統制条件,質的F</w:t>
+      </w:r>
+      <w:r>
+        <w:t>B</w:t>
+      </w:r>
+      <w:r>
+        <w:rPr>
+          <w:rFonts w:hint="eastAsia"/>
+        </w:rPr>
+        <w:t>条件,量的F</w:t>
+      </w:r>
+      <w:r>
+        <w:t>B</w:t>
+      </w:r>
+      <w:r>
+        <w:rPr>
+          <w:rFonts w:hint="eastAsia"/>
+        </w:rPr>
+        <w:t>条件</w:t>
+      </w:r>
+      <w:r>
+        <w:t>)</w:t>
+      </w:r>
+      <w:r>
+        <w:rPr>
+          <w:rFonts w:hint="eastAsia"/>
+        </w:rPr>
+        <w:t>の参加者間計画</w:t>
+      </w:r>
+    </w:p>
+    <w:p>
+      <w:pPr>
+        <w:jc w:val="left"/>
+      </w:pPr>
     </w:p>
     <w:p>
       <w:pPr>
@@ -4390,141 +5917,12 @@
     </w:p>
     <w:p>
       <w:pPr>
-        <w:widowControl/>
         <w:jc w:val="left"/>
       </w:pPr>
     </w:p>
     <w:p>
       <w:pPr>
-        <w:widowControl/>
-        <w:jc w:val="left"/>
-      </w:pPr>
-    </w:p>
-    <w:p/>
-    <w:p/>
-    <w:p>
-      <w:pPr>
         <w:jc w:val="center"/>
-      </w:pPr>
-      <w:r>
-        <w:t>考察</w:t>
-      </w:r>
-    </w:p>
-    <w:p/>
-    <w:p/>
-    <w:p>
-      <w:pPr>
-        <w:jc w:val="center"/>
-      </w:pPr>
-      <w:r>
-        <w:t>引用文献</w:t>
-      </w:r>
-    </w:p>
-    <w:p>
-      <w:proofErr w:type="spellStart"/>
-      <w:r>
-        <w:rPr>
-          <w:rFonts w:hint="eastAsia"/>
-        </w:rPr>
-        <w:t>Glanzer,M</w:t>
-      </w:r>
-      <w:proofErr w:type="spellEnd"/>
-      <w:r>
-        <w:rPr>
-          <w:rFonts w:hint="eastAsia"/>
-        </w:rPr>
-        <w:t xml:space="preserve">. &amp; Cunitz, A. R.(1966). Two storage mechanisms in free recall. </w:t>
-      </w:r>
-      <w:proofErr w:type="spellStart"/>
-      <w:r>
-        <w:rPr>
-          <w:rFonts w:hint="eastAsia"/>
-        </w:rPr>
-        <w:t>Jiurnal</w:t>
-      </w:r>
-      <w:proofErr w:type="spellEnd"/>
-      <w:r>
-        <w:rPr>
-          <w:rFonts w:hint="eastAsia"/>
-        </w:rPr>
-        <w:t xml:space="preserve"> of Verbal Learning and Verbal Behavior,5(4),351-360.</w:t>
-      </w:r>
-    </w:p>
-    <w:p/>
-    <w:p/>
-    <w:p>
-      <w:pPr>
-        <w:widowControl/>
-        <w:jc w:val="left"/>
-      </w:pPr>
-      <w:r>
-        <w:br w:type="page"/>
-      </w:r>
-    </w:p>
-    <w:p/>
-    <w:p>
-      <w:pPr>
-        <w:jc w:val="center"/>
-      </w:pPr>
-      <w:r>
-        <w:rPr>
-          <w:rFonts w:hint="eastAsia"/>
-        </w:rPr>
-        <w:t>運動技能学習におけるフィードバック効果</w:t>
-      </w:r>
-    </w:p>
-    <w:p/>
-    <w:p>
-      <w:pPr>
-        <w:jc w:val="center"/>
-      </w:pPr>
-      <w:r>
-        <w:t>問題</w:t>
-      </w:r>
-    </w:p>
-    <w:p>
-      <w:r>
-        <w:rPr>
-          <w:rFonts w:hint="eastAsia"/>
-        </w:rPr>
-        <w:t xml:space="preserve"> </w:t>
-      </w:r>
-      <w:r>
-        <w:t xml:space="preserve"> </w:t>
-      </w:r>
-      <w:r>
-        <w:rPr>
-          <w:rFonts w:hint="eastAsia"/>
-        </w:rPr>
-        <w:t>運動技能の習得において、精密度の高い量的なフィードバック(</w:t>
-      </w:r>
-      <w:r>
-        <w:t>FB)</w:t>
-      </w:r>
-      <w:r>
-        <w:rPr>
-          <w:rFonts w:hint="eastAsia"/>
-        </w:rPr>
-        <w:t>は、あまり正確でない質的なフィードバックよりも有効であることを実験的に検証する。</w:t>
-      </w:r>
-    </w:p>
-    <w:p/>
-    <w:p/>
-    <w:p>
-      <w:pPr>
-        <w:jc w:val="center"/>
-      </w:pPr>
-      <w:r>
-        <w:t>方法</w:t>
-      </w:r>
-    </w:p>
-    <w:p>
-      <w:pPr>
-        <w:jc w:val="left"/>
-      </w:pPr>
-    </w:p>
-    <w:p>
-      <w:pPr>
         <w:rPr>
           <w:b/>
           <w:bCs/>
@@ -4535,492 +5933,6 @@
           <w:rFonts w:hint="eastAsia"/>
           <w:b/>
           <w:bCs/>
-        </w:rPr>
-        <w:t>実験参加者</w:t>
-      </w:r>
-    </w:p>
-    <w:p>
-      <w:r>
-        <w:rPr>
-          <w:rFonts w:hint="eastAsia"/>
-        </w:rPr>
-        <w:t xml:space="preserve"> </w:t>
-      </w:r>
-      <w:r>
-        <w:t xml:space="preserve"> 放送大学で「心理学実験</w:t>
-      </w:r>
-      <w:r>
-        <w:rPr>
-          <w:rFonts w:hint="eastAsia"/>
-        </w:rPr>
-        <w:t>2</w:t>
-      </w:r>
-      <w:r>
-        <w:t>」</w:t>
-      </w:r>
-      <w:r>
-        <w:rPr>
-          <w:rFonts w:hint="eastAsia"/>
-        </w:rPr>
-        <w:t>を受講中の学生1</w:t>
-      </w:r>
-      <w:r>
-        <w:t>9</w:t>
-      </w:r>
-      <w:r>
-        <w:rPr>
-          <w:rFonts w:hint="eastAsia"/>
-        </w:rPr>
-        <w:t>名(男性8名、女性1</w:t>
-      </w:r>
-      <w:r>
-        <w:t>1</w:t>
-      </w:r>
-      <w:r>
-        <w:rPr>
-          <w:rFonts w:hint="eastAsia"/>
-        </w:rPr>
-        <w:t>名、そのほか0</w:t>
-      </w:r>
-      <w:r>
-        <w:t>名、</w:t>
-      </w:r>
-      <w:r>
-        <w:rPr>
-          <w:rFonts w:hint="eastAsia"/>
-        </w:rPr>
-        <w:t>平均年齢4</w:t>
-      </w:r>
-      <w:r>
-        <w:t>9.53</w:t>
-      </w:r>
-      <w:r>
-        <w:rPr>
-          <w:rFonts w:hint="eastAsia"/>
-        </w:rPr>
-        <w:t>歳、標準偏差1</w:t>
-      </w:r>
-      <w:r>
-        <w:t>1.39</w:t>
-      </w:r>
-      <w:r>
-        <w:rPr>
-          <w:rFonts w:hint="eastAsia"/>
-        </w:rPr>
-        <w:t>)が、授業の課題として実験に参加した。</w:t>
-      </w:r>
-    </w:p>
-    <w:p>
-      <w:pPr>
-        <w:jc w:val="left"/>
-      </w:pPr>
-    </w:p>
-    <w:p>
-      <w:pPr>
-        <w:jc w:val="left"/>
-        <w:rPr>
-          <w:b/>
-          <w:bCs/>
-        </w:rPr>
-      </w:pPr>
-      <w:r>
-        <w:rPr>
-          <w:rFonts w:hint="eastAsia"/>
-          <w:b/>
-          <w:bCs/>
-        </w:rPr>
-        <w:t>装置</w:t>
-      </w:r>
-    </w:p>
-    <w:p>
-      <w:pPr>
-        <w:jc w:val="left"/>
-      </w:pPr>
-      <w:r>
-        <w:rPr>
-          <w:rFonts w:hint="eastAsia"/>
-        </w:rPr>
-        <w:t xml:space="preserve">  実験参加者ごとにPCで実験用ソフトウェアを使用した。</w:t>
-      </w:r>
-    </w:p>
-    <w:p>
-      <w:pPr>
-        <w:jc w:val="left"/>
-      </w:pPr>
-      <w:r>
-        <w:rPr>
-          <w:rFonts w:hint="eastAsia"/>
-        </w:rPr>
-        <w:t>実験用ソフトウェアは、</w:t>
-      </w:r>
-      <w:bookmarkStart w:id="4" w:name="_Hlk233478057"/>
-      <w:r>
-        <w:rPr>
-          <w:rFonts w:hint="eastAsia"/>
-        </w:rPr>
-        <w:t>「統制条件」、「質的FB条件」、「量的FB条件」</w:t>
-      </w:r>
-      <w:bookmarkEnd w:id="4"/>
-      <w:r>
-        <w:rPr>
-          <w:rFonts w:hint="eastAsia"/>
-        </w:rPr>
-        <w:t>を選択して使用する。</w:t>
-      </w:r>
-      <w:r>
-        <w:rPr>
-          <w:rFonts w:hint="eastAsia"/>
-        </w:rPr>
-        <w:t>実験用ソフトウェアは、</w:t>
-      </w:r>
-      <w:r>
-        <w:rPr>
-          <w:rFonts w:hint="eastAsia"/>
-        </w:rPr>
-        <w:t>PCの画面で、開始位置からマウスを左クリックして、右に動かして線を引き、左クリックを外して「判定」をクリックしたとき、線の長を記録する。「統制条件」は実験者にFB無し、「質的FB条件」は±0.5cmの合否判定でFB、「量的FB条件」は差分を±の数値でFBする。</w:t>
-      </w:r>
-    </w:p>
-    <w:p>
-      <w:pPr>
-        <w:jc w:val="left"/>
-      </w:pPr>
-      <w:r>
-        <w:rPr>
-          <w:rFonts w:hint="eastAsia"/>
-        </w:rPr>
-        <w:t>実験用ソフトウェアは、10回フィードバック無し(ベースライン)で動作し、続いて30回介入試行を行う。</w:t>
-      </w:r>
-    </w:p>
-    <w:p>
-      <w:pPr>
-        <w:jc w:val="left"/>
-      </w:pPr>
-    </w:p>
-    <w:p>
-      <w:pPr>
-        <w:jc w:val="left"/>
-      </w:pPr>
-      <w:r>
-        <w:rPr>
-          <w:rFonts w:hint="eastAsia"/>
-        </w:rPr>
-        <w:t>手続き</w:t>
-      </w:r>
-    </w:p>
-    <w:p>
-      <w:pPr>
-        <w:ind w:firstLineChars="100" w:firstLine="210"/>
-        <w:jc w:val="left"/>
-      </w:pPr>
-      <w:r>
-        <w:rPr>
-          <w:rFonts w:hint="eastAsia"/>
-        </w:rPr>
-        <w:t>実験参加者をランダムに「統制条件」</w:t>
-      </w:r>
-      <w:r>
-        <w:rPr>
-          <w:rFonts w:hint="eastAsia"/>
-        </w:rPr>
-        <w:t>7</w:t>
-      </w:r>
-      <w:r>
-        <w:rPr>
-          <w:rFonts w:hint="eastAsia"/>
-        </w:rPr>
-        <w:t>名(男性</w:t>
-      </w:r>
-      <w:r>
-        <w:rPr>
-          <w:rFonts w:hint="eastAsia"/>
-        </w:rPr>
-        <w:t>2</w:t>
-      </w:r>
-      <w:r>
-        <w:rPr>
-          <w:rFonts w:hint="eastAsia"/>
-        </w:rPr>
-        <w:t>名、</w:t>
-      </w:r>
-      <w:r>
-        <w:rPr>
-          <w:rFonts w:hint="eastAsia"/>
-        </w:rPr>
-        <w:t>女性</w:t>
-      </w:r>
-      <w:r>
-        <w:rPr>
-          <w:rFonts w:hint="eastAsia"/>
-        </w:rPr>
-        <w:t>5名、そのほか0</w:t>
-      </w:r>
-      <w:r>
-        <w:t>名、</w:t>
-      </w:r>
-      <w:r>
-        <w:rPr>
-          <w:rFonts w:hint="eastAsia"/>
-        </w:rPr>
-        <w:t>平均年齢</w:t>
-      </w:r>
-      <w:r>
-        <w:rPr>
-          <w:rFonts w:hint="eastAsia"/>
-        </w:rPr>
-        <w:t>45.29</w:t>
-      </w:r>
-      <w:r>
-        <w:rPr>
-          <w:rFonts w:hint="eastAsia"/>
-        </w:rPr>
-        <w:t>歳、標準偏差</w:t>
-      </w:r>
-      <w:r>
-        <w:rPr>
-          <w:rFonts w:hint="eastAsia"/>
-        </w:rPr>
-        <w:t>10.83</w:t>
-      </w:r>
-      <w:r>
-        <w:rPr>
-          <w:rFonts w:hint="eastAsia"/>
-        </w:rPr>
-        <w:t>)、「質的FB条件</w:t>
-      </w:r>
-      <w:r>
-        <w:rPr>
-          <w:rFonts w:hint="eastAsia"/>
-        </w:rPr>
-        <w:t>5</w:t>
-      </w:r>
-      <w:r>
-        <w:rPr>
-          <w:rFonts w:hint="eastAsia"/>
-        </w:rPr>
-        <w:t>名(男性</w:t>
-      </w:r>
-      <w:r>
-        <w:rPr>
-          <w:rFonts w:hint="eastAsia"/>
-        </w:rPr>
-        <w:t>1</w:t>
-      </w:r>
-      <w:r>
-        <w:rPr>
-          <w:rFonts w:hint="eastAsia"/>
-        </w:rPr>
-        <w:t>名、</w:t>
-      </w:r>
-      <w:r>
-        <w:rPr>
-          <w:rFonts w:hint="eastAsia"/>
-        </w:rPr>
-        <w:t>女性4</w:t>
-      </w:r>
-      <w:r>
-        <w:rPr>
-          <w:rFonts w:hint="eastAsia"/>
-        </w:rPr>
-        <w:t>名、そのほか0</w:t>
-      </w:r>
-      <w:r>
-        <w:t>名、</w:t>
-      </w:r>
-      <w:r>
-        <w:rPr>
-          <w:rFonts w:hint="eastAsia"/>
-        </w:rPr>
-        <w:t>平均年齢</w:t>
-      </w:r>
-      <w:r>
-        <w:rPr>
-          <w:rFonts w:hint="eastAsia"/>
-        </w:rPr>
-        <w:t>48.80</w:t>
-      </w:r>
-      <w:r>
-        <w:rPr>
-          <w:rFonts w:hint="eastAsia"/>
-        </w:rPr>
-        <w:t>歳、標準偏差1</w:t>
-      </w:r>
-      <w:r>
-        <w:rPr>
-          <w:rFonts w:hint="eastAsia"/>
-        </w:rPr>
-        <w:t>5.09</w:t>
-      </w:r>
-      <w:r>
-        <w:rPr>
-          <w:rFonts w:hint="eastAsia"/>
-        </w:rPr>
-        <w:t>)、「量的FB条件」</w:t>
-      </w:r>
-      <w:r>
-        <w:rPr>
-          <w:rFonts w:hint="eastAsia"/>
-        </w:rPr>
-        <w:t>6</w:t>
-      </w:r>
-      <w:r>
-        <w:rPr>
-          <w:rFonts w:hint="eastAsia"/>
-        </w:rPr>
-        <w:t>名(男性</w:t>
-      </w:r>
-      <w:r>
-        <w:rPr>
-          <w:rFonts w:hint="eastAsia"/>
-        </w:rPr>
-        <w:t>5</w:t>
-      </w:r>
-      <w:r>
-        <w:rPr>
-          <w:rFonts w:hint="eastAsia"/>
-        </w:rPr>
-        <w:t>名、</w:t>
-      </w:r>
-      <w:r>
-        <w:rPr>
-          <w:rFonts w:hint="eastAsia"/>
-        </w:rPr>
-        <w:t>女性1</w:t>
-      </w:r>
-      <w:r>
-        <w:rPr>
-          <w:rFonts w:hint="eastAsia"/>
-        </w:rPr>
-        <w:t>名、そのほか0</w:t>
-      </w:r>
-      <w:r>
-        <w:t>名、</w:t>
-      </w:r>
-      <w:r>
-        <w:rPr>
-          <w:rFonts w:hint="eastAsia"/>
-        </w:rPr>
-        <w:t>平均年齢</w:t>
-      </w:r>
-      <w:r>
-        <w:rPr>
-          <w:rFonts w:hint="eastAsia"/>
-        </w:rPr>
-        <w:t>52.17</w:t>
-      </w:r>
-      <w:r>
-        <w:rPr>
-          <w:rFonts w:hint="eastAsia"/>
-        </w:rPr>
-        <w:t>歳、標準偏差</w:t>
-      </w:r>
-      <w:r>
-        <w:rPr>
-          <w:rFonts w:hint="eastAsia"/>
-        </w:rPr>
-        <w:t>5.88</w:t>
-      </w:r>
-      <w:r>
-        <w:rPr>
-          <w:rFonts w:hint="eastAsia"/>
-        </w:rPr>
-        <w:t>)に分け、装置を使用して実験を行った。</w:t>
-      </w:r>
-      <w:r>
-        <w:rPr>
-          <w:rFonts w:hint="eastAsia"/>
-        </w:rPr>
-        <w:t>最後に、実験の本来の目的が説明される(デブリーフィング</w:t>
-      </w:r>
-      <w:r>
-        <w:t>)</w:t>
-      </w:r>
-      <w:r>
-        <w:rPr>
-          <w:rFonts w:hint="eastAsia"/>
-        </w:rPr>
-        <w:t>。</w:t>
-      </w:r>
-    </w:p>
-    <w:p>
-      <w:pPr>
-        <w:jc w:val="left"/>
-      </w:pPr>
-    </w:p>
-    <w:p>
-      <w:pPr>
-        <w:jc w:val="left"/>
-      </w:pPr>
-      <w:r>
-        <w:rPr>
-          <w:rFonts w:hint="eastAsia"/>
-        </w:rPr>
-        <w:t>実験計画</w:t>
-      </w:r>
-    </w:p>
-    <w:p>
-      <w:pPr>
-        <w:jc w:val="left"/>
-      </w:pPr>
-      <w:r>
-        <w:rPr>
-          <w:rFonts w:hint="eastAsia"/>
-        </w:rPr>
-        <w:t xml:space="preserve">　1要因3水準(統制条件,質的F</w:t>
-      </w:r>
-      <w:r>
-        <w:t>B</w:t>
-      </w:r>
-      <w:r>
-        <w:rPr>
-          <w:rFonts w:hint="eastAsia"/>
-        </w:rPr>
-        <w:t>条件,量的F</w:t>
-      </w:r>
-      <w:r>
-        <w:t>B</w:t>
-      </w:r>
-      <w:r>
-        <w:rPr>
-          <w:rFonts w:hint="eastAsia"/>
-        </w:rPr>
-        <w:t>条件</w:t>
-      </w:r>
-      <w:r>
-        <w:t>)</w:t>
-      </w:r>
-      <w:r>
-        <w:rPr>
-          <w:rFonts w:hint="eastAsia"/>
-        </w:rPr>
-        <w:t>の参加者間計画</w:t>
-      </w:r>
-    </w:p>
-    <w:p>
-      <w:pPr>
-        <w:jc w:val="left"/>
-      </w:pPr>
-    </w:p>
-    <w:p>
-      <w:pPr>
-        <w:widowControl/>
-        <w:jc w:val="left"/>
-      </w:pPr>
-      <w:r>
-        <w:br w:type="page"/>
-      </w:r>
-    </w:p>
-    <w:p>
-      <w:pPr>
-        <w:jc w:val="left"/>
-      </w:pPr>
-    </w:p>
-    <w:p>
-      <w:pPr>
-        <w:jc w:val="left"/>
-      </w:pPr>
-      <w:r>
-        <w:rPr>
-          <w:rFonts w:hint="eastAsia"/>
         </w:rPr>
         <w:t>結果</w:t>
       </w:r>
@@ -5077,9 +5989,6 @@
         </w:numPr>
         <w:ind w:leftChars="0"/>
         <w:jc w:val="left"/>
-        <w:rPr>
-          <w:rFonts w:hint="eastAsia"/>
-        </w:rPr>
       </w:pPr>
       <w:r>
         <w:rPr>
@@ -5091,9 +6000,6 @@
     <w:p>
       <w:pPr>
         <w:jc w:val="left"/>
-        <w:rPr>
-          <w:rFonts w:hint="eastAsia"/>
-        </w:rPr>
       </w:pPr>
     </w:p>
     <w:p>
@@ -5118,7 +6024,7 @@
             <wp:cNvGraphicFramePr/>
             <a:graphic xmlns:a="http://schemas.openxmlformats.org/drawingml/2006/main">
               <a:graphicData uri="http://schemas.openxmlformats.org/drawingml/2006/chart">
-                <c:chart xmlns:c="http://schemas.openxmlformats.org/drawingml/2006/chart" xmlns:r="http://schemas.openxmlformats.org/officeDocument/2006/relationships" r:id="rId10"/>
+                <c:chart xmlns:c="http://schemas.openxmlformats.org/drawingml/2006/chart" xmlns:r="http://schemas.openxmlformats.org/officeDocument/2006/relationships" r:id="rId11"/>
               </a:graphicData>
             </a:graphic>
           </wp:inline>
@@ -5128,9 +6034,6 @@
     <w:p>
       <w:pPr>
         <w:jc w:val="center"/>
-        <w:rPr>
-          <w:rFonts w:hint="eastAsia"/>
-        </w:rPr>
       </w:pPr>
       <w:r>
         <w:rPr>
@@ -5144,36 +6047,27 @@
         <w:jc w:val="left"/>
       </w:pPr>
     </w:p>
+    <w:p>
+      <w:pPr>
+        <w:jc w:val="left"/>
+      </w:pPr>
+      <w:r>
+        <w:rPr>
+          <w:rFonts w:hint="eastAsia"/>
+        </w:rPr>
+        <w:t xml:space="preserve">　図1より、</w:t>
+      </w:r>
+      <w:r>
+        <w:rPr>
+          <w:rFonts w:hint="eastAsia"/>
+        </w:rPr>
+        <w:t>実験参加者のベースラインは、「統制条件」、「質的FB条件」、「量的FB条件」でそれぞれ差異があった。介入試行後は、「統制条件」&lt;「質的FB条件」&lt;「量的FB条件」で、学習曲線の改善があった。</w:t>
+      </w:r>
+    </w:p>
     <w:p/>
     <w:p>
       <w:pPr>
         <w:widowControl/>
-        <w:jc w:val="left"/>
-      </w:pPr>
-      <w:r>
-        <w:br w:type="page"/>
-      </w:r>
-    </w:p>
-    <w:p>
-      <w:pPr>
-        <w:rPr>
-          <w:rFonts w:hint="eastAsia"/>
-        </w:rPr>
-      </w:pPr>
-    </w:p>
-    <w:p/>
-    <w:p>
-      <w:pPr>
-        <w:jc w:val="center"/>
-      </w:pPr>
-      <w:r>
-        <w:t>考察</w:t>
-      </w:r>
-    </w:p>
-    <w:p/>
-    <w:p/>
-    <w:p>
-      <w:pPr>
         <w:jc w:val="center"/>
         <w:rPr>
           <w:b/>
@@ -5185,15 +6079,59 @@
           <w:b/>
           <w:bCs/>
         </w:rPr>
+        <w:t>考察</w:t>
+      </w:r>
+    </w:p>
+    <w:p>
+      <w:pPr>
+        <w:ind w:firstLineChars="100" w:firstLine="210"/>
+      </w:pPr>
+      <w:r>
+        <w:rPr>
+          <w:rFonts w:hint="eastAsia"/>
+        </w:rPr>
+        <w:t>本実験により、精密度の高い量的なフィードバック(</w:t>
+      </w:r>
+      <w:r>
+        <w:t>FB)</w:t>
+      </w:r>
+      <w:r>
+        <w:rPr>
+          <w:rFonts w:hint="eastAsia"/>
+        </w:rPr>
+        <w:t>は、あまり正確でない質的なフィードバック(FB)よりも優れた遂行を生じさせること</w:t>
+      </w:r>
+      <w:r>
+        <w:rPr>
+          <w:rFonts w:hint="eastAsia"/>
+        </w:rPr>
+        <w:t>が</w:t>
+      </w:r>
+      <w:r>
+        <w:rPr>
+          <w:rFonts w:hint="eastAsia"/>
+        </w:rPr>
+        <w:t>確認できた。</w:t>
+      </w:r>
+    </w:p>
+    <w:p/>
+    <w:p>
+      <w:pPr>
+        <w:jc w:val="center"/>
+        <w:rPr>
+          <w:b/>
+          <w:bCs/>
+        </w:rPr>
+      </w:pPr>
+      <w:r>
+        <w:rPr>
+          <w:b/>
+          <w:bCs/>
+        </w:rPr>
         <w:t>引用文献</w:t>
       </w:r>
     </w:p>
     <w:p>
-      <w:pPr>
-        <w:rPr>
-          <w:rFonts w:hint="eastAsia"/>
-        </w:rPr>
-      </w:pPr>
       <w:r>
         <w:rPr>
           <w:rFonts w:hint="eastAsia"/>
@@ -5210,9 +6148,6 @@
         <w:t>s theory of leaning, The Journal of General Psychology,7(2),245-260.</w:t>
       </w:r>
     </w:p>
-    <w:p/>
-    <w:p/>
-    <w:p/>
     <w:p/>
     <w:sectPr>
       <w:pgSz w:w="11906" w:h="16838"/>
@@ -11048,4 +11983,16 @@
     </a:ext>
   </a:extLst>
 </a:theme>
+</file>
+
+<file path=customXml/item1.xml><?xml version="1.0" encoding="utf-8"?>
+<b:Sources xmlns:b="http://schemas.openxmlformats.org/officeDocument/2006/bibliography" xmlns="http://schemas.openxmlformats.org/officeDocument/2006/bibliography" SelectedStyle="\APASixthEditionOfficeOnline.xsl" StyleName="APA" Version="6"/>
+</file>
+
+<file path=customXml/itemProps1.xml><?xml version="1.0" encoding="utf-8"?>
+<ds:datastoreItem xmlns:ds="http://schemas.openxmlformats.org/officeDocument/2006/customXml" ds:itemID="{89493527-95C2-4619-BA83-38E0E0DCA9A3}">
+  <ds:schemaRefs>
+    <ds:schemaRef ds:uri="http://schemas.openxmlformats.org/officeDocument/2006/bibliography"/>
+  </ds:schemaRefs>
+</ds:datastoreItem>
 </file>